--- a/Hệ thống mẫu văn bản/Nguyên đã làm/Lịch báo giảng/Lịch báo giảng - Tuần 06 (TTH+TH).docx
+++ b/Hệ thống mẫu văn bản/Nguyên đã làm/Lịch báo giảng/Lịch báo giảng - Tuần 06 (TTH+TH).docx
@@ -1,6 +1,6 @@
 
 <file path=word/document.xml><?xml version="1.0" encoding="utf-8"?>
-<w:document xmlns:wpc="http://schemas.microsoft.com/office/word/2010/wordprocessingCanvas" xmlns:cx="http://schemas.microsoft.com/office/drawing/2014/chartex" xmlns:cx1="http://schemas.microsoft.com/office/drawing/2015/9/8/chartex" xmlns:cx2="http://schemas.microsoft.com/office/drawing/2015/10/21/chartex" xmlns:cx3="http://schemas.microsoft.com/office/drawing/2016/5/9/chartex" xmlns:cx4="http://schemas.microsoft.com/office/drawing/2016/5/10/chartex" xmlns:cx5="http://schemas.microsoft.com/office/drawing/2016/5/11/chartex" xmlns:cx6="http://schemas.microsoft.com/office/drawing/2016/5/12/chartex" xmlns:cx7="http://schemas.microsoft.com/office/drawing/2016/5/13/chartex" xmlns:cx8="http://schemas.microsoft.com/office/drawing/2016/5/14/chartex" xmlns:mc="http://schemas.openxmlformats.org/markup-compatibility/2006" xmlns:aink="http://schemas.microsoft.com/office/drawing/2016/ink" xmlns:am3d="http://schemas.microsoft.com/office/drawing/2017/model3d" xmlns:o="urn:schemas-microsoft-com:office:office" xmlns:oel="http://schemas.microsoft.com/office/2019/extlst" xmlns:r="http://schemas.openxmlformats.org/officeDocument/2006/relationships" xmlns:m="http://schemas.openxmlformats.org/officeDocument/2006/math" xmlns:v="urn:schemas-microsoft-com:vml" xmlns:wp14="http://schemas.microsoft.com/office/word/2010/wordprocessingDrawing" xmlns:wp="http://schemas.openxmlformats.org/drawingml/2006/wordprocessingDrawing" xmlns:w10="urn:schemas-microsoft-com:office:word" xmlns:w="http://schemas.openxmlformats.org/wordprocessingml/2006/main" xmlns:w14="http://schemas.microsoft.com/office/word/2010/wordml" xmlns:w15="http://schemas.microsoft.com/office/word/2012/wordml" xmlns:w16cei="http://schemas.microsoft.com/office/word/2026/wordml/cei" xmlns:w16cex="http://schemas.microsoft.com/office/word/2018/wordml/cex" xmlns:w16cid="http://schemas.microsoft.com/office/word/2016/wordml/cid" xmlns:w16="http://schemas.microsoft.com/office/word/2018/wordml" xmlns:w16du="http://schemas.microsoft.com/office/word/2023/wordml/word16du" xmlns:w16sdtdh="http://schemas.microsoft.com/office/word/2020/wordml/sdtdatahash" xmlns:w16sdtfl="http://schemas.microsoft.com/office/word/2024/wordml/sdtformatlock" xmlns:w16se="http://schemas.microsoft.com/office/word/2015/wordml/symex" xmlns:wpg="http://schemas.microsoft.com/office/word/2010/wordprocessingGroup" xmlns:wpi="http://schemas.microsoft.com/office/word/2010/wordprocessingInk" xmlns:wne="http://schemas.microsoft.com/office/word/2006/wordml" xmlns:wps="http://schemas.microsoft.com/office/word/2010/wordprocessingShape" mc:Ignorable="w14 w15 w16se w16cid w16 w16cex w16sdtdh w16sdtfl w16du wp14">
+<w:document xmlns:wpc="http://schemas.microsoft.com/office/word/2010/wordprocessingCanvas" xmlns:cx="http://schemas.microsoft.com/office/drawing/2014/chartex" xmlns:cx1="http://schemas.microsoft.com/office/drawing/2015/9/8/chartex" xmlns:cx2="http://schemas.microsoft.com/office/drawing/2015/10/21/chartex" xmlns:cx3="http://schemas.microsoft.com/office/drawing/2016/5/9/chartex" xmlns:cx4="http://schemas.microsoft.com/office/drawing/2016/5/10/chartex" xmlns:cx5="http://schemas.microsoft.com/office/drawing/2016/5/11/chartex" xmlns:cx6="http://schemas.microsoft.com/office/drawing/2016/5/12/chartex" xmlns:cx7="http://schemas.microsoft.com/office/drawing/2016/5/13/chartex" xmlns:cx8="http://schemas.microsoft.com/office/drawing/2016/5/14/chartex" xmlns:mc="http://schemas.openxmlformats.org/markup-compatibility/2006" xmlns:aink="http://schemas.microsoft.com/office/drawing/2016/ink" xmlns:am3d="http://schemas.microsoft.com/office/drawing/2017/model3d" xmlns:o="urn:schemas-microsoft-com:office:office" xmlns:oel="http://schemas.microsoft.com/office/2019/extlst" xmlns:r="http://schemas.openxmlformats.org/officeDocument/2006/relationships" xmlns:m="http://schemas.openxmlformats.org/officeDocument/2006/math" xmlns:v="urn:schemas-microsoft-com:vml" xmlns:wp14="http://schemas.microsoft.com/office/word/2010/wordprocessingDrawing" xmlns:wp="http://schemas.openxmlformats.org/drawingml/2006/wordprocessingDrawing" xmlns:w10="urn:schemas-microsoft-com:office:word" xmlns:w="http://schemas.openxmlformats.org/wordprocessingml/2006/main" xmlns:w14="http://schemas.microsoft.com/office/word/2010/wordml" xmlns:w15="http://schemas.microsoft.com/office/word/2012/wordml" xmlns:w16cex="http://schemas.microsoft.com/office/word/2018/wordml/cex" xmlns:w16cid="http://schemas.microsoft.com/office/word/2016/wordml/cid" xmlns:w16="http://schemas.microsoft.com/office/word/2018/wordml" xmlns:w16du="http://schemas.microsoft.com/office/word/2023/wordml/word16du" xmlns:w16sdtdh="http://schemas.microsoft.com/office/word/2020/wordml/sdtdatahash" xmlns:w16sdtfl="http://schemas.microsoft.com/office/word/2024/wordml/sdtformatlock" xmlns:w16se="http://schemas.microsoft.com/office/word/2015/wordml/symex" xmlns:wpg="http://schemas.microsoft.com/office/word/2010/wordprocessingGroup" xmlns:wpi="http://schemas.microsoft.com/office/word/2010/wordprocessingInk" xmlns:wne="http://schemas.microsoft.com/office/word/2006/wordml" xmlns:wps="http://schemas.microsoft.com/office/word/2010/wordprocessingShape" mc:Ignorable="w14 w15 w16se w16cid w16 w16cex w16sdtdh w16sdtfl w16du wp14">
   <w:body>
     <w:p>
       <w:pPr>
@@ -56,12 +56,12 @@
         <w:tblLook w:val="04A0" w:firstRow="1" w:lastRow="0" w:firstColumn="1" w:lastColumn="0" w:noHBand="0" w:noVBand="1"/>
       </w:tblPr>
       <w:tblGrid>
-        <w:gridCol w:w="1237"/>
-        <w:gridCol w:w="846"/>
-        <w:gridCol w:w="987"/>
-        <w:gridCol w:w="1144"/>
+        <w:gridCol w:w="1096"/>
+        <w:gridCol w:w="850"/>
         <w:gridCol w:w="709"/>
-        <w:gridCol w:w="3260"/>
+        <w:gridCol w:w="1276"/>
+        <w:gridCol w:w="708"/>
+        <w:gridCol w:w="3544"/>
         <w:gridCol w:w="1967"/>
       </w:tblGrid>
       <w:tr>
@@ -70,7 +70,7 @@
         </w:trPr>
         <w:tc>
           <w:tcPr>
-            <w:tcW w:w="1237" w:type="dxa"/>
+            <w:tcW w:w="1096" w:type="dxa"/>
             <w:tcBorders>
               <w:top w:val="single" w:sz="4" w:space="0" w:color="000000"/>
               <w:left w:val="single" w:sz="4" w:space="0" w:color="000000"/>
@@ -122,7 +122,7 @@
         </w:tc>
         <w:tc>
           <w:tcPr>
-            <w:tcW w:w="846" w:type="dxa"/>
+            <w:tcW w:w="850" w:type="dxa"/>
             <w:tcBorders>
               <w:top w:val="single" w:sz="4" w:space="0" w:color="000000"/>
               <w:left w:val="single" w:sz="4" w:space="0" w:color="000000"/>
@@ -154,7 +154,7 @@
         </w:tc>
         <w:tc>
           <w:tcPr>
-            <w:tcW w:w="987" w:type="dxa"/>
+            <w:tcW w:w="709" w:type="dxa"/>
             <w:tcBorders>
               <w:top w:val="single" w:sz="4" w:space="0" w:color="000000"/>
               <w:left w:val="single" w:sz="4" w:space="0" w:color="000000"/>
@@ -186,7 +186,7 @@
         </w:tc>
         <w:tc>
           <w:tcPr>
-            <w:tcW w:w="1144" w:type="dxa"/>
+            <w:tcW w:w="1276" w:type="dxa"/>
             <w:tcBorders>
               <w:top w:val="single" w:sz="4" w:space="0" w:color="000000"/>
               <w:left w:val="single" w:sz="4" w:space="0" w:color="000000"/>
@@ -218,7 +218,7 @@
         </w:tc>
         <w:tc>
           <w:tcPr>
-            <w:tcW w:w="709" w:type="dxa"/>
+            <w:tcW w:w="708" w:type="dxa"/>
             <w:tcBorders>
               <w:top w:val="single" w:sz="4" w:space="0" w:color="000000"/>
               <w:left w:val="single" w:sz="4" w:space="0" w:color="000000"/>
@@ -250,7 +250,7 @@
         </w:tc>
         <w:tc>
           <w:tcPr>
-            <w:tcW w:w="3260" w:type="dxa"/>
+            <w:tcW w:w="3544" w:type="dxa"/>
             <w:tcBorders>
               <w:top w:val="single" w:sz="4" w:space="0" w:color="000000"/>
               <w:left w:val="single" w:sz="4" w:space="0" w:color="000000"/>
@@ -319,7 +319,7 @@
         </w:trPr>
         <w:tc>
           <w:tcPr>
-            <w:tcW w:w="1237" w:type="dxa"/>
+            <w:tcW w:w="1096" w:type="dxa"/>
             <w:vMerge w:val="restart"/>
             <w:tcBorders>
               <w:top w:val="single" w:sz="4" w:space="0" w:color="000000"/>
@@ -348,7 +348,7 @@
         </w:tc>
         <w:tc>
           <w:tcPr>
-            <w:tcW w:w="846" w:type="dxa"/>
+            <w:tcW w:w="850" w:type="dxa"/>
             <w:tcBorders>
               <w:top w:val="single" w:sz="4" w:space="0" w:color="000000"/>
               <w:left w:val="single" w:sz="4" w:space="0" w:color="000000"/>
@@ -377,60 +377,6 @@
         </w:tc>
         <w:tc>
           <w:tcPr>
-            <w:tcW w:w="987" w:type="dxa"/>
-            <w:tcBorders>
-              <w:top w:val="single" w:sz="4" w:space="0" w:color="000000"/>
-              <w:left w:val="single" w:sz="4" w:space="0" w:color="000000"/>
-              <w:bottom w:val="single" w:sz="4" w:space="0" w:color="000000"/>
-              <w:right w:val="single" w:sz="4" w:space="0" w:color="000000"/>
-            </w:tcBorders>
-            <w:vAlign w:val="center"/>
-          </w:tcPr>
-          <w:p>
-            <w:pPr>
-              <w:rPr>
-                <w:rFonts w:ascii="Times New Roman" w:hAnsi="Times New Roman" w:cs="Times New Roman"/>
-                <w:sz w:val="26"/>
-                <w:szCs w:val="26"/>
-              </w:rPr>
-            </w:pPr>
-            <w:r>
-              <w:rPr>
-                <w:rFonts w:ascii="Times New Roman" w:hAnsi="Times New Roman"/>
-                <w:sz w:val="26"/>
-              </w:rPr>
-            </w:r>
-          </w:p>
-        </w:tc>
-        <w:tc>
-          <w:tcPr>
-            <w:tcW w:w="1144" w:type="dxa"/>
-            <w:tcBorders>
-              <w:top w:val="single" w:sz="4" w:space="0" w:color="000000"/>
-              <w:left w:val="single" w:sz="4" w:space="0" w:color="000000"/>
-              <w:bottom w:val="single" w:sz="4" w:space="0" w:color="000000"/>
-              <w:right w:val="single" w:sz="4" w:space="0" w:color="000000"/>
-            </w:tcBorders>
-            <w:vAlign w:val="center"/>
-          </w:tcPr>
-          <w:p>
-            <w:pPr>
-              <w:rPr>
-                <w:rFonts w:ascii="Times New Roman" w:hAnsi="Times New Roman" w:cs="Times New Roman"/>
-                <w:sz w:val="26"/>
-                <w:szCs w:val="26"/>
-              </w:rPr>
-            </w:pPr>
-            <w:r>
-              <w:rPr>
-                <w:rFonts w:ascii="Times New Roman" w:hAnsi="Times New Roman"/>
-                <w:sz w:val="26"/>
-              </w:rPr>
-            </w:r>
-          </w:p>
-        </w:tc>
-        <w:tc>
-          <w:tcPr>
             <w:tcW w:w="709" w:type="dxa"/>
             <w:tcBorders>
               <w:top w:val="single" w:sz="4" w:space="0" w:color="000000"/>
@@ -448,39 +394,69 @@
                 <w:szCs w:val="26"/>
               </w:rPr>
             </w:pPr>
-            <w:r>
-              <w:rPr>
-                <w:rFonts w:ascii="Times New Roman" w:hAnsi="Times New Roman"/>
-                <w:sz w:val="26"/>
-              </w:rPr>
-            </w:r>
-          </w:p>
-        </w:tc>
-        <w:tc>
-          <w:tcPr>
-            <w:tcW w:w="3260" w:type="dxa"/>
-            <w:tcBorders>
-              <w:top w:val="single" w:sz="4" w:space="0" w:color="000000"/>
-              <w:left w:val="single" w:sz="4" w:space="0" w:color="000000"/>
-              <w:bottom w:val="single" w:sz="4" w:space="0" w:color="000000"/>
-              <w:right w:val="single" w:sz="4" w:space="0" w:color="000000"/>
-            </w:tcBorders>
-            <w:vAlign w:val="center"/>
-          </w:tcPr>
-          <w:p>
-            <w:pPr>
-              <w:rPr>
-                <w:rFonts w:ascii="Times New Roman" w:hAnsi="Times New Roman" w:cs="Times New Roman"/>
-                <w:sz w:val="26"/>
-                <w:szCs w:val="26"/>
-              </w:rPr>
-            </w:pPr>
-            <w:r>
-              <w:rPr>
-                <w:rFonts w:ascii="Times New Roman" w:hAnsi="Times New Roman"/>
-                <w:sz w:val="26"/>
-              </w:rPr>
-            </w:r>
+          </w:p>
+        </w:tc>
+        <w:tc>
+          <w:tcPr>
+            <w:tcW w:w="1276" w:type="dxa"/>
+            <w:tcBorders>
+              <w:top w:val="single" w:sz="4" w:space="0" w:color="000000"/>
+              <w:left w:val="single" w:sz="4" w:space="0" w:color="000000"/>
+              <w:bottom w:val="single" w:sz="4" w:space="0" w:color="000000"/>
+              <w:right w:val="single" w:sz="4" w:space="0" w:color="000000"/>
+            </w:tcBorders>
+            <w:vAlign w:val="center"/>
+          </w:tcPr>
+          <w:p>
+            <w:pPr>
+              <w:rPr>
+                <w:rFonts w:ascii="Times New Roman" w:hAnsi="Times New Roman" w:cs="Times New Roman"/>
+                <w:sz w:val="26"/>
+                <w:szCs w:val="26"/>
+              </w:rPr>
+            </w:pPr>
+          </w:p>
+        </w:tc>
+        <w:tc>
+          <w:tcPr>
+            <w:tcW w:w="708" w:type="dxa"/>
+            <w:tcBorders>
+              <w:top w:val="single" w:sz="4" w:space="0" w:color="000000"/>
+              <w:left w:val="single" w:sz="4" w:space="0" w:color="000000"/>
+              <w:bottom w:val="single" w:sz="4" w:space="0" w:color="000000"/>
+              <w:right w:val="single" w:sz="4" w:space="0" w:color="000000"/>
+            </w:tcBorders>
+            <w:vAlign w:val="center"/>
+          </w:tcPr>
+          <w:p>
+            <w:pPr>
+              <w:rPr>
+                <w:rFonts w:ascii="Times New Roman" w:hAnsi="Times New Roman" w:cs="Times New Roman"/>
+                <w:sz w:val="26"/>
+                <w:szCs w:val="26"/>
+              </w:rPr>
+            </w:pPr>
+          </w:p>
+        </w:tc>
+        <w:tc>
+          <w:tcPr>
+            <w:tcW w:w="3544" w:type="dxa"/>
+            <w:tcBorders>
+              <w:top w:val="single" w:sz="4" w:space="0" w:color="000000"/>
+              <w:left w:val="single" w:sz="4" w:space="0" w:color="000000"/>
+              <w:bottom w:val="single" w:sz="4" w:space="0" w:color="000000"/>
+              <w:right w:val="single" w:sz="4" w:space="0" w:color="000000"/>
+            </w:tcBorders>
+            <w:vAlign w:val="center"/>
+          </w:tcPr>
+          <w:p>
+            <w:pPr>
+              <w:rPr>
+                <w:rFonts w:ascii="Times New Roman" w:hAnsi="Times New Roman" w:cs="Times New Roman"/>
+                <w:sz w:val="26"/>
+                <w:szCs w:val="26"/>
+              </w:rPr>
+            </w:pPr>
           </w:p>
         </w:tc>
         <w:tc>
@@ -502,12 +478,6 @@
                 <w:szCs w:val="26"/>
               </w:rPr>
             </w:pPr>
-            <w:r>
-              <w:rPr>
-                <w:rFonts w:ascii="Times New Roman" w:hAnsi="Times New Roman"/>
-                <w:sz w:val="26"/>
-              </w:rPr>
-            </w:r>
           </w:p>
         </w:tc>
       </w:tr>
@@ -517,7 +487,7 @@
         </w:trPr>
         <w:tc>
           <w:tcPr>
-            <w:tcW w:w="1237" w:type="dxa"/>
+            <w:tcW w:w="1096" w:type="dxa"/>
             <w:vMerge/>
             <w:tcBorders>
               <w:left w:val="single" w:sz="4" w:space="0" w:color="000000"/>
@@ -539,7 +509,7 @@
         </w:tc>
         <w:tc>
           <w:tcPr>
-            <w:tcW w:w="846" w:type="dxa"/>
+            <w:tcW w:w="850" w:type="dxa"/>
             <w:tcBorders>
               <w:top w:val="single" w:sz="4" w:space="0" w:color="000000"/>
               <w:left w:val="single" w:sz="4" w:space="0" w:color="000000"/>
@@ -568,60 +538,6 @@
         </w:tc>
         <w:tc>
           <w:tcPr>
-            <w:tcW w:w="987" w:type="dxa"/>
-            <w:tcBorders>
-              <w:top w:val="single" w:sz="4" w:space="0" w:color="000000"/>
-              <w:left w:val="single" w:sz="4" w:space="0" w:color="000000"/>
-              <w:bottom w:val="single" w:sz="4" w:space="0" w:color="000000"/>
-              <w:right w:val="single" w:sz="4" w:space="0" w:color="000000"/>
-            </w:tcBorders>
-            <w:vAlign w:val="center"/>
-          </w:tcPr>
-          <w:p>
-            <w:pPr>
-              <w:rPr>
-                <w:rFonts w:ascii="Times New Roman" w:hAnsi="Times New Roman" w:cs="Times New Roman"/>
-                <w:sz w:val="26"/>
-                <w:szCs w:val="26"/>
-              </w:rPr>
-            </w:pPr>
-            <w:r>
-              <w:rPr>
-                <w:rFonts w:ascii="Times New Roman" w:hAnsi="Times New Roman"/>
-                <w:sz w:val="26"/>
-              </w:rPr>
-            </w:r>
-          </w:p>
-        </w:tc>
-        <w:tc>
-          <w:tcPr>
-            <w:tcW w:w="1144" w:type="dxa"/>
-            <w:tcBorders>
-              <w:top w:val="single" w:sz="4" w:space="0" w:color="000000"/>
-              <w:left w:val="single" w:sz="4" w:space="0" w:color="000000"/>
-              <w:bottom w:val="single" w:sz="4" w:space="0" w:color="000000"/>
-              <w:right w:val="single" w:sz="4" w:space="0" w:color="000000"/>
-            </w:tcBorders>
-            <w:vAlign w:val="center"/>
-          </w:tcPr>
-          <w:p>
-            <w:pPr>
-              <w:rPr>
-                <w:rFonts w:ascii="Times New Roman" w:hAnsi="Times New Roman" w:cs="Times New Roman"/>
-                <w:sz w:val="26"/>
-                <w:szCs w:val="26"/>
-              </w:rPr>
-            </w:pPr>
-            <w:r>
-              <w:rPr>
-                <w:rFonts w:ascii="Times New Roman" w:hAnsi="Times New Roman"/>
-                <w:sz w:val="26"/>
-              </w:rPr>
-            </w:r>
-          </w:p>
-        </w:tc>
-        <w:tc>
-          <w:tcPr>
             <w:tcW w:w="709" w:type="dxa"/>
             <w:tcBorders>
               <w:top w:val="single" w:sz="4" w:space="0" w:color="000000"/>
@@ -639,39 +555,69 @@
                 <w:szCs w:val="26"/>
               </w:rPr>
             </w:pPr>
-            <w:r>
-              <w:rPr>
-                <w:rFonts w:ascii="Times New Roman" w:hAnsi="Times New Roman"/>
-                <w:sz w:val="26"/>
-              </w:rPr>
-            </w:r>
-          </w:p>
-        </w:tc>
-        <w:tc>
-          <w:tcPr>
-            <w:tcW w:w="3260" w:type="dxa"/>
-            <w:tcBorders>
-              <w:top w:val="single" w:sz="4" w:space="0" w:color="000000"/>
-              <w:left w:val="single" w:sz="4" w:space="0" w:color="000000"/>
-              <w:bottom w:val="single" w:sz="4" w:space="0" w:color="000000"/>
-              <w:right w:val="single" w:sz="4" w:space="0" w:color="000000"/>
-            </w:tcBorders>
-            <w:vAlign w:val="center"/>
-          </w:tcPr>
-          <w:p>
-            <w:pPr>
-              <w:rPr>
-                <w:rFonts w:ascii="Times New Roman" w:hAnsi="Times New Roman" w:cs="Times New Roman"/>
-                <w:sz w:val="26"/>
-                <w:szCs w:val="26"/>
-              </w:rPr>
-            </w:pPr>
-            <w:r>
-              <w:rPr>
-                <w:rFonts w:ascii="Times New Roman" w:hAnsi="Times New Roman"/>
-                <w:sz w:val="26"/>
-              </w:rPr>
-            </w:r>
+          </w:p>
+        </w:tc>
+        <w:tc>
+          <w:tcPr>
+            <w:tcW w:w="1276" w:type="dxa"/>
+            <w:tcBorders>
+              <w:top w:val="single" w:sz="4" w:space="0" w:color="000000"/>
+              <w:left w:val="single" w:sz="4" w:space="0" w:color="000000"/>
+              <w:bottom w:val="single" w:sz="4" w:space="0" w:color="000000"/>
+              <w:right w:val="single" w:sz="4" w:space="0" w:color="000000"/>
+            </w:tcBorders>
+            <w:vAlign w:val="center"/>
+          </w:tcPr>
+          <w:p>
+            <w:pPr>
+              <w:rPr>
+                <w:rFonts w:ascii="Times New Roman" w:hAnsi="Times New Roman" w:cs="Times New Roman"/>
+                <w:sz w:val="26"/>
+                <w:szCs w:val="26"/>
+              </w:rPr>
+            </w:pPr>
+          </w:p>
+        </w:tc>
+        <w:tc>
+          <w:tcPr>
+            <w:tcW w:w="708" w:type="dxa"/>
+            <w:tcBorders>
+              <w:top w:val="single" w:sz="4" w:space="0" w:color="000000"/>
+              <w:left w:val="single" w:sz="4" w:space="0" w:color="000000"/>
+              <w:bottom w:val="single" w:sz="4" w:space="0" w:color="000000"/>
+              <w:right w:val="single" w:sz="4" w:space="0" w:color="000000"/>
+            </w:tcBorders>
+            <w:vAlign w:val="center"/>
+          </w:tcPr>
+          <w:p>
+            <w:pPr>
+              <w:rPr>
+                <w:rFonts w:ascii="Times New Roman" w:hAnsi="Times New Roman" w:cs="Times New Roman"/>
+                <w:sz w:val="26"/>
+                <w:szCs w:val="26"/>
+              </w:rPr>
+            </w:pPr>
+          </w:p>
+        </w:tc>
+        <w:tc>
+          <w:tcPr>
+            <w:tcW w:w="3544" w:type="dxa"/>
+            <w:tcBorders>
+              <w:top w:val="single" w:sz="4" w:space="0" w:color="000000"/>
+              <w:left w:val="single" w:sz="4" w:space="0" w:color="000000"/>
+              <w:bottom w:val="single" w:sz="4" w:space="0" w:color="000000"/>
+              <w:right w:val="single" w:sz="4" w:space="0" w:color="000000"/>
+            </w:tcBorders>
+            <w:vAlign w:val="center"/>
+          </w:tcPr>
+          <w:p>
+            <w:pPr>
+              <w:rPr>
+                <w:rFonts w:ascii="Times New Roman" w:hAnsi="Times New Roman" w:cs="Times New Roman"/>
+                <w:sz w:val="26"/>
+                <w:szCs w:val="26"/>
+              </w:rPr>
+            </w:pPr>
           </w:p>
         </w:tc>
         <w:tc>
@@ -693,12 +639,6 @@
                 <w:szCs w:val="26"/>
               </w:rPr>
             </w:pPr>
-            <w:r>
-              <w:rPr>
-                <w:rFonts w:ascii="Times New Roman" w:hAnsi="Times New Roman"/>
-                <w:sz w:val="26"/>
-              </w:rPr>
-            </w:r>
           </w:p>
         </w:tc>
       </w:tr>
@@ -708,7 +648,7 @@
         </w:trPr>
         <w:tc>
           <w:tcPr>
-            <w:tcW w:w="1237" w:type="dxa"/>
+            <w:tcW w:w="1096" w:type="dxa"/>
             <w:vMerge/>
             <w:tcBorders>
               <w:left w:val="single" w:sz="4" w:space="0" w:color="000000"/>
@@ -730,7 +670,7 @@
         </w:tc>
         <w:tc>
           <w:tcPr>
-            <w:tcW w:w="846" w:type="dxa"/>
+            <w:tcW w:w="850" w:type="dxa"/>
             <w:tcBorders>
               <w:top w:val="single" w:sz="4" w:space="0" w:color="000000"/>
               <w:left w:val="single" w:sz="4" w:space="0" w:color="000000"/>
@@ -759,7 +699,7 @@
         </w:tc>
         <w:tc>
           <w:tcPr>
-            <w:tcW w:w="987" w:type="dxa"/>
+            <w:tcW w:w="709" w:type="dxa"/>
             <w:tcBorders>
               <w:top w:val="single" w:sz="4" w:space="0" w:color="000000"/>
               <w:left w:val="single" w:sz="4" w:space="0" w:color="000000"/>
@@ -787,7 +727,7 @@
         </w:tc>
         <w:tc>
           <w:tcPr>
-            <w:tcW w:w="1144" w:type="dxa"/>
+            <w:tcW w:w="1276" w:type="dxa"/>
             <w:tcBorders>
               <w:top w:val="single" w:sz="4" w:space="0" w:color="000000"/>
               <w:left w:val="single" w:sz="4" w:space="0" w:color="000000"/>
@@ -815,7 +755,7 @@
         </w:tc>
         <w:tc>
           <w:tcPr>
-            <w:tcW w:w="709" w:type="dxa"/>
+            <w:tcW w:w="708" w:type="dxa"/>
             <w:tcBorders>
               <w:top w:val="single" w:sz="4" w:space="0" w:color="000000"/>
               <w:left w:val="single" w:sz="4" w:space="0" w:color="000000"/>
@@ -843,7 +783,7 @@
         </w:tc>
         <w:tc>
           <w:tcPr>
-            <w:tcW w:w="3260" w:type="dxa"/>
+            <w:tcW w:w="3544" w:type="dxa"/>
             <w:tcBorders>
               <w:top w:val="single" w:sz="4" w:space="0" w:color="000000"/>
               <w:left w:val="single" w:sz="4" w:space="0" w:color="000000"/>
@@ -904,7 +844,7 @@
         </w:trPr>
         <w:tc>
           <w:tcPr>
-            <w:tcW w:w="1237" w:type="dxa"/>
+            <w:tcW w:w="1096" w:type="dxa"/>
             <w:vMerge/>
             <w:tcBorders>
               <w:left w:val="single" w:sz="4" w:space="0" w:color="000000"/>
@@ -926,7 +866,7 @@
         </w:tc>
         <w:tc>
           <w:tcPr>
-            <w:tcW w:w="846" w:type="dxa"/>
+            <w:tcW w:w="850" w:type="dxa"/>
             <w:tcBorders>
               <w:top w:val="single" w:sz="4" w:space="0" w:color="000000"/>
               <w:left w:val="single" w:sz="4" w:space="0" w:color="000000"/>
@@ -955,7 +895,7 @@
         </w:tc>
         <w:tc>
           <w:tcPr>
-            <w:tcW w:w="987" w:type="dxa"/>
+            <w:tcW w:w="709" w:type="dxa"/>
             <w:tcBorders>
               <w:top w:val="single" w:sz="4" w:space="0" w:color="000000"/>
               <w:left w:val="single" w:sz="4" w:space="0" w:color="000000"/>
@@ -984,7 +924,7 @@
         </w:tc>
         <w:tc>
           <w:tcPr>
-            <w:tcW w:w="1144" w:type="dxa"/>
+            <w:tcW w:w="1276" w:type="dxa"/>
             <w:tcBorders>
               <w:top w:val="single" w:sz="4" w:space="0" w:color="000000"/>
               <w:left w:val="single" w:sz="4" w:space="0" w:color="000000"/>
@@ -1013,7 +953,7 @@
         </w:tc>
         <w:tc>
           <w:tcPr>
-            <w:tcW w:w="709" w:type="dxa"/>
+            <w:tcW w:w="708" w:type="dxa"/>
             <w:tcBorders>
               <w:top w:val="single" w:sz="4" w:space="0" w:color="000000"/>
               <w:left w:val="single" w:sz="4" w:space="0" w:color="000000"/>
@@ -1042,30 +982,30 @@
         </w:tc>
         <w:tc>
           <w:tcPr>
-            <w:tcW w:w="3260" w:type="dxa"/>
-            <w:tcBorders>
-              <w:top w:val="single" w:sz="4" w:space="0" w:color="000000"/>
-              <w:left w:val="single" w:sz="4" w:space="0" w:color="000000"/>
-              <w:bottom w:val="single" w:sz="4" w:space="0" w:color="000000"/>
-              <w:right w:val="single" w:sz="4" w:space="0" w:color="000000"/>
-            </w:tcBorders>
-            <w:vAlign w:val="center"/>
-          </w:tcPr>
-          <w:p>
-            <w:pPr>
-              <w:rPr>
-                <w:rFonts w:ascii="Times New Roman" w:hAnsi="Times New Roman" w:cs="Times New Roman"/>
-                <w:sz w:val="26"/>
-                <w:szCs w:val="26"/>
-              </w:rPr>
-            </w:pPr>
-            <w:r>
-              <w:rPr>
-                <w:rFonts w:ascii="Times New Roman" w:hAnsi="Times New Roman" w:cs="Times New Roman"/>
-                <w:sz w:val="26"/>
-                <w:szCs w:val="26"/>
-              </w:rPr>
-              <w:t>Tệp là gì?</w:t>
+            <w:tcW w:w="3544" w:type="dxa"/>
+            <w:tcBorders>
+              <w:top w:val="single" w:sz="4" w:space="0" w:color="000000"/>
+              <w:left w:val="single" w:sz="4" w:space="0" w:color="000000"/>
+              <w:bottom w:val="single" w:sz="4" w:space="0" w:color="000000"/>
+              <w:right w:val="single" w:sz="4" w:space="0" w:color="000000"/>
+            </w:tcBorders>
+            <w:vAlign w:val="center"/>
+          </w:tcPr>
+          <w:p>
+            <w:pPr>
+              <w:rPr>
+                <w:rFonts w:ascii="Times New Roman" w:hAnsi="Times New Roman" w:cs="Times New Roman"/>
+                <w:sz w:val="26"/>
+                <w:szCs w:val="26"/>
+              </w:rPr>
+            </w:pPr>
+            <w:r>
+              <w:rPr>
+                <w:rFonts w:ascii="Times New Roman" w:hAnsi="Times New Roman" w:cs="Times New Roman"/>
+                <w:sz w:val="26"/>
+                <w:szCs w:val="26"/>
+              </w:rPr>
+              <w:t>Chuột: kéo – thả</w:t>
             </w:r>
           </w:p>
         </w:tc>
@@ -1105,7 +1045,7 @@
         </w:trPr>
         <w:tc>
           <w:tcPr>
-            <w:tcW w:w="1237" w:type="dxa"/>
+            <w:tcW w:w="1096" w:type="dxa"/>
             <w:vMerge/>
             <w:tcBorders>
               <w:left w:val="single" w:sz="4" w:space="0" w:color="000000"/>
@@ -1127,7 +1067,7 @@
         </w:tc>
         <w:tc>
           <w:tcPr>
-            <w:tcW w:w="846" w:type="dxa"/>
+            <w:tcW w:w="850" w:type="dxa"/>
             <w:tcBorders>
               <w:top w:val="single" w:sz="4" w:space="0" w:color="000000"/>
               <w:left w:val="single" w:sz="4" w:space="0" w:color="000000"/>
@@ -1156,60 +1096,6 @@
         </w:tc>
         <w:tc>
           <w:tcPr>
-            <w:tcW w:w="987" w:type="dxa"/>
-            <w:tcBorders>
-              <w:top w:val="single" w:sz="4" w:space="0" w:color="000000"/>
-              <w:left w:val="single" w:sz="4" w:space="0" w:color="000000"/>
-              <w:bottom w:val="single" w:sz="4" w:space="0" w:color="000000"/>
-              <w:right w:val="single" w:sz="4" w:space="0" w:color="000000"/>
-            </w:tcBorders>
-            <w:vAlign w:val="center"/>
-          </w:tcPr>
-          <w:p>
-            <w:pPr>
-              <w:rPr>
-                <w:rFonts w:ascii="Times New Roman" w:hAnsi="Times New Roman" w:cs="Times New Roman"/>
-                <w:sz w:val="26"/>
-                <w:szCs w:val="26"/>
-              </w:rPr>
-            </w:pPr>
-            <w:r>
-              <w:rPr>
-                <w:rFonts w:ascii="Times New Roman" w:hAnsi="Times New Roman"/>
-                <w:sz w:val="26"/>
-              </w:rPr>
-            </w:r>
-          </w:p>
-        </w:tc>
-        <w:tc>
-          <w:tcPr>
-            <w:tcW w:w="1144" w:type="dxa"/>
-            <w:tcBorders>
-              <w:top w:val="single" w:sz="4" w:space="0" w:color="000000"/>
-              <w:left w:val="single" w:sz="4" w:space="0" w:color="000000"/>
-              <w:bottom w:val="single" w:sz="4" w:space="0" w:color="000000"/>
-              <w:right w:val="single" w:sz="4" w:space="0" w:color="000000"/>
-            </w:tcBorders>
-            <w:vAlign w:val="center"/>
-          </w:tcPr>
-          <w:p>
-            <w:pPr>
-              <w:rPr>
-                <w:rFonts w:ascii="Times New Roman" w:hAnsi="Times New Roman" w:cs="Times New Roman"/>
-                <w:sz w:val="26"/>
-                <w:szCs w:val="26"/>
-              </w:rPr>
-            </w:pPr>
-            <w:r>
-              <w:rPr>
-                <w:rFonts w:ascii="Times New Roman" w:hAnsi="Times New Roman"/>
-                <w:sz w:val="26"/>
-              </w:rPr>
-            </w:r>
-          </w:p>
-        </w:tc>
-        <w:tc>
-          <w:tcPr>
             <w:tcW w:w="709" w:type="dxa"/>
             <w:tcBorders>
               <w:top w:val="single" w:sz="4" w:space="0" w:color="000000"/>
@@ -1227,39 +1113,69 @@
                 <w:szCs w:val="26"/>
               </w:rPr>
             </w:pPr>
-            <w:r>
-              <w:rPr>
-                <w:rFonts w:ascii="Times New Roman" w:hAnsi="Times New Roman"/>
-                <w:sz w:val="26"/>
-              </w:rPr>
-            </w:r>
-          </w:p>
-        </w:tc>
-        <w:tc>
-          <w:tcPr>
-            <w:tcW w:w="3260" w:type="dxa"/>
-            <w:tcBorders>
-              <w:top w:val="single" w:sz="4" w:space="0" w:color="000000"/>
-              <w:left w:val="single" w:sz="4" w:space="0" w:color="000000"/>
-              <w:bottom w:val="single" w:sz="4" w:space="0" w:color="000000"/>
-              <w:right w:val="single" w:sz="4" w:space="0" w:color="000000"/>
-            </w:tcBorders>
-            <w:vAlign w:val="center"/>
-          </w:tcPr>
-          <w:p>
-            <w:pPr>
-              <w:rPr>
-                <w:rFonts w:ascii="Times New Roman" w:hAnsi="Times New Roman" w:cs="Times New Roman"/>
-                <w:sz w:val="26"/>
-                <w:szCs w:val="26"/>
-              </w:rPr>
-            </w:pPr>
-            <w:r>
-              <w:rPr>
-                <w:rFonts w:ascii="Times New Roman" w:hAnsi="Times New Roman"/>
-                <w:sz w:val="26"/>
-              </w:rPr>
-            </w:r>
+          </w:p>
+        </w:tc>
+        <w:tc>
+          <w:tcPr>
+            <w:tcW w:w="1276" w:type="dxa"/>
+            <w:tcBorders>
+              <w:top w:val="single" w:sz="4" w:space="0" w:color="000000"/>
+              <w:left w:val="single" w:sz="4" w:space="0" w:color="000000"/>
+              <w:bottom w:val="single" w:sz="4" w:space="0" w:color="000000"/>
+              <w:right w:val="single" w:sz="4" w:space="0" w:color="000000"/>
+            </w:tcBorders>
+            <w:vAlign w:val="center"/>
+          </w:tcPr>
+          <w:p>
+            <w:pPr>
+              <w:rPr>
+                <w:rFonts w:ascii="Times New Roman" w:hAnsi="Times New Roman" w:cs="Times New Roman"/>
+                <w:sz w:val="26"/>
+                <w:szCs w:val="26"/>
+              </w:rPr>
+            </w:pPr>
+          </w:p>
+        </w:tc>
+        <w:tc>
+          <w:tcPr>
+            <w:tcW w:w="708" w:type="dxa"/>
+            <w:tcBorders>
+              <w:top w:val="single" w:sz="4" w:space="0" w:color="000000"/>
+              <w:left w:val="single" w:sz="4" w:space="0" w:color="000000"/>
+              <w:bottom w:val="single" w:sz="4" w:space="0" w:color="000000"/>
+              <w:right w:val="single" w:sz="4" w:space="0" w:color="000000"/>
+            </w:tcBorders>
+            <w:vAlign w:val="center"/>
+          </w:tcPr>
+          <w:p>
+            <w:pPr>
+              <w:rPr>
+                <w:rFonts w:ascii="Times New Roman" w:hAnsi="Times New Roman" w:cs="Times New Roman"/>
+                <w:sz w:val="26"/>
+                <w:szCs w:val="26"/>
+              </w:rPr>
+            </w:pPr>
+          </w:p>
+        </w:tc>
+        <w:tc>
+          <w:tcPr>
+            <w:tcW w:w="3544" w:type="dxa"/>
+            <w:tcBorders>
+              <w:top w:val="single" w:sz="4" w:space="0" w:color="000000"/>
+              <w:left w:val="single" w:sz="4" w:space="0" w:color="000000"/>
+              <w:bottom w:val="single" w:sz="4" w:space="0" w:color="000000"/>
+              <w:right w:val="single" w:sz="4" w:space="0" w:color="000000"/>
+            </w:tcBorders>
+            <w:vAlign w:val="center"/>
+          </w:tcPr>
+          <w:p>
+            <w:pPr>
+              <w:rPr>
+                <w:rFonts w:ascii="Times New Roman" w:hAnsi="Times New Roman" w:cs="Times New Roman"/>
+                <w:sz w:val="26"/>
+                <w:szCs w:val="26"/>
+              </w:rPr>
+            </w:pPr>
           </w:p>
         </w:tc>
         <w:tc>
@@ -1281,12 +1197,6 @@
                 <w:szCs w:val="26"/>
               </w:rPr>
             </w:pPr>
-            <w:r>
-              <w:rPr>
-                <w:rFonts w:ascii="Times New Roman" w:hAnsi="Times New Roman"/>
-                <w:sz w:val="26"/>
-              </w:rPr>
-            </w:r>
           </w:p>
         </w:tc>
       </w:tr>
@@ -1296,7 +1206,7 @@
         </w:trPr>
         <w:tc>
           <w:tcPr>
-            <w:tcW w:w="1237" w:type="dxa"/>
+            <w:tcW w:w="1096" w:type="dxa"/>
             <w:vMerge w:val="restart"/>
             <w:tcBorders>
               <w:left w:val="single" w:sz="4" w:space="0" w:color="000000"/>
@@ -1324,7 +1234,7 @@
         </w:tc>
         <w:tc>
           <w:tcPr>
-            <w:tcW w:w="846" w:type="dxa"/>
+            <w:tcW w:w="850" w:type="dxa"/>
             <w:tcBorders>
               <w:top w:val="single" w:sz="4" w:space="0" w:color="000000"/>
               <w:left w:val="single" w:sz="4" w:space="0" w:color="000000"/>
@@ -1353,7 +1263,7 @@
         </w:tc>
         <w:tc>
           <w:tcPr>
-            <w:tcW w:w="987" w:type="dxa"/>
+            <w:tcW w:w="709" w:type="dxa"/>
             <w:tcBorders>
               <w:top w:val="single" w:sz="4" w:space="0" w:color="000000"/>
               <w:left w:val="single" w:sz="4" w:space="0" w:color="000000"/>
@@ -1381,7 +1291,7 @@
         </w:tc>
         <w:tc>
           <w:tcPr>
-            <w:tcW w:w="1144" w:type="dxa"/>
+            <w:tcW w:w="1276" w:type="dxa"/>
             <w:tcBorders>
               <w:top w:val="single" w:sz="4" w:space="0" w:color="000000"/>
               <w:left w:val="single" w:sz="4" w:space="0" w:color="000000"/>
@@ -1409,7 +1319,7 @@
         </w:tc>
         <w:tc>
           <w:tcPr>
-            <w:tcW w:w="709" w:type="dxa"/>
+            <w:tcW w:w="708" w:type="dxa"/>
             <w:tcBorders>
               <w:top w:val="single" w:sz="4" w:space="0" w:color="000000"/>
               <w:left w:val="single" w:sz="4" w:space="0" w:color="000000"/>
@@ -1437,7 +1347,7 @@
         </w:tc>
         <w:tc>
           <w:tcPr>
-            <w:tcW w:w="3260" w:type="dxa"/>
+            <w:tcW w:w="3544" w:type="dxa"/>
             <w:tcBorders>
               <w:top w:val="single" w:sz="4" w:space="0" w:color="000000"/>
               <w:left w:val="single" w:sz="4" w:space="0" w:color="000000"/>
@@ -1459,7 +1369,7 @@
                 <w:rFonts w:ascii="Times New Roman" w:hAnsi="Times New Roman"/>
                 <w:sz w:val="26"/>
               </w:rPr>
-              <w:t>Tệp là gì?</w:t>
+              <w:t>Chuột: kéo – thả</w:t>
             </w:r>
           </w:p>
         </w:tc>
@@ -1498,7 +1408,7 @@
         </w:trPr>
         <w:tc>
           <w:tcPr>
-            <w:tcW w:w="1237" w:type="dxa"/>
+            <w:tcW w:w="1096" w:type="dxa"/>
             <w:vMerge/>
             <w:tcBorders>
               <w:left w:val="single" w:sz="4" w:space="0" w:color="000000"/>
@@ -1522,7 +1432,7 @@
         </w:tc>
         <w:tc>
           <w:tcPr>
-            <w:tcW w:w="846" w:type="dxa"/>
+            <w:tcW w:w="850" w:type="dxa"/>
             <w:tcBorders>
               <w:top w:val="single" w:sz="4" w:space="0" w:color="000000"/>
               <w:left w:val="single" w:sz="4" w:space="0" w:color="000000"/>
@@ -1551,60 +1461,6 @@
         </w:tc>
         <w:tc>
           <w:tcPr>
-            <w:tcW w:w="987" w:type="dxa"/>
-            <w:tcBorders>
-              <w:top w:val="single" w:sz="4" w:space="0" w:color="000000"/>
-              <w:left w:val="single" w:sz="4" w:space="0" w:color="000000"/>
-              <w:bottom w:val="single" w:sz="4" w:space="0" w:color="000000"/>
-              <w:right w:val="single" w:sz="4" w:space="0" w:color="000000"/>
-            </w:tcBorders>
-            <w:vAlign w:val="center"/>
-          </w:tcPr>
-          <w:p>
-            <w:pPr>
-              <w:rPr>
-                <w:rFonts w:ascii="Times New Roman" w:hAnsi="Times New Roman" w:cs="Times New Roman"/>
-                <w:sz w:val="26"/>
-                <w:szCs w:val="26"/>
-              </w:rPr>
-            </w:pPr>
-            <w:r>
-              <w:rPr>
-                <w:rFonts w:ascii="Times New Roman" w:hAnsi="Times New Roman"/>
-                <w:sz w:val="26"/>
-              </w:rPr>
-            </w:r>
-          </w:p>
-        </w:tc>
-        <w:tc>
-          <w:tcPr>
-            <w:tcW w:w="1144" w:type="dxa"/>
-            <w:tcBorders>
-              <w:top w:val="single" w:sz="4" w:space="0" w:color="000000"/>
-              <w:left w:val="single" w:sz="4" w:space="0" w:color="000000"/>
-              <w:bottom w:val="single" w:sz="4" w:space="0" w:color="000000"/>
-              <w:right w:val="single" w:sz="4" w:space="0" w:color="000000"/>
-            </w:tcBorders>
-            <w:vAlign w:val="center"/>
-          </w:tcPr>
-          <w:p>
-            <w:pPr>
-              <w:rPr>
-                <w:rFonts w:ascii="Times New Roman" w:hAnsi="Times New Roman" w:cs="Times New Roman"/>
-                <w:sz w:val="26"/>
-                <w:szCs w:val="26"/>
-              </w:rPr>
-            </w:pPr>
-            <w:r>
-              <w:rPr>
-                <w:rFonts w:ascii="Times New Roman" w:hAnsi="Times New Roman"/>
-                <w:sz w:val="26"/>
-              </w:rPr>
-            </w:r>
-          </w:p>
-        </w:tc>
-        <w:tc>
-          <w:tcPr>
             <w:tcW w:w="709" w:type="dxa"/>
             <w:tcBorders>
               <w:top w:val="single" w:sz="4" w:space="0" w:color="000000"/>
@@ -1622,39 +1478,69 @@
                 <w:szCs w:val="26"/>
               </w:rPr>
             </w:pPr>
-            <w:r>
-              <w:rPr>
-                <w:rFonts w:ascii="Times New Roman" w:hAnsi="Times New Roman"/>
-                <w:sz w:val="26"/>
-              </w:rPr>
-            </w:r>
-          </w:p>
-        </w:tc>
-        <w:tc>
-          <w:tcPr>
-            <w:tcW w:w="3260" w:type="dxa"/>
-            <w:tcBorders>
-              <w:top w:val="single" w:sz="4" w:space="0" w:color="000000"/>
-              <w:left w:val="single" w:sz="4" w:space="0" w:color="000000"/>
-              <w:bottom w:val="single" w:sz="4" w:space="0" w:color="000000"/>
-              <w:right w:val="single" w:sz="4" w:space="0" w:color="000000"/>
-            </w:tcBorders>
-            <w:vAlign w:val="center"/>
-          </w:tcPr>
-          <w:p>
-            <w:pPr>
-              <w:rPr>
-                <w:rFonts w:ascii="Times New Roman" w:hAnsi="Times New Roman" w:cs="Times New Roman"/>
-                <w:sz w:val="26"/>
-                <w:szCs w:val="26"/>
-              </w:rPr>
-            </w:pPr>
-            <w:r>
-              <w:rPr>
-                <w:rFonts w:ascii="Times New Roman" w:hAnsi="Times New Roman"/>
-                <w:sz w:val="26"/>
-              </w:rPr>
-            </w:r>
+          </w:p>
+        </w:tc>
+        <w:tc>
+          <w:tcPr>
+            <w:tcW w:w="1276" w:type="dxa"/>
+            <w:tcBorders>
+              <w:top w:val="single" w:sz="4" w:space="0" w:color="000000"/>
+              <w:left w:val="single" w:sz="4" w:space="0" w:color="000000"/>
+              <w:bottom w:val="single" w:sz="4" w:space="0" w:color="000000"/>
+              <w:right w:val="single" w:sz="4" w:space="0" w:color="000000"/>
+            </w:tcBorders>
+            <w:vAlign w:val="center"/>
+          </w:tcPr>
+          <w:p>
+            <w:pPr>
+              <w:rPr>
+                <w:rFonts w:ascii="Times New Roman" w:hAnsi="Times New Roman" w:cs="Times New Roman"/>
+                <w:sz w:val="26"/>
+                <w:szCs w:val="26"/>
+              </w:rPr>
+            </w:pPr>
+          </w:p>
+        </w:tc>
+        <w:tc>
+          <w:tcPr>
+            <w:tcW w:w="708" w:type="dxa"/>
+            <w:tcBorders>
+              <w:top w:val="single" w:sz="4" w:space="0" w:color="000000"/>
+              <w:left w:val="single" w:sz="4" w:space="0" w:color="000000"/>
+              <w:bottom w:val="single" w:sz="4" w:space="0" w:color="000000"/>
+              <w:right w:val="single" w:sz="4" w:space="0" w:color="000000"/>
+            </w:tcBorders>
+            <w:vAlign w:val="center"/>
+          </w:tcPr>
+          <w:p>
+            <w:pPr>
+              <w:rPr>
+                <w:rFonts w:ascii="Times New Roman" w:hAnsi="Times New Roman" w:cs="Times New Roman"/>
+                <w:sz w:val="26"/>
+                <w:szCs w:val="26"/>
+              </w:rPr>
+            </w:pPr>
+          </w:p>
+        </w:tc>
+        <w:tc>
+          <w:tcPr>
+            <w:tcW w:w="3544" w:type="dxa"/>
+            <w:tcBorders>
+              <w:top w:val="single" w:sz="4" w:space="0" w:color="000000"/>
+              <w:left w:val="single" w:sz="4" w:space="0" w:color="000000"/>
+              <w:bottom w:val="single" w:sz="4" w:space="0" w:color="000000"/>
+              <w:right w:val="single" w:sz="4" w:space="0" w:color="000000"/>
+            </w:tcBorders>
+            <w:vAlign w:val="center"/>
+          </w:tcPr>
+          <w:p>
+            <w:pPr>
+              <w:rPr>
+                <w:rFonts w:ascii="Times New Roman" w:hAnsi="Times New Roman" w:cs="Times New Roman"/>
+                <w:sz w:val="26"/>
+                <w:szCs w:val="26"/>
+              </w:rPr>
+            </w:pPr>
           </w:p>
         </w:tc>
         <w:tc>
@@ -1676,12 +1562,6 @@
                 <w:szCs w:val="26"/>
               </w:rPr>
             </w:pPr>
-            <w:r>
-              <w:rPr>
-                <w:rFonts w:ascii="Times New Roman" w:hAnsi="Times New Roman"/>
-                <w:sz w:val="26"/>
-              </w:rPr>
-            </w:r>
           </w:p>
         </w:tc>
       </w:tr>
@@ -1691,7 +1571,7 @@
         </w:trPr>
         <w:tc>
           <w:tcPr>
-            <w:tcW w:w="1237" w:type="dxa"/>
+            <w:tcW w:w="1096" w:type="dxa"/>
             <w:vMerge/>
             <w:tcBorders>
               <w:left w:val="single" w:sz="4" w:space="0" w:color="000000"/>
@@ -1715,7 +1595,7 @@
         </w:tc>
         <w:tc>
           <w:tcPr>
-            <w:tcW w:w="846" w:type="dxa"/>
+            <w:tcW w:w="850" w:type="dxa"/>
             <w:tcBorders>
               <w:top w:val="single" w:sz="4" w:space="0" w:color="000000"/>
               <w:left w:val="single" w:sz="4" w:space="0" w:color="000000"/>
@@ -1744,7 +1624,7 @@
         </w:tc>
         <w:tc>
           <w:tcPr>
-            <w:tcW w:w="987" w:type="dxa"/>
+            <w:tcW w:w="709" w:type="dxa"/>
             <w:tcBorders>
               <w:top w:val="single" w:sz="4" w:space="0" w:color="000000"/>
               <w:left w:val="single" w:sz="4" w:space="0" w:color="000000"/>
@@ -1773,7 +1653,7 @@
         </w:tc>
         <w:tc>
           <w:tcPr>
-            <w:tcW w:w="1144" w:type="dxa"/>
+            <w:tcW w:w="1276" w:type="dxa"/>
             <w:tcBorders>
               <w:top w:val="single" w:sz="4" w:space="0" w:color="000000"/>
               <w:left w:val="single" w:sz="4" w:space="0" w:color="000000"/>
@@ -1802,7 +1682,7 @@
         </w:tc>
         <w:tc>
           <w:tcPr>
-            <w:tcW w:w="709" w:type="dxa"/>
+            <w:tcW w:w="708" w:type="dxa"/>
             <w:tcBorders>
               <w:top w:val="single" w:sz="4" w:space="0" w:color="000000"/>
               <w:left w:val="single" w:sz="4" w:space="0" w:color="000000"/>
@@ -1831,7 +1711,7 @@
         </w:tc>
         <w:tc>
           <w:tcPr>
-            <w:tcW w:w="3260" w:type="dxa"/>
+            <w:tcW w:w="3544" w:type="dxa"/>
             <w:tcBorders>
               <w:top w:val="single" w:sz="4" w:space="0" w:color="000000"/>
               <w:left w:val="single" w:sz="4" w:space="0" w:color="000000"/>
@@ -1894,7 +1774,7 @@
         </w:trPr>
         <w:tc>
           <w:tcPr>
-            <w:tcW w:w="1237" w:type="dxa"/>
+            <w:tcW w:w="1096" w:type="dxa"/>
             <w:vMerge/>
             <w:tcBorders>
               <w:left w:val="single" w:sz="4" w:space="0" w:color="000000"/>
@@ -1918,7 +1798,7 @@
         </w:tc>
         <w:tc>
           <w:tcPr>
-            <w:tcW w:w="846" w:type="dxa"/>
+            <w:tcW w:w="850" w:type="dxa"/>
             <w:tcBorders>
               <w:top w:val="single" w:sz="4" w:space="0" w:color="000000"/>
               <w:left w:val="single" w:sz="4" w:space="0" w:color="000000"/>
@@ -1947,7 +1827,7 @@
         </w:tc>
         <w:tc>
           <w:tcPr>
-            <w:tcW w:w="987" w:type="dxa"/>
+            <w:tcW w:w="709" w:type="dxa"/>
             <w:tcBorders>
               <w:top w:val="single" w:sz="4" w:space="0" w:color="000000"/>
               <w:left w:val="single" w:sz="4" w:space="0" w:color="000000"/>
@@ -1976,7 +1856,7 @@
         </w:tc>
         <w:tc>
           <w:tcPr>
-            <w:tcW w:w="1144" w:type="dxa"/>
+            <w:tcW w:w="1276" w:type="dxa"/>
             <w:tcBorders>
               <w:top w:val="single" w:sz="4" w:space="0" w:color="000000"/>
               <w:left w:val="single" w:sz="4" w:space="0" w:color="000000"/>
@@ -2005,7 +1885,7 @@
         </w:tc>
         <w:tc>
           <w:tcPr>
-            <w:tcW w:w="709" w:type="dxa"/>
+            <w:tcW w:w="708" w:type="dxa"/>
             <w:tcBorders>
               <w:top w:val="single" w:sz="4" w:space="0" w:color="000000"/>
               <w:left w:val="single" w:sz="4" w:space="0" w:color="000000"/>
@@ -2034,7 +1914,7 @@
         </w:tc>
         <w:tc>
           <w:tcPr>
-            <w:tcW w:w="3260" w:type="dxa"/>
+            <w:tcW w:w="3544" w:type="dxa"/>
             <w:tcBorders>
               <w:top w:val="single" w:sz="4" w:space="0" w:color="000000"/>
               <w:left w:val="single" w:sz="4" w:space="0" w:color="000000"/>
@@ -2097,7 +1977,7 @@
         </w:trPr>
         <w:tc>
           <w:tcPr>
-            <w:tcW w:w="1237" w:type="dxa"/>
+            <w:tcW w:w="1096" w:type="dxa"/>
             <w:vMerge/>
             <w:tcBorders>
               <w:left w:val="single" w:sz="4" w:space="0" w:color="000000"/>
@@ -2121,7 +2001,7 @@
         </w:tc>
         <w:tc>
           <w:tcPr>
-            <w:tcW w:w="846" w:type="dxa"/>
+            <w:tcW w:w="850" w:type="dxa"/>
             <w:tcBorders>
               <w:top w:val="single" w:sz="4" w:space="0" w:color="000000"/>
               <w:left w:val="single" w:sz="4" w:space="0" w:color="000000"/>
@@ -2150,60 +2030,6 @@
         </w:tc>
         <w:tc>
           <w:tcPr>
-            <w:tcW w:w="987" w:type="dxa"/>
-            <w:tcBorders>
-              <w:top w:val="single" w:sz="4" w:space="0" w:color="000000"/>
-              <w:left w:val="single" w:sz="4" w:space="0" w:color="000000"/>
-              <w:bottom w:val="single" w:sz="4" w:space="0" w:color="000000"/>
-              <w:right w:val="single" w:sz="4" w:space="0" w:color="000000"/>
-            </w:tcBorders>
-            <w:vAlign w:val="center"/>
-          </w:tcPr>
-          <w:p>
-            <w:pPr>
-              <w:rPr>
-                <w:rFonts w:ascii="Times New Roman" w:hAnsi="Times New Roman" w:cs="Times New Roman"/>
-                <w:sz w:val="26"/>
-                <w:szCs w:val="26"/>
-              </w:rPr>
-            </w:pPr>
-            <w:r>
-              <w:rPr>
-                <w:rFonts w:ascii="Times New Roman" w:hAnsi="Times New Roman"/>
-                <w:sz w:val="26"/>
-              </w:rPr>
-            </w:r>
-          </w:p>
-        </w:tc>
-        <w:tc>
-          <w:tcPr>
-            <w:tcW w:w="1144" w:type="dxa"/>
-            <w:tcBorders>
-              <w:top w:val="single" w:sz="4" w:space="0" w:color="000000"/>
-              <w:left w:val="single" w:sz="4" w:space="0" w:color="000000"/>
-              <w:bottom w:val="single" w:sz="4" w:space="0" w:color="000000"/>
-              <w:right w:val="single" w:sz="4" w:space="0" w:color="000000"/>
-            </w:tcBorders>
-            <w:vAlign w:val="center"/>
-          </w:tcPr>
-          <w:p>
-            <w:pPr>
-              <w:rPr>
-                <w:rFonts w:ascii="Times New Roman" w:hAnsi="Times New Roman" w:cs="Times New Roman"/>
-                <w:sz w:val="26"/>
-                <w:szCs w:val="26"/>
-              </w:rPr>
-            </w:pPr>
-            <w:r>
-              <w:rPr>
-                <w:rFonts w:ascii="Times New Roman" w:hAnsi="Times New Roman"/>
-                <w:sz w:val="26"/>
-              </w:rPr>
-            </w:r>
-          </w:p>
-        </w:tc>
-        <w:tc>
-          <w:tcPr>
             <w:tcW w:w="709" w:type="dxa"/>
             <w:tcBorders>
               <w:top w:val="single" w:sz="4" w:space="0" w:color="000000"/>
@@ -2221,39 +2047,69 @@
                 <w:szCs w:val="26"/>
               </w:rPr>
             </w:pPr>
-            <w:r>
-              <w:rPr>
-                <w:rFonts w:ascii="Times New Roman" w:hAnsi="Times New Roman"/>
-                <w:sz w:val="26"/>
-              </w:rPr>
-            </w:r>
-          </w:p>
-        </w:tc>
-        <w:tc>
-          <w:tcPr>
-            <w:tcW w:w="3260" w:type="dxa"/>
-            <w:tcBorders>
-              <w:top w:val="single" w:sz="4" w:space="0" w:color="000000"/>
-              <w:left w:val="single" w:sz="4" w:space="0" w:color="000000"/>
-              <w:bottom w:val="single" w:sz="4" w:space="0" w:color="000000"/>
-              <w:right w:val="single" w:sz="4" w:space="0" w:color="000000"/>
-            </w:tcBorders>
-            <w:vAlign w:val="center"/>
-          </w:tcPr>
-          <w:p>
-            <w:pPr>
-              <w:rPr>
-                <w:rFonts w:ascii="Times New Roman" w:hAnsi="Times New Roman" w:cs="Times New Roman"/>
-                <w:sz w:val="26"/>
-                <w:szCs w:val="26"/>
-              </w:rPr>
-            </w:pPr>
-            <w:r>
-              <w:rPr>
-                <w:rFonts w:ascii="Times New Roman" w:hAnsi="Times New Roman"/>
-                <w:sz w:val="26"/>
-              </w:rPr>
-            </w:r>
+          </w:p>
+        </w:tc>
+        <w:tc>
+          <w:tcPr>
+            <w:tcW w:w="1276" w:type="dxa"/>
+            <w:tcBorders>
+              <w:top w:val="single" w:sz="4" w:space="0" w:color="000000"/>
+              <w:left w:val="single" w:sz="4" w:space="0" w:color="000000"/>
+              <w:bottom w:val="single" w:sz="4" w:space="0" w:color="000000"/>
+              <w:right w:val="single" w:sz="4" w:space="0" w:color="000000"/>
+            </w:tcBorders>
+            <w:vAlign w:val="center"/>
+          </w:tcPr>
+          <w:p>
+            <w:pPr>
+              <w:rPr>
+                <w:rFonts w:ascii="Times New Roman" w:hAnsi="Times New Roman" w:cs="Times New Roman"/>
+                <w:sz w:val="26"/>
+                <w:szCs w:val="26"/>
+              </w:rPr>
+            </w:pPr>
+          </w:p>
+        </w:tc>
+        <w:tc>
+          <w:tcPr>
+            <w:tcW w:w="708" w:type="dxa"/>
+            <w:tcBorders>
+              <w:top w:val="single" w:sz="4" w:space="0" w:color="000000"/>
+              <w:left w:val="single" w:sz="4" w:space="0" w:color="000000"/>
+              <w:bottom w:val="single" w:sz="4" w:space="0" w:color="000000"/>
+              <w:right w:val="single" w:sz="4" w:space="0" w:color="000000"/>
+            </w:tcBorders>
+            <w:vAlign w:val="center"/>
+          </w:tcPr>
+          <w:p>
+            <w:pPr>
+              <w:rPr>
+                <w:rFonts w:ascii="Times New Roman" w:hAnsi="Times New Roman" w:cs="Times New Roman"/>
+                <w:sz w:val="26"/>
+                <w:szCs w:val="26"/>
+              </w:rPr>
+            </w:pPr>
+          </w:p>
+        </w:tc>
+        <w:tc>
+          <w:tcPr>
+            <w:tcW w:w="3544" w:type="dxa"/>
+            <w:tcBorders>
+              <w:top w:val="single" w:sz="4" w:space="0" w:color="000000"/>
+              <w:left w:val="single" w:sz="4" w:space="0" w:color="000000"/>
+              <w:bottom w:val="single" w:sz="4" w:space="0" w:color="000000"/>
+              <w:right w:val="single" w:sz="4" w:space="0" w:color="000000"/>
+            </w:tcBorders>
+            <w:vAlign w:val="center"/>
+          </w:tcPr>
+          <w:p>
+            <w:pPr>
+              <w:rPr>
+                <w:rFonts w:ascii="Times New Roman" w:hAnsi="Times New Roman" w:cs="Times New Roman"/>
+                <w:sz w:val="26"/>
+                <w:szCs w:val="26"/>
+              </w:rPr>
+            </w:pPr>
           </w:p>
         </w:tc>
         <w:tc>
@@ -2275,12 +2131,6 @@
                 <w:szCs w:val="26"/>
               </w:rPr>
             </w:pPr>
-            <w:r>
-              <w:rPr>
-                <w:rFonts w:ascii="Times New Roman" w:hAnsi="Times New Roman"/>
-                <w:sz w:val="26"/>
-              </w:rPr>
-            </w:r>
           </w:p>
         </w:tc>
       </w:tr>
@@ -2290,7 +2140,7 @@
         </w:trPr>
         <w:tc>
           <w:tcPr>
-            <w:tcW w:w="1237" w:type="dxa"/>
+            <w:tcW w:w="1096" w:type="dxa"/>
             <w:vMerge w:val="restart"/>
             <w:tcBorders>
               <w:left w:val="single" w:sz="4" w:space="0" w:color="000000"/>
@@ -2318,7 +2168,7 @@
         </w:tc>
         <w:tc>
           <w:tcPr>
-            <w:tcW w:w="846" w:type="dxa"/>
+            <w:tcW w:w="850" w:type="dxa"/>
             <w:tcBorders>
               <w:top w:val="single" w:sz="4" w:space="0" w:color="000000"/>
               <w:left w:val="single" w:sz="4" w:space="0" w:color="000000"/>
@@ -2347,60 +2197,6 @@
         </w:tc>
         <w:tc>
           <w:tcPr>
-            <w:tcW w:w="987" w:type="dxa"/>
-            <w:tcBorders>
-              <w:top w:val="single" w:sz="4" w:space="0" w:color="000000"/>
-              <w:left w:val="single" w:sz="4" w:space="0" w:color="000000"/>
-              <w:bottom w:val="single" w:sz="4" w:space="0" w:color="000000"/>
-              <w:right w:val="single" w:sz="4" w:space="0" w:color="000000"/>
-            </w:tcBorders>
-            <w:vAlign w:val="center"/>
-          </w:tcPr>
-          <w:p>
-            <w:pPr>
-              <w:rPr>
-                <w:rFonts w:ascii="Times New Roman" w:hAnsi="Times New Roman" w:cs="Times New Roman"/>
-                <w:sz w:val="26"/>
-                <w:szCs w:val="26"/>
-              </w:rPr>
-            </w:pPr>
-            <w:r>
-              <w:rPr>
-                <w:rFonts w:ascii="Times New Roman" w:hAnsi="Times New Roman"/>
-                <w:sz w:val="26"/>
-              </w:rPr>
-            </w:r>
-          </w:p>
-        </w:tc>
-        <w:tc>
-          <w:tcPr>
-            <w:tcW w:w="1144" w:type="dxa"/>
-            <w:tcBorders>
-              <w:top w:val="single" w:sz="4" w:space="0" w:color="000000"/>
-              <w:left w:val="single" w:sz="4" w:space="0" w:color="000000"/>
-              <w:bottom w:val="single" w:sz="4" w:space="0" w:color="000000"/>
-              <w:right w:val="single" w:sz="4" w:space="0" w:color="000000"/>
-            </w:tcBorders>
-            <w:vAlign w:val="center"/>
-          </w:tcPr>
-          <w:p>
-            <w:pPr>
-              <w:rPr>
-                <w:rFonts w:ascii="Times New Roman" w:hAnsi="Times New Roman" w:cs="Times New Roman"/>
-                <w:sz w:val="26"/>
-                <w:szCs w:val="26"/>
-              </w:rPr>
-            </w:pPr>
-            <w:r>
-              <w:rPr>
-                <w:rFonts w:ascii="Times New Roman" w:hAnsi="Times New Roman"/>
-                <w:sz w:val="26"/>
-              </w:rPr>
-            </w:r>
-          </w:p>
-        </w:tc>
-        <w:tc>
-          <w:tcPr>
             <w:tcW w:w="709" w:type="dxa"/>
             <w:tcBorders>
               <w:top w:val="single" w:sz="4" w:space="0" w:color="000000"/>
@@ -2418,39 +2214,69 @@
                 <w:szCs w:val="26"/>
               </w:rPr>
             </w:pPr>
-            <w:r>
-              <w:rPr>
-                <w:rFonts w:ascii="Times New Roman" w:hAnsi="Times New Roman"/>
-                <w:sz w:val="26"/>
-              </w:rPr>
-            </w:r>
-          </w:p>
-        </w:tc>
-        <w:tc>
-          <w:tcPr>
-            <w:tcW w:w="3260" w:type="dxa"/>
-            <w:tcBorders>
-              <w:top w:val="single" w:sz="4" w:space="0" w:color="000000"/>
-              <w:left w:val="single" w:sz="4" w:space="0" w:color="000000"/>
-              <w:bottom w:val="single" w:sz="4" w:space="0" w:color="000000"/>
-              <w:right w:val="single" w:sz="4" w:space="0" w:color="000000"/>
-            </w:tcBorders>
-            <w:vAlign w:val="center"/>
-          </w:tcPr>
-          <w:p>
-            <w:pPr>
-              <w:rPr>
-                <w:rFonts w:ascii="Times New Roman" w:hAnsi="Times New Roman" w:cs="Times New Roman"/>
-                <w:sz w:val="26"/>
-                <w:szCs w:val="26"/>
-              </w:rPr>
-            </w:pPr>
-            <w:r>
-              <w:rPr>
-                <w:rFonts w:ascii="Times New Roman" w:hAnsi="Times New Roman"/>
-                <w:sz w:val="26"/>
-              </w:rPr>
-            </w:r>
+          </w:p>
+        </w:tc>
+        <w:tc>
+          <w:tcPr>
+            <w:tcW w:w="1276" w:type="dxa"/>
+            <w:tcBorders>
+              <w:top w:val="single" w:sz="4" w:space="0" w:color="000000"/>
+              <w:left w:val="single" w:sz="4" w:space="0" w:color="000000"/>
+              <w:bottom w:val="single" w:sz="4" w:space="0" w:color="000000"/>
+              <w:right w:val="single" w:sz="4" w:space="0" w:color="000000"/>
+            </w:tcBorders>
+            <w:vAlign w:val="center"/>
+          </w:tcPr>
+          <w:p>
+            <w:pPr>
+              <w:rPr>
+                <w:rFonts w:ascii="Times New Roman" w:hAnsi="Times New Roman" w:cs="Times New Roman"/>
+                <w:sz w:val="26"/>
+                <w:szCs w:val="26"/>
+              </w:rPr>
+            </w:pPr>
+          </w:p>
+        </w:tc>
+        <w:tc>
+          <w:tcPr>
+            <w:tcW w:w="708" w:type="dxa"/>
+            <w:tcBorders>
+              <w:top w:val="single" w:sz="4" w:space="0" w:color="000000"/>
+              <w:left w:val="single" w:sz="4" w:space="0" w:color="000000"/>
+              <w:bottom w:val="single" w:sz="4" w:space="0" w:color="000000"/>
+              <w:right w:val="single" w:sz="4" w:space="0" w:color="000000"/>
+            </w:tcBorders>
+            <w:vAlign w:val="center"/>
+          </w:tcPr>
+          <w:p>
+            <w:pPr>
+              <w:rPr>
+                <w:rFonts w:ascii="Times New Roman" w:hAnsi="Times New Roman" w:cs="Times New Roman"/>
+                <w:sz w:val="26"/>
+                <w:szCs w:val="26"/>
+              </w:rPr>
+            </w:pPr>
+          </w:p>
+        </w:tc>
+        <w:tc>
+          <w:tcPr>
+            <w:tcW w:w="3544" w:type="dxa"/>
+            <w:tcBorders>
+              <w:top w:val="single" w:sz="4" w:space="0" w:color="000000"/>
+              <w:left w:val="single" w:sz="4" w:space="0" w:color="000000"/>
+              <w:bottom w:val="single" w:sz="4" w:space="0" w:color="000000"/>
+              <w:right w:val="single" w:sz="4" w:space="0" w:color="000000"/>
+            </w:tcBorders>
+            <w:vAlign w:val="center"/>
+          </w:tcPr>
+          <w:p>
+            <w:pPr>
+              <w:rPr>
+                <w:rFonts w:ascii="Times New Roman" w:hAnsi="Times New Roman" w:cs="Times New Roman"/>
+                <w:sz w:val="26"/>
+                <w:szCs w:val="26"/>
+              </w:rPr>
+            </w:pPr>
           </w:p>
         </w:tc>
         <w:tc>
@@ -2472,12 +2298,6 @@
                 <w:szCs w:val="26"/>
               </w:rPr>
             </w:pPr>
-            <w:r>
-              <w:rPr>
-                <w:rFonts w:ascii="Times New Roman" w:hAnsi="Times New Roman"/>
-                <w:sz w:val="26"/>
-              </w:rPr>
-            </w:r>
           </w:p>
         </w:tc>
       </w:tr>
@@ -2487,7 +2307,7 @@
         </w:trPr>
         <w:tc>
           <w:tcPr>
-            <w:tcW w:w="1237" w:type="dxa"/>
+            <w:tcW w:w="1096" w:type="dxa"/>
             <w:vMerge/>
             <w:tcBorders>
               <w:left w:val="single" w:sz="4" w:space="0" w:color="000000"/>
@@ -2511,7 +2331,7 @@
         </w:tc>
         <w:tc>
           <w:tcPr>
-            <w:tcW w:w="846" w:type="dxa"/>
+            <w:tcW w:w="850" w:type="dxa"/>
             <w:tcBorders>
               <w:top w:val="single" w:sz="4" w:space="0" w:color="000000"/>
               <w:left w:val="single" w:sz="4" w:space="0" w:color="000000"/>
@@ -2540,7 +2360,7 @@
         </w:tc>
         <w:tc>
           <w:tcPr>
-            <w:tcW w:w="987" w:type="dxa"/>
+            <w:tcW w:w="709" w:type="dxa"/>
             <w:tcBorders>
               <w:top w:val="single" w:sz="4" w:space="0" w:color="000000"/>
               <w:left w:val="single" w:sz="4" w:space="0" w:color="000000"/>
@@ -2569,7 +2389,7 @@
         </w:tc>
         <w:tc>
           <w:tcPr>
-            <w:tcW w:w="1144" w:type="dxa"/>
+            <w:tcW w:w="1276" w:type="dxa"/>
             <w:tcBorders>
               <w:top w:val="single" w:sz="4" w:space="0" w:color="000000"/>
               <w:left w:val="single" w:sz="4" w:space="0" w:color="000000"/>
@@ -2598,7 +2418,7 @@
         </w:tc>
         <w:tc>
           <w:tcPr>
-            <w:tcW w:w="709" w:type="dxa"/>
+            <w:tcW w:w="708" w:type="dxa"/>
             <w:tcBorders>
               <w:top w:val="single" w:sz="4" w:space="0" w:color="000000"/>
               <w:left w:val="single" w:sz="4" w:space="0" w:color="000000"/>
@@ -2627,7 +2447,7 @@
         </w:tc>
         <w:tc>
           <w:tcPr>
-            <w:tcW w:w="3260" w:type="dxa"/>
+            <w:tcW w:w="3544" w:type="dxa"/>
             <w:tcBorders>
               <w:top w:val="single" w:sz="4" w:space="0" w:color="000000"/>
               <w:left w:val="single" w:sz="4" w:space="0" w:color="000000"/>
@@ -2690,7 +2510,7 @@
         </w:trPr>
         <w:tc>
           <w:tcPr>
-            <w:tcW w:w="1237" w:type="dxa"/>
+            <w:tcW w:w="1096" w:type="dxa"/>
             <w:vMerge/>
             <w:tcBorders>
               <w:left w:val="single" w:sz="4" w:space="0" w:color="000000"/>
@@ -2714,7 +2534,7 @@
         </w:tc>
         <w:tc>
           <w:tcPr>
-            <w:tcW w:w="846" w:type="dxa"/>
+            <w:tcW w:w="850" w:type="dxa"/>
             <w:tcBorders>
               <w:top w:val="single" w:sz="4" w:space="0" w:color="000000"/>
               <w:left w:val="single" w:sz="4" w:space="0" w:color="000000"/>
@@ -2743,60 +2563,6 @@
         </w:tc>
         <w:tc>
           <w:tcPr>
-            <w:tcW w:w="987" w:type="dxa"/>
-            <w:tcBorders>
-              <w:top w:val="single" w:sz="4" w:space="0" w:color="000000"/>
-              <w:left w:val="single" w:sz="4" w:space="0" w:color="000000"/>
-              <w:bottom w:val="single" w:sz="4" w:space="0" w:color="000000"/>
-              <w:right w:val="single" w:sz="4" w:space="0" w:color="000000"/>
-            </w:tcBorders>
-            <w:vAlign w:val="center"/>
-          </w:tcPr>
-          <w:p>
-            <w:pPr>
-              <w:rPr>
-                <w:rFonts w:ascii="Times New Roman" w:hAnsi="Times New Roman" w:cs="Times New Roman"/>
-                <w:sz w:val="26"/>
-                <w:szCs w:val="26"/>
-              </w:rPr>
-            </w:pPr>
-            <w:r>
-              <w:rPr>
-                <w:rFonts w:ascii="Times New Roman" w:hAnsi="Times New Roman"/>
-                <w:sz w:val="26"/>
-              </w:rPr>
-            </w:r>
-          </w:p>
-        </w:tc>
-        <w:tc>
-          <w:tcPr>
-            <w:tcW w:w="1144" w:type="dxa"/>
-            <w:tcBorders>
-              <w:top w:val="single" w:sz="4" w:space="0" w:color="000000"/>
-              <w:left w:val="single" w:sz="4" w:space="0" w:color="000000"/>
-              <w:bottom w:val="single" w:sz="4" w:space="0" w:color="000000"/>
-              <w:right w:val="single" w:sz="4" w:space="0" w:color="000000"/>
-            </w:tcBorders>
-            <w:vAlign w:val="center"/>
-          </w:tcPr>
-          <w:p>
-            <w:pPr>
-              <w:rPr>
-                <w:rFonts w:ascii="Times New Roman" w:hAnsi="Times New Roman" w:cs="Times New Roman"/>
-                <w:sz w:val="26"/>
-                <w:szCs w:val="26"/>
-              </w:rPr>
-            </w:pPr>
-            <w:r>
-              <w:rPr>
-                <w:rFonts w:ascii="Times New Roman" w:hAnsi="Times New Roman"/>
-                <w:sz w:val="26"/>
-              </w:rPr>
-            </w:r>
-          </w:p>
-        </w:tc>
-        <w:tc>
-          <w:tcPr>
             <w:tcW w:w="709" w:type="dxa"/>
             <w:tcBorders>
               <w:top w:val="single" w:sz="4" w:space="0" w:color="000000"/>
@@ -2814,39 +2580,69 @@
                 <w:szCs w:val="26"/>
               </w:rPr>
             </w:pPr>
-            <w:r>
-              <w:rPr>
-                <w:rFonts w:ascii="Times New Roman" w:hAnsi="Times New Roman"/>
-                <w:sz w:val="26"/>
-              </w:rPr>
-            </w:r>
-          </w:p>
-        </w:tc>
-        <w:tc>
-          <w:tcPr>
-            <w:tcW w:w="3260" w:type="dxa"/>
-            <w:tcBorders>
-              <w:top w:val="single" w:sz="4" w:space="0" w:color="000000"/>
-              <w:left w:val="single" w:sz="4" w:space="0" w:color="000000"/>
-              <w:bottom w:val="single" w:sz="4" w:space="0" w:color="000000"/>
-              <w:right w:val="single" w:sz="4" w:space="0" w:color="000000"/>
-            </w:tcBorders>
-            <w:vAlign w:val="center"/>
-          </w:tcPr>
-          <w:p>
-            <w:pPr>
-              <w:rPr>
-                <w:rFonts w:ascii="Times New Roman" w:hAnsi="Times New Roman" w:cs="Times New Roman"/>
-                <w:sz w:val="26"/>
-                <w:szCs w:val="26"/>
-              </w:rPr>
-            </w:pPr>
-            <w:r>
-              <w:rPr>
-                <w:rFonts w:ascii="Times New Roman" w:hAnsi="Times New Roman"/>
-                <w:sz w:val="26"/>
-              </w:rPr>
-            </w:r>
+          </w:p>
+        </w:tc>
+        <w:tc>
+          <w:tcPr>
+            <w:tcW w:w="1276" w:type="dxa"/>
+            <w:tcBorders>
+              <w:top w:val="single" w:sz="4" w:space="0" w:color="000000"/>
+              <w:left w:val="single" w:sz="4" w:space="0" w:color="000000"/>
+              <w:bottom w:val="single" w:sz="4" w:space="0" w:color="000000"/>
+              <w:right w:val="single" w:sz="4" w:space="0" w:color="000000"/>
+            </w:tcBorders>
+            <w:vAlign w:val="center"/>
+          </w:tcPr>
+          <w:p>
+            <w:pPr>
+              <w:rPr>
+                <w:rFonts w:ascii="Times New Roman" w:hAnsi="Times New Roman" w:cs="Times New Roman"/>
+                <w:sz w:val="26"/>
+                <w:szCs w:val="26"/>
+              </w:rPr>
+            </w:pPr>
+          </w:p>
+        </w:tc>
+        <w:tc>
+          <w:tcPr>
+            <w:tcW w:w="708" w:type="dxa"/>
+            <w:tcBorders>
+              <w:top w:val="single" w:sz="4" w:space="0" w:color="000000"/>
+              <w:left w:val="single" w:sz="4" w:space="0" w:color="000000"/>
+              <w:bottom w:val="single" w:sz="4" w:space="0" w:color="000000"/>
+              <w:right w:val="single" w:sz="4" w:space="0" w:color="000000"/>
+            </w:tcBorders>
+            <w:vAlign w:val="center"/>
+          </w:tcPr>
+          <w:p>
+            <w:pPr>
+              <w:rPr>
+                <w:rFonts w:ascii="Times New Roman" w:hAnsi="Times New Roman" w:cs="Times New Roman"/>
+                <w:sz w:val="26"/>
+                <w:szCs w:val="26"/>
+              </w:rPr>
+            </w:pPr>
+          </w:p>
+        </w:tc>
+        <w:tc>
+          <w:tcPr>
+            <w:tcW w:w="3544" w:type="dxa"/>
+            <w:tcBorders>
+              <w:top w:val="single" w:sz="4" w:space="0" w:color="000000"/>
+              <w:left w:val="single" w:sz="4" w:space="0" w:color="000000"/>
+              <w:bottom w:val="single" w:sz="4" w:space="0" w:color="000000"/>
+              <w:right w:val="single" w:sz="4" w:space="0" w:color="000000"/>
+            </w:tcBorders>
+            <w:vAlign w:val="center"/>
+          </w:tcPr>
+          <w:p>
+            <w:pPr>
+              <w:rPr>
+                <w:rFonts w:ascii="Times New Roman" w:hAnsi="Times New Roman" w:cs="Times New Roman"/>
+                <w:sz w:val="26"/>
+                <w:szCs w:val="26"/>
+              </w:rPr>
+            </w:pPr>
           </w:p>
         </w:tc>
         <w:tc>
@@ -2868,12 +2664,6 @@
                 <w:szCs w:val="26"/>
               </w:rPr>
             </w:pPr>
-            <w:r>
-              <w:rPr>
-                <w:rFonts w:ascii="Times New Roman" w:hAnsi="Times New Roman"/>
-                <w:sz w:val="26"/>
-              </w:rPr>
-            </w:r>
           </w:p>
         </w:tc>
       </w:tr>
@@ -2883,7 +2673,7 @@
         </w:trPr>
         <w:tc>
           <w:tcPr>
-            <w:tcW w:w="1237" w:type="dxa"/>
+            <w:tcW w:w="1096" w:type="dxa"/>
             <w:vMerge/>
             <w:tcBorders>
               <w:left w:val="single" w:sz="4" w:space="0" w:color="000000"/>
@@ -2907,7 +2697,7 @@
         </w:tc>
         <w:tc>
           <w:tcPr>
-            <w:tcW w:w="846" w:type="dxa"/>
+            <w:tcW w:w="850" w:type="dxa"/>
             <w:tcBorders>
               <w:top w:val="single" w:sz="4" w:space="0" w:color="000000"/>
               <w:left w:val="single" w:sz="4" w:space="0" w:color="000000"/>
@@ -2936,7 +2726,7 @@
         </w:tc>
         <w:tc>
           <w:tcPr>
-            <w:tcW w:w="987" w:type="dxa"/>
+            <w:tcW w:w="709" w:type="dxa"/>
             <w:tcBorders>
               <w:top w:val="single" w:sz="4" w:space="0" w:color="000000"/>
               <w:left w:val="single" w:sz="4" w:space="0" w:color="000000"/>
@@ -2965,7 +2755,7 @@
         </w:tc>
         <w:tc>
           <w:tcPr>
-            <w:tcW w:w="1144" w:type="dxa"/>
+            <w:tcW w:w="1276" w:type="dxa"/>
             <w:tcBorders>
               <w:top w:val="single" w:sz="4" w:space="0" w:color="000000"/>
               <w:left w:val="single" w:sz="4" w:space="0" w:color="000000"/>
@@ -2994,7 +2784,7 @@
         </w:tc>
         <w:tc>
           <w:tcPr>
-            <w:tcW w:w="709" w:type="dxa"/>
+            <w:tcW w:w="708" w:type="dxa"/>
             <w:tcBorders>
               <w:top w:val="single" w:sz="4" w:space="0" w:color="000000"/>
               <w:left w:val="single" w:sz="4" w:space="0" w:color="000000"/>
@@ -3023,7 +2813,7 @@
         </w:tc>
         <w:tc>
           <w:tcPr>
-            <w:tcW w:w="3260" w:type="dxa"/>
+            <w:tcW w:w="3544" w:type="dxa"/>
             <w:tcBorders>
               <w:top w:val="single" w:sz="4" w:space="0" w:color="000000"/>
               <w:left w:val="single" w:sz="4" w:space="0" w:color="000000"/>
@@ -3086,7 +2876,7 @@
         </w:trPr>
         <w:tc>
           <w:tcPr>
-            <w:tcW w:w="1237" w:type="dxa"/>
+            <w:tcW w:w="1096" w:type="dxa"/>
             <w:vMerge/>
             <w:tcBorders>
               <w:left w:val="single" w:sz="4" w:space="0" w:color="000000"/>
@@ -3110,7 +2900,7 @@
         </w:tc>
         <w:tc>
           <w:tcPr>
-            <w:tcW w:w="846" w:type="dxa"/>
+            <w:tcW w:w="850" w:type="dxa"/>
             <w:tcBorders>
               <w:top w:val="single" w:sz="4" w:space="0" w:color="000000"/>
               <w:left w:val="single" w:sz="4" w:space="0" w:color="000000"/>
@@ -3139,60 +2929,6 @@
         </w:tc>
         <w:tc>
           <w:tcPr>
-            <w:tcW w:w="987" w:type="dxa"/>
-            <w:tcBorders>
-              <w:top w:val="single" w:sz="4" w:space="0" w:color="000000"/>
-              <w:left w:val="single" w:sz="4" w:space="0" w:color="000000"/>
-              <w:bottom w:val="single" w:sz="4" w:space="0" w:color="000000"/>
-              <w:right w:val="single" w:sz="4" w:space="0" w:color="000000"/>
-            </w:tcBorders>
-            <w:vAlign w:val="center"/>
-          </w:tcPr>
-          <w:p>
-            <w:pPr>
-              <w:rPr>
-                <w:rFonts w:ascii="Times New Roman" w:hAnsi="Times New Roman" w:cs="Times New Roman"/>
-                <w:sz w:val="26"/>
-                <w:szCs w:val="26"/>
-              </w:rPr>
-            </w:pPr>
-            <w:r>
-              <w:rPr>
-                <w:rFonts w:ascii="Times New Roman" w:hAnsi="Times New Roman"/>
-                <w:sz w:val="26"/>
-              </w:rPr>
-            </w:r>
-          </w:p>
-        </w:tc>
-        <w:tc>
-          <w:tcPr>
-            <w:tcW w:w="1144" w:type="dxa"/>
-            <w:tcBorders>
-              <w:top w:val="single" w:sz="4" w:space="0" w:color="000000"/>
-              <w:left w:val="single" w:sz="4" w:space="0" w:color="000000"/>
-              <w:bottom w:val="single" w:sz="4" w:space="0" w:color="000000"/>
-              <w:right w:val="single" w:sz="4" w:space="0" w:color="000000"/>
-            </w:tcBorders>
-            <w:vAlign w:val="center"/>
-          </w:tcPr>
-          <w:p>
-            <w:pPr>
-              <w:rPr>
-                <w:rFonts w:ascii="Times New Roman" w:hAnsi="Times New Roman" w:cs="Times New Roman"/>
-                <w:sz w:val="26"/>
-                <w:szCs w:val="26"/>
-              </w:rPr>
-            </w:pPr>
-            <w:r>
-              <w:rPr>
-                <w:rFonts w:ascii="Times New Roman" w:hAnsi="Times New Roman"/>
-                <w:sz w:val="26"/>
-              </w:rPr>
-            </w:r>
-          </w:p>
-        </w:tc>
-        <w:tc>
-          <w:tcPr>
             <w:tcW w:w="709" w:type="dxa"/>
             <w:tcBorders>
               <w:top w:val="single" w:sz="4" w:space="0" w:color="000000"/>
@@ -3210,39 +2946,69 @@
                 <w:szCs w:val="26"/>
               </w:rPr>
             </w:pPr>
-            <w:r>
-              <w:rPr>
-                <w:rFonts w:ascii="Times New Roman" w:hAnsi="Times New Roman"/>
-                <w:sz w:val="26"/>
-              </w:rPr>
-            </w:r>
-          </w:p>
-        </w:tc>
-        <w:tc>
-          <w:tcPr>
-            <w:tcW w:w="3260" w:type="dxa"/>
-            <w:tcBorders>
-              <w:top w:val="single" w:sz="4" w:space="0" w:color="000000"/>
-              <w:left w:val="single" w:sz="4" w:space="0" w:color="000000"/>
-              <w:bottom w:val="single" w:sz="4" w:space="0" w:color="000000"/>
-              <w:right w:val="single" w:sz="4" w:space="0" w:color="000000"/>
-            </w:tcBorders>
-            <w:vAlign w:val="center"/>
-          </w:tcPr>
-          <w:p>
-            <w:pPr>
-              <w:rPr>
-                <w:rFonts w:ascii="Times New Roman" w:hAnsi="Times New Roman" w:cs="Times New Roman"/>
-                <w:sz w:val="26"/>
-                <w:szCs w:val="26"/>
-              </w:rPr>
-            </w:pPr>
-            <w:r>
-              <w:rPr>
-                <w:rFonts w:ascii="Times New Roman" w:hAnsi="Times New Roman"/>
-                <w:sz w:val="26"/>
-              </w:rPr>
-            </w:r>
+          </w:p>
+        </w:tc>
+        <w:tc>
+          <w:tcPr>
+            <w:tcW w:w="1276" w:type="dxa"/>
+            <w:tcBorders>
+              <w:top w:val="single" w:sz="4" w:space="0" w:color="000000"/>
+              <w:left w:val="single" w:sz="4" w:space="0" w:color="000000"/>
+              <w:bottom w:val="single" w:sz="4" w:space="0" w:color="000000"/>
+              <w:right w:val="single" w:sz="4" w:space="0" w:color="000000"/>
+            </w:tcBorders>
+            <w:vAlign w:val="center"/>
+          </w:tcPr>
+          <w:p>
+            <w:pPr>
+              <w:rPr>
+                <w:rFonts w:ascii="Times New Roman" w:hAnsi="Times New Roman" w:cs="Times New Roman"/>
+                <w:sz w:val="26"/>
+                <w:szCs w:val="26"/>
+              </w:rPr>
+            </w:pPr>
+          </w:p>
+        </w:tc>
+        <w:tc>
+          <w:tcPr>
+            <w:tcW w:w="708" w:type="dxa"/>
+            <w:tcBorders>
+              <w:top w:val="single" w:sz="4" w:space="0" w:color="000000"/>
+              <w:left w:val="single" w:sz="4" w:space="0" w:color="000000"/>
+              <w:bottom w:val="single" w:sz="4" w:space="0" w:color="000000"/>
+              <w:right w:val="single" w:sz="4" w:space="0" w:color="000000"/>
+            </w:tcBorders>
+            <w:vAlign w:val="center"/>
+          </w:tcPr>
+          <w:p>
+            <w:pPr>
+              <w:rPr>
+                <w:rFonts w:ascii="Times New Roman" w:hAnsi="Times New Roman" w:cs="Times New Roman"/>
+                <w:sz w:val="26"/>
+                <w:szCs w:val="26"/>
+              </w:rPr>
+            </w:pPr>
+          </w:p>
+        </w:tc>
+        <w:tc>
+          <w:tcPr>
+            <w:tcW w:w="3544" w:type="dxa"/>
+            <w:tcBorders>
+              <w:top w:val="single" w:sz="4" w:space="0" w:color="000000"/>
+              <w:left w:val="single" w:sz="4" w:space="0" w:color="000000"/>
+              <w:bottom w:val="single" w:sz="4" w:space="0" w:color="000000"/>
+              <w:right w:val="single" w:sz="4" w:space="0" w:color="000000"/>
+            </w:tcBorders>
+            <w:vAlign w:val="center"/>
+          </w:tcPr>
+          <w:p>
+            <w:pPr>
+              <w:rPr>
+                <w:rFonts w:ascii="Times New Roman" w:hAnsi="Times New Roman" w:cs="Times New Roman"/>
+                <w:sz w:val="26"/>
+                <w:szCs w:val="26"/>
+              </w:rPr>
+            </w:pPr>
           </w:p>
         </w:tc>
         <w:tc>
@@ -3264,12 +3030,6 @@
                 <w:szCs w:val="26"/>
               </w:rPr>
             </w:pPr>
-            <w:r>
-              <w:rPr>
-                <w:rFonts w:ascii="Times New Roman" w:hAnsi="Times New Roman"/>
-                <w:sz w:val="26"/>
-              </w:rPr>
-            </w:r>
           </w:p>
         </w:tc>
       </w:tr>
@@ -3279,7 +3039,7 @@
         </w:trPr>
         <w:tc>
           <w:tcPr>
-            <w:tcW w:w="1237" w:type="dxa"/>
+            <w:tcW w:w="1096" w:type="dxa"/>
             <w:vMerge w:val="restart"/>
             <w:tcBorders>
               <w:left w:val="single" w:sz="4" w:space="0" w:color="000000"/>
@@ -3307,7 +3067,7 @@
         </w:tc>
         <w:tc>
           <w:tcPr>
-            <w:tcW w:w="846" w:type="dxa"/>
+            <w:tcW w:w="850" w:type="dxa"/>
             <w:tcBorders>
               <w:top w:val="single" w:sz="4" w:space="0" w:color="000000"/>
               <w:left w:val="single" w:sz="4" w:space="0" w:color="000000"/>
@@ -3336,7 +3096,7 @@
         </w:tc>
         <w:tc>
           <w:tcPr>
-            <w:tcW w:w="987" w:type="dxa"/>
+            <w:tcW w:w="709" w:type="dxa"/>
             <w:tcBorders>
               <w:top w:val="single" w:sz="4" w:space="0" w:color="000000"/>
               <w:left w:val="single" w:sz="4" w:space="0" w:color="000000"/>
@@ -3365,7 +3125,7 @@
         </w:tc>
         <w:tc>
           <w:tcPr>
-            <w:tcW w:w="1144" w:type="dxa"/>
+            <w:tcW w:w="1276" w:type="dxa"/>
             <w:tcBorders>
               <w:top w:val="single" w:sz="4" w:space="0" w:color="000000"/>
               <w:left w:val="single" w:sz="4" w:space="0" w:color="000000"/>
@@ -3394,7 +3154,7 @@
         </w:tc>
         <w:tc>
           <w:tcPr>
-            <w:tcW w:w="709" w:type="dxa"/>
+            <w:tcW w:w="708" w:type="dxa"/>
             <w:tcBorders>
               <w:top w:val="single" w:sz="4" w:space="0" w:color="000000"/>
               <w:left w:val="single" w:sz="4" w:space="0" w:color="000000"/>
@@ -3423,7 +3183,7 @@
         </w:tc>
         <w:tc>
           <w:tcPr>
-            <w:tcW w:w="3260" w:type="dxa"/>
+            <w:tcW w:w="3544" w:type="dxa"/>
             <w:tcBorders>
               <w:top w:val="single" w:sz="4" w:space="0" w:color="000000"/>
               <w:left w:val="single" w:sz="4" w:space="0" w:color="000000"/>
@@ -3486,7 +3246,7 @@
         </w:trPr>
         <w:tc>
           <w:tcPr>
-            <w:tcW w:w="1237" w:type="dxa"/>
+            <w:tcW w:w="1096" w:type="dxa"/>
             <w:vMerge/>
             <w:tcBorders>
               <w:left w:val="single" w:sz="4" w:space="0" w:color="000000"/>
@@ -3510,7 +3270,7 @@
         </w:tc>
         <w:tc>
           <w:tcPr>
-            <w:tcW w:w="846" w:type="dxa"/>
+            <w:tcW w:w="850" w:type="dxa"/>
             <w:tcBorders>
               <w:top w:val="single" w:sz="4" w:space="0" w:color="000000"/>
               <w:left w:val="single" w:sz="4" w:space="0" w:color="000000"/>
@@ -3539,7 +3299,7 @@
         </w:tc>
         <w:tc>
           <w:tcPr>
-            <w:tcW w:w="987" w:type="dxa"/>
+            <w:tcW w:w="709" w:type="dxa"/>
             <w:tcBorders>
               <w:top w:val="single" w:sz="4" w:space="0" w:color="000000"/>
               <w:left w:val="single" w:sz="4" w:space="0" w:color="000000"/>
@@ -3568,7 +3328,7 @@
         </w:tc>
         <w:tc>
           <w:tcPr>
-            <w:tcW w:w="1144" w:type="dxa"/>
+            <w:tcW w:w="1276" w:type="dxa"/>
             <w:tcBorders>
               <w:top w:val="single" w:sz="4" w:space="0" w:color="000000"/>
               <w:left w:val="single" w:sz="4" w:space="0" w:color="000000"/>
@@ -3597,7 +3357,7 @@
         </w:tc>
         <w:tc>
           <w:tcPr>
-            <w:tcW w:w="709" w:type="dxa"/>
+            <w:tcW w:w="708" w:type="dxa"/>
             <w:tcBorders>
               <w:top w:val="single" w:sz="4" w:space="0" w:color="000000"/>
               <w:left w:val="single" w:sz="4" w:space="0" w:color="000000"/>
@@ -3626,7 +3386,7 @@
         </w:tc>
         <w:tc>
           <w:tcPr>
-            <w:tcW w:w="3260" w:type="dxa"/>
+            <w:tcW w:w="3544" w:type="dxa"/>
             <w:tcBorders>
               <w:top w:val="single" w:sz="4" w:space="0" w:color="000000"/>
               <w:left w:val="single" w:sz="4" w:space="0" w:color="000000"/>
@@ -3689,7 +3449,7 @@
         </w:trPr>
         <w:tc>
           <w:tcPr>
-            <w:tcW w:w="1237" w:type="dxa"/>
+            <w:tcW w:w="1096" w:type="dxa"/>
             <w:vMerge/>
             <w:tcBorders>
               <w:left w:val="single" w:sz="4" w:space="0" w:color="000000"/>
@@ -3713,7 +3473,7 @@
         </w:tc>
         <w:tc>
           <w:tcPr>
-            <w:tcW w:w="846" w:type="dxa"/>
+            <w:tcW w:w="850" w:type="dxa"/>
             <w:tcBorders>
               <w:top w:val="single" w:sz="4" w:space="0" w:color="000000"/>
               <w:left w:val="single" w:sz="4" w:space="0" w:color="000000"/>
@@ -3742,60 +3502,6 @@
         </w:tc>
         <w:tc>
           <w:tcPr>
-            <w:tcW w:w="987" w:type="dxa"/>
-            <w:tcBorders>
-              <w:top w:val="single" w:sz="4" w:space="0" w:color="000000"/>
-              <w:left w:val="single" w:sz="4" w:space="0" w:color="000000"/>
-              <w:bottom w:val="single" w:sz="4" w:space="0" w:color="000000"/>
-              <w:right w:val="single" w:sz="4" w:space="0" w:color="000000"/>
-            </w:tcBorders>
-            <w:vAlign w:val="center"/>
-          </w:tcPr>
-          <w:p>
-            <w:pPr>
-              <w:rPr>
-                <w:rFonts w:ascii="Times New Roman" w:hAnsi="Times New Roman" w:cs="Times New Roman"/>
-                <w:sz w:val="26"/>
-                <w:szCs w:val="26"/>
-              </w:rPr>
-            </w:pPr>
-            <w:r>
-              <w:rPr>
-                <w:rFonts w:ascii="Times New Roman" w:hAnsi="Times New Roman"/>
-                <w:sz w:val="26"/>
-              </w:rPr>
-            </w:r>
-          </w:p>
-        </w:tc>
-        <w:tc>
-          <w:tcPr>
-            <w:tcW w:w="1144" w:type="dxa"/>
-            <w:tcBorders>
-              <w:top w:val="single" w:sz="4" w:space="0" w:color="000000"/>
-              <w:left w:val="single" w:sz="4" w:space="0" w:color="000000"/>
-              <w:bottom w:val="single" w:sz="4" w:space="0" w:color="000000"/>
-              <w:right w:val="single" w:sz="4" w:space="0" w:color="000000"/>
-            </w:tcBorders>
-            <w:vAlign w:val="center"/>
-          </w:tcPr>
-          <w:p>
-            <w:pPr>
-              <w:rPr>
-                <w:rFonts w:ascii="Times New Roman" w:hAnsi="Times New Roman" w:cs="Times New Roman"/>
-                <w:sz w:val="26"/>
-                <w:szCs w:val="26"/>
-              </w:rPr>
-            </w:pPr>
-            <w:r>
-              <w:rPr>
-                <w:rFonts w:ascii="Times New Roman" w:hAnsi="Times New Roman"/>
-                <w:sz w:val="26"/>
-              </w:rPr>
-            </w:r>
-          </w:p>
-        </w:tc>
-        <w:tc>
-          <w:tcPr>
             <w:tcW w:w="709" w:type="dxa"/>
             <w:tcBorders>
               <w:top w:val="single" w:sz="4" w:space="0" w:color="000000"/>
@@ -3813,39 +3519,69 @@
                 <w:szCs w:val="26"/>
               </w:rPr>
             </w:pPr>
-            <w:r>
-              <w:rPr>
-                <w:rFonts w:ascii="Times New Roman" w:hAnsi="Times New Roman"/>
-                <w:sz w:val="26"/>
-              </w:rPr>
-            </w:r>
-          </w:p>
-        </w:tc>
-        <w:tc>
-          <w:tcPr>
-            <w:tcW w:w="3260" w:type="dxa"/>
-            <w:tcBorders>
-              <w:top w:val="single" w:sz="4" w:space="0" w:color="000000"/>
-              <w:left w:val="single" w:sz="4" w:space="0" w:color="000000"/>
-              <w:bottom w:val="single" w:sz="4" w:space="0" w:color="000000"/>
-              <w:right w:val="single" w:sz="4" w:space="0" w:color="000000"/>
-            </w:tcBorders>
-            <w:vAlign w:val="center"/>
-          </w:tcPr>
-          <w:p>
-            <w:pPr>
-              <w:rPr>
-                <w:rFonts w:ascii="Times New Roman" w:hAnsi="Times New Roman" w:cs="Times New Roman"/>
-                <w:sz w:val="26"/>
-                <w:szCs w:val="26"/>
-              </w:rPr>
-            </w:pPr>
-            <w:r>
-              <w:rPr>
-                <w:rFonts w:ascii="Times New Roman" w:hAnsi="Times New Roman"/>
-                <w:sz w:val="26"/>
-              </w:rPr>
-            </w:r>
+          </w:p>
+        </w:tc>
+        <w:tc>
+          <w:tcPr>
+            <w:tcW w:w="1276" w:type="dxa"/>
+            <w:tcBorders>
+              <w:top w:val="single" w:sz="4" w:space="0" w:color="000000"/>
+              <w:left w:val="single" w:sz="4" w:space="0" w:color="000000"/>
+              <w:bottom w:val="single" w:sz="4" w:space="0" w:color="000000"/>
+              <w:right w:val="single" w:sz="4" w:space="0" w:color="000000"/>
+            </w:tcBorders>
+            <w:vAlign w:val="center"/>
+          </w:tcPr>
+          <w:p>
+            <w:pPr>
+              <w:rPr>
+                <w:rFonts w:ascii="Times New Roman" w:hAnsi="Times New Roman" w:cs="Times New Roman"/>
+                <w:sz w:val="26"/>
+                <w:szCs w:val="26"/>
+              </w:rPr>
+            </w:pPr>
+          </w:p>
+        </w:tc>
+        <w:tc>
+          <w:tcPr>
+            <w:tcW w:w="708" w:type="dxa"/>
+            <w:tcBorders>
+              <w:top w:val="single" w:sz="4" w:space="0" w:color="000000"/>
+              <w:left w:val="single" w:sz="4" w:space="0" w:color="000000"/>
+              <w:bottom w:val="single" w:sz="4" w:space="0" w:color="000000"/>
+              <w:right w:val="single" w:sz="4" w:space="0" w:color="000000"/>
+            </w:tcBorders>
+            <w:vAlign w:val="center"/>
+          </w:tcPr>
+          <w:p>
+            <w:pPr>
+              <w:rPr>
+                <w:rFonts w:ascii="Times New Roman" w:hAnsi="Times New Roman" w:cs="Times New Roman"/>
+                <w:sz w:val="26"/>
+                <w:szCs w:val="26"/>
+              </w:rPr>
+            </w:pPr>
+          </w:p>
+        </w:tc>
+        <w:tc>
+          <w:tcPr>
+            <w:tcW w:w="3544" w:type="dxa"/>
+            <w:tcBorders>
+              <w:top w:val="single" w:sz="4" w:space="0" w:color="000000"/>
+              <w:left w:val="single" w:sz="4" w:space="0" w:color="000000"/>
+              <w:bottom w:val="single" w:sz="4" w:space="0" w:color="000000"/>
+              <w:right w:val="single" w:sz="4" w:space="0" w:color="000000"/>
+            </w:tcBorders>
+            <w:vAlign w:val="center"/>
+          </w:tcPr>
+          <w:p>
+            <w:pPr>
+              <w:rPr>
+                <w:rFonts w:ascii="Times New Roman" w:hAnsi="Times New Roman" w:cs="Times New Roman"/>
+                <w:sz w:val="26"/>
+                <w:szCs w:val="26"/>
+              </w:rPr>
+            </w:pPr>
           </w:p>
         </w:tc>
         <w:tc>
@@ -3867,12 +3603,6 @@
                 <w:szCs w:val="26"/>
               </w:rPr>
             </w:pPr>
-            <w:r>
-              <w:rPr>
-                <w:rFonts w:ascii="Times New Roman" w:hAnsi="Times New Roman"/>
-                <w:sz w:val="26"/>
-              </w:rPr>
-            </w:r>
           </w:p>
         </w:tc>
       </w:tr>
@@ -3882,7 +3612,7 @@
         </w:trPr>
         <w:tc>
           <w:tcPr>
-            <w:tcW w:w="1237" w:type="dxa"/>
+            <w:tcW w:w="1096" w:type="dxa"/>
             <w:vMerge/>
             <w:tcBorders>
               <w:left w:val="single" w:sz="4" w:space="0" w:color="000000"/>
@@ -3906,7 +3636,7 @@
         </w:tc>
         <w:tc>
           <w:tcPr>
-            <w:tcW w:w="846" w:type="dxa"/>
+            <w:tcW w:w="850" w:type="dxa"/>
             <w:tcBorders>
               <w:top w:val="single" w:sz="4" w:space="0" w:color="000000"/>
               <w:left w:val="single" w:sz="4" w:space="0" w:color="000000"/>
@@ -3935,7 +3665,7 @@
         </w:tc>
         <w:tc>
           <w:tcPr>
-            <w:tcW w:w="987" w:type="dxa"/>
+            <w:tcW w:w="709" w:type="dxa"/>
             <w:tcBorders>
               <w:top w:val="single" w:sz="4" w:space="0" w:color="000000"/>
               <w:left w:val="single" w:sz="4" w:space="0" w:color="000000"/>
@@ -3964,7 +3694,7 @@
         </w:tc>
         <w:tc>
           <w:tcPr>
-            <w:tcW w:w="1144" w:type="dxa"/>
+            <w:tcW w:w="1276" w:type="dxa"/>
             <w:tcBorders>
               <w:top w:val="single" w:sz="4" w:space="0" w:color="000000"/>
               <w:left w:val="single" w:sz="4" w:space="0" w:color="000000"/>
@@ -3993,7 +3723,7 @@
         </w:tc>
         <w:tc>
           <w:tcPr>
-            <w:tcW w:w="709" w:type="dxa"/>
+            <w:tcW w:w="708" w:type="dxa"/>
             <w:tcBorders>
               <w:top w:val="single" w:sz="4" w:space="0" w:color="000000"/>
               <w:left w:val="single" w:sz="4" w:space="0" w:color="000000"/>
@@ -4022,7 +3752,7 @@
         </w:tc>
         <w:tc>
           <w:tcPr>
-            <w:tcW w:w="3260" w:type="dxa"/>
+            <w:tcW w:w="3544" w:type="dxa"/>
             <w:tcBorders>
               <w:top w:val="single" w:sz="4" w:space="0" w:color="000000"/>
               <w:left w:val="single" w:sz="4" w:space="0" w:color="000000"/>
@@ -4085,7 +3815,7 @@
         </w:trPr>
         <w:tc>
           <w:tcPr>
-            <w:tcW w:w="1237" w:type="dxa"/>
+            <w:tcW w:w="1096" w:type="dxa"/>
             <w:vMerge/>
             <w:tcBorders>
               <w:left w:val="single" w:sz="4" w:space="0" w:color="000000"/>
@@ -4109,7 +3839,7 @@
         </w:tc>
         <w:tc>
           <w:tcPr>
-            <w:tcW w:w="846" w:type="dxa"/>
+            <w:tcW w:w="850" w:type="dxa"/>
             <w:tcBorders>
               <w:top w:val="single" w:sz="4" w:space="0" w:color="000000"/>
               <w:left w:val="single" w:sz="4" w:space="0" w:color="000000"/>
@@ -4138,60 +3868,6 @@
         </w:tc>
         <w:tc>
           <w:tcPr>
-            <w:tcW w:w="987" w:type="dxa"/>
-            <w:tcBorders>
-              <w:top w:val="single" w:sz="4" w:space="0" w:color="000000"/>
-              <w:left w:val="single" w:sz="4" w:space="0" w:color="000000"/>
-              <w:bottom w:val="single" w:sz="4" w:space="0" w:color="000000"/>
-              <w:right w:val="single" w:sz="4" w:space="0" w:color="000000"/>
-            </w:tcBorders>
-            <w:vAlign w:val="center"/>
-          </w:tcPr>
-          <w:p>
-            <w:pPr>
-              <w:rPr>
-                <w:rFonts w:ascii="Times New Roman" w:hAnsi="Times New Roman" w:cs="Times New Roman"/>
-                <w:sz w:val="26"/>
-                <w:szCs w:val="26"/>
-              </w:rPr>
-            </w:pPr>
-            <w:r>
-              <w:rPr>
-                <w:rFonts w:ascii="Times New Roman" w:hAnsi="Times New Roman"/>
-                <w:sz w:val="26"/>
-              </w:rPr>
-            </w:r>
-          </w:p>
-        </w:tc>
-        <w:tc>
-          <w:tcPr>
-            <w:tcW w:w="1144" w:type="dxa"/>
-            <w:tcBorders>
-              <w:top w:val="single" w:sz="4" w:space="0" w:color="000000"/>
-              <w:left w:val="single" w:sz="4" w:space="0" w:color="000000"/>
-              <w:bottom w:val="single" w:sz="4" w:space="0" w:color="000000"/>
-              <w:right w:val="single" w:sz="4" w:space="0" w:color="000000"/>
-            </w:tcBorders>
-            <w:vAlign w:val="center"/>
-          </w:tcPr>
-          <w:p>
-            <w:pPr>
-              <w:rPr>
-                <w:rFonts w:ascii="Times New Roman" w:hAnsi="Times New Roman" w:cs="Times New Roman"/>
-                <w:sz w:val="26"/>
-                <w:szCs w:val="26"/>
-              </w:rPr>
-            </w:pPr>
-            <w:r>
-              <w:rPr>
-                <w:rFonts w:ascii="Times New Roman" w:hAnsi="Times New Roman"/>
-                <w:sz w:val="26"/>
-              </w:rPr>
-            </w:r>
-          </w:p>
-        </w:tc>
-        <w:tc>
-          <w:tcPr>
             <w:tcW w:w="709" w:type="dxa"/>
             <w:tcBorders>
               <w:top w:val="single" w:sz="4" w:space="0" w:color="000000"/>
@@ -4209,39 +3885,69 @@
                 <w:szCs w:val="26"/>
               </w:rPr>
             </w:pPr>
-            <w:r>
-              <w:rPr>
-                <w:rFonts w:ascii="Times New Roman" w:hAnsi="Times New Roman"/>
-                <w:sz w:val="26"/>
-              </w:rPr>
-            </w:r>
-          </w:p>
-        </w:tc>
-        <w:tc>
-          <w:tcPr>
-            <w:tcW w:w="3260" w:type="dxa"/>
-            <w:tcBorders>
-              <w:top w:val="single" w:sz="4" w:space="0" w:color="000000"/>
-              <w:left w:val="single" w:sz="4" w:space="0" w:color="000000"/>
-              <w:bottom w:val="single" w:sz="4" w:space="0" w:color="000000"/>
-              <w:right w:val="single" w:sz="4" w:space="0" w:color="000000"/>
-            </w:tcBorders>
-            <w:vAlign w:val="center"/>
-          </w:tcPr>
-          <w:p>
-            <w:pPr>
-              <w:rPr>
-                <w:rFonts w:ascii="Times New Roman" w:hAnsi="Times New Roman" w:cs="Times New Roman"/>
-                <w:sz w:val="26"/>
-                <w:szCs w:val="26"/>
-              </w:rPr>
-            </w:pPr>
-            <w:r>
-              <w:rPr>
-                <w:rFonts w:ascii="Times New Roman" w:hAnsi="Times New Roman"/>
-                <w:sz w:val="26"/>
-              </w:rPr>
-            </w:r>
+          </w:p>
+        </w:tc>
+        <w:tc>
+          <w:tcPr>
+            <w:tcW w:w="1276" w:type="dxa"/>
+            <w:tcBorders>
+              <w:top w:val="single" w:sz="4" w:space="0" w:color="000000"/>
+              <w:left w:val="single" w:sz="4" w:space="0" w:color="000000"/>
+              <w:bottom w:val="single" w:sz="4" w:space="0" w:color="000000"/>
+              <w:right w:val="single" w:sz="4" w:space="0" w:color="000000"/>
+            </w:tcBorders>
+            <w:vAlign w:val="center"/>
+          </w:tcPr>
+          <w:p>
+            <w:pPr>
+              <w:rPr>
+                <w:rFonts w:ascii="Times New Roman" w:hAnsi="Times New Roman" w:cs="Times New Roman"/>
+                <w:sz w:val="26"/>
+                <w:szCs w:val="26"/>
+              </w:rPr>
+            </w:pPr>
+          </w:p>
+        </w:tc>
+        <w:tc>
+          <w:tcPr>
+            <w:tcW w:w="708" w:type="dxa"/>
+            <w:tcBorders>
+              <w:top w:val="single" w:sz="4" w:space="0" w:color="000000"/>
+              <w:left w:val="single" w:sz="4" w:space="0" w:color="000000"/>
+              <w:bottom w:val="single" w:sz="4" w:space="0" w:color="000000"/>
+              <w:right w:val="single" w:sz="4" w:space="0" w:color="000000"/>
+            </w:tcBorders>
+            <w:vAlign w:val="center"/>
+          </w:tcPr>
+          <w:p>
+            <w:pPr>
+              <w:rPr>
+                <w:rFonts w:ascii="Times New Roman" w:hAnsi="Times New Roman" w:cs="Times New Roman"/>
+                <w:sz w:val="26"/>
+                <w:szCs w:val="26"/>
+              </w:rPr>
+            </w:pPr>
+          </w:p>
+        </w:tc>
+        <w:tc>
+          <w:tcPr>
+            <w:tcW w:w="3544" w:type="dxa"/>
+            <w:tcBorders>
+              <w:top w:val="single" w:sz="4" w:space="0" w:color="000000"/>
+              <w:left w:val="single" w:sz="4" w:space="0" w:color="000000"/>
+              <w:bottom w:val="single" w:sz="4" w:space="0" w:color="000000"/>
+              <w:right w:val="single" w:sz="4" w:space="0" w:color="000000"/>
+            </w:tcBorders>
+            <w:vAlign w:val="center"/>
+          </w:tcPr>
+          <w:p>
+            <w:pPr>
+              <w:rPr>
+                <w:rFonts w:ascii="Times New Roman" w:hAnsi="Times New Roman" w:cs="Times New Roman"/>
+                <w:sz w:val="26"/>
+                <w:szCs w:val="26"/>
+              </w:rPr>
+            </w:pPr>
           </w:p>
         </w:tc>
         <w:tc>
@@ -4263,12 +3969,6 @@
                 <w:szCs w:val="26"/>
               </w:rPr>
             </w:pPr>
-            <w:r>
-              <w:rPr>
-                <w:rFonts w:ascii="Times New Roman" w:hAnsi="Times New Roman"/>
-                <w:sz w:val="26"/>
-              </w:rPr>
-            </w:r>
           </w:p>
         </w:tc>
       </w:tr>
@@ -4278,7 +3978,7 @@
         </w:trPr>
         <w:tc>
           <w:tcPr>
-            <w:tcW w:w="1237" w:type="dxa"/>
+            <w:tcW w:w="1096" w:type="dxa"/>
             <w:vMerge w:val="restart"/>
             <w:tcBorders>
               <w:left w:val="single" w:sz="4" w:space="0" w:color="000000"/>
@@ -4306,7 +4006,7 @@
         </w:tc>
         <w:tc>
           <w:tcPr>
-            <w:tcW w:w="846" w:type="dxa"/>
+            <w:tcW w:w="850" w:type="dxa"/>
             <w:tcBorders>
               <w:top w:val="single" w:sz="4" w:space="0" w:color="000000"/>
               <w:left w:val="single" w:sz="4" w:space="0" w:color="000000"/>
@@ -4335,7 +4035,7 @@
         </w:tc>
         <w:tc>
           <w:tcPr>
-            <w:tcW w:w="987" w:type="dxa"/>
+            <w:tcW w:w="709" w:type="dxa"/>
             <w:tcBorders>
               <w:top w:val="single" w:sz="4" w:space="0" w:color="000000"/>
               <w:left w:val="single" w:sz="4" w:space="0" w:color="000000"/>
@@ -4363,7 +4063,7 @@
         </w:tc>
         <w:tc>
           <w:tcPr>
-            <w:tcW w:w="1144" w:type="dxa"/>
+            <w:tcW w:w="1276" w:type="dxa"/>
             <w:tcBorders>
               <w:top w:val="single" w:sz="4" w:space="0" w:color="000000"/>
               <w:left w:val="single" w:sz="4" w:space="0" w:color="000000"/>
@@ -4391,7 +4091,7 @@
         </w:tc>
         <w:tc>
           <w:tcPr>
-            <w:tcW w:w="709" w:type="dxa"/>
+            <w:tcW w:w="708" w:type="dxa"/>
             <w:tcBorders>
               <w:top w:val="single" w:sz="4" w:space="0" w:color="000000"/>
               <w:left w:val="single" w:sz="4" w:space="0" w:color="000000"/>
@@ -4419,7 +4119,7 @@
         </w:tc>
         <w:tc>
           <w:tcPr>
-            <w:tcW w:w="3260" w:type="dxa"/>
+            <w:tcW w:w="3544" w:type="dxa"/>
             <w:tcBorders>
               <w:top w:val="single" w:sz="4" w:space="0" w:color="000000"/>
               <w:left w:val="single" w:sz="4" w:space="0" w:color="000000"/>
@@ -4480,7 +4180,7 @@
         </w:trPr>
         <w:tc>
           <w:tcPr>
-            <w:tcW w:w="1237" w:type="dxa"/>
+            <w:tcW w:w="1096" w:type="dxa"/>
             <w:vMerge/>
             <w:tcBorders>
               <w:left w:val="single" w:sz="4" w:space="0" w:color="000000"/>
@@ -4501,7 +4201,7 @@
         </w:tc>
         <w:tc>
           <w:tcPr>
-            <w:tcW w:w="846" w:type="dxa"/>
+            <w:tcW w:w="850" w:type="dxa"/>
             <w:tcBorders>
               <w:top w:val="single" w:sz="4" w:space="0" w:color="000000"/>
               <w:left w:val="single" w:sz="4" w:space="0" w:color="000000"/>
@@ -4530,7 +4230,7 @@
         </w:tc>
         <w:tc>
           <w:tcPr>
-            <w:tcW w:w="987" w:type="dxa"/>
+            <w:tcW w:w="709" w:type="dxa"/>
             <w:tcBorders>
               <w:top w:val="single" w:sz="4" w:space="0" w:color="000000"/>
               <w:left w:val="single" w:sz="4" w:space="0" w:color="000000"/>
@@ -4559,7 +4259,7 @@
         </w:tc>
         <w:tc>
           <w:tcPr>
-            <w:tcW w:w="1144" w:type="dxa"/>
+            <w:tcW w:w="1276" w:type="dxa"/>
             <w:tcBorders>
               <w:top w:val="single" w:sz="4" w:space="0" w:color="000000"/>
               <w:left w:val="single" w:sz="4" w:space="0" w:color="000000"/>
@@ -4588,7 +4288,7 @@
         </w:tc>
         <w:tc>
           <w:tcPr>
-            <w:tcW w:w="709" w:type="dxa"/>
+            <w:tcW w:w="708" w:type="dxa"/>
             <w:tcBorders>
               <w:top w:val="single" w:sz="4" w:space="0" w:color="000000"/>
               <w:left w:val="single" w:sz="4" w:space="0" w:color="000000"/>
@@ -4617,7 +4317,7 @@
         </w:tc>
         <w:tc>
           <w:tcPr>
-            <w:tcW w:w="3260" w:type="dxa"/>
+            <w:tcW w:w="3544" w:type="dxa"/>
             <w:tcBorders>
               <w:top w:val="single" w:sz="4" w:space="0" w:color="000000"/>
               <w:left w:val="single" w:sz="4" w:space="0" w:color="000000"/>
@@ -4680,7 +4380,7 @@
         </w:trPr>
         <w:tc>
           <w:tcPr>
-            <w:tcW w:w="1237" w:type="dxa"/>
+            <w:tcW w:w="1096" w:type="dxa"/>
             <w:vMerge/>
             <w:tcBorders>
               <w:left w:val="single" w:sz="4" w:space="0" w:color="000000"/>
@@ -4701,7 +4401,7 @@
         </w:tc>
         <w:tc>
           <w:tcPr>
-            <w:tcW w:w="846" w:type="dxa"/>
+            <w:tcW w:w="850" w:type="dxa"/>
             <w:tcBorders>
               <w:top w:val="single" w:sz="4" w:space="0" w:color="000000"/>
               <w:left w:val="single" w:sz="4" w:space="0" w:color="000000"/>
@@ -4730,62 +4430,6 @@
         </w:tc>
         <w:tc>
           <w:tcPr>
-            <w:tcW w:w="987" w:type="dxa"/>
-            <w:tcBorders>
-              <w:top w:val="single" w:sz="4" w:space="0" w:color="000000"/>
-              <w:left w:val="single" w:sz="4" w:space="0" w:color="000000"/>
-              <w:bottom w:val="single" w:sz="4" w:space="0" w:color="000000"/>
-              <w:right w:val="single" w:sz="4" w:space="0" w:color="000000"/>
-            </w:tcBorders>
-            <w:vAlign w:val="center"/>
-          </w:tcPr>
-          <w:p>
-            <w:pPr>
-              <w:rPr>
-                <w:rFonts w:ascii="Times New Roman" w:hAnsi="Times New Roman" w:cs="Times New Roman"/>
-                <w:sz w:val="26"/>
-                <w:szCs w:val="26"/>
-              </w:rPr>
-            </w:pPr>
-            <w:r>
-              <w:rPr>
-                <w:rFonts w:ascii="Times New Roman" w:hAnsi="Times New Roman" w:cs="Times New Roman"/>
-                <w:sz w:val="26"/>
-                <w:szCs w:val="26"/>
-              </w:rPr>
-            </w:r>
-          </w:p>
-        </w:tc>
-        <w:tc>
-          <w:tcPr>
-            <w:tcW w:w="1144" w:type="dxa"/>
-            <w:tcBorders>
-              <w:top w:val="single" w:sz="4" w:space="0" w:color="000000"/>
-              <w:left w:val="single" w:sz="4" w:space="0" w:color="000000"/>
-              <w:bottom w:val="single" w:sz="4" w:space="0" w:color="000000"/>
-              <w:right w:val="single" w:sz="4" w:space="0" w:color="000000"/>
-            </w:tcBorders>
-            <w:vAlign w:val="center"/>
-          </w:tcPr>
-          <w:p>
-            <w:pPr>
-              <w:rPr>
-                <w:rFonts w:ascii="Times New Roman" w:hAnsi="Times New Roman" w:cs="Times New Roman"/>
-                <w:sz w:val="26"/>
-                <w:szCs w:val="26"/>
-              </w:rPr>
-            </w:pPr>
-            <w:r>
-              <w:rPr>
-                <w:rFonts w:ascii="Times New Roman" w:hAnsi="Times New Roman" w:cs="Times New Roman"/>
-                <w:sz w:val="26"/>
-                <w:szCs w:val="26"/>
-              </w:rPr>
-            </w:r>
-          </w:p>
-        </w:tc>
-        <w:tc>
-          <w:tcPr>
             <w:tcW w:w="709" w:type="dxa"/>
             <w:tcBorders>
               <w:top w:val="single" w:sz="4" w:space="0" w:color="000000"/>
@@ -4803,41 +4447,69 @@
                 <w:szCs w:val="26"/>
               </w:rPr>
             </w:pPr>
-            <w:r>
-              <w:rPr>
-                <w:rFonts w:ascii="Times New Roman" w:hAnsi="Times New Roman" w:cs="Times New Roman"/>
-                <w:sz w:val="26"/>
-                <w:szCs w:val="26"/>
-              </w:rPr>
-            </w:r>
-          </w:p>
-        </w:tc>
-        <w:tc>
-          <w:tcPr>
-            <w:tcW w:w="3260" w:type="dxa"/>
-            <w:tcBorders>
-              <w:top w:val="single" w:sz="4" w:space="0" w:color="000000"/>
-              <w:left w:val="single" w:sz="4" w:space="0" w:color="000000"/>
-              <w:bottom w:val="single" w:sz="4" w:space="0" w:color="000000"/>
-              <w:right w:val="single" w:sz="4" w:space="0" w:color="000000"/>
-            </w:tcBorders>
-            <w:vAlign w:val="center"/>
-          </w:tcPr>
-          <w:p>
-            <w:pPr>
-              <w:rPr>
-                <w:rFonts w:ascii="Times New Roman" w:hAnsi="Times New Roman" w:cs="Times New Roman"/>
-                <w:sz w:val="26"/>
-                <w:szCs w:val="26"/>
-              </w:rPr>
-            </w:pPr>
-            <w:r>
-              <w:rPr>
-                <w:rFonts w:ascii="Times New Roman" w:hAnsi="Times New Roman" w:cs="Times New Roman"/>
-                <w:sz w:val="26"/>
-                <w:szCs w:val="26"/>
-              </w:rPr>
-            </w:r>
+          </w:p>
+        </w:tc>
+        <w:tc>
+          <w:tcPr>
+            <w:tcW w:w="1276" w:type="dxa"/>
+            <w:tcBorders>
+              <w:top w:val="single" w:sz="4" w:space="0" w:color="000000"/>
+              <w:left w:val="single" w:sz="4" w:space="0" w:color="000000"/>
+              <w:bottom w:val="single" w:sz="4" w:space="0" w:color="000000"/>
+              <w:right w:val="single" w:sz="4" w:space="0" w:color="000000"/>
+            </w:tcBorders>
+            <w:vAlign w:val="center"/>
+          </w:tcPr>
+          <w:p>
+            <w:pPr>
+              <w:rPr>
+                <w:rFonts w:ascii="Times New Roman" w:hAnsi="Times New Roman" w:cs="Times New Roman"/>
+                <w:sz w:val="26"/>
+                <w:szCs w:val="26"/>
+              </w:rPr>
+            </w:pPr>
+          </w:p>
+        </w:tc>
+        <w:tc>
+          <w:tcPr>
+            <w:tcW w:w="708" w:type="dxa"/>
+            <w:tcBorders>
+              <w:top w:val="single" w:sz="4" w:space="0" w:color="000000"/>
+              <w:left w:val="single" w:sz="4" w:space="0" w:color="000000"/>
+              <w:bottom w:val="single" w:sz="4" w:space="0" w:color="000000"/>
+              <w:right w:val="single" w:sz="4" w:space="0" w:color="000000"/>
+            </w:tcBorders>
+            <w:vAlign w:val="center"/>
+          </w:tcPr>
+          <w:p>
+            <w:pPr>
+              <w:rPr>
+                <w:rFonts w:ascii="Times New Roman" w:hAnsi="Times New Roman" w:cs="Times New Roman"/>
+                <w:sz w:val="26"/>
+                <w:szCs w:val="26"/>
+              </w:rPr>
+            </w:pPr>
+          </w:p>
+        </w:tc>
+        <w:tc>
+          <w:tcPr>
+            <w:tcW w:w="3544" w:type="dxa"/>
+            <w:tcBorders>
+              <w:top w:val="single" w:sz="4" w:space="0" w:color="000000"/>
+              <w:left w:val="single" w:sz="4" w:space="0" w:color="000000"/>
+              <w:bottom w:val="single" w:sz="4" w:space="0" w:color="000000"/>
+              <w:right w:val="single" w:sz="4" w:space="0" w:color="000000"/>
+            </w:tcBorders>
+            <w:vAlign w:val="center"/>
+          </w:tcPr>
+          <w:p>
+            <w:pPr>
+              <w:rPr>
+                <w:rFonts w:ascii="Times New Roman" w:hAnsi="Times New Roman" w:cs="Times New Roman"/>
+                <w:sz w:val="26"/>
+                <w:szCs w:val="26"/>
+              </w:rPr>
+            </w:pPr>
           </w:p>
         </w:tc>
         <w:tc>
@@ -4859,13 +4531,6 @@
                 <w:szCs w:val="26"/>
               </w:rPr>
             </w:pPr>
-            <w:r>
-              <w:rPr>
-                <w:rFonts w:ascii="Times New Roman" w:hAnsi="Times New Roman" w:cs="Times New Roman"/>
-                <w:sz w:val="26"/>
-                <w:szCs w:val="26"/>
-              </w:rPr>
-            </w:r>
           </w:p>
         </w:tc>
       </w:tr>
@@ -4875,7 +4540,7 @@
         </w:trPr>
         <w:tc>
           <w:tcPr>
-            <w:tcW w:w="1237" w:type="dxa"/>
+            <w:tcW w:w="1096" w:type="dxa"/>
             <w:vMerge/>
             <w:tcBorders>
               <w:left w:val="single" w:sz="4" w:space="0" w:color="000000"/>
@@ -4896,7 +4561,7 @@
         </w:tc>
         <w:tc>
           <w:tcPr>
-            <w:tcW w:w="846" w:type="dxa"/>
+            <w:tcW w:w="850" w:type="dxa"/>
             <w:tcBorders>
               <w:top w:val="single" w:sz="4" w:space="0" w:color="000000"/>
               <w:left w:val="single" w:sz="4" w:space="0" w:color="000000"/>
@@ -4925,62 +4590,6 @@
         </w:tc>
         <w:tc>
           <w:tcPr>
-            <w:tcW w:w="987" w:type="dxa"/>
-            <w:tcBorders>
-              <w:top w:val="single" w:sz="4" w:space="0" w:color="000000"/>
-              <w:left w:val="single" w:sz="4" w:space="0" w:color="000000"/>
-              <w:bottom w:val="single" w:sz="4" w:space="0" w:color="000000"/>
-              <w:right w:val="single" w:sz="4" w:space="0" w:color="000000"/>
-            </w:tcBorders>
-            <w:vAlign w:val="center"/>
-          </w:tcPr>
-          <w:p>
-            <w:pPr>
-              <w:rPr>
-                <w:rFonts w:ascii="Times New Roman" w:hAnsi="Times New Roman" w:cs="Times New Roman"/>
-                <w:sz w:val="26"/>
-                <w:szCs w:val="26"/>
-              </w:rPr>
-            </w:pPr>
-            <w:r>
-              <w:rPr>
-                <w:rFonts w:ascii="Times New Roman" w:hAnsi="Times New Roman" w:cs="Times New Roman"/>
-                <w:sz w:val="26"/>
-                <w:szCs w:val="26"/>
-              </w:rPr>
-            </w:r>
-          </w:p>
-        </w:tc>
-        <w:tc>
-          <w:tcPr>
-            <w:tcW w:w="1144" w:type="dxa"/>
-            <w:tcBorders>
-              <w:top w:val="single" w:sz="4" w:space="0" w:color="000000"/>
-              <w:left w:val="single" w:sz="4" w:space="0" w:color="000000"/>
-              <w:bottom w:val="single" w:sz="4" w:space="0" w:color="000000"/>
-              <w:right w:val="single" w:sz="4" w:space="0" w:color="000000"/>
-            </w:tcBorders>
-            <w:vAlign w:val="center"/>
-          </w:tcPr>
-          <w:p>
-            <w:pPr>
-              <w:rPr>
-                <w:rFonts w:ascii="Times New Roman" w:hAnsi="Times New Roman" w:cs="Times New Roman"/>
-                <w:sz w:val="26"/>
-                <w:szCs w:val="26"/>
-              </w:rPr>
-            </w:pPr>
-            <w:r>
-              <w:rPr>
-                <w:rFonts w:ascii="Times New Roman" w:hAnsi="Times New Roman" w:cs="Times New Roman"/>
-                <w:sz w:val="26"/>
-                <w:szCs w:val="26"/>
-              </w:rPr>
-            </w:r>
-          </w:p>
-        </w:tc>
-        <w:tc>
-          <w:tcPr>
             <w:tcW w:w="709" w:type="dxa"/>
             <w:tcBorders>
               <w:top w:val="single" w:sz="4" w:space="0" w:color="000000"/>
@@ -4998,41 +4607,69 @@
                 <w:szCs w:val="26"/>
               </w:rPr>
             </w:pPr>
-            <w:r>
-              <w:rPr>
-                <w:rFonts w:ascii="Times New Roman" w:hAnsi="Times New Roman" w:cs="Times New Roman"/>
-                <w:sz w:val="26"/>
-                <w:szCs w:val="26"/>
-              </w:rPr>
-            </w:r>
-          </w:p>
-        </w:tc>
-        <w:tc>
-          <w:tcPr>
-            <w:tcW w:w="3260" w:type="dxa"/>
-            <w:tcBorders>
-              <w:top w:val="single" w:sz="4" w:space="0" w:color="000000"/>
-              <w:left w:val="single" w:sz="4" w:space="0" w:color="000000"/>
-              <w:bottom w:val="single" w:sz="4" w:space="0" w:color="000000"/>
-              <w:right w:val="single" w:sz="4" w:space="0" w:color="000000"/>
-            </w:tcBorders>
-            <w:vAlign w:val="center"/>
-          </w:tcPr>
-          <w:p>
-            <w:pPr>
-              <w:rPr>
-                <w:rFonts w:ascii="Times New Roman" w:hAnsi="Times New Roman" w:cs="Times New Roman"/>
-                <w:sz w:val="26"/>
-                <w:szCs w:val="26"/>
-              </w:rPr>
-            </w:pPr>
-            <w:r>
-              <w:rPr>
-                <w:rFonts w:ascii="Times New Roman" w:hAnsi="Times New Roman" w:cs="Times New Roman"/>
-                <w:sz w:val="26"/>
-                <w:szCs w:val="26"/>
-              </w:rPr>
-            </w:r>
+          </w:p>
+        </w:tc>
+        <w:tc>
+          <w:tcPr>
+            <w:tcW w:w="1276" w:type="dxa"/>
+            <w:tcBorders>
+              <w:top w:val="single" w:sz="4" w:space="0" w:color="000000"/>
+              <w:left w:val="single" w:sz="4" w:space="0" w:color="000000"/>
+              <w:bottom w:val="single" w:sz="4" w:space="0" w:color="000000"/>
+              <w:right w:val="single" w:sz="4" w:space="0" w:color="000000"/>
+            </w:tcBorders>
+            <w:vAlign w:val="center"/>
+          </w:tcPr>
+          <w:p>
+            <w:pPr>
+              <w:rPr>
+                <w:rFonts w:ascii="Times New Roman" w:hAnsi="Times New Roman" w:cs="Times New Roman"/>
+                <w:sz w:val="26"/>
+                <w:szCs w:val="26"/>
+              </w:rPr>
+            </w:pPr>
+          </w:p>
+        </w:tc>
+        <w:tc>
+          <w:tcPr>
+            <w:tcW w:w="708" w:type="dxa"/>
+            <w:tcBorders>
+              <w:top w:val="single" w:sz="4" w:space="0" w:color="000000"/>
+              <w:left w:val="single" w:sz="4" w:space="0" w:color="000000"/>
+              <w:bottom w:val="single" w:sz="4" w:space="0" w:color="000000"/>
+              <w:right w:val="single" w:sz="4" w:space="0" w:color="000000"/>
+            </w:tcBorders>
+            <w:vAlign w:val="center"/>
+          </w:tcPr>
+          <w:p>
+            <w:pPr>
+              <w:rPr>
+                <w:rFonts w:ascii="Times New Roman" w:hAnsi="Times New Roman" w:cs="Times New Roman"/>
+                <w:sz w:val="26"/>
+                <w:szCs w:val="26"/>
+              </w:rPr>
+            </w:pPr>
+          </w:p>
+        </w:tc>
+        <w:tc>
+          <w:tcPr>
+            <w:tcW w:w="3544" w:type="dxa"/>
+            <w:tcBorders>
+              <w:top w:val="single" w:sz="4" w:space="0" w:color="000000"/>
+              <w:left w:val="single" w:sz="4" w:space="0" w:color="000000"/>
+              <w:bottom w:val="single" w:sz="4" w:space="0" w:color="000000"/>
+              <w:right w:val="single" w:sz="4" w:space="0" w:color="000000"/>
+            </w:tcBorders>
+            <w:vAlign w:val="center"/>
+          </w:tcPr>
+          <w:p>
+            <w:pPr>
+              <w:rPr>
+                <w:rFonts w:ascii="Times New Roman" w:hAnsi="Times New Roman" w:cs="Times New Roman"/>
+                <w:sz w:val="26"/>
+                <w:szCs w:val="26"/>
+              </w:rPr>
+            </w:pPr>
           </w:p>
         </w:tc>
         <w:tc>
@@ -5054,13 +4691,6 @@
                 <w:szCs w:val="26"/>
               </w:rPr>
             </w:pPr>
-            <w:r>
-              <w:rPr>
-                <w:rFonts w:ascii="Times New Roman" w:hAnsi="Times New Roman" w:cs="Times New Roman"/>
-                <w:sz w:val="26"/>
-                <w:szCs w:val="26"/>
-              </w:rPr>
-            </w:r>
           </w:p>
         </w:tc>
       </w:tr>
@@ -5070,7 +4700,7 @@
         </w:trPr>
         <w:tc>
           <w:tcPr>
-            <w:tcW w:w="1237" w:type="dxa"/>
+            <w:tcW w:w="1096" w:type="dxa"/>
             <w:vMerge/>
             <w:tcBorders>
               <w:left w:val="single" w:sz="4" w:space="0" w:color="000000"/>
@@ -5091,7 +4721,7 @@
         </w:tc>
         <w:tc>
           <w:tcPr>
-            <w:tcW w:w="846" w:type="dxa"/>
+            <w:tcW w:w="850" w:type="dxa"/>
             <w:tcBorders>
               <w:top w:val="single" w:sz="4" w:space="0" w:color="000000"/>
               <w:left w:val="single" w:sz="4" w:space="0" w:color="000000"/>
@@ -5120,62 +4750,6 @@
         </w:tc>
         <w:tc>
           <w:tcPr>
-            <w:tcW w:w="987" w:type="dxa"/>
-            <w:tcBorders>
-              <w:top w:val="single" w:sz="4" w:space="0" w:color="000000"/>
-              <w:left w:val="single" w:sz="4" w:space="0" w:color="000000"/>
-              <w:bottom w:val="single" w:sz="4" w:space="0" w:color="000000"/>
-              <w:right w:val="single" w:sz="4" w:space="0" w:color="000000"/>
-            </w:tcBorders>
-            <w:vAlign w:val="center"/>
-          </w:tcPr>
-          <w:p>
-            <w:pPr>
-              <w:rPr>
-                <w:rFonts w:ascii="Times New Roman" w:hAnsi="Times New Roman" w:cs="Times New Roman"/>
-                <w:sz w:val="26"/>
-                <w:szCs w:val="26"/>
-              </w:rPr>
-            </w:pPr>
-            <w:r>
-              <w:rPr>
-                <w:rFonts w:ascii="Times New Roman" w:hAnsi="Times New Roman" w:cs="Times New Roman"/>
-                <w:sz w:val="26"/>
-                <w:szCs w:val="26"/>
-              </w:rPr>
-            </w:r>
-          </w:p>
-        </w:tc>
-        <w:tc>
-          <w:tcPr>
-            <w:tcW w:w="1144" w:type="dxa"/>
-            <w:tcBorders>
-              <w:top w:val="single" w:sz="4" w:space="0" w:color="000000"/>
-              <w:left w:val="single" w:sz="4" w:space="0" w:color="000000"/>
-              <w:bottom w:val="single" w:sz="4" w:space="0" w:color="000000"/>
-              <w:right w:val="single" w:sz="4" w:space="0" w:color="000000"/>
-            </w:tcBorders>
-            <w:vAlign w:val="center"/>
-          </w:tcPr>
-          <w:p>
-            <w:pPr>
-              <w:rPr>
-                <w:rFonts w:ascii="Times New Roman" w:hAnsi="Times New Roman" w:cs="Times New Roman"/>
-                <w:sz w:val="26"/>
-                <w:szCs w:val="26"/>
-              </w:rPr>
-            </w:pPr>
-            <w:r>
-              <w:rPr>
-                <w:rFonts w:ascii="Times New Roman" w:hAnsi="Times New Roman" w:cs="Times New Roman"/>
-                <w:sz w:val="26"/>
-                <w:szCs w:val="26"/>
-              </w:rPr>
-            </w:r>
-          </w:p>
-        </w:tc>
-        <w:tc>
-          <w:tcPr>
             <w:tcW w:w="709" w:type="dxa"/>
             <w:tcBorders>
               <w:top w:val="single" w:sz="4" w:space="0" w:color="000000"/>
@@ -5193,41 +4767,69 @@
                 <w:szCs w:val="26"/>
               </w:rPr>
             </w:pPr>
-            <w:r>
-              <w:rPr>
-                <w:rFonts w:ascii="Times New Roman" w:hAnsi="Times New Roman" w:cs="Times New Roman"/>
-                <w:sz w:val="26"/>
-                <w:szCs w:val="26"/>
-              </w:rPr>
-            </w:r>
-          </w:p>
-        </w:tc>
-        <w:tc>
-          <w:tcPr>
-            <w:tcW w:w="3260" w:type="dxa"/>
-            <w:tcBorders>
-              <w:top w:val="single" w:sz="4" w:space="0" w:color="000000"/>
-              <w:left w:val="single" w:sz="4" w:space="0" w:color="000000"/>
-              <w:bottom w:val="single" w:sz="4" w:space="0" w:color="000000"/>
-              <w:right w:val="single" w:sz="4" w:space="0" w:color="000000"/>
-            </w:tcBorders>
-            <w:vAlign w:val="center"/>
-          </w:tcPr>
-          <w:p>
-            <w:pPr>
-              <w:rPr>
-                <w:rFonts w:ascii="Times New Roman" w:hAnsi="Times New Roman" w:cs="Times New Roman"/>
-                <w:sz w:val="26"/>
-                <w:szCs w:val="26"/>
-              </w:rPr>
-            </w:pPr>
-            <w:r>
-              <w:rPr>
-                <w:rFonts w:ascii="Times New Roman" w:hAnsi="Times New Roman" w:cs="Times New Roman"/>
-                <w:sz w:val="26"/>
-                <w:szCs w:val="26"/>
-              </w:rPr>
-            </w:r>
+          </w:p>
+        </w:tc>
+        <w:tc>
+          <w:tcPr>
+            <w:tcW w:w="1276" w:type="dxa"/>
+            <w:tcBorders>
+              <w:top w:val="single" w:sz="4" w:space="0" w:color="000000"/>
+              <w:left w:val="single" w:sz="4" w:space="0" w:color="000000"/>
+              <w:bottom w:val="single" w:sz="4" w:space="0" w:color="000000"/>
+              <w:right w:val="single" w:sz="4" w:space="0" w:color="000000"/>
+            </w:tcBorders>
+            <w:vAlign w:val="center"/>
+          </w:tcPr>
+          <w:p>
+            <w:pPr>
+              <w:rPr>
+                <w:rFonts w:ascii="Times New Roman" w:hAnsi="Times New Roman" w:cs="Times New Roman"/>
+                <w:sz w:val="26"/>
+                <w:szCs w:val="26"/>
+              </w:rPr>
+            </w:pPr>
+          </w:p>
+        </w:tc>
+        <w:tc>
+          <w:tcPr>
+            <w:tcW w:w="708" w:type="dxa"/>
+            <w:tcBorders>
+              <w:top w:val="single" w:sz="4" w:space="0" w:color="000000"/>
+              <w:left w:val="single" w:sz="4" w:space="0" w:color="000000"/>
+              <w:bottom w:val="single" w:sz="4" w:space="0" w:color="000000"/>
+              <w:right w:val="single" w:sz="4" w:space="0" w:color="000000"/>
+            </w:tcBorders>
+            <w:vAlign w:val="center"/>
+          </w:tcPr>
+          <w:p>
+            <w:pPr>
+              <w:rPr>
+                <w:rFonts w:ascii="Times New Roman" w:hAnsi="Times New Roman" w:cs="Times New Roman"/>
+                <w:sz w:val="26"/>
+                <w:szCs w:val="26"/>
+              </w:rPr>
+            </w:pPr>
+          </w:p>
+        </w:tc>
+        <w:tc>
+          <w:tcPr>
+            <w:tcW w:w="3544" w:type="dxa"/>
+            <w:tcBorders>
+              <w:top w:val="single" w:sz="4" w:space="0" w:color="000000"/>
+              <w:left w:val="single" w:sz="4" w:space="0" w:color="000000"/>
+              <w:bottom w:val="single" w:sz="4" w:space="0" w:color="000000"/>
+              <w:right w:val="single" w:sz="4" w:space="0" w:color="000000"/>
+            </w:tcBorders>
+            <w:vAlign w:val="center"/>
+          </w:tcPr>
+          <w:p>
+            <w:pPr>
+              <w:rPr>
+                <w:rFonts w:ascii="Times New Roman" w:hAnsi="Times New Roman" w:cs="Times New Roman"/>
+                <w:sz w:val="26"/>
+                <w:szCs w:val="26"/>
+              </w:rPr>
+            </w:pPr>
           </w:p>
         </w:tc>
         <w:tc>
@@ -5249,13 +4851,6 @@
                 <w:szCs w:val="26"/>
               </w:rPr>
             </w:pPr>
-            <w:r>
-              <w:rPr>
-                <w:rFonts w:ascii="Times New Roman" w:hAnsi="Times New Roman" w:cs="Times New Roman"/>
-                <w:sz w:val="26"/>
-                <w:szCs w:val="26"/>
-              </w:rPr>
-            </w:r>
           </w:p>
         </w:tc>
       </w:tr>
@@ -5380,24 +4975,42 @@
                 <w:sz w:val="26"/>
               </w:rPr>
               <w:t>Ngày 4 tháng 9 năm 2026</w:t>
+            </w:r>
+            <w:r>
+              <w:rPr>
+                <w:rFonts w:ascii="Times New Roman" w:hAnsi="Times New Roman"/>
+                <w:sz w:val="26"/>
+              </w:rPr>
               <w:br/>
+              <w:t>Tổ trưởng</w:t>
             </w:r>
             <w:r>
               <w:rPr>
                 <w:rFonts w:ascii="Times New Roman" w:hAnsi="Times New Roman"/>
                 <w:sz w:val="26"/>
               </w:rPr>
-              <w:t>Tổ trưởng</w:t>
               <w:br/>
+            </w:r>
+            <w:r>
+              <w:rPr>
+                <w:rFonts w:ascii="Times New Roman" w:hAnsi="Times New Roman"/>
+                <w:sz w:val="26"/>
+              </w:rPr>
               <w:br/>
+            </w:r>
+            <w:r>
+              <w:rPr>
+                <w:rFonts w:ascii="Times New Roman" w:hAnsi="Times New Roman"/>
+                <w:sz w:val="26"/>
+              </w:rPr>
               <w:br/>
+            </w:r>
+            <w:r>
+              <w:rPr>
+                <w:rFonts w:ascii="Times New Roman" w:hAnsi="Times New Roman"/>
+                <w:sz w:val="26"/>
+              </w:rPr>
               <w:br/>
-            </w:r>
-            <w:r>
-              <w:rPr>
-                <w:rFonts w:ascii="Times New Roman" w:hAnsi="Times New Roman"/>
-                <w:sz w:val="26"/>
-              </w:rPr>
               <w:t>Nguyễn Thị Ngọc</w:t>
             </w:r>
           </w:p>
@@ -5420,6 +5033,7 @@
         <w:rPr>
           <w:i/>
         </w:rPr>
+        <w:lastRenderedPageBreak/>
         <w:t>Buổi…chiều…..Tuần…06…(Từ ngày…07/09/2026…đến ngày:… 11/09/2026….)</w:t>
       </w:r>
     </w:p>
@@ -5778,12 +5392,6 @@
                 <w:szCs w:val="26"/>
               </w:rPr>
             </w:pPr>
-            <w:r>
-              <w:rPr>
-                <w:rFonts w:ascii="Times New Roman" w:hAnsi="Times New Roman"/>
-                <w:sz w:val="26"/>
-              </w:rPr>
-            </w:r>
           </w:p>
         </w:tc>
         <w:tc>
@@ -5805,12 +5413,6 @@
                 <w:szCs w:val="26"/>
               </w:rPr>
             </w:pPr>
-            <w:r>
-              <w:rPr>
-                <w:rFonts w:ascii="Times New Roman" w:hAnsi="Times New Roman"/>
-                <w:sz w:val="26"/>
-              </w:rPr>
-            </w:r>
           </w:p>
         </w:tc>
         <w:tc>
@@ -5832,12 +5434,6 @@
                 <w:szCs w:val="26"/>
               </w:rPr>
             </w:pPr>
-            <w:r>
-              <w:rPr>
-                <w:rFonts w:ascii="Times New Roman" w:hAnsi="Times New Roman"/>
-                <w:sz w:val="26"/>
-              </w:rPr>
-            </w:r>
           </w:p>
         </w:tc>
         <w:tc>
@@ -5859,12 +5455,6 @@
                 <w:szCs w:val="26"/>
               </w:rPr>
             </w:pPr>
-            <w:r>
-              <w:rPr>
-                <w:rFonts w:ascii="Times New Roman" w:hAnsi="Times New Roman"/>
-                <w:sz w:val="26"/>
-              </w:rPr>
-            </w:r>
           </w:p>
         </w:tc>
         <w:tc>
@@ -5886,12 +5476,6 @@
                 <w:szCs w:val="26"/>
               </w:rPr>
             </w:pPr>
-            <w:r>
-              <w:rPr>
-                <w:rFonts w:ascii="Times New Roman" w:hAnsi="Times New Roman"/>
-                <w:sz w:val="26"/>
-              </w:rPr>
-            </w:r>
           </w:p>
         </w:tc>
       </w:tr>
@@ -5969,12 +5553,6 @@
                 <w:szCs w:val="26"/>
               </w:rPr>
             </w:pPr>
-            <w:r>
-              <w:rPr>
-                <w:rFonts w:ascii="Times New Roman" w:hAnsi="Times New Roman"/>
-                <w:sz w:val="26"/>
-              </w:rPr>
-            </w:r>
           </w:p>
         </w:tc>
         <w:tc>
@@ -5996,12 +5574,6 @@
                 <w:szCs w:val="26"/>
               </w:rPr>
             </w:pPr>
-            <w:r>
-              <w:rPr>
-                <w:rFonts w:ascii="Times New Roman" w:hAnsi="Times New Roman"/>
-                <w:sz w:val="26"/>
-              </w:rPr>
-            </w:r>
           </w:p>
         </w:tc>
         <w:tc>
@@ -6023,12 +5595,6 @@
                 <w:szCs w:val="26"/>
               </w:rPr>
             </w:pPr>
-            <w:r>
-              <w:rPr>
-                <w:rFonts w:ascii="Times New Roman" w:hAnsi="Times New Roman"/>
-                <w:sz w:val="26"/>
-              </w:rPr>
-            </w:r>
           </w:p>
         </w:tc>
         <w:tc>
@@ -6050,12 +5616,6 @@
                 <w:szCs w:val="26"/>
               </w:rPr>
             </w:pPr>
-            <w:r>
-              <w:rPr>
-                <w:rFonts w:ascii="Times New Roman" w:hAnsi="Times New Roman"/>
-                <w:sz w:val="26"/>
-              </w:rPr>
-            </w:r>
           </w:p>
         </w:tc>
         <w:tc>
@@ -6077,12 +5637,6 @@
                 <w:szCs w:val="26"/>
               </w:rPr>
             </w:pPr>
-            <w:r>
-              <w:rPr>
-                <w:rFonts w:ascii="Times New Roman" w:hAnsi="Times New Roman"/>
-                <w:sz w:val="26"/>
-              </w:rPr>
-            </w:r>
           </w:p>
         </w:tc>
       </w:tr>
@@ -6356,12 +5910,6 @@
                 <w:szCs w:val="26"/>
               </w:rPr>
             </w:pPr>
-            <w:r>
-              <w:rPr>
-                <w:rFonts w:ascii="Times New Roman" w:hAnsi="Times New Roman"/>
-                <w:sz w:val="26"/>
-              </w:rPr>
-            </w:r>
           </w:p>
         </w:tc>
         <w:tc>
@@ -6383,12 +5931,6 @@
                 <w:szCs w:val="26"/>
               </w:rPr>
             </w:pPr>
-            <w:r>
-              <w:rPr>
-                <w:rFonts w:ascii="Times New Roman" w:hAnsi="Times New Roman"/>
-                <w:sz w:val="26"/>
-              </w:rPr>
-            </w:r>
           </w:p>
         </w:tc>
         <w:tc>
@@ -6410,12 +5952,6 @@
                 <w:szCs w:val="26"/>
               </w:rPr>
             </w:pPr>
-            <w:r>
-              <w:rPr>
-                <w:rFonts w:ascii="Times New Roman" w:hAnsi="Times New Roman"/>
-                <w:sz w:val="26"/>
-              </w:rPr>
-            </w:r>
           </w:p>
         </w:tc>
         <w:tc>
@@ -6437,12 +5973,6 @@
                 <w:szCs w:val="26"/>
               </w:rPr>
             </w:pPr>
-            <w:r>
-              <w:rPr>
-                <w:rFonts w:ascii="Times New Roman" w:hAnsi="Times New Roman"/>
-                <w:sz w:val="26"/>
-              </w:rPr>
-            </w:r>
           </w:p>
         </w:tc>
         <w:tc>
@@ -6464,12 +5994,6 @@
                 <w:szCs w:val="26"/>
               </w:rPr>
             </w:pPr>
-            <w:r>
-              <w:rPr>
-                <w:rFonts w:ascii="Times New Roman" w:hAnsi="Times New Roman"/>
-                <w:sz w:val="26"/>
-              </w:rPr>
-            </w:r>
           </w:p>
         </w:tc>
       </w:tr>
@@ -6547,12 +6071,6 @@
                 <w:szCs w:val="26"/>
               </w:rPr>
             </w:pPr>
-            <w:r>
-              <w:rPr>
-                <w:rFonts w:ascii="Times New Roman" w:hAnsi="Times New Roman"/>
-                <w:sz w:val="26"/>
-              </w:rPr>
-            </w:r>
           </w:p>
         </w:tc>
         <w:tc>
@@ -6574,12 +6092,6 @@
                 <w:szCs w:val="26"/>
               </w:rPr>
             </w:pPr>
-            <w:r>
-              <w:rPr>
-                <w:rFonts w:ascii="Times New Roman" w:hAnsi="Times New Roman"/>
-                <w:sz w:val="26"/>
-              </w:rPr>
-            </w:r>
           </w:p>
         </w:tc>
         <w:tc>
@@ -6601,12 +6113,6 @@
                 <w:szCs w:val="26"/>
               </w:rPr>
             </w:pPr>
-            <w:r>
-              <w:rPr>
-                <w:rFonts w:ascii="Times New Roman" w:hAnsi="Times New Roman"/>
-                <w:sz w:val="26"/>
-              </w:rPr>
-            </w:r>
           </w:p>
         </w:tc>
         <w:tc>
@@ -6628,12 +6134,6 @@
                 <w:szCs w:val="26"/>
               </w:rPr>
             </w:pPr>
-            <w:r>
-              <w:rPr>
-                <w:rFonts w:ascii="Times New Roman" w:hAnsi="Times New Roman"/>
-                <w:sz w:val="26"/>
-              </w:rPr>
-            </w:r>
           </w:p>
         </w:tc>
         <w:tc>
@@ -6655,12 +6155,6 @@
                 <w:szCs w:val="26"/>
               </w:rPr>
             </w:pPr>
-            <w:r>
-              <w:rPr>
-                <w:rFonts w:ascii="Times New Roman" w:hAnsi="Times New Roman"/>
-                <w:sz w:val="26"/>
-              </w:rPr>
-            </w:r>
           </w:p>
         </w:tc>
       </w:tr>
@@ -6744,13 +6238,6 @@
                 <w:szCs w:val="26"/>
               </w:rPr>
             </w:pPr>
-            <w:r>
-              <w:rPr>
-                <w:rFonts w:ascii="Times New Roman" w:hAnsi="Times New Roman" w:cs="Times New Roman"/>
-                <w:sz w:val="26"/>
-                <w:szCs w:val="26"/>
-              </w:rPr>
-            </w:r>
           </w:p>
         </w:tc>
         <w:tc>
@@ -6772,13 +6259,6 @@
                 <w:szCs w:val="26"/>
               </w:rPr>
             </w:pPr>
-            <w:r>
-              <w:rPr>
-                <w:rFonts w:ascii="Times New Roman" w:hAnsi="Times New Roman" w:cs="Times New Roman"/>
-                <w:sz w:val="26"/>
-                <w:szCs w:val="26"/>
-              </w:rPr>
-            </w:r>
           </w:p>
         </w:tc>
         <w:tc>
@@ -6800,13 +6280,6 @@
                 <w:szCs w:val="26"/>
               </w:rPr>
             </w:pPr>
-            <w:r>
-              <w:rPr>
-                <w:rFonts w:ascii="Times New Roman" w:hAnsi="Times New Roman" w:cs="Times New Roman"/>
-                <w:sz w:val="26"/>
-                <w:szCs w:val="26"/>
-              </w:rPr>
-            </w:r>
           </w:p>
         </w:tc>
         <w:tc>
@@ -6828,13 +6301,6 @@
                 <w:szCs w:val="26"/>
               </w:rPr>
             </w:pPr>
-            <w:r>
-              <w:rPr>
-                <w:rFonts w:ascii="Times New Roman" w:hAnsi="Times New Roman" w:cs="Times New Roman"/>
-                <w:sz w:val="26"/>
-                <w:szCs w:val="26"/>
-              </w:rPr>
-            </w:r>
           </w:p>
         </w:tc>
         <w:tc>
@@ -6856,13 +6322,6 @@
                 <w:szCs w:val="26"/>
               </w:rPr>
             </w:pPr>
-            <w:r>
-              <w:rPr>
-                <w:rFonts w:ascii="Times New Roman" w:hAnsi="Times New Roman" w:cs="Times New Roman"/>
-                <w:sz w:val="26"/>
-                <w:szCs w:val="26"/>
-              </w:rPr>
-            </w:r>
           </w:p>
         </w:tc>
       </w:tr>
@@ -6942,13 +6401,6 @@
                 <w:szCs w:val="26"/>
               </w:rPr>
             </w:pPr>
-            <w:r>
-              <w:rPr>
-                <w:rFonts w:ascii="Times New Roman" w:hAnsi="Times New Roman" w:cs="Times New Roman"/>
-                <w:sz w:val="26"/>
-                <w:szCs w:val="26"/>
-              </w:rPr>
-            </w:r>
           </w:p>
         </w:tc>
         <w:tc>
@@ -6970,13 +6422,6 @@
                 <w:szCs w:val="26"/>
               </w:rPr>
             </w:pPr>
-            <w:r>
-              <w:rPr>
-                <w:rFonts w:ascii="Times New Roman" w:hAnsi="Times New Roman" w:cs="Times New Roman"/>
-                <w:sz w:val="26"/>
-                <w:szCs w:val="26"/>
-              </w:rPr>
-            </w:r>
           </w:p>
         </w:tc>
         <w:tc>
@@ -6998,13 +6443,6 @@
                 <w:szCs w:val="26"/>
               </w:rPr>
             </w:pPr>
-            <w:r>
-              <w:rPr>
-                <w:rFonts w:ascii="Times New Roman" w:hAnsi="Times New Roman" w:cs="Times New Roman"/>
-                <w:sz w:val="26"/>
-                <w:szCs w:val="26"/>
-              </w:rPr>
-            </w:r>
           </w:p>
         </w:tc>
         <w:tc>
@@ -7026,13 +6464,6 @@
                 <w:szCs w:val="26"/>
               </w:rPr>
             </w:pPr>
-            <w:r>
-              <w:rPr>
-                <w:rFonts w:ascii="Times New Roman" w:hAnsi="Times New Roman" w:cs="Times New Roman"/>
-                <w:sz w:val="26"/>
-                <w:szCs w:val="26"/>
-              </w:rPr>
-            </w:r>
           </w:p>
         </w:tc>
         <w:tc>
@@ -7054,13 +6485,6 @@
                 <w:szCs w:val="26"/>
               </w:rPr>
             </w:pPr>
-            <w:r>
-              <w:rPr>
-                <w:rFonts w:ascii="Times New Roman" w:hAnsi="Times New Roman" w:cs="Times New Roman"/>
-                <w:sz w:val="26"/>
-                <w:szCs w:val="26"/>
-              </w:rPr>
-            </w:r>
           </w:p>
         </w:tc>
       </w:tr>
@@ -7140,13 +6564,6 @@
                 <w:szCs w:val="26"/>
               </w:rPr>
             </w:pPr>
-            <w:r>
-              <w:rPr>
-                <w:rFonts w:ascii="Times New Roman" w:hAnsi="Times New Roman" w:cs="Times New Roman"/>
-                <w:sz w:val="26"/>
-                <w:szCs w:val="26"/>
-              </w:rPr>
-            </w:r>
           </w:p>
         </w:tc>
         <w:tc>
@@ -7168,13 +6585,6 @@
                 <w:szCs w:val="26"/>
               </w:rPr>
             </w:pPr>
-            <w:r>
-              <w:rPr>
-                <w:rFonts w:ascii="Times New Roman" w:hAnsi="Times New Roman" w:cs="Times New Roman"/>
-                <w:sz w:val="26"/>
-                <w:szCs w:val="26"/>
-              </w:rPr>
-            </w:r>
           </w:p>
         </w:tc>
         <w:tc>
@@ -7196,13 +6606,6 @@
                 <w:szCs w:val="26"/>
               </w:rPr>
             </w:pPr>
-            <w:r>
-              <w:rPr>
-                <w:rFonts w:ascii="Times New Roman" w:hAnsi="Times New Roman" w:cs="Times New Roman"/>
-                <w:sz w:val="26"/>
-                <w:szCs w:val="26"/>
-              </w:rPr>
-            </w:r>
           </w:p>
         </w:tc>
         <w:tc>
@@ -7224,13 +6627,6 @@
                 <w:szCs w:val="26"/>
               </w:rPr>
             </w:pPr>
-            <w:r>
-              <w:rPr>
-                <w:rFonts w:ascii="Times New Roman" w:hAnsi="Times New Roman" w:cs="Times New Roman"/>
-                <w:sz w:val="26"/>
-                <w:szCs w:val="26"/>
-              </w:rPr>
-            </w:r>
           </w:p>
         </w:tc>
         <w:tc>
@@ -7252,13 +6648,6 @@
                 <w:szCs w:val="26"/>
               </w:rPr>
             </w:pPr>
-            <w:r>
-              <w:rPr>
-                <w:rFonts w:ascii="Times New Roman" w:hAnsi="Times New Roman" w:cs="Times New Roman"/>
-                <w:sz w:val="26"/>
-                <w:szCs w:val="26"/>
-              </w:rPr>
-            </w:r>
           </w:p>
         </w:tc>
       </w:tr>
@@ -7338,13 +6727,6 @@
                 <w:szCs w:val="26"/>
               </w:rPr>
             </w:pPr>
-            <w:r>
-              <w:rPr>
-                <w:rFonts w:ascii="Times New Roman" w:hAnsi="Times New Roman" w:cs="Times New Roman"/>
-                <w:sz w:val="26"/>
-                <w:szCs w:val="26"/>
-              </w:rPr>
-            </w:r>
           </w:p>
         </w:tc>
         <w:tc>
@@ -7366,13 +6748,6 @@
                 <w:szCs w:val="26"/>
               </w:rPr>
             </w:pPr>
-            <w:r>
-              <w:rPr>
-                <w:rFonts w:ascii="Times New Roman" w:hAnsi="Times New Roman" w:cs="Times New Roman"/>
-                <w:sz w:val="26"/>
-                <w:szCs w:val="26"/>
-              </w:rPr>
-            </w:r>
           </w:p>
         </w:tc>
         <w:tc>
@@ -7394,13 +6769,6 @@
                 <w:szCs w:val="26"/>
               </w:rPr>
             </w:pPr>
-            <w:r>
-              <w:rPr>
-                <w:rFonts w:ascii="Times New Roman" w:hAnsi="Times New Roman" w:cs="Times New Roman"/>
-                <w:sz w:val="26"/>
-                <w:szCs w:val="26"/>
-              </w:rPr>
-            </w:r>
           </w:p>
         </w:tc>
         <w:tc>
@@ -7422,13 +6790,6 @@
                 <w:szCs w:val="26"/>
               </w:rPr>
             </w:pPr>
-            <w:r>
-              <w:rPr>
-                <w:rFonts w:ascii="Times New Roman" w:hAnsi="Times New Roman" w:cs="Times New Roman"/>
-                <w:sz w:val="26"/>
-                <w:szCs w:val="26"/>
-              </w:rPr>
-            </w:r>
           </w:p>
         </w:tc>
         <w:tc>
@@ -7450,13 +6811,6 @@
                 <w:szCs w:val="26"/>
               </w:rPr>
             </w:pPr>
-            <w:r>
-              <w:rPr>
-                <w:rFonts w:ascii="Times New Roman" w:hAnsi="Times New Roman" w:cs="Times New Roman"/>
-                <w:sz w:val="26"/>
-                <w:szCs w:val="26"/>
-              </w:rPr>
-            </w:r>
           </w:p>
         </w:tc>
       </w:tr>
@@ -7536,12 +6890,6 @@
                 <w:szCs w:val="26"/>
               </w:rPr>
             </w:pPr>
-            <w:r>
-              <w:rPr>
-                <w:rFonts w:ascii="Times New Roman" w:hAnsi="Times New Roman"/>
-                <w:sz w:val="26"/>
-              </w:rPr>
-            </w:r>
           </w:p>
         </w:tc>
         <w:tc>
@@ -7563,12 +6911,6 @@
                 <w:szCs w:val="26"/>
               </w:rPr>
             </w:pPr>
-            <w:r>
-              <w:rPr>
-                <w:rFonts w:ascii="Times New Roman" w:hAnsi="Times New Roman"/>
-                <w:sz w:val="26"/>
-              </w:rPr>
-            </w:r>
           </w:p>
         </w:tc>
         <w:tc>
@@ -7590,12 +6932,6 @@
                 <w:szCs w:val="26"/>
               </w:rPr>
             </w:pPr>
-            <w:r>
-              <w:rPr>
-                <w:rFonts w:ascii="Times New Roman" w:hAnsi="Times New Roman"/>
-                <w:sz w:val="26"/>
-              </w:rPr>
-            </w:r>
           </w:p>
         </w:tc>
         <w:tc>
@@ -7617,12 +6953,6 @@
                 <w:szCs w:val="26"/>
               </w:rPr>
             </w:pPr>
-            <w:r>
-              <w:rPr>
-                <w:rFonts w:ascii="Times New Roman" w:hAnsi="Times New Roman"/>
-                <w:sz w:val="26"/>
-              </w:rPr>
-            </w:r>
           </w:p>
         </w:tc>
         <w:tc>
@@ -7644,12 +6974,6 @@
                 <w:szCs w:val="26"/>
               </w:rPr>
             </w:pPr>
-            <w:r>
-              <w:rPr>
-                <w:rFonts w:ascii="Times New Roman" w:hAnsi="Times New Roman"/>
-                <w:sz w:val="26"/>
-              </w:rPr>
-            </w:r>
           </w:p>
         </w:tc>
       </w:tr>
@@ -7733,12 +7057,6 @@
                 <w:szCs w:val="26"/>
               </w:rPr>
             </w:pPr>
-            <w:r>
-              <w:rPr>
-                <w:rFonts w:ascii="Times New Roman" w:hAnsi="Times New Roman"/>
-                <w:sz w:val="26"/>
-              </w:rPr>
-            </w:r>
           </w:p>
         </w:tc>
         <w:tc>
@@ -7760,12 +7078,6 @@
                 <w:szCs w:val="26"/>
               </w:rPr>
             </w:pPr>
-            <w:r>
-              <w:rPr>
-                <w:rFonts w:ascii="Times New Roman" w:hAnsi="Times New Roman"/>
-                <w:sz w:val="26"/>
-              </w:rPr>
-            </w:r>
           </w:p>
         </w:tc>
         <w:tc>
@@ -7787,12 +7099,6 @@
                 <w:szCs w:val="26"/>
               </w:rPr>
             </w:pPr>
-            <w:r>
-              <w:rPr>
-                <w:rFonts w:ascii="Times New Roman" w:hAnsi="Times New Roman"/>
-                <w:sz w:val="26"/>
-              </w:rPr>
-            </w:r>
           </w:p>
         </w:tc>
         <w:tc>
@@ -7814,12 +7120,6 @@
                 <w:szCs w:val="26"/>
               </w:rPr>
             </w:pPr>
-            <w:r>
-              <w:rPr>
-                <w:rFonts w:ascii="Times New Roman" w:hAnsi="Times New Roman"/>
-                <w:sz w:val="26"/>
-              </w:rPr>
-            </w:r>
           </w:p>
         </w:tc>
         <w:tc>
@@ -7841,12 +7141,6 @@
                 <w:szCs w:val="26"/>
               </w:rPr>
             </w:pPr>
-            <w:r>
-              <w:rPr>
-                <w:rFonts w:ascii="Times New Roman" w:hAnsi="Times New Roman"/>
-                <w:sz w:val="26"/>
-              </w:rPr>
-            </w:r>
           </w:p>
         </w:tc>
       </w:tr>
@@ -7926,12 +7220,6 @@
                 <w:szCs w:val="26"/>
               </w:rPr>
             </w:pPr>
-            <w:r>
-              <w:rPr>
-                <w:rFonts w:ascii="Times New Roman" w:hAnsi="Times New Roman"/>
-                <w:sz w:val="26"/>
-              </w:rPr>
-            </w:r>
           </w:p>
         </w:tc>
         <w:tc>
@@ -7953,12 +7241,6 @@
                 <w:szCs w:val="26"/>
               </w:rPr>
             </w:pPr>
-            <w:r>
-              <w:rPr>
-                <w:rFonts w:ascii="Times New Roman" w:hAnsi="Times New Roman"/>
-                <w:sz w:val="26"/>
-              </w:rPr>
-            </w:r>
           </w:p>
         </w:tc>
         <w:tc>
@@ -7980,12 +7262,6 @@
                 <w:szCs w:val="26"/>
               </w:rPr>
             </w:pPr>
-            <w:r>
-              <w:rPr>
-                <w:rFonts w:ascii="Times New Roman" w:hAnsi="Times New Roman"/>
-                <w:sz w:val="26"/>
-              </w:rPr>
-            </w:r>
           </w:p>
         </w:tc>
         <w:tc>
@@ -8007,12 +7283,6 @@
                 <w:szCs w:val="26"/>
               </w:rPr>
             </w:pPr>
-            <w:r>
-              <w:rPr>
-                <w:rFonts w:ascii="Times New Roman" w:hAnsi="Times New Roman"/>
-                <w:sz w:val="26"/>
-              </w:rPr>
-            </w:r>
           </w:p>
         </w:tc>
         <w:tc>
@@ -8034,12 +7304,6 @@
                 <w:szCs w:val="26"/>
               </w:rPr>
             </w:pPr>
-            <w:r>
-              <w:rPr>
-                <w:rFonts w:ascii="Times New Roman" w:hAnsi="Times New Roman"/>
-                <w:sz w:val="26"/>
-              </w:rPr>
-            </w:r>
           </w:p>
         </w:tc>
       </w:tr>
@@ -8525,12 +7789,6 @@
                 <w:szCs w:val="26"/>
               </w:rPr>
             </w:pPr>
-            <w:r>
-              <w:rPr>
-                <w:rFonts w:ascii="Times New Roman" w:hAnsi="Times New Roman"/>
-                <w:sz w:val="26"/>
-              </w:rPr>
-            </w:r>
           </w:p>
         </w:tc>
         <w:tc>
@@ -8552,12 +7810,6 @@
                 <w:szCs w:val="26"/>
               </w:rPr>
             </w:pPr>
-            <w:r>
-              <w:rPr>
-                <w:rFonts w:ascii="Times New Roman" w:hAnsi="Times New Roman"/>
-                <w:sz w:val="26"/>
-              </w:rPr>
-            </w:r>
           </w:p>
         </w:tc>
         <w:tc>
@@ -8579,12 +7831,6 @@
                 <w:szCs w:val="26"/>
               </w:rPr>
             </w:pPr>
-            <w:r>
-              <w:rPr>
-                <w:rFonts w:ascii="Times New Roman" w:hAnsi="Times New Roman"/>
-                <w:sz w:val="26"/>
-              </w:rPr>
-            </w:r>
           </w:p>
         </w:tc>
         <w:tc>
@@ -8606,12 +7852,6 @@
                 <w:szCs w:val="26"/>
               </w:rPr>
             </w:pPr>
-            <w:r>
-              <w:rPr>
-                <w:rFonts w:ascii="Times New Roman" w:hAnsi="Times New Roman"/>
-                <w:sz w:val="26"/>
-              </w:rPr>
-            </w:r>
           </w:p>
         </w:tc>
         <w:tc>
@@ -8633,12 +7873,6 @@
                 <w:szCs w:val="26"/>
               </w:rPr>
             </w:pPr>
-            <w:r>
-              <w:rPr>
-                <w:rFonts w:ascii="Times New Roman" w:hAnsi="Times New Roman"/>
-                <w:sz w:val="26"/>
-              </w:rPr>
-            </w:r>
           </w:p>
         </w:tc>
       </w:tr>
@@ -9534,12 +8768,6 @@
                 <w:szCs w:val="26"/>
               </w:rPr>
             </w:pPr>
-            <w:r>
-              <w:rPr>
-                <w:rFonts w:ascii="Times New Roman" w:hAnsi="Times New Roman"/>
-                <w:sz w:val="26"/>
-              </w:rPr>
-            </w:r>
           </w:p>
         </w:tc>
         <w:tc>
@@ -9561,12 +8789,6 @@
                 <w:szCs w:val="26"/>
               </w:rPr>
             </w:pPr>
-            <w:r>
-              <w:rPr>
-                <w:rFonts w:ascii="Times New Roman" w:hAnsi="Times New Roman"/>
-                <w:sz w:val="26"/>
-              </w:rPr>
-            </w:r>
           </w:p>
         </w:tc>
         <w:tc>
@@ -9588,12 +8810,6 @@
                 <w:szCs w:val="26"/>
               </w:rPr>
             </w:pPr>
-            <w:r>
-              <w:rPr>
-                <w:rFonts w:ascii="Times New Roman" w:hAnsi="Times New Roman"/>
-                <w:sz w:val="26"/>
-              </w:rPr>
-            </w:r>
           </w:p>
         </w:tc>
         <w:tc>
@@ -9615,12 +8831,6 @@
                 <w:szCs w:val="26"/>
               </w:rPr>
             </w:pPr>
-            <w:r>
-              <w:rPr>
-                <w:rFonts w:ascii="Times New Roman" w:hAnsi="Times New Roman"/>
-                <w:sz w:val="26"/>
-              </w:rPr>
-            </w:r>
           </w:p>
         </w:tc>
         <w:tc>
@@ -9642,12 +8852,6 @@
                 <w:szCs w:val="26"/>
               </w:rPr>
             </w:pPr>
-            <w:r>
-              <w:rPr>
-                <w:rFonts w:ascii="Times New Roman" w:hAnsi="Times New Roman"/>
-                <w:sz w:val="26"/>
-              </w:rPr>
-            </w:r>
           </w:p>
         </w:tc>
       </w:tr>
@@ -9731,13 +8935,6 @@
                 <w:szCs w:val="26"/>
               </w:rPr>
             </w:pPr>
-            <w:r>
-              <w:rPr>
-                <w:rFonts w:ascii="Times New Roman" w:hAnsi="Times New Roman" w:cs="Times New Roman"/>
-                <w:sz w:val="26"/>
-                <w:szCs w:val="26"/>
-              </w:rPr>
-            </w:r>
           </w:p>
         </w:tc>
         <w:tc>
@@ -9759,13 +8956,6 @@
                 <w:szCs w:val="26"/>
               </w:rPr>
             </w:pPr>
-            <w:r>
-              <w:rPr>
-                <w:rFonts w:ascii="Times New Roman" w:hAnsi="Times New Roman" w:cs="Times New Roman"/>
-                <w:sz w:val="26"/>
-                <w:szCs w:val="26"/>
-              </w:rPr>
-            </w:r>
           </w:p>
         </w:tc>
         <w:tc>
@@ -9787,13 +8977,6 @@
                 <w:szCs w:val="26"/>
               </w:rPr>
             </w:pPr>
-            <w:r>
-              <w:rPr>
-                <w:rFonts w:ascii="Times New Roman" w:hAnsi="Times New Roman" w:cs="Times New Roman"/>
-                <w:sz w:val="26"/>
-                <w:szCs w:val="26"/>
-              </w:rPr>
-            </w:r>
           </w:p>
         </w:tc>
         <w:tc>
@@ -9815,13 +8998,6 @@
                 <w:szCs w:val="26"/>
               </w:rPr>
             </w:pPr>
-            <w:r>
-              <w:rPr>
-                <w:rFonts w:ascii="Times New Roman" w:hAnsi="Times New Roman" w:cs="Times New Roman"/>
-                <w:sz w:val="26"/>
-                <w:szCs w:val="26"/>
-              </w:rPr>
-            </w:r>
           </w:p>
         </w:tc>
         <w:tc>
@@ -9843,13 +9019,6 @@
                 <w:szCs w:val="26"/>
               </w:rPr>
             </w:pPr>
-            <w:r>
-              <w:rPr>
-                <w:rFonts w:ascii="Times New Roman" w:hAnsi="Times New Roman" w:cs="Times New Roman"/>
-                <w:sz w:val="26"/>
-                <w:szCs w:val="26"/>
-              </w:rPr>
-            </w:r>
           </w:p>
         </w:tc>
       </w:tr>
@@ -9926,13 +9095,6 @@
                 <w:szCs w:val="26"/>
               </w:rPr>
             </w:pPr>
-            <w:r>
-              <w:rPr>
-                <w:rFonts w:ascii="Times New Roman" w:hAnsi="Times New Roman" w:cs="Times New Roman"/>
-                <w:sz w:val="26"/>
-                <w:szCs w:val="26"/>
-              </w:rPr>
-            </w:r>
           </w:p>
         </w:tc>
         <w:tc>
@@ -9954,13 +9116,6 @@
                 <w:szCs w:val="26"/>
               </w:rPr>
             </w:pPr>
-            <w:r>
-              <w:rPr>
-                <w:rFonts w:ascii="Times New Roman" w:hAnsi="Times New Roman" w:cs="Times New Roman"/>
-                <w:sz w:val="26"/>
-                <w:szCs w:val="26"/>
-              </w:rPr>
-            </w:r>
           </w:p>
         </w:tc>
         <w:tc>
@@ -9982,13 +9137,6 @@
                 <w:szCs w:val="26"/>
               </w:rPr>
             </w:pPr>
-            <w:r>
-              <w:rPr>
-                <w:rFonts w:ascii="Times New Roman" w:hAnsi="Times New Roman" w:cs="Times New Roman"/>
-                <w:sz w:val="26"/>
-                <w:szCs w:val="26"/>
-              </w:rPr>
-            </w:r>
           </w:p>
         </w:tc>
         <w:tc>
@@ -10010,13 +9158,6 @@
                 <w:szCs w:val="26"/>
               </w:rPr>
             </w:pPr>
-            <w:r>
-              <w:rPr>
-                <w:rFonts w:ascii="Times New Roman" w:hAnsi="Times New Roman" w:cs="Times New Roman"/>
-                <w:sz w:val="26"/>
-                <w:szCs w:val="26"/>
-              </w:rPr>
-            </w:r>
           </w:p>
         </w:tc>
         <w:tc>
@@ -10038,13 +9179,6 @@
                 <w:szCs w:val="26"/>
               </w:rPr>
             </w:pPr>
-            <w:r>
-              <w:rPr>
-                <w:rFonts w:ascii="Times New Roman" w:hAnsi="Times New Roman" w:cs="Times New Roman"/>
-                <w:sz w:val="26"/>
-                <w:szCs w:val="26"/>
-              </w:rPr>
-            </w:r>
           </w:p>
         </w:tc>
       </w:tr>
@@ -10121,13 +9255,6 @@
                 <w:szCs w:val="26"/>
               </w:rPr>
             </w:pPr>
-            <w:r>
-              <w:rPr>
-                <w:rFonts w:ascii="Times New Roman" w:hAnsi="Times New Roman" w:cs="Times New Roman"/>
-                <w:sz w:val="26"/>
-                <w:szCs w:val="26"/>
-              </w:rPr>
-            </w:r>
           </w:p>
         </w:tc>
         <w:tc>
@@ -10149,13 +9276,6 @@
                 <w:szCs w:val="26"/>
               </w:rPr>
             </w:pPr>
-            <w:r>
-              <w:rPr>
-                <w:rFonts w:ascii="Times New Roman" w:hAnsi="Times New Roman" w:cs="Times New Roman"/>
-                <w:sz w:val="26"/>
-                <w:szCs w:val="26"/>
-              </w:rPr>
-            </w:r>
           </w:p>
         </w:tc>
         <w:tc>
@@ -10177,13 +9297,6 @@
                 <w:szCs w:val="26"/>
               </w:rPr>
             </w:pPr>
-            <w:r>
-              <w:rPr>
-                <w:rFonts w:ascii="Times New Roman" w:hAnsi="Times New Roman" w:cs="Times New Roman"/>
-                <w:sz w:val="26"/>
-                <w:szCs w:val="26"/>
-              </w:rPr>
-            </w:r>
           </w:p>
         </w:tc>
         <w:tc>
@@ -10205,13 +9318,6 @@
                 <w:szCs w:val="26"/>
               </w:rPr>
             </w:pPr>
-            <w:r>
-              <w:rPr>
-                <w:rFonts w:ascii="Times New Roman" w:hAnsi="Times New Roman" w:cs="Times New Roman"/>
-                <w:sz w:val="26"/>
-                <w:szCs w:val="26"/>
-              </w:rPr>
-            </w:r>
           </w:p>
         </w:tc>
         <w:tc>
@@ -10233,13 +9339,6 @@
                 <w:szCs w:val="26"/>
               </w:rPr>
             </w:pPr>
-            <w:r>
-              <w:rPr>
-                <w:rFonts w:ascii="Times New Roman" w:hAnsi="Times New Roman" w:cs="Times New Roman"/>
-                <w:sz w:val="26"/>
-                <w:szCs w:val="26"/>
-              </w:rPr>
-            </w:r>
           </w:p>
         </w:tc>
       </w:tr>
@@ -10316,12 +9415,6 @@
                 <w:szCs w:val="26"/>
               </w:rPr>
             </w:pPr>
-            <w:r>
-              <w:rPr>
-                <w:rFonts w:ascii="Times New Roman" w:hAnsi="Times New Roman"/>
-                <w:sz w:val="26"/>
-              </w:rPr>
-            </w:r>
           </w:p>
         </w:tc>
         <w:tc>
@@ -10343,12 +9436,6 @@
                 <w:szCs w:val="26"/>
               </w:rPr>
             </w:pPr>
-            <w:r>
-              <w:rPr>
-                <w:rFonts w:ascii="Times New Roman" w:hAnsi="Times New Roman"/>
-                <w:sz w:val="26"/>
-              </w:rPr>
-            </w:r>
           </w:p>
         </w:tc>
         <w:tc>
@@ -10370,12 +9457,6 @@
                 <w:szCs w:val="26"/>
               </w:rPr>
             </w:pPr>
-            <w:r>
-              <w:rPr>
-                <w:rFonts w:ascii="Times New Roman" w:hAnsi="Times New Roman"/>
-                <w:sz w:val="26"/>
-              </w:rPr>
-            </w:r>
           </w:p>
         </w:tc>
         <w:tc>
@@ -10397,12 +9478,6 @@
                 <w:szCs w:val="26"/>
               </w:rPr>
             </w:pPr>
-            <w:r>
-              <w:rPr>
-                <w:rFonts w:ascii="Times New Roman" w:hAnsi="Times New Roman"/>
-                <w:sz w:val="26"/>
-              </w:rPr>
-            </w:r>
           </w:p>
         </w:tc>
         <w:tc>
@@ -10424,12 +9499,6 @@
                 <w:szCs w:val="26"/>
               </w:rPr>
             </w:pPr>
-            <w:r>
-              <w:rPr>
-                <w:rFonts w:ascii="Times New Roman" w:hAnsi="Times New Roman"/>
-                <w:sz w:val="26"/>
-              </w:rPr>
-            </w:r>
           </w:p>
         </w:tc>
       </w:tr>
@@ -10506,12 +9575,6 @@
                 <w:szCs w:val="26"/>
               </w:rPr>
             </w:pPr>
-            <w:r>
-              <w:rPr>
-                <w:rFonts w:ascii="Times New Roman" w:hAnsi="Times New Roman"/>
-                <w:sz w:val="26"/>
-              </w:rPr>
-            </w:r>
           </w:p>
         </w:tc>
         <w:tc>
@@ -10533,12 +9596,6 @@
                 <w:szCs w:val="26"/>
               </w:rPr>
             </w:pPr>
-            <w:r>
-              <w:rPr>
-                <w:rFonts w:ascii="Times New Roman" w:hAnsi="Times New Roman"/>
-                <w:sz w:val="26"/>
-              </w:rPr>
-            </w:r>
           </w:p>
         </w:tc>
         <w:tc>
@@ -10560,12 +9617,6 @@
                 <w:szCs w:val="26"/>
               </w:rPr>
             </w:pPr>
-            <w:r>
-              <w:rPr>
-                <w:rFonts w:ascii="Times New Roman" w:hAnsi="Times New Roman"/>
-                <w:sz w:val="26"/>
-              </w:rPr>
-            </w:r>
           </w:p>
         </w:tc>
         <w:tc>
@@ -10587,12 +9638,6 @@
                 <w:szCs w:val="26"/>
               </w:rPr>
             </w:pPr>
-            <w:r>
-              <w:rPr>
-                <w:rFonts w:ascii="Times New Roman" w:hAnsi="Times New Roman"/>
-                <w:sz w:val="26"/>
-              </w:rPr>
-            </w:r>
           </w:p>
         </w:tc>
         <w:tc>
@@ -10614,12 +9659,6 @@
                 <w:szCs w:val="26"/>
               </w:rPr>
             </w:pPr>
-            <w:r>
-              <w:rPr>
-                <w:rFonts w:ascii="Times New Roman" w:hAnsi="Times New Roman"/>
-                <w:sz w:val="26"/>
-              </w:rPr>
-            </w:r>
           </w:p>
         </w:tc>
       </w:tr>
@@ -10714,27 +9753,6 @@
               <w:br/>
               <w:t>…………………………………………………………………</w:t>
             </w:r>
-            <w:r>
-              <w:rPr>
-                <w:rFonts w:ascii="Times New Roman" w:hAnsi="Times New Roman" w:cs="Times New Roman"/>
-                <w:sz w:val="26"/>
-                <w:szCs w:val="26"/>
-              </w:rPr>
-            </w:r>
-            <w:r>
-              <w:rPr>
-                <w:rFonts w:ascii="Times New Roman" w:hAnsi="Times New Roman" w:cs="Times New Roman"/>
-                <w:sz w:val="26"/>
-                <w:szCs w:val="26"/>
-              </w:rPr>
-            </w:r>
-            <w:r>
-              <w:rPr>
-                <w:rFonts w:ascii="Times New Roman" w:hAnsi="Times New Roman" w:cs="Times New Roman"/>
-                <w:sz w:val="26"/>
-                <w:szCs w:val="26"/>
-              </w:rPr>
-            </w:r>
           </w:p>
         </w:tc>
         <w:tc>
@@ -10756,30 +9774,49 @@
                 <w:sz w:val="26"/>
               </w:rPr>
               <w:t>Ngày 4 tháng 9 năm 2026</w:t>
+            </w:r>
+            <w:r>
+              <w:rPr>
+                <w:rFonts w:ascii="Times New Roman" w:hAnsi="Times New Roman"/>
+                <w:sz w:val="26"/>
+              </w:rPr>
               <w:br/>
+              <w:t>Tổ trưởng</w:t>
             </w:r>
             <w:r>
               <w:rPr>
                 <w:rFonts w:ascii="Times New Roman" w:hAnsi="Times New Roman"/>
                 <w:sz w:val="26"/>
               </w:rPr>
-              <w:t>Tổ trưởng</w:t>
               <w:br/>
+            </w:r>
+            <w:r>
+              <w:rPr>
+                <w:rFonts w:ascii="Times New Roman" w:hAnsi="Times New Roman"/>
+                <w:sz w:val="26"/>
+              </w:rPr>
               <w:br/>
+            </w:r>
+            <w:r>
+              <w:rPr>
+                <w:rFonts w:ascii="Times New Roman" w:hAnsi="Times New Roman"/>
+                <w:sz w:val="26"/>
+              </w:rPr>
               <w:br/>
+            </w:r>
+            <w:r>
+              <w:rPr>
+                <w:rFonts w:ascii="Times New Roman" w:hAnsi="Times New Roman"/>
+                <w:sz w:val="26"/>
+              </w:rPr>
               <w:br/>
-            </w:r>
-            <w:r>
-              <w:rPr>
-                <w:rFonts w:ascii="Times New Roman" w:hAnsi="Times New Roman"/>
-                <w:sz w:val="26"/>
-              </w:rPr>
               <w:t>Nguyễn Thị Ngọc</w:t>
             </w:r>
           </w:p>
         </w:tc>
       </w:tr>
     </w:tbl>
+    <w:p/>
     <w:sectPr>
       <w:headerReference w:type="default" r:id="rId7"/>
       <w:footerReference w:type="default" r:id="rId8"/>
@@ -10794,7 +9831,7 @@
 </file>
 
 <file path=word/endnotes.xml><?xml version="1.0" encoding="utf-8"?>
-<w:endnotes xmlns:wpc="http://schemas.microsoft.com/office/word/2010/wordprocessingCanvas" xmlns:cx="http://schemas.microsoft.com/office/drawing/2014/chartex" xmlns:cx1="http://schemas.microsoft.com/office/drawing/2015/9/8/chartex" xmlns:cx2="http://schemas.microsoft.com/office/drawing/2015/10/21/chartex" xmlns:cx3="http://schemas.microsoft.com/office/drawing/2016/5/9/chartex" xmlns:cx4="http://schemas.microsoft.com/office/drawing/2016/5/10/chartex" xmlns:cx5="http://schemas.microsoft.com/office/drawing/2016/5/11/chartex" xmlns:cx6="http://schemas.microsoft.com/office/drawing/2016/5/12/chartex" xmlns:cx7="http://schemas.microsoft.com/office/drawing/2016/5/13/chartex" xmlns:cx8="http://schemas.microsoft.com/office/drawing/2016/5/14/chartex" xmlns:mc="http://schemas.openxmlformats.org/markup-compatibility/2006" xmlns:aink="http://schemas.microsoft.com/office/drawing/2016/ink" xmlns:am3d="http://schemas.microsoft.com/office/drawing/2017/model3d" xmlns:o="urn:schemas-microsoft-com:office:office" xmlns:oel="http://schemas.microsoft.com/office/2019/extlst" xmlns:r="http://schemas.openxmlformats.org/officeDocument/2006/relationships" xmlns:m="http://schemas.openxmlformats.org/officeDocument/2006/math" xmlns:v="urn:schemas-microsoft-com:vml" xmlns:wp14="http://schemas.microsoft.com/office/word/2010/wordprocessingDrawing" xmlns:wp="http://schemas.openxmlformats.org/drawingml/2006/wordprocessingDrawing" xmlns:w10="urn:schemas-microsoft-com:office:word" xmlns:w="http://schemas.openxmlformats.org/wordprocessingml/2006/main" xmlns:w14="http://schemas.microsoft.com/office/word/2010/wordml" xmlns:w15="http://schemas.microsoft.com/office/word/2012/wordml" xmlns:w16cei="http://schemas.microsoft.com/office/word/2026/wordml/cei" xmlns:w16cex="http://schemas.microsoft.com/office/word/2018/wordml/cex" xmlns:w16cid="http://schemas.microsoft.com/office/word/2016/wordml/cid" xmlns:w16="http://schemas.microsoft.com/office/word/2018/wordml" xmlns:w16du="http://schemas.microsoft.com/office/word/2023/wordml/word16du" xmlns:w16sdtdh="http://schemas.microsoft.com/office/word/2020/wordml/sdtdatahash" xmlns:w16sdtfl="http://schemas.microsoft.com/office/word/2024/wordml/sdtformatlock" xmlns:w16se="http://schemas.microsoft.com/office/word/2015/wordml/symex" xmlns:wpg="http://schemas.microsoft.com/office/word/2010/wordprocessingGroup" xmlns:wpi="http://schemas.microsoft.com/office/word/2010/wordprocessingInk" xmlns:wne="http://schemas.microsoft.com/office/word/2006/wordml" xmlns:wps="http://schemas.microsoft.com/office/word/2010/wordprocessingShape" mc:Ignorable="w14 w15 w16se w16cid w16 w16cex w16sdtdh w16sdtfl w16du wp14">
+<w:endnotes xmlns:wpc="http://schemas.microsoft.com/office/word/2010/wordprocessingCanvas" xmlns:cx="http://schemas.microsoft.com/office/drawing/2014/chartex" xmlns:cx1="http://schemas.microsoft.com/office/drawing/2015/9/8/chartex" xmlns:cx2="http://schemas.microsoft.com/office/drawing/2015/10/21/chartex" xmlns:cx3="http://schemas.microsoft.com/office/drawing/2016/5/9/chartex" xmlns:cx4="http://schemas.microsoft.com/office/drawing/2016/5/10/chartex" xmlns:cx5="http://schemas.microsoft.com/office/drawing/2016/5/11/chartex" xmlns:cx6="http://schemas.microsoft.com/office/drawing/2016/5/12/chartex" xmlns:cx7="http://schemas.microsoft.com/office/drawing/2016/5/13/chartex" xmlns:cx8="http://schemas.microsoft.com/office/drawing/2016/5/14/chartex" xmlns:mc="http://schemas.openxmlformats.org/markup-compatibility/2006" xmlns:aink="http://schemas.microsoft.com/office/drawing/2016/ink" xmlns:am3d="http://schemas.microsoft.com/office/drawing/2017/model3d" xmlns:o="urn:schemas-microsoft-com:office:office" xmlns:oel="http://schemas.microsoft.com/office/2019/extlst" xmlns:r="http://schemas.openxmlformats.org/officeDocument/2006/relationships" xmlns:m="http://schemas.openxmlformats.org/officeDocument/2006/math" xmlns:v="urn:schemas-microsoft-com:vml" xmlns:wp14="http://schemas.microsoft.com/office/word/2010/wordprocessingDrawing" xmlns:wp="http://schemas.openxmlformats.org/drawingml/2006/wordprocessingDrawing" xmlns:w10="urn:schemas-microsoft-com:office:word" xmlns:w="http://schemas.openxmlformats.org/wordprocessingml/2006/main" xmlns:w14="http://schemas.microsoft.com/office/word/2010/wordml" xmlns:w15="http://schemas.microsoft.com/office/word/2012/wordml" xmlns:w16cex="http://schemas.microsoft.com/office/word/2018/wordml/cex" xmlns:w16cid="http://schemas.microsoft.com/office/word/2016/wordml/cid" xmlns:w16="http://schemas.microsoft.com/office/word/2018/wordml" xmlns:w16du="http://schemas.microsoft.com/office/word/2023/wordml/word16du" xmlns:w16sdtdh="http://schemas.microsoft.com/office/word/2020/wordml/sdtdatahash" xmlns:w16sdtfl="http://schemas.microsoft.com/office/word/2024/wordml/sdtformatlock" xmlns:w16se="http://schemas.microsoft.com/office/word/2015/wordml/symex" xmlns:wpg="http://schemas.microsoft.com/office/word/2010/wordprocessingGroup" xmlns:wpi="http://schemas.microsoft.com/office/word/2010/wordprocessingInk" xmlns:wne="http://schemas.microsoft.com/office/word/2006/wordml" xmlns:wps="http://schemas.microsoft.com/office/word/2010/wordprocessingShape" mc:Ignorable="w14 w15 w16se w16cid w16 w16cex w16sdtdh w16sdtfl w16du wp14">
   <w:endnote w:type="separator" w:id="-1">
     <w:p>
       <w:pPr>
@@ -10819,7 +9856,7 @@
 </file>
 
 <file path=word/footer1.xml><?xml version="1.0" encoding="utf-8"?>
-<w:ftr xmlns:wpc="http://schemas.microsoft.com/office/word/2010/wordprocessingCanvas" xmlns:cx="http://schemas.microsoft.com/office/drawing/2014/chartex" xmlns:cx1="http://schemas.microsoft.com/office/drawing/2015/9/8/chartex" xmlns:cx2="http://schemas.microsoft.com/office/drawing/2015/10/21/chartex" xmlns:cx3="http://schemas.microsoft.com/office/drawing/2016/5/9/chartex" xmlns:cx4="http://schemas.microsoft.com/office/drawing/2016/5/10/chartex" xmlns:cx5="http://schemas.microsoft.com/office/drawing/2016/5/11/chartex" xmlns:cx6="http://schemas.microsoft.com/office/drawing/2016/5/12/chartex" xmlns:cx7="http://schemas.microsoft.com/office/drawing/2016/5/13/chartex" xmlns:cx8="http://schemas.microsoft.com/office/drawing/2016/5/14/chartex" xmlns:mc="http://schemas.openxmlformats.org/markup-compatibility/2006" xmlns:aink="http://schemas.microsoft.com/office/drawing/2016/ink" xmlns:am3d="http://schemas.microsoft.com/office/drawing/2017/model3d" xmlns:o="urn:schemas-microsoft-com:office:office" xmlns:oel="http://schemas.microsoft.com/office/2019/extlst" xmlns:r="http://schemas.openxmlformats.org/officeDocument/2006/relationships" xmlns:m="http://schemas.openxmlformats.org/officeDocument/2006/math" xmlns:v="urn:schemas-microsoft-com:vml" xmlns:wp14="http://schemas.microsoft.com/office/word/2010/wordprocessingDrawing" xmlns:wp="http://schemas.openxmlformats.org/drawingml/2006/wordprocessingDrawing" xmlns:w10="urn:schemas-microsoft-com:office:word" xmlns:w="http://schemas.openxmlformats.org/wordprocessingml/2006/main" xmlns:w14="http://schemas.microsoft.com/office/word/2010/wordml" xmlns:w15="http://schemas.microsoft.com/office/word/2012/wordml" xmlns:w16cei="http://schemas.microsoft.com/office/word/2026/wordml/cei" xmlns:w16cex="http://schemas.microsoft.com/office/word/2018/wordml/cex" xmlns:w16cid="http://schemas.microsoft.com/office/word/2016/wordml/cid" xmlns:w16="http://schemas.microsoft.com/office/word/2018/wordml" xmlns:w16du="http://schemas.microsoft.com/office/word/2023/wordml/word16du" xmlns:w16sdtdh="http://schemas.microsoft.com/office/word/2020/wordml/sdtdatahash" xmlns:w16sdtfl="http://schemas.microsoft.com/office/word/2024/wordml/sdtformatlock" xmlns:w16se="http://schemas.microsoft.com/office/word/2015/wordml/symex" xmlns:wpg="http://schemas.microsoft.com/office/word/2010/wordprocessingGroup" xmlns:wpi="http://schemas.microsoft.com/office/word/2010/wordprocessingInk" xmlns:wne="http://schemas.microsoft.com/office/word/2006/wordml" xmlns:wps="http://schemas.microsoft.com/office/word/2010/wordprocessingShape" mc:Ignorable="w14 w15 w16se w16cid w16 w16cex w16sdtdh w16sdtfl w16du wp14">
+<w:ftr xmlns:wpc="http://schemas.microsoft.com/office/word/2010/wordprocessingCanvas" xmlns:cx="http://schemas.microsoft.com/office/drawing/2014/chartex" xmlns:cx1="http://schemas.microsoft.com/office/drawing/2015/9/8/chartex" xmlns:cx2="http://schemas.microsoft.com/office/drawing/2015/10/21/chartex" xmlns:cx3="http://schemas.microsoft.com/office/drawing/2016/5/9/chartex" xmlns:cx4="http://schemas.microsoft.com/office/drawing/2016/5/10/chartex" xmlns:cx5="http://schemas.microsoft.com/office/drawing/2016/5/11/chartex" xmlns:cx6="http://schemas.microsoft.com/office/drawing/2016/5/12/chartex" xmlns:cx7="http://schemas.microsoft.com/office/drawing/2016/5/13/chartex" xmlns:cx8="http://schemas.microsoft.com/office/drawing/2016/5/14/chartex" xmlns:mc="http://schemas.openxmlformats.org/markup-compatibility/2006" xmlns:aink="http://schemas.microsoft.com/office/drawing/2016/ink" xmlns:am3d="http://schemas.microsoft.com/office/drawing/2017/model3d" xmlns:o="urn:schemas-microsoft-com:office:office" xmlns:oel="http://schemas.microsoft.com/office/2019/extlst" xmlns:r="http://schemas.openxmlformats.org/officeDocument/2006/relationships" xmlns:m="http://schemas.openxmlformats.org/officeDocument/2006/math" xmlns:v="urn:schemas-microsoft-com:vml" xmlns:wp14="http://schemas.microsoft.com/office/word/2010/wordprocessingDrawing" xmlns:wp="http://schemas.openxmlformats.org/drawingml/2006/wordprocessingDrawing" xmlns:w10="urn:schemas-microsoft-com:office:word" xmlns:w="http://schemas.openxmlformats.org/wordprocessingml/2006/main" xmlns:w14="http://schemas.microsoft.com/office/word/2010/wordml" xmlns:w15="http://schemas.microsoft.com/office/word/2012/wordml" xmlns:w16cex="http://schemas.microsoft.com/office/word/2018/wordml/cex" xmlns:w16cid="http://schemas.microsoft.com/office/word/2016/wordml/cid" xmlns:w16="http://schemas.microsoft.com/office/word/2018/wordml" xmlns:w16du="http://schemas.microsoft.com/office/word/2023/wordml/word16du" xmlns:w16sdtdh="http://schemas.microsoft.com/office/word/2020/wordml/sdtdatahash" xmlns:w16sdtfl="http://schemas.microsoft.com/office/word/2024/wordml/sdtformatlock" xmlns:w16se="http://schemas.microsoft.com/office/word/2015/wordml/symex" xmlns:wpg="http://schemas.microsoft.com/office/word/2010/wordprocessingGroup" xmlns:wpi="http://schemas.microsoft.com/office/word/2010/wordprocessingInk" xmlns:wne="http://schemas.microsoft.com/office/word/2006/wordml" xmlns:wps="http://schemas.microsoft.com/office/word/2010/wordprocessingShape" mc:Ignorable="w14 w15 w16se w16cid w16 w16cex w16sdtdh w16sdtfl w16du wp14">
   <w:p>
     <w:pPr>
       <w:pBdr>
@@ -10898,7 +9935,7 @@
 </file>
 
 <file path=word/footnotes.xml><?xml version="1.0" encoding="utf-8"?>
-<w:footnotes xmlns:wpc="http://schemas.microsoft.com/office/word/2010/wordprocessingCanvas" xmlns:cx="http://schemas.microsoft.com/office/drawing/2014/chartex" xmlns:cx1="http://schemas.microsoft.com/office/drawing/2015/9/8/chartex" xmlns:cx2="http://schemas.microsoft.com/office/drawing/2015/10/21/chartex" xmlns:cx3="http://schemas.microsoft.com/office/drawing/2016/5/9/chartex" xmlns:cx4="http://schemas.microsoft.com/office/drawing/2016/5/10/chartex" xmlns:cx5="http://schemas.microsoft.com/office/drawing/2016/5/11/chartex" xmlns:cx6="http://schemas.microsoft.com/office/drawing/2016/5/12/chartex" xmlns:cx7="http://schemas.microsoft.com/office/drawing/2016/5/13/chartex" xmlns:cx8="http://schemas.microsoft.com/office/drawing/2016/5/14/chartex" xmlns:mc="http://schemas.openxmlformats.org/markup-compatibility/2006" xmlns:aink="http://schemas.microsoft.com/office/drawing/2016/ink" xmlns:am3d="http://schemas.microsoft.com/office/drawing/2017/model3d" xmlns:o="urn:schemas-microsoft-com:office:office" xmlns:oel="http://schemas.microsoft.com/office/2019/extlst" xmlns:r="http://schemas.openxmlformats.org/officeDocument/2006/relationships" xmlns:m="http://schemas.openxmlformats.org/officeDocument/2006/math" xmlns:v="urn:schemas-microsoft-com:vml" xmlns:wp14="http://schemas.microsoft.com/office/word/2010/wordprocessingDrawing" xmlns:wp="http://schemas.openxmlformats.org/drawingml/2006/wordprocessingDrawing" xmlns:w10="urn:schemas-microsoft-com:office:word" xmlns:w="http://schemas.openxmlformats.org/wordprocessingml/2006/main" xmlns:w14="http://schemas.microsoft.com/office/word/2010/wordml" xmlns:w15="http://schemas.microsoft.com/office/word/2012/wordml" xmlns:w16cei="http://schemas.microsoft.com/office/word/2026/wordml/cei" xmlns:w16cex="http://schemas.microsoft.com/office/word/2018/wordml/cex" xmlns:w16cid="http://schemas.microsoft.com/office/word/2016/wordml/cid" xmlns:w16="http://schemas.microsoft.com/office/word/2018/wordml" xmlns:w16du="http://schemas.microsoft.com/office/word/2023/wordml/word16du" xmlns:w16sdtdh="http://schemas.microsoft.com/office/word/2020/wordml/sdtdatahash" xmlns:w16sdtfl="http://schemas.microsoft.com/office/word/2024/wordml/sdtformatlock" xmlns:w16se="http://schemas.microsoft.com/office/word/2015/wordml/symex" xmlns:wpg="http://schemas.microsoft.com/office/word/2010/wordprocessingGroup" xmlns:wpi="http://schemas.microsoft.com/office/word/2010/wordprocessingInk" xmlns:wne="http://schemas.microsoft.com/office/word/2006/wordml" xmlns:wps="http://schemas.microsoft.com/office/word/2010/wordprocessingShape" mc:Ignorable="w14 w15 w16se w16cid w16 w16cex w16sdtdh w16sdtfl w16du wp14">
+<w:footnotes xmlns:wpc="http://schemas.microsoft.com/office/word/2010/wordprocessingCanvas" xmlns:cx="http://schemas.microsoft.com/office/drawing/2014/chartex" xmlns:cx1="http://schemas.microsoft.com/office/drawing/2015/9/8/chartex" xmlns:cx2="http://schemas.microsoft.com/office/drawing/2015/10/21/chartex" xmlns:cx3="http://schemas.microsoft.com/office/drawing/2016/5/9/chartex" xmlns:cx4="http://schemas.microsoft.com/office/drawing/2016/5/10/chartex" xmlns:cx5="http://schemas.microsoft.com/office/drawing/2016/5/11/chartex" xmlns:cx6="http://schemas.microsoft.com/office/drawing/2016/5/12/chartex" xmlns:cx7="http://schemas.microsoft.com/office/drawing/2016/5/13/chartex" xmlns:cx8="http://schemas.microsoft.com/office/drawing/2016/5/14/chartex" xmlns:mc="http://schemas.openxmlformats.org/markup-compatibility/2006" xmlns:aink="http://schemas.microsoft.com/office/drawing/2016/ink" xmlns:am3d="http://schemas.microsoft.com/office/drawing/2017/model3d" xmlns:o="urn:schemas-microsoft-com:office:office" xmlns:oel="http://schemas.microsoft.com/office/2019/extlst" xmlns:r="http://schemas.openxmlformats.org/officeDocument/2006/relationships" xmlns:m="http://schemas.openxmlformats.org/officeDocument/2006/math" xmlns:v="urn:schemas-microsoft-com:vml" xmlns:wp14="http://schemas.microsoft.com/office/word/2010/wordprocessingDrawing" xmlns:wp="http://schemas.openxmlformats.org/drawingml/2006/wordprocessingDrawing" xmlns:w10="urn:schemas-microsoft-com:office:word" xmlns:w="http://schemas.openxmlformats.org/wordprocessingml/2006/main" xmlns:w14="http://schemas.microsoft.com/office/word/2010/wordml" xmlns:w15="http://schemas.microsoft.com/office/word/2012/wordml" xmlns:w16cex="http://schemas.microsoft.com/office/word/2018/wordml/cex" xmlns:w16cid="http://schemas.microsoft.com/office/word/2016/wordml/cid" xmlns:w16="http://schemas.microsoft.com/office/word/2018/wordml" xmlns:w16du="http://schemas.microsoft.com/office/word/2023/wordml/word16du" xmlns:w16sdtdh="http://schemas.microsoft.com/office/word/2020/wordml/sdtdatahash" xmlns:w16sdtfl="http://schemas.microsoft.com/office/word/2024/wordml/sdtformatlock" xmlns:w16se="http://schemas.microsoft.com/office/word/2015/wordml/symex" xmlns:wpg="http://schemas.microsoft.com/office/word/2010/wordprocessingGroup" xmlns:wpi="http://schemas.microsoft.com/office/word/2010/wordprocessingInk" xmlns:wne="http://schemas.microsoft.com/office/word/2006/wordml" xmlns:wps="http://schemas.microsoft.com/office/word/2010/wordprocessingShape" mc:Ignorable="w14 w15 w16se w16cid w16 w16cex w16sdtdh w16sdtfl w16du wp14">
   <w:footnote w:type="separator" w:id="-1">
     <w:p>
       <w:pPr>
@@ -10923,7 +9960,7 @@
 </file>
 
 <file path=word/header1.xml><?xml version="1.0" encoding="utf-8"?>
-<w:hdr xmlns:wpc="http://schemas.microsoft.com/office/word/2010/wordprocessingCanvas" xmlns:cx="http://schemas.microsoft.com/office/drawing/2014/chartex" xmlns:cx1="http://schemas.microsoft.com/office/drawing/2015/9/8/chartex" xmlns:cx2="http://schemas.microsoft.com/office/drawing/2015/10/21/chartex" xmlns:cx3="http://schemas.microsoft.com/office/drawing/2016/5/9/chartex" xmlns:cx4="http://schemas.microsoft.com/office/drawing/2016/5/10/chartex" xmlns:cx5="http://schemas.microsoft.com/office/drawing/2016/5/11/chartex" xmlns:cx6="http://schemas.microsoft.com/office/drawing/2016/5/12/chartex" xmlns:cx7="http://schemas.microsoft.com/office/drawing/2016/5/13/chartex" xmlns:cx8="http://schemas.microsoft.com/office/drawing/2016/5/14/chartex" xmlns:mc="http://schemas.openxmlformats.org/markup-compatibility/2006" xmlns:aink="http://schemas.microsoft.com/office/drawing/2016/ink" xmlns:am3d="http://schemas.microsoft.com/office/drawing/2017/model3d" xmlns:o="urn:schemas-microsoft-com:office:office" xmlns:oel="http://schemas.microsoft.com/office/2019/extlst" xmlns:r="http://schemas.openxmlformats.org/officeDocument/2006/relationships" xmlns:m="http://schemas.openxmlformats.org/officeDocument/2006/math" xmlns:v="urn:schemas-microsoft-com:vml" xmlns:wp14="http://schemas.microsoft.com/office/word/2010/wordprocessingDrawing" xmlns:wp="http://schemas.openxmlformats.org/drawingml/2006/wordprocessingDrawing" xmlns:w10="urn:schemas-microsoft-com:office:word" xmlns:w="http://schemas.openxmlformats.org/wordprocessingml/2006/main" xmlns:w14="http://schemas.microsoft.com/office/word/2010/wordml" xmlns:w15="http://schemas.microsoft.com/office/word/2012/wordml" xmlns:w16cei="http://schemas.microsoft.com/office/word/2026/wordml/cei" xmlns:w16cex="http://schemas.microsoft.com/office/word/2018/wordml/cex" xmlns:w16cid="http://schemas.microsoft.com/office/word/2016/wordml/cid" xmlns:w16="http://schemas.microsoft.com/office/word/2018/wordml" xmlns:w16du="http://schemas.microsoft.com/office/word/2023/wordml/word16du" xmlns:w16sdtdh="http://schemas.microsoft.com/office/word/2020/wordml/sdtdatahash" xmlns:w16sdtfl="http://schemas.microsoft.com/office/word/2024/wordml/sdtformatlock" xmlns:w16se="http://schemas.microsoft.com/office/word/2015/wordml/symex" xmlns:wpg="http://schemas.microsoft.com/office/word/2010/wordprocessingGroup" xmlns:wpi="http://schemas.microsoft.com/office/word/2010/wordprocessingInk" xmlns:wne="http://schemas.microsoft.com/office/word/2006/wordml" xmlns:wps="http://schemas.microsoft.com/office/word/2010/wordprocessingShape" mc:Ignorable="w14 w15 w16se w16cid w16 w16cex w16sdtdh w16sdtfl w16du wp14">
+<w:hdr xmlns:wpc="http://schemas.microsoft.com/office/word/2010/wordprocessingCanvas" xmlns:cx="http://schemas.microsoft.com/office/drawing/2014/chartex" xmlns:cx1="http://schemas.microsoft.com/office/drawing/2015/9/8/chartex" xmlns:cx2="http://schemas.microsoft.com/office/drawing/2015/10/21/chartex" xmlns:cx3="http://schemas.microsoft.com/office/drawing/2016/5/9/chartex" xmlns:cx4="http://schemas.microsoft.com/office/drawing/2016/5/10/chartex" xmlns:cx5="http://schemas.microsoft.com/office/drawing/2016/5/11/chartex" xmlns:cx6="http://schemas.microsoft.com/office/drawing/2016/5/12/chartex" xmlns:cx7="http://schemas.microsoft.com/office/drawing/2016/5/13/chartex" xmlns:cx8="http://schemas.microsoft.com/office/drawing/2016/5/14/chartex" xmlns:mc="http://schemas.openxmlformats.org/markup-compatibility/2006" xmlns:aink="http://schemas.microsoft.com/office/drawing/2016/ink" xmlns:am3d="http://schemas.microsoft.com/office/drawing/2017/model3d" xmlns:o="urn:schemas-microsoft-com:office:office" xmlns:oel="http://schemas.microsoft.com/office/2019/extlst" xmlns:r="http://schemas.openxmlformats.org/officeDocument/2006/relationships" xmlns:m="http://schemas.openxmlformats.org/officeDocument/2006/math" xmlns:v="urn:schemas-microsoft-com:vml" xmlns:wp14="http://schemas.microsoft.com/office/word/2010/wordprocessingDrawing" xmlns:wp="http://schemas.openxmlformats.org/drawingml/2006/wordprocessingDrawing" xmlns:w10="urn:schemas-microsoft-com:office:word" xmlns:w="http://schemas.openxmlformats.org/wordprocessingml/2006/main" xmlns:w14="http://schemas.microsoft.com/office/word/2010/wordml" xmlns:w15="http://schemas.microsoft.com/office/word/2012/wordml" xmlns:w16cex="http://schemas.microsoft.com/office/word/2018/wordml/cex" xmlns:w16cid="http://schemas.microsoft.com/office/word/2016/wordml/cid" xmlns:w16="http://schemas.microsoft.com/office/word/2018/wordml" xmlns:w16du="http://schemas.microsoft.com/office/word/2023/wordml/word16du" xmlns:w16sdtdh="http://schemas.microsoft.com/office/word/2020/wordml/sdtdatahash" xmlns:w16sdtfl="http://schemas.microsoft.com/office/word/2024/wordml/sdtformatlock" xmlns:w16se="http://schemas.microsoft.com/office/word/2015/wordml/symex" xmlns:wpg="http://schemas.microsoft.com/office/word/2010/wordprocessingGroup" xmlns:wpi="http://schemas.microsoft.com/office/word/2010/wordprocessingInk" xmlns:wne="http://schemas.microsoft.com/office/word/2006/wordml" xmlns:wps="http://schemas.microsoft.com/office/word/2010/wordprocessingShape" mc:Ignorable="w14 w15 w16se w16cid w16 w16cex w16sdtdh w16sdtfl w16du wp14">
   <w:p>
     <w:pPr>
       <w:pStyle w:val="Header"/>

--- a/Hệ thống mẫu văn bản/Nguyên đã làm/Lịch báo giảng/Lịch báo giảng - Tuần 06 (TTH+TH).docx
+++ b/Hệ thống mẫu văn bản/Nguyên đã làm/Lịch báo giảng/Lịch báo giảng - Tuần 06 (TTH+TH).docx
@@ -1,6 +1,6 @@
 
 <file path=word/document.xml><?xml version="1.0" encoding="utf-8"?>
-<w:document xmlns:wpc="http://schemas.microsoft.com/office/word/2010/wordprocessingCanvas" xmlns:cx="http://schemas.microsoft.com/office/drawing/2014/chartex" xmlns:cx1="http://schemas.microsoft.com/office/drawing/2015/9/8/chartex" xmlns:cx2="http://schemas.microsoft.com/office/drawing/2015/10/21/chartex" xmlns:cx3="http://schemas.microsoft.com/office/drawing/2016/5/9/chartex" xmlns:cx4="http://schemas.microsoft.com/office/drawing/2016/5/10/chartex" xmlns:cx5="http://schemas.microsoft.com/office/drawing/2016/5/11/chartex" xmlns:cx6="http://schemas.microsoft.com/office/drawing/2016/5/12/chartex" xmlns:cx7="http://schemas.microsoft.com/office/drawing/2016/5/13/chartex" xmlns:cx8="http://schemas.microsoft.com/office/drawing/2016/5/14/chartex" xmlns:mc="http://schemas.openxmlformats.org/markup-compatibility/2006" xmlns:aink="http://schemas.microsoft.com/office/drawing/2016/ink" xmlns:am3d="http://schemas.microsoft.com/office/drawing/2017/model3d" xmlns:o="urn:schemas-microsoft-com:office:office" xmlns:oel="http://schemas.microsoft.com/office/2019/extlst" xmlns:r="http://schemas.openxmlformats.org/officeDocument/2006/relationships" xmlns:m="http://schemas.openxmlformats.org/officeDocument/2006/math" xmlns:v="urn:schemas-microsoft-com:vml" xmlns:wp14="http://schemas.microsoft.com/office/word/2010/wordprocessingDrawing" xmlns:wp="http://schemas.openxmlformats.org/drawingml/2006/wordprocessingDrawing" xmlns:w10="urn:schemas-microsoft-com:office:word" xmlns:w="http://schemas.openxmlformats.org/wordprocessingml/2006/main" xmlns:w14="http://schemas.microsoft.com/office/word/2010/wordml" xmlns:w15="http://schemas.microsoft.com/office/word/2012/wordml" xmlns:w16cex="http://schemas.microsoft.com/office/word/2018/wordml/cex" xmlns:w16cid="http://schemas.microsoft.com/office/word/2016/wordml/cid" xmlns:w16="http://schemas.microsoft.com/office/word/2018/wordml" xmlns:w16du="http://schemas.microsoft.com/office/word/2023/wordml/word16du" xmlns:w16sdtdh="http://schemas.microsoft.com/office/word/2020/wordml/sdtdatahash" xmlns:w16sdtfl="http://schemas.microsoft.com/office/word/2024/wordml/sdtformatlock" xmlns:w16se="http://schemas.microsoft.com/office/word/2015/wordml/symex" xmlns:wpg="http://schemas.microsoft.com/office/word/2010/wordprocessingGroup" xmlns:wpi="http://schemas.microsoft.com/office/word/2010/wordprocessingInk" xmlns:wne="http://schemas.microsoft.com/office/word/2006/wordml" xmlns:wps="http://schemas.microsoft.com/office/word/2010/wordprocessingShape" mc:Ignorable="w14 w15 w16se w16cid w16 w16cex w16sdtdh w16sdtfl w16du wp14">
+<w:document xmlns:wpc="http://schemas.microsoft.com/office/word/2010/wordprocessingCanvas" xmlns:cx="http://schemas.microsoft.com/office/drawing/2014/chartex" xmlns:cx1="http://schemas.microsoft.com/office/drawing/2015/9/8/chartex" xmlns:cx2="http://schemas.microsoft.com/office/drawing/2015/10/21/chartex" xmlns:cx3="http://schemas.microsoft.com/office/drawing/2016/5/9/chartex" xmlns:cx4="http://schemas.microsoft.com/office/drawing/2016/5/10/chartex" xmlns:cx5="http://schemas.microsoft.com/office/drawing/2016/5/11/chartex" xmlns:cx6="http://schemas.microsoft.com/office/drawing/2016/5/12/chartex" xmlns:cx7="http://schemas.microsoft.com/office/drawing/2016/5/13/chartex" xmlns:cx8="http://schemas.microsoft.com/office/drawing/2016/5/14/chartex" xmlns:mc="http://schemas.openxmlformats.org/markup-compatibility/2006" xmlns:aink="http://schemas.microsoft.com/office/drawing/2016/ink" xmlns:am3d="http://schemas.microsoft.com/office/drawing/2017/model3d" xmlns:o="urn:schemas-microsoft-com:office:office" xmlns:oel="http://schemas.microsoft.com/office/2019/extlst" xmlns:r="http://schemas.openxmlformats.org/officeDocument/2006/relationships" xmlns:m="http://schemas.openxmlformats.org/officeDocument/2006/math" xmlns:v="urn:schemas-microsoft-com:vml" xmlns:wp14="http://schemas.microsoft.com/office/word/2010/wordprocessingDrawing" xmlns:wp="http://schemas.openxmlformats.org/drawingml/2006/wordprocessingDrawing" xmlns:w10="urn:schemas-microsoft-com:office:word" xmlns:w="http://schemas.openxmlformats.org/wordprocessingml/2006/main" xmlns:w14="http://schemas.microsoft.com/office/word/2010/wordml" xmlns:w15="http://schemas.microsoft.com/office/word/2012/wordml" xmlns:w16cei="http://schemas.microsoft.com/office/word/2026/wordml/cei" xmlns:w16cex="http://schemas.microsoft.com/office/word/2018/wordml/cex" xmlns:w16cid="http://schemas.microsoft.com/office/word/2016/wordml/cid" xmlns:w16="http://schemas.microsoft.com/office/word/2018/wordml" xmlns:w16du="http://schemas.microsoft.com/office/word/2023/wordml/word16du" xmlns:w16sdtdh="http://schemas.microsoft.com/office/word/2020/wordml/sdtdatahash" xmlns:w16sdtfl="http://schemas.microsoft.com/office/word/2024/wordml/sdtformatlock" xmlns:w16se="http://schemas.microsoft.com/office/word/2015/wordml/symex" xmlns:wpg="http://schemas.microsoft.com/office/word/2010/wordprocessingGroup" xmlns:wpi="http://schemas.microsoft.com/office/word/2010/wordprocessingInk" xmlns:wne="http://schemas.microsoft.com/office/word/2006/wordml" xmlns:wps="http://schemas.microsoft.com/office/word/2010/wordprocessingShape" mc:Ignorable="w14 w15 w16se w16cid w16 w16cex w16sdtdh w16sdtfl w16du wp14">
   <w:body>
     <w:p>
       <w:pPr>
@@ -10,6 +10,10 @@
         </w:rPr>
       </w:pPr>
       <w:r>
+        <w:rPr>
+          <w:rFonts w:ascii="Times New Roman" w:hAnsi="Times New Roman"/>
+          <w:sz w:val="26"/>
+        </w:rPr>
         <w:t>TUẦN 06 (từ ngày 07/09/2026 đến ngày 11/09/2026)</w:t>
       </w:r>
     </w:p>
@@ -22,6 +26,10 @@
         </w:rPr>
       </w:pPr>
       <w:r>
+        <w:rPr>
+          <w:rFonts w:ascii="Times New Roman" w:hAnsi="Times New Roman"/>
+          <w:sz w:val="26"/>
+        </w:rPr>
         <w:t>Ngày 04 tháng 09 năm 2026</w:t>
       </w:r>
     </w:p>
@@ -34,9 +42,11 @@
       </w:pPr>
       <w:r>
         <w:rPr>
+          <w:rFonts w:ascii="Times New Roman" w:hAnsi="Times New Roman"/>
           <w:i/>
+          <w:sz w:val="26"/>
         </w:rPr>
-        <w:t>Buổi…sáng……..Tuần…06…(Từ ngày…07/09/2026 …đến ngày:… 11/09/2026….)</w:t>
+        <w:t>Buổi sáng    Tuần 06 (Từ ngày 07/09/2026 đến ngày 11/09/2026)</w:t>
       </w:r>
     </w:p>
     <w:tbl>
@@ -56,12 +66,12 @@
         <w:tblLook w:val="04A0" w:firstRow="1" w:lastRow="0" w:firstColumn="1" w:lastColumn="0" w:noHBand="0" w:noVBand="1"/>
       </w:tblPr>
       <w:tblGrid>
-        <w:gridCol w:w="1096"/>
-        <w:gridCol w:w="850"/>
+        <w:gridCol w:w="1237"/>
+        <w:gridCol w:w="846"/>
+        <w:gridCol w:w="987"/>
+        <w:gridCol w:w="1144"/>
         <w:gridCol w:w="709"/>
-        <w:gridCol w:w="1276"/>
-        <w:gridCol w:w="708"/>
-        <w:gridCol w:w="3544"/>
+        <w:gridCol w:w="3260"/>
         <w:gridCol w:w="1967"/>
       </w:tblGrid>
       <w:tr>
@@ -70,7 +80,7 @@
         </w:trPr>
         <w:tc>
           <w:tcPr>
-            <w:tcW w:w="1096" w:type="dxa"/>
+            <w:tcW w:w="1237" w:type="dxa"/>
             <w:tcBorders>
               <w:top w:val="single" w:sz="4" w:space="0" w:color="000000"/>
               <w:left w:val="single" w:sz="4" w:space="0" w:color="000000"/>
@@ -122,7 +132,7 @@
         </w:tc>
         <w:tc>
           <w:tcPr>
-            <w:tcW w:w="850" w:type="dxa"/>
+            <w:tcW w:w="846" w:type="dxa"/>
             <w:tcBorders>
               <w:top w:val="single" w:sz="4" w:space="0" w:color="000000"/>
               <w:left w:val="single" w:sz="4" w:space="0" w:color="000000"/>
@@ -154,7 +164,7 @@
         </w:tc>
         <w:tc>
           <w:tcPr>
-            <w:tcW w:w="709" w:type="dxa"/>
+            <w:tcW w:w="987" w:type="dxa"/>
             <w:tcBorders>
               <w:top w:val="single" w:sz="4" w:space="0" w:color="000000"/>
               <w:left w:val="single" w:sz="4" w:space="0" w:color="000000"/>
@@ -186,7 +196,7 @@
         </w:tc>
         <w:tc>
           <w:tcPr>
-            <w:tcW w:w="1276" w:type="dxa"/>
+            <w:tcW w:w="1144" w:type="dxa"/>
             <w:tcBorders>
               <w:top w:val="single" w:sz="4" w:space="0" w:color="000000"/>
               <w:left w:val="single" w:sz="4" w:space="0" w:color="000000"/>
@@ -218,7 +228,7 @@
         </w:tc>
         <w:tc>
           <w:tcPr>
-            <w:tcW w:w="708" w:type="dxa"/>
+            <w:tcW w:w="709" w:type="dxa"/>
             <w:tcBorders>
               <w:top w:val="single" w:sz="4" w:space="0" w:color="000000"/>
               <w:left w:val="single" w:sz="4" w:space="0" w:color="000000"/>
@@ -250,7 +260,7 @@
         </w:tc>
         <w:tc>
           <w:tcPr>
-            <w:tcW w:w="3544" w:type="dxa"/>
+            <w:tcW w:w="3260" w:type="dxa"/>
             <w:tcBorders>
               <w:top w:val="single" w:sz="4" w:space="0" w:color="000000"/>
               <w:left w:val="single" w:sz="4" w:space="0" w:color="000000"/>
@@ -319,7 +329,7 @@
         </w:trPr>
         <w:tc>
           <w:tcPr>
-            <w:tcW w:w="1096" w:type="dxa"/>
+            <w:tcW w:w="1237" w:type="dxa"/>
             <w:vMerge w:val="restart"/>
             <w:tcBorders>
               <w:top w:val="single" w:sz="4" w:space="0" w:color="000000"/>
@@ -348,7 +358,7 @@
         </w:tc>
         <w:tc>
           <w:tcPr>
-            <w:tcW w:w="850" w:type="dxa"/>
+            <w:tcW w:w="846" w:type="dxa"/>
             <w:tcBorders>
               <w:top w:val="single" w:sz="4" w:space="0" w:color="000000"/>
               <w:left w:val="single" w:sz="4" w:space="0" w:color="000000"/>
@@ -377,6 +387,60 @@
         </w:tc>
         <w:tc>
           <w:tcPr>
+            <w:tcW w:w="987" w:type="dxa"/>
+            <w:tcBorders>
+              <w:top w:val="single" w:sz="4" w:space="0" w:color="000000"/>
+              <w:left w:val="single" w:sz="4" w:space="0" w:color="000000"/>
+              <w:bottom w:val="single" w:sz="4" w:space="0" w:color="000000"/>
+              <w:right w:val="single" w:sz="4" w:space="0" w:color="000000"/>
+            </w:tcBorders>
+            <w:vAlign w:val="center"/>
+          </w:tcPr>
+          <w:p>
+            <w:pPr>
+              <w:rPr>
+                <w:rFonts w:ascii="Times New Roman" w:hAnsi="Times New Roman" w:cs="Times New Roman"/>
+                <w:sz w:val="26"/>
+                <w:szCs w:val="26"/>
+              </w:rPr>
+            </w:pPr>
+            <w:r>
+              <w:rPr>
+                <w:rFonts w:ascii="Times New Roman" w:hAnsi="Times New Roman"/>
+                <w:sz w:val="26"/>
+              </w:rPr>
+            </w:r>
+          </w:p>
+        </w:tc>
+        <w:tc>
+          <w:tcPr>
+            <w:tcW w:w="1144" w:type="dxa"/>
+            <w:tcBorders>
+              <w:top w:val="single" w:sz="4" w:space="0" w:color="000000"/>
+              <w:left w:val="single" w:sz="4" w:space="0" w:color="000000"/>
+              <w:bottom w:val="single" w:sz="4" w:space="0" w:color="000000"/>
+              <w:right w:val="single" w:sz="4" w:space="0" w:color="000000"/>
+            </w:tcBorders>
+            <w:vAlign w:val="center"/>
+          </w:tcPr>
+          <w:p>
+            <w:pPr>
+              <w:rPr>
+                <w:rFonts w:ascii="Times New Roman" w:hAnsi="Times New Roman" w:cs="Times New Roman"/>
+                <w:sz w:val="26"/>
+                <w:szCs w:val="26"/>
+              </w:rPr>
+            </w:pPr>
+            <w:r>
+              <w:rPr>
+                <w:rFonts w:ascii="Times New Roman" w:hAnsi="Times New Roman"/>
+                <w:sz w:val="26"/>
+              </w:rPr>
+            </w:r>
+          </w:p>
+        </w:tc>
+        <w:tc>
+          <w:tcPr>
             <w:tcW w:w="709" w:type="dxa"/>
             <w:tcBorders>
               <w:top w:val="single" w:sz="4" w:space="0" w:color="000000"/>
@@ -394,69 +458,39 @@
                 <w:szCs w:val="26"/>
               </w:rPr>
             </w:pPr>
-          </w:p>
-        </w:tc>
-        <w:tc>
-          <w:tcPr>
-            <w:tcW w:w="1276" w:type="dxa"/>
-            <w:tcBorders>
-              <w:top w:val="single" w:sz="4" w:space="0" w:color="000000"/>
-              <w:left w:val="single" w:sz="4" w:space="0" w:color="000000"/>
-              <w:bottom w:val="single" w:sz="4" w:space="0" w:color="000000"/>
-              <w:right w:val="single" w:sz="4" w:space="0" w:color="000000"/>
-            </w:tcBorders>
-            <w:vAlign w:val="center"/>
-          </w:tcPr>
-          <w:p>
-            <w:pPr>
-              <w:rPr>
-                <w:rFonts w:ascii="Times New Roman" w:hAnsi="Times New Roman" w:cs="Times New Roman"/>
-                <w:sz w:val="26"/>
-                <w:szCs w:val="26"/>
-              </w:rPr>
-            </w:pPr>
-          </w:p>
-        </w:tc>
-        <w:tc>
-          <w:tcPr>
-            <w:tcW w:w="708" w:type="dxa"/>
-            <w:tcBorders>
-              <w:top w:val="single" w:sz="4" w:space="0" w:color="000000"/>
-              <w:left w:val="single" w:sz="4" w:space="0" w:color="000000"/>
-              <w:bottom w:val="single" w:sz="4" w:space="0" w:color="000000"/>
-              <w:right w:val="single" w:sz="4" w:space="0" w:color="000000"/>
-            </w:tcBorders>
-            <w:vAlign w:val="center"/>
-          </w:tcPr>
-          <w:p>
-            <w:pPr>
-              <w:rPr>
-                <w:rFonts w:ascii="Times New Roman" w:hAnsi="Times New Roman" w:cs="Times New Roman"/>
-                <w:sz w:val="26"/>
-                <w:szCs w:val="26"/>
-              </w:rPr>
-            </w:pPr>
-          </w:p>
-        </w:tc>
-        <w:tc>
-          <w:tcPr>
-            <w:tcW w:w="3544" w:type="dxa"/>
-            <w:tcBorders>
-              <w:top w:val="single" w:sz="4" w:space="0" w:color="000000"/>
-              <w:left w:val="single" w:sz="4" w:space="0" w:color="000000"/>
-              <w:bottom w:val="single" w:sz="4" w:space="0" w:color="000000"/>
-              <w:right w:val="single" w:sz="4" w:space="0" w:color="000000"/>
-            </w:tcBorders>
-            <w:vAlign w:val="center"/>
-          </w:tcPr>
-          <w:p>
-            <w:pPr>
-              <w:rPr>
-                <w:rFonts w:ascii="Times New Roman" w:hAnsi="Times New Roman" w:cs="Times New Roman"/>
-                <w:sz w:val="26"/>
-                <w:szCs w:val="26"/>
-              </w:rPr>
-            </w:pPr>
+            <w:r>
+              <w:rPr>
+                <w:rFonts w:ascii="Times New Roman" w:hAnsi="Times New Roman"/>
+                <w:sz w:val="26"/>
+              </w:rPr>
+            </w:r>
+          </w:p>
+        </w:tc>
+        <w:tc>
+          <w:tcPr>
+            <w:tcW w:w="3260" w:type="dxa"/>
+            <w:tcBorders>
+              <w:top w:val="single" w:sz="4" w:space="0" w:color="000000"/>
+              <w:left w:val="single" w:sz="4" w:space="0" w:color="000000"/>
+              <w:bottom w:val="single" w:sz="4" w:space="0" w:color="000000"/>
+              <w:right w:val="single" w:sz="4" w:space="0" w:color="000000"/>
+            </w:tcBorders>
+            <w:vAlign w:val="center"/>
+          </w:tcPr>
+          <w:p>
+            <w:pPr>
+              <w:rPr>
+                <w:rFonts w:ascii="Times New Roman" w:hAnsi="Times New Roman" w:cs="Times New Roman"/>
+                <w:sz w:val="26"/>
+                <w:szCs w:val="26"/>
+              </w:rPr>
+            </w:pPr>
+            <w:r>
+              <w:rPr>
+                <w:rFonts w:ascii="Times New Roman" w:hAnsi="Times New Roman"/>
+                <w:sz w:val="26"/>
+              </w:rPr>
+            </w:r>
           </w:p>
         </w:tc>
         <w:tc>
@@ -478,6 +512,12 @@
                 <w:szCs w:val="26"/>
               </w:rPr>
             </w:pPr>
+            <w:r>
+              <w:rPr>
+                <w:rFonts w:ascii="Times New Roman" w:hAnsi="Times New Roman"/>
+                <w:sz w:val="26"/>
+              </w:rPr>
+            </w:r>
           </w:p>
         </w:tc>
       </w:tr>
@@ -487,7 +527,7 @@
         </w:trPr>
         <w:tc>
           <w:tcPr>
-            <w:tcW w:w="1096" w:type="dxa"/>
+            <w:tcW w:w="1237" w:type="dxa"/>
             <w:vMerge/>
             <w:tcBorders>
               <w:left w:val="single" w:sz="4" w:space="0" w:color="000000"/>
@@ -509,7 +549,7 @@
         </w:tc>
         <w:tc>
           <w:tcPr>
-            <w:tcW w:w="850" w:type="dxa"/>
+            <w:tcW w:w="846" w:type="dxa"/>
             <w:tcBorders>
               <w:top w:val="single" w:sz="4" w:space="0" w:color="000000"/>
               <w:left w:val="single" w:sz="4" w:space="0" w:color="000000"/>
@@ -538,6 +578,60 @@
         </w:tc>
         <w:tc>
           <w:tcPr>
+            <w:tcW w:w="987" w:type="dxa"/>
+            <w:tcBorders>
+              <w:top w:val="single" w:sz="4" w:space="0" w:color="000000"/>
+              <w:left w:val="single" w:sz="4" w:space="0" w:color="000000"/>
+              <w:bottom w:val="single" w:sz="4" w:space="0" w:color="000000"/>
+              <w:right w:val="single" w:sz="4" w:space="0" w:color="000000"/>
+            </w:tcBorders>
+            <w:vAlign w:val="center"/>
+          </w:tcPr>
+          <w:p>
+            <w:pPr>
+              <w:rPr>
+                <w:rFonts w:ascii="Times New Roman" w:hAnsi="Times New Roman" w:cs="Times New Roman"/>
+                <w:sz w:val="26"/>
+                <w:szCs w:val="26"/>
+              </w:rPr>
+            </w:pPr>
+            <w:r>
+              <w:rPr>
+                <w:rFonts w:ascii="Times New Roman" w:hAnsi="Times New Roman"/>
+                <w:sz w:val="26"/>
+              </w:rPr>
+            </w:r>
+          </w:p>
+        </w:tc>
+        <w:tc>
+          <w:tcPr>
+            <w:tcW w:w="1144" w:type="dxa"/>
+            <w:tcBorders>
+              <w:top w:val="single" w:sz="4" w:space="0" w:color="000000"/>
+              <w:left w:val="single" w:sz="4" w:space="0" w:color="000000"/>
+              <w:bottom w:val="single" w:sz="4" w:space="0" w:color="000000"/>
+              <w:right w:val="single" w:sz="4" w:space="0" w:color="000000"/>
+            </w:tcBorders>
+            <w:vAlign w:val="center"/>
+          </w:tcPr>
+          <w:p>
+            <w:pPr>
+              <w:rPr>
+                <w:rFonts w:ascii="Times New Roman" w:hAnsi="Times New Roman" w:cs="Times New Roman"/>
+                <w:sz w:val="26"/>
+                <w:szCs w:val="26"/>
+              </w:rPr>
+            </w:pPr>
+            <w:r>
+              <w:rPr>
+                <w:rFonts w:ascii="Times New Roman" w:hAnsi="Times New Roman"/>
+                <w:sz w:val="26"/>
+              </w:rPr>
+            </w:r>
+          </w:p>
+        </w:tc>
+        <w:tc>
+          <w:tcPr>
             <w:tcW w:w="709" w:type="dxa"/>
             <w:tcBorders>
               <w:top w:val="single" w:sz="4" w:space="0" w:color="000000"/>
@@ -555,69 +649,39 @@
                 <w:szCs w:val="26"/>
               </w:rPr>
             </w:pPr>
-          </w:p>
-        </w:tc>
-        <w:tc>
-          <w:tcPr>
-            <w:tcW w:w="1276" w:type="dxa"/>
-            <w:tcBorders>
-              <w:top w:val="single" w:sz="4" w:space="0" w:color="000000"/>
-              <w:left w:val="single" w:sz="4" w:space="0" w:color="000000"/>
-              <w:bottom w:val="single" w:sz="4" w:space="0" w:color="000000"/>
-              <w:right w:val="single" w:sz="4" w:space="0" w:color="000000"/>
-            </w:tcBorders>
-            <w:vAlign w:val="center"/>
-          </w:tcPr>
-          <w:p>
-            <w:pPr>
-              <w:rPr>
-                <w:rFonts w:ascii="Times New Roman" w:hAnsi="Times New Roman" w:cs="Times New Roman"/>
-                <w:sz w:val="26"/>
-                <w:szCs w:val="26"/>
-              </w:rPr>
-            </w:pPr>
-          </w:p>
-        </w:tc>
-        <w:tc>
-          <w:tcPr>
-            <w:tcW w:w="708" w:type="dxa"/>
-            <w:tcBorders>
-              <w:top w:val="single" w:sz="4" w:space="0" w:color="000000"/>
-              <w:left w:val="single" w:sz="4" w:space="0" w:color="000000"/>
-              <w:bottom w:val="single" w:sz="4" w:space="0" w:color="000000"/>
-              <w:right w:val="single" w:sz="4" w:space="0" w:color="000000"/>
-            </w:tcBorders>
-            <w:vAlign w:val="center"/>
-          </w:tcPr>
-          <w:p>
-            <w:pPr>
-              <w:rPr>
-                <w:rFonts w:ascii="Times New Roman" w:hAnsi="Times New Roman" w:cs="Times New Roman"/>
-                <w:sz w:val="26"/>
-                <w:szCs w:val="26"/>
-              </w:rPr>
-            </w:pPr>
-          </w:p>
-        </w:tc>
-        <w:tc>
-          <w:tcPr>
-            <w:tcW w:w="3544" w:type="dxa"/>
-            <w:tcBorders>
-              <w:top w:val="single" w:sz="4" w:space="0" w:color="000000"/>
-              <w:left w:val="single" w:sz="4" w:space="0" w:color="000000"/>
-              <w:bottom w:val="single" w:sz="4" w:space="0" w:color="000000"/>
-              <w:right w:val="single" w:sz="4" w:space="0" w:color="000000"/>
-            </w:tcBorders>
-            <w:vAlign w:val="center"/>
-          </w:tcPr>
-          <w:p>
-            <w:pPr>
-              <w:rPr>
-                <w:rFonts w:ascii="Times New Roman" w:hAnsi="Times New Roman" w:cs="Times New Roman"/>
-                <w:sz w:val="26"/>
-                <w:szCs w:val="26"/>
-              </w:rPr>
-            </w:pPr>
+            <w:r>
+              <w:rPr>
+                <w:rFonts w:ascii="Times New Roman" w:hAnsi="Times New Roman"/>
+                <w:sz w:val="26"/>
+              </w:rPr>
+            </w:r>
+          </w:p>
+        </w:tc>
+        <w:tc>
+          <w:tcPr>
+            <w:tcW w:w="3260" w:type="dxa"/>
+            <w:tcBorders>
+              <w:top w:val="single" w:sz="4" w:space="0" w:color="000000"/>
+              <w:left w:val="single" w:sz="4" w:space="0" w:color="000000"/>
+              <w:bottom w:val="single" w:sz="4" w:space="0" w:color="000000"/>
+              <w:right w:val="single" w:sz="4" w:space="0" w:color="000000"/>
+            </w:tcBorders>
+            <w:vAlign w:val="center"/>
+          </w:tcPr>
+          <w:p>
+            <w:pPr>
+              <w:rPr>
+                <w:rFonts w:ascii="Times New Roman" w:hAnsi="Times New Roman" w:cs="Times New Roman"/>
+                <w:sz w:val="26"/>
+                <w:szCs w:val="26"/>
+              </w:rPr>
+            </w:pPr>
+            <w:r>
+              <w:rPr>
+                <w:rFonts w:ascii="Times New Roman" w:hAnsi="Times New Roman"/>
+                <w:sz w:val="26"/>
+              </w:rPr>
+            </w:r>
           </w:p>
         </w:tc>
         <w:tc>
@@ -639,6 +703,12 @@
                 <w:szCs w:val="26"/>
               </w:rPr>
             </w:pPr>
+            <w:r>
+              <w:rPr>
+                <w:rFonts w:ascii="Times New Roman" w:hAnsi="Times New Roman"/>
+                <w:sz w:val="26"/>
+              </w:rPr>
+            </w:r>
           </w:p>
         </w:tc>
       </w:tr>
@@ -648,7 +718,7 @@
         </w:trPr>
         <w:tc>
           <w:tcPr>
-            <w:tcW w:w="1096" w:type="dxa"/>
+            <w:tcW w:w="1237" w:type="dxa"/>
             <w:vMerge/>
             <w:tcBorders>
               <w:left w:val="single" w:sz="4" w:space="0" w:color="000000"/>
@@ -670,7 +740,7 @@
         </w:tc>
         <w:tc>
           <w:tcPr>
-            <w:tcW w:w="850" w:type="dxa"/>
+            <w:tcW w:w="846" w:type="dxa"/>
             <w:tcBorders>
               <w:top w:val="single" w:sz="4" w:space="0" w:color="000000"/>
               <w:left w:val="single" w:sz="4" w:space="0" w:color="000000"/>
@@ -699,6 +769,62 @@
         </w:tc>
         <w:tc>
           <w:tcPr>
+            <w:tcW w:w="987" w:type="dxa"/>
+            <w:tcBorders>
+              <w:top w:val="single" w:sz="4" w:space="0" w:color="000000"/>
+              <w:left w:val="single" w:sz="4" w:space="0" w:color="000000"/>
+              <w:bottom w:val="single" w:sz="4" w:space="0" w:color="000000"/>
+              <w:right w:val="single" w:sz="4" w:space="0" w:color="000000"/>
+            </w:tcBorders>
+            <w:vAlign w:val="center"/>
+          </w:tcPr>
+          <w:p>
+            <w:pPr>
+              <w:rPr>
+                <w:rFonts w:ascii="Times New Roman" w:hAnsi="Times New Roman" w:cs="Times New Roman"/>
+                <w:sz w:val="26"/>
+                <w:szCs w:val="26"/>
+              </w:rPr>
+            </w:pPr>
+            <w:r>
+              <w:rPr>
+                <w:rFonts w:ascii="Times New Roman" w:hAnsi="Times New Roman"/>
+                <w:sz w:val="26"/>
+              </w:rPr>
+              <w:t>5</w:t>
+            </w:r>
+          </w:p>
+        </w:tc>
+        <w:tc>
+          <w:tcPr>
+            <w:tcW w:w="1144" w:type="dxa"/>
+            <w:tcBorders>
+              <w:top w:val="single" w:sz="4" w:space="0" w:color="000000"/>
+              <w:left w:val="single" w:sz="4" w:space="0" w:color="000000"/>
+              <w:bottom w:val="single" w:sz="4" w:space="0" w:color="000000"/>
+              <w:right w:val="single" w:sz="4" w:space="0" w:color="000000"/>
+            </w:tcBorders>
+            <w:vAlign w:val="center"/>
+          </w:tcPr>
+          <w:p>
+            <w:pPr>
+              <w:rPr>
+                <w:rFonts w:ascii="Times New Roman" w:hAnsi="Times New Roman" w:cs="Times New Roman"/>
+                <w:sz w:val="26"/>
+                <w:szCs w:val="26"/>
+              </w:rPr>
+            </w:pPr>
+            <w:r>
+              <w:rPr>
+                <w:rFonts w:ascii="Times New Roman" w:hAnsi="Times New Roman"/>
+                <w:sz w:val="26"/>
+              </w:rPr>
+              <w:t>Robotics</w:t>
+            </w:r>
+          </w:p>
+        </w:tc>
+        <w:tc>
+          <w:tcPr>
             <w:tcW w:w="709" w:type="dxa"/>
             <w:tcBorders>
               <w:top w:val="single" w:sz="4" w:space="0" w:color="000000"/>
@@ -721,69 +847,13 @@
                 <w:rFonts w:ascii="Times New Roman" w:hAnsi="Times New Roman"/>
                 <w:sz w:val="26"/>
               </w:rPr>
-              <w:t>5</w:t>
-            </w:r>
-          </w:p>
-        </w:tc>
-        <w:tc>
-          <w:tcPr>
-            <w:tcW w:w="1276" w:type="dxa"/>
-            <w:tcBorders>
-              <w:top w:val="single" w:sz="4" w:space="0" w:color="000000"/>
-              <w:left w:val="single" w:sz="4" w:space="0" w:color="000000"/>
-              <w:bottom w:val="single" w:sz="4" w:space="0" w:color="000000"/>
-              <w:right w:val="single" w:sz="4" w:space="0" w:color="000000"/>
-            </w:tcBorders>
-            <w:vAlign w:val="center"/>
-          </w:tcPr>
-          <w:p>
-            <w:pPr>
-              <w:rPr>
-                <w:rFonts w:ascii="Times New Roman" w:hAnsi="Times New Roman" w:cs="Times New Roman"/>
-                <w:sz w:val="26"/>
-                <w:szCs w:val="26"/>
-              </w:rPr>
-            </w:pPr>
-            <w:r>
-              <w:rPr>
-                <w:rFonts w:ascii="Times New Roman" w:hAnsi="Times New Roman"/>
-                <w:sz w:val="26"/>
-              </w:rPr>
-              <w:t>Robotics</w:t>
-            </w:r>
-          </w:p>
-        </w:tc>
-        <w:tc>
-          <w:tcPr>
-            <w:tcW w:w="708" w:type="dxa"/>
-            <w:tcBorders>
-              <w:top w:val="single" w:sz="4" w:space="0" w:color="000000"/>
-              <w:left w:val="single" w:sz="4" w:space="0" w:color="000000"/>
-              <w:bottom w:val="single" w:sz="4" w:space="0" w:color="000000"/>
-              <w:right w:val="single" w:sz="4" w:space="0" w:color="000000"/>
-            </w:tcBorders>
-            <w:vAlign w:val="center"/>
-          </w:tcPr>
-          <w:p>
-            <w:pPr>
-              <w:rPr>
-                <w:rFonts w:ascii="Times New Roman" w:hAnsi="Times New Roman" w:cs="Times New Roman"/>
-                <w:sz w:val="26"/>
-                <w:szCs w:val="26"/>
-              </w:rPr>
-            </w:pPr>
-            <w:r>
-              <w:rPr>
-                <w:rFonts w:ascii="Times New Roman" w:hAnsi="Times New Roman"/>
-                <w:sz w:val="26"/>
-              </w:rPr>
               <w:t>4C1</w:t>
             </w:r>
           </w:p>
         </w:tc>
         <w:tc>
           <w:tcPr>
-            <w:tcW w:w="3544" w:type="dxa"/>
+            <w:tcW w:w="3260" w:type="dxa"/>
             <w:tcBorders>
               <w:top w:val="single" w:sz="4" w:space="0" w:color="000000"/>
               <w:left w:val="single" w:sz="4" w:space="0" w:color="000000"/>
@@ -844,7 +914,7 @@
         </w:trPr>
         <w:tc>
           <w:tcPr>
-            <w:tcW w:w="1096" w:type="dxa"/>
+            <w:tcW w:w="1237" w:type="dxa"/>
             <w:vMerge/>
             <w:tcBorders>
               <w:left w:val="single" w:sz="4" w:space="0" w:color="000000"/>
@@ -866,7 +936,7 @@
         </w:tc>
         <w:tc>
           <w:tcPr>
-            <w:tcW w:w="850" w:type="dxa"/>
+            <w:tcW w:w="846" w:type="dxa"/>
             <w:tcBorders>
               <w:top w:val="single" w:sz="4" w:space="0" w:color="000000"/>
               <w:left w:val="single" w:sz="4" w:space="0" w:color="000000"/>
@@ -895,6 +965,64 @@
         </w:tc>
         <w:tc>
           <w:tcPr>
+            <w:tcW w:w="987" w:type="dxa"/>
+            <w:tcBorders>
+              <w:top w:val="single" w:sz="4" w:space="0" w:color="000000"/>
+              <w:left w:val="single" w:sz="4" w:space="0" w:color="000000"/>
+              <w:bottom w:val="single" w:sz="4" w:space="0" w:color="000000"/>
+              <w:right w:val="single" w:sz="4" w:space="0" w:color="000000"/>
+            </w:tcBorders>
+            <w:vAlign w:val="center"/>
+          </w:tcPr>
+          <w:p>
+            <w:pPr>
+              <w:rPr>
+                <w:rFonts w:ascii="Times New Roman" w:hAnsi="Times New Roman" w:cs="Times New Roman"/>
+                <w:sz w:val="26"/>
+                <w:szCs w:val="26"/>
+              </w:rPr>
+            </w:pPr>
+            <w:r>
+              <w:rPr>
+                <w:rFonts w:ascii="Times New Roman" w:hAnsi="Times New Roman" w:cs="Times New Roman"/>
+                <w:sz w:val="26"/>
+                <w:szCs w:val="26"/>
+              </w:rPr>
+              <w:t>5</w:t>
+            </w:r>
+          </w:p>
+        </w:tc>
+        <w:tc>
+          <w:tcPr>
+            <w:tcW w:w="1144" w:type="dxa"/>
+            <w:tcBorders>
+              <w:top w:val="single" w:sz="4" w:space="0" w:color="000000"/>
+              <w:left w:val="single" w:sz="4" w:space="0" w:color="000000"/>
+              <w:bottom w:val="single" w:sz="4" w:space="0" w:color="000000"/>
+              <w:right w:val="single" w:sz="4" w:space="0" w:color="000000"/>
+            </w:tcBorders>
+            <w:vAlign w:val="center"/>
+          </w:tcPr>
+          <w:p>
+            <w:pPr>
+              <w:rPr>
+                <w:rFonts w:ascii="Times New Roman" w:hAnsi="Times New Roman" w:cs="Times New Roman"/>
+                <w:sz w:val="26"/>
+                <w:szCs w:val="26"/>
+              </w:rPr>
+            </w:pPr>
+            <w:r>
+              <w:rPr>
+                <w:rFonts w:ascii="Times New Roman" w:hAnsi="Times New Roman" w:cs="Times New Roman"/>
+                <w:sz w:val="26"/>
+                <w:szCs w:val="26"/>
+              </w:rPr>
+              <w:t>Tin học</w:t>
+            </w:r>
+          </w:p>
+        </w:tc>
+        <w:tc>
+          <w:tcPr>
             <w:tcW w:w="709" w:type="dxa"/>
             <w:tcBorders>
               <w:top w:val="single" w:sz="4" w:space="0" w:color="000000"/>
@@ -918,71 +1046,13 @@
                 <w:sz w:val="26"/>
                 <w:szCs w:val="26"/>
               </w:rPr>
-              <w:t>5</w:t>
-            </w:r>
-          </w:p>
-        </w:tc>
-        <w:tc>
-          <w:tcPr>
-            <w:tcW w:w="1276" w:type="dxa"/>
-            <w:tcBorders>
-              <w:top w:val="single" w:sz="4" w:space="0" w:color="000000"/>
-              <w:left w:val="single" w:sz="4" w:space="0" w:color="000000"/>
-              <w:bottom w:val="single" w:sz="4" w:space="0" w:color="000000"/>
-              <w:right w:val="single" w:sz="4" w:space="0" w:color="000000"/>
-            </w:tcBorders>
-            <w:vAlign w:val="center"/>
-          </w:tcPr>
-          <w:p>
-            <w:pPr>
-              <w:rPr>
-                <w:rFonts w:ascii="Times New Roman" w:hAnsi="Times New Roman" w:cs="Times New Roman"/>
-                <w:sz w:val="26"/>
-                <w:szCs w:val="26"/>
-              </w:rPr>
-            </w:pPr>
-            <w:r>
-              <w:rPr>
-                <w:rFonts w:ascii="Times New Roman" w:hAnsi="Times New Roman" w:cs="Times New Roman"/>
-                <w:sz w:val="26"/>
-                <w:szCs w:val="26"/>
-              </w:rPr>
-              <w:t>Tin học</w:t>
-            </w:r>
-          </w:p>
-        </w:tc>
-        <w:tc>
-          <w:tcPr>
-            <w:tcW w:w="708" w:type="dxa"/>
-            <w:tcBorders>
-              <w:top w:val="single" w:sz="4" w:space="0" w:color="000000"/>
-              <w:left w:val="single" w:sz="4" w:space="0" w:color="000000"/>
-              <w:bottom w:val="single" w:sz="4" w:space="0" w:color="000000"/>
-              <w:right w:val="single" w:sz="4" w:space="0" w:color="000000"/>
-            </w:tcBorders>
-            <w:vAlign w:val="center"/>
-          </w:tcPr>
-          <w:p>
-            <w:pPr>
-              <w:rPr>
-                <w:rFonts w:ascii="Times New Roman" w:hAnsi="Times New Roman" w:cs="Times New Roman"/>
-                <w:sz w:val="26"/>
-                <w:szCs w:val="26"/>
-              </w:rPr>
-            </w:pPr>
-            <w:r>
-              <w:rPr>
-                <w:rFonts w:ascii="Times New Roman" w:hAnsi="Times New Roman" w:cs="Times New Roman"/>
-                <w:sz w:val="26"/>
-                <w:szCs w:val="26"/>
-              </w:rPr>
               <w:t>1A1</w:t>
             </w:r>
           </w:p>
         </w:tc>
         <w:tc>
           <w:tcPr>
-            <w:tcW w:w="3544" w:type="dxa"/>
+            <w:tcW w:w="3260" w:type="dxa"/>
             <w:tcBorders>
               <w:top w:val="single" w:sz="4" w:space="0" w:color="000000"/>
               <w:left w:val="single" w:sz="4" w:space="0" w:color="000000"/>
@@ -1045,7 +1115,7 @@
         </w:trPr>
         <w:tc>
           <w:tcPr>
-            <w:tcW w:w="1096" w:type="dxa"/>
+            <w:tcW w:w="1237" w:type="dxa"/>
             <w:vMerge/>
             <w:tcBorders>
               <w:left w:val="single" w:sz="4" w:space="0" w:color="000000"/>
@@ -1067,7 +1137,7 @@
         </w:tc>
         <w:tc>
           <w:tcPr>
-            <w:tcW w:w="850" w:type="dxa"/>
+            <w:tcW w:w="846" w:type="dxa"/>
             <w:tcBorders>
               <w:top w:val="single" w:sz="4" w:space="0" w:color="000000"/>
               <w:left w:val="single" w:sz="4" w:space="0" w:color="000000"/>
@@ -1096,6 +1166,60 @@
         </w:tc>
         <w:tc>
           <w:tcPr>
+            <w:tcW w:w="987" w:type="dxa"/>
+            <w:tcBorders>
+              <w:top w:val="single" w:sz="4" w:space="0" w:color="000000"/>
+              <w:left w:val="single" w:sz="4" w:space="0" w:color="000000"/>
+              <w:bottom w:val="single" w:sz="4" w:space="0" w:color="000000"/>
+              <w:right w:val="single" w:sz="4" w:space="0" w:color="000000"/>
+            </w:tcBorders>
+            <w:vAlign w:val="center"/>
+          </w:tcPr>
+          <w:p>
+            <w:pPr>
+              <w:rPr>
+                <w:rFonts w:ascii="Times New Roman" w:hAnsi="Times New Roman" w:cs="Times New Roman"/>
+                <w:sz w:val="26"/>
+                <w:szCs w:val="26"/>
+              </w:rPr>
+            </w:pPr>
+            <w:r>
+              <w:rPr>
+                <w:rFonts w:ascii="Times New Roman" w:hAnsi="Times New Roman"/>
+                <w:sz w:val="26"/>
+              </w:rPr>
+            </w:r>
+          </w:p>
+        </w:tc>
+        <w:tc>
+          <w:tcPr>
+            <w:tcW w:w="1144" w:type="dxa"/>
+            <w:tcBorders>
+              <w:top w:val="single" w:sz="4" w:space="0" w:color="000000"/>
+              <w:left w:val="single" w:sz="4" w:space="0" w:color="000000"/>
+              <w:bottom w:val="single" w:sz="4" w:space="0" w:color="000000"/>
+              <w:right w:val="single" w:sz="4" w:space="0" w:color="000000"/>
+            </w:tcBorders>
+            <w:vAlign w:val="center"/>
+          </w:tcPr>
+          <w:p>
+            <w:pPr>
+              <w:rPr>
+                <w:rFonts w:ascii="Times New Roman" w:hAnsi="Times New Roman" w:cs="Times New Roman"/>
+                <w:sz w:val="26"/>
+                <w:szCs w:val="26"/>
+              </w:rPr>
+            </w:pPr>
+            <w:r>
+              <w:rPr>
+                <w:rFonts w:ascii="Times New Roman" w:hAnsi="Times New Roman"/>
+                <w:sz w:val="26"/>
+              </w:rPr>
+            </w:r>
+          </w:p>
+        </w:tc>
+        <w:tc>
+          <w:tcPr>
             <w:tcW w:w="709" w:type="dxa"/>
             <w:tcBorders>
               <w:top w:val="single" w:sz="4" w:space="0" w:color="000000"/>
@@ -1113,69 +1237,39 @@
                 <w:szCs w:val="26"/>
               </w:rPr>
             </w:pPr>
-          </w:p>
-        </w:tc>
-        <w:tc>
-          <w:tcPr>
-            <w:tcW w:w="1276" w:type="dxa"/>
-            <w:tcBorders>
-              <w:top w:val="single" w:sz="4" w:space="0" w:color="000000"/>
-              <w:left w:val="single" w:sz="4" w:space="0" w:color="000000"/>
-              <w:bottom w:val="single" w:sz="4" w:space="0" w:color="000000"/>
-              <w:right w:val="single" w:sz="4" w:space="0" w:color="000000"/>
-            </w:tcBorders>
-            <w:vAlign w:val="center"/>
-          </w:tcPr>
-          <w:p>
-            <w:pPr>
-              <w:rPr>
-                <w:rFonts w:ascii="Times New Roman" w:hAnsi="Times New Roman" w:cs="Times New Roman"/>
-                <w:sz w:val="26"/>
-                <w:szCs w:val="26"/>
-              </w:rPr>
-            </w:pPr>
-          </w:p>
-        </w:tc>
-        <w:tc>
-          <w:tcPr>
-            <w:tcW w:w="708" w:type="dxa"/>
-            <w:tcBorders>
-              <w:top w:val="single" w:sz="4" w:space="0" w:color="000000"/>
-              <w:left w:val="single" w:sz="4" w:space="0" w:color="000000"/>
-              <w:bottom w:val="single" w:sz="4" w:space="0" w:color="000000"/>
-              <w:right w:val="single" w:sz="4" w:space="0" w:color="000000"/>
-            </w:tcBorders>
-            <w:vAlign w:val="center"/>
-          </w:tcPr>
-          <w:p>
-            <w:pPr>
-              <w:rPr>
-                <w:rFonts w:ascii="Times New Roman" w:hAnsi="Times New Roman" w:cs="Times New Roman"/>
-                <w:sz w:val="26"/>
-                <w:szCs w:val="26"/>
-              </w:rPr>
-            </w:pPr>
-          </w:p>
-        </w:tc>
-        <w:tc>
-          <w:tcPr>
-            <w:tcW w:w="3544" w:type="dxa"/>
-            <w:tcBorders>
-              <w:top w:val="single" w:sz="4" w:space="0" w:color="000000"/>
-              <w:left w:val="single" w:sz="4" w:space="0" w:color="000000"/>
-              <w:bottom w:val="single" w:sz="4" w:space="0" w:color="000000"/>
-              <w:right w:val="single" w:sz="4" w:space="0" w:color="000000"/>
-            </w:tcBorders>
-            <w:vAlign w:val="center"/>
-          </w:tcPr>
-          <w:p>
-            <w:pPr>
-              <w:rPr>
-                <w:rFonts w:ascii="Times New Roman" w:hAnsi="Times New Roman" w:cs="Times New Roman"/>
-                <w:sz w:val="26"/>
-                <w:szCs w:val="26"/>
-              </w:rPr>
-            </w:pPr>
+            <w:r>
+              <w:rPr>
+                <w:rFonts w:ascii="Times New Roman" w:hAnsi="Times New Roman"/>
+                <w:sz w:val="26"/>
+              </w:rPr>
+            </w:r>
+          </w:p>
+        </w:tc>
+        <w:tc>
+          <w:tcPr>
+            <w:tcW w:w="3260" w:type="dxa"/>
+            <w:tcBorders>
+              <w:top w:val="single" w:sz="4" w:space="0" w:color="000000"/>
+              <w:left w:val="single" w:sz="4" w:space="0" w:color="000000"/>
+              <w:bottom w:val="single" w:sz="4" w:space="0" w:color="000000"/>
+              <w:right w:val="single" w:sz="4" w:space="0" w:color="000000"/>
+            </w:tcBorders>
+            <w:vAlign w:val="center"/>
+          </w:tcPr>
+          <w:p>
+            <w:pPr>
+              <w:rPr>
+                <w:rFonts w:ascii="Times New Roman" w:hAnsi="Times New Roman" w:cs="Times New Roman"/>
+                <w:sz w:val="26"/>
+                <w:szCs w:val="26"/>
+              </w:rPr>
+            </w:pPr>
+            <w:r>
+              <w:rPr>
+                <w:rFonts w:ascii="Times New Roman" w:hAnsi="Times New Roman"/>
+                <w:sz w:val="26"/>
+              </w:rPr>
+            </w:r>
           </w:p>
         </w:tc>
         <w:tc>
@@ -1197,6 +1291,12 @@
                 <w:szCs w:val="26"/>
               </w:rPr>
             </w:pPr>
+            <w:r>
+              <w:rPr>
+                <w:rFonts w:ascii="Times New Roman" w:hAnsi="Times New Roman"/>
+                <w:sz w:val="26"/>
+              </w:rPr>
+            </w:r>
           </w:p>
         </w:tc>
       </w:tr>
@@ -1206,7 +1306,7 @@
         </w:trPr>
         <w:tc>
           <w:tcPr>
-            <w:tcW w:w="1096" w:type="dxa"/>
+            <w:tcW w:w="1237" w:type="dxa"/>
             <w:vMerge w:val="restart"/>
             <w:tcBorders>
               <w:left w:val="single" w:sz="4" w:space="0" w:color="000000"/>
@@ -1234,7 +1334,7 @@
         </w:tc>
         <w:tc>
           <w:tcPr>
-            <w:tcW w:w="850" w:type="dxa"/>
+            <w:tcW w:w="846" w:type="dxa"/>
             <w:tcBorders>
               <w:top w:val="single" w:sz="4" w:space="0" w:color="000000"/>
               <w:left w:val="single" w:sz="4" w:space="0" w:color="000000"/>
@@ -1263,6 +1363,62 @@
         </w:tc>
         <w:tc>
           <w:tcPr>
+            <w:tcW w:w="987" w:type="dxa"/>
+            <w:tcBorders>
+              <w:top w:val="single" w:sz="4" w:space="0" w:color="000000"/>
+              <w:left w:val="single" w:sz="4" w:space="0" w:color="000000"/>
+              <w:bottom w:val="single" w:sz="4" w:space="0" w:color="000000"/>
+              <w:right w:val="single" w:sz="4" w:space="0" w:color="000000"/>
+            </w:tcBorders>
+            <w:vAlign w:val="center"/>
+          </w:tcPr>
+          <w:p>
+            <w:pPr>
+              <w:rPr>
+                <w:rFonts w:ascii="Times New Roman" w:hAnsi="Times New Roman" w:cs="Times New Roman"/>
+                <w:sz w:val="26"/>
+                <w:szCs w:val="26"/>
+              </w:rPr>
+            </w:pPr>
+            <w:r>
+              <w:rPr>
+                <w:rFonts w:ascii="Times New Roman" w:hAnsi="Times New Roman"/>
+                <w:sz w:val="26"/>
+              </w:rPr>
+              <w:t>5</w:t>
+            </w:r>
+          </w:p>
+        </w:tc>
+        <w:tc>
+          <w:tcPr>
+            <w:tcW w:w="1144" w:type="dxa"/>
+            <w:tcBorders>
+              <w:top w:val="single" w:sz="4" w:space="0" w:color="000000"/>
+              <w:left w:val="single" w:sz="4" w:space="0" w:color="000000"/>
+              <w:bottom w:val="single" w:sz="4" w:space="0" w:color="000000"/>
+              <w:right w:val="single" w:sz="4" w:space="0" w:color="000000"/>
+            </w:tcBorders>
+            <w:vAlign w:val="center"/>
+          </w:tcPr>
+          <w:p>
+            <w:pPr>
+              <w:rPr>
+                <w:rFonts w:ascii="Times New Roman" w:hAnsi="Times New Roman" w:cs="Times New Roman"/>
+                <w:sz w:val="26"/>
+                <w:szCs w:val="26"/>
+              </w:rPr>
+            </w:pPr>
+            <w:r>
+              <w:rPr>
+                <w:rFonts w:ascii="Times New Roman" w:hAnsi="Times New Roman"/>
+                <w:sz w:val="26"/>
+              </w:rPr>
+              <w:t>Tin học</w:t>
+            </w:r>
+          </w:p>
+        </w:tc>
+        <w:tc>
+          <w:tcPr>
             <w:tcW w:w="709" w:type="dxa"/>
             <w:tcBorders>
               <w:top w:val="single" w:sz="4" w:space="0" w:color="000000"/>
@@ -1285,69 +1441,13 @@
                 <w:rFonts w:ascii="Times New Roman" w:hAnsi="Times New Roman"/>
                 <w:sz w:val="26"/>
               </w:rPr>
-              <w:t>5</w:t>
-            </w:r>
-          </w:p>
-        </w:tc>
-        <w:tc>
-          <w:tcPr>
-            <w:tcW w:w="1276" w:type="dxa"/>
-            <w:tcBorders>
-              <w:top w:val="single" w:sz="4" w:space="0" w:color="000000"/>
-              <w:left w:val="single" w:sz="4" w:space="0" w:color="000000"/>
-              <w:bottom w:val="single" w:sz="4" w:space="0" w:color="000000"/>
-              <w:right w:val="single" w:sz="4" w:space="0" w:color="000000"/>
-            </w:tcBorders>
-            <w:vAlign w:val="center"/>
-          </w:tcPr>
-          <w:p>
-            <w:pPr>
-              <w:rPr>
-                <w:rFonts w:ascii="Times New Roman" w:hAnsi="Times New Roman" w:cs="Times New Roman"/>
-                <w:sz w:val="26"/>
-                <w:szCs w:val="26"/>
-              </w:rPr>
-            </w:pPr>
-            <w:r>
-              <w:rPr>
-                <w:rFonts w:ascii="Times New Roman" w:hAnsi="Times New Roman"/>
-                <w:sz w:val="26"/>
-              </w:rPr>
-              <w:t>Tin học</w:t>
-            </w:r>
-          </w:p>
-        </w:tc>
-        <w:tc>
-          <w:tcPr>
-            <w:tcW w:w="708" w:type="dxa"/>
-            <w:tcBorders>
-              <w:top w:val="single" w:sz="4" w:space="0" w:color="000000"/>
-              <w:left w:val="single" w:sz="4" w:space="0" w:color="000000"/>
-              <w:bottom w:val="single" w:sz="4" w:space="0" w:color="000000"/>
-              <w:right w:val="single" w:sz="4" w:space="0" w:color="000000"/>
-            </w:tcBorders>
-            <w:vAlign w:val="center"/>
-          </w:tcPr>
-          <w:p>
-            <w:pPr>
-              <w:rPr>
-                <w:rFonts w:ascii="Times New Roman" w:hAnsi="Times New Roman" w:cs="Times New Roman"/>
-                <w:sz w:val="26"/>
-                <w:szCs w:val="26"/>
-              </w:rPr>
-            </w:pPr>
-            <w:r>
-              <w:rPr>
-                <w:rFonts w:ascii="Times New Roman" w:hAnsi="Times New Roman"/>
-                <w:sz w:val="26"/>
-              </w:rPr>
               <w:t>1C1</w:t>
             </w:r>
           </w:p>
         </w:tc>
         <w:tc>
           <w:tcPr>
-            <w:tcW w:w="3544" w:type="dxa"/>
+            <w:tcW w:w="3260" w:type="dxa"/>
             <w:tcBorders>
               <w:top w:val="single" w:sz="4" w:space="0" w:color="000000"/>
               <w:left w:val="single" w:sz="4" w:space="0" w:color="000000"/>
@@ -1408,7 +1508,7 @@
         </w:trPr>
         <w:tc>
           <w:tcPr>
-            <w:tcW w:w="1096" w:type="dxa"/>
+            <w:tcW w:w="1237" w:type="dxa"/>
             <w:vMerge/>
             <w:tcBorders>
               <w:left w:val="single" w:sz="4" w:space="0" w:color="000000"/>
@@ -1432,7 +1532,7 @@
         </w:tc>
         <w:tc>
           <w:tcPr>
-            <w:tcW w:w="850" w:type="dxa"/>
+            <w:tcW w:w="846" w:type="dxa"/>
             <w:tcBorders>
               <w:top w:val="single" w:sz="4" w:space="0" w:color="000000"/>
               <w:left w:val="single" w:sz="4" w:space="0" w:color="000000"/>
@@ -1461,6 +1561,60 @@
         </w:tc>
         <w:tc>
           <w:tcPr>
+            <w:tcW w:w="987" w:type="dxa"/>
+            <w:tcBorders>
+              <w:top w:val="single" w:sz="4" w:space="0" w:color="000000"/>
+              <w:left w:val="single" w:sz="4" w:space="0" w:color="000000"/>
+              <w:bottom w:val="single" w:sz="4" w:space="0" w:color="000000"/>
+              <w:right w:val="single" w:sz="4" w:space="0" w:color="000000"/>
+            </w:tcBorders>
+            <w:vAlign w:val="center"/>
+          </w:tcPr>
+          <w:p>
+            <w:pPr>
+              <w:rPr>
+                <w:rFonts w:ascii="Times New Roman" w:hAnsi="Times New Roman" w:cs="Times New Roman"/>
+                <w:sz w:val="26"/>
+                <w:szCs w:val="26"/>
+              </w:rPr>
+            </w:pPr>
+            <w:r>
+              <w:rPr>
+                <w:rFonts w:ascii="Times New Roman" w:hAnsi="Times New Roman"/>
+                <w:sz w:val="26"/>
+              </w:rPr>
+            </w:r>
+          </w:p>
+        </w:tc>
+        <w:tc>
+          <w:tcPr>
+            <w:tcW w:w="1144" w:type="dxa"/>
+            <w:tcBorders>
+              <w:top w:val="single" w:sz="4" w:space="0" w:color="000000"/>
+              <w:left w:val="single" w:sz="4" w:space="0" w:color="000000"/>
+              <w:bottom w:val="single" w:sz="4" w:space="0" w:color="000000"/>
+              <w:right w:val="single" w:sz="4" w:space="0" w:color="000000"/>
+            </w:tcBorders>
+            <w:vAlign w:val="center"/>
+          </w:tcPr>
+          <w:p>
+            <w:pPr>
+              <w:rPr>
+                <w:rFonts w:ascii="Times New Roman" w:hAnsi="Times New Roman" w:cs="Times New Roman"/>
+                <w:sz w:val="26"/>
+                <w:szCs w:val="26"/>
+              </w:rPr>
+            </w:pPr>
+            <w:r>
+              <w:rPr>
+                <w:rFonts w:ascii="Times New Roman" w:hAnsi="Times New Roman"/>
+                <w:sz w:val="26"/>
+              </w:rPr>
+            </w:r>
+          </w:p>
+        </w:tc>
+        <w:tc>
+          <w:tcPr>
             <w:tcW w:w="709" w:type="dxa"/>
             <w:tcBorders>
               <w:top w:val="single" w:sz="4" w:space="0" w:color="000000"/>
@@ -1478,69 +1632,39 @@
                 <w:szCs w:val="26"/>
               </w:rPr>
             </w:pPr>
-          </w:p>
-        </w:tc>
-        <w:tc>
-          <w:tcPr>
-            <w:tcW w:w="1276" w:type="dxa"/>
-            <w:tcBorders>
-              <w:top w:val="single" w:sz="4" w:space="0" w:color="000000"/>
-              <w:left w:val="single" w:sz="4" w:space="0" w:color="000000"/>
-              <w:bottom w:val="single" w:sz="4" w:space="0" w:color="000000"/>
-              <w:right w:val="single" w:sz="4" w:space="0" w:color="000000"/>
-            </w:tcBorders>
-            <w:vAlign w:val="center"/>
-          </w:tcPr>
-          <w:p>
-            <w:pPr>
-              <w:rPr>
-                <w:rFonts w:ascii="Times New Roman" w:hAnsi="Times New Roman" w:cs="Times New Roman"/>
-                <w:sz w:val="26"/>
-                <w:szCs w:val="26"/>
-              </w:rPr>
-            </w:pPr>
-          </w:p>
-        </w:tc>
-        <w:tc>
-          <w:tcPr>
-            <w:tcW w:w="708" w:type="dxa"/>
-            <w:tcBorders>
-              <w:top w:val="single" w:sz="4" w:space="0" w:color="000000"/>
-              <w:left w:val="single" w:sz="4" w:space="0" w:color="000000"/>
-              <w:bottom w:val="single" w:sz="4" w:space="0" w:color="000000"/>
-              <w:right w:val="single" w:sz="4" w:space="0" w:color="000000"/>
-            </w:tcBorders>
-            <w:vAlign w:val="center"/>
-          </w:tcPr>
-          <w:p>
-            <w:pPr>
-              <w:rPr>
-                <w:rFonts w:ascii="Times New Roman" w:hAnsi="Times New Roman" w:cs="Times New Roman"/>
-                <w:sz w:val="26"/>
-                <w:szCs w:val="26"/>
-              </w:rPr>
-            </w:pPr>
-          </w:p>
-        </w:tc>
-        <w:tc>
-          <w:tcPr>
-            <w:tcW w:w="3544" w:type="dxa"/>
-            <w:tcBorders>
-              <w:top w:val="single" w:sz="4" w:space="0" w:color="000000"/>
-              <w:left w:val="single" w:sz="4" w:space="0" w:color="000000"/>
-              <w:bottom w:val="single" w:sz="4" w:space="0" w:color="000000"/>
-              <w:right w:val="single" w:sz="4" w:space="0" w:color="000000"/>
-            </w:tcBorders>
-            <w:vAlign w:val="center"/>
-          </w:tcPr>
-          <w:p>
-            <w:pPr>
-              <w:rPr>
-                <w:rFonts w:ascii="Times New Roman" w:hAnsi="Times New Roman" w:cs="Times New Roman"/>
-                <w:sz w:val="26"/>
-                <w:szCs w:val="26"/>
-              </w:rPr>
-            </w:pPr>
+            <w:r>
+              <w:rPr>
+                <w:rFonts w:ascii="Times New Roman" w:hAnsi="Times New Roman"/>
+                <w:sz w:val="26"/>
+              </w:rPr>
+            </w:r>
+          </w:p>
+        </w:tc>
+        <w:tc>
+          <w:tcPr>
+            <w:tcW w:w="3260" w:type="dxa"/>
+            <w:tcBorders>
+              <w:top w:val="single" w:sz="4" w:space="0" w:color="000000"/>
+              <w:left w:val="single" w:sz="4" w:space="0" w:color="000000"/>
+              <w:bottom w:val="single" w:sz="4" w:space="0" w:color="000000"/>
+              <w:right w:val="single" w:sz="4" w:space="0" w:color="000000"/>
+            </w:tcBorders>
+            <w:vAlign w:val="center"/>
+          </w:tcPr>
+          <w:p>
+            <w:pPr>
+              <w:rPr>
+                <w:rFonts w:ascii="Times New Roman" w:hAnsi="Times New Roman" w:cs="Times New Roman"/>
+                <w:sz w:val="26"/>
+                <w:szCs w:val="26"/>
+              </w:rPr>
+            </w:pPr>
+            <w:r>
+              <w:rPr>
+                <w:rFonts w:ascii="Times New Roman" w:hAnsi="Times New Roman"/>
+                <w:sz w:val="26"/>
+              </w:rPr>
+            </w:r>
           </w:p>
         </w:tc>
         <w:tc>
@@ -1562,6 +1686,12 @@
                 <w:szCs w:val="26"/>
               </w:rPr>
             </w:pPr>
+            <w:r>
+              <w:rPr>
+                <w:rFonts w:ascii="Times New Roman" w:hAnsi="Times New Roman"/>
+                <w:sz w:val="26"/>
+              </w:rPr>
+            </w:r>
           </w:p>
         </w:tc>
       </w:tr>
@@ -1571,7 +1701,7 @@
         </w:trPr>
         <w:tc>
           <w:tcPr>
-            <w:tcW w:w="1096" w:type="dxa"/>
+            <w:tcW w:w="1237" w:type="dxa"/>
             <w:vMerge/>
             <w:tcBorders>
               <w:left w:val="single" w:sz="4" w:space="0" w:color="000000"/>
@@ -1595,7 +1725,7 @@
         </w:tc>
         <w:tc>
           <w:tcPr>
-            <w:tcW w:w="850" w:type="dxa"/>
+            <w:tcW w:w="846" w:type="dxa"/>
             <w:tcBorders>
               <w:top w:val="single" w:sz="4" w:space="0" w:color="000000"/>
               <w:left w:val="single" w:sz="4" w:space="0" w:color="000000"/>
@@ -1624,6 +1754,64 @@
         </w:tc>
         <w:tc>
           <w:tcPr>
+            <w:tcW w:w="987" w:type="dxa"/>
+            <w:tcBorders>
+              <w:top w:val="single" w:sz="4" w:space="0" w:color="000000"/>
+              <w:left w:val="single" w:sz="4" w:space="0" w:color="000000"/>
+              <w:bottom w:val="single" w:sz="4" w:space="0" w:color="000000"/>
+              <w:right w:val="single" w:sz="4" w:space="0" w:color="000000"/>
+            </w:tcBorders>
+            <w:vAlign w:val="center"/>
+          </w:tcPr>
+          <w:p>
+            <w:pPr>
+              <w:rPr>
+                <w:rFonts w:ascii="Times New Roman" w:hAnsi="Times New Roman" w:cs="Times New Roman"/>
+                <w:sz w:val="26"/>
+                <w:szCs w:val="26"/>
+              </w:rPr>
+            </w:pPr>
+            <w:r>
+              <w:rPr>
+                <w:rFonts w:ascii="Times New Roman" w:hAnsi="Times New Roman" w:cs="Times New Roman"/>
+                <w:sz w:val="26"/>
+                <w:szCs w:val="26"/>
+              </w:rPr>
+              <w:t>5</w:t>
+            </w:r>
+          </w:p>
+        </w:tc>
+        <w:tc>
+          <w:tcPr>
+            <w:tcW w:w="1144" w:type="dxa"/>
+            <w:tcBorders>
+              <w:top w:val="single" w:sz="4" w:space="0" w:color="000000"/>
+              <w:left w:val="single" w:sz="4" w:space="0" w:color="000000"/>
+              <w:bottom w:val="single" w:sz="4" w:space="0" w:color="000000"/>
+              <w:right w:val="single" w:sz="4" w:space="0" w:color="000000"/>
+            </w:tcBorders>
+            <w:vAlign w:val="center"/>
+          </w:tcPr>
+          <w:p>
+            <w:pPr>
+              <w:rPr>
+                <w:rFonts w:ascii="Times New Roman" w:hAnsi="Times New Roman" w:cs="Times New Roman"/>
+                <w:sz w:val="26"/>
+                <w:szCs w:val="26"/>
+              </w:rPr>
+            </w:pPr>
+            <w:r>
+              <w:rPr>
+                <w:rFonts w:ascii="Times New Roman" w:hAnsi="Times New Roman" w:cs="Times New Roman"/>
+                <w:sz w:val="26"/>
+                <w:szCs w:val="26"/>
+              </w:rPr>
+              <w:t>Tin - Robotics</w:t>
+            </w:r>
+          </w:p>
+        </w:tc>
+        <w:tc>
+          <w:tcPr>
             <w:tcW w:w="709" w:type="dxa"/>
             <w:tcBorders>
               <w:top w:val="single" w:sz="4" w:space="0" w:color="000000"/>
@@ -1647,71 +1835,13 @@
                 <w:sz w:val="26"/>
                 <w:szCs w:val="26"/>
               </w:rPr>
-              <w:t>5</w:t>
-            </w:r>
-          </w:p>
-        </w:tc>
-        <w:tc>
-          <w:tcPr>
-            <w:tcW w:w="1276" w:type="dxa"/>
-            <w:tcBorders>
-              <w:top w:val="single" w:sz="4" w:space="0" w:color="000000"/>
-              <w:left w:val="single" w:sz="4" w:space="0" w:color="000000"/>
-              <w:bottom w:val="single" w:sz="4" w:space="0" w:color="000000"/>
-              <w:right w:val="single" w:sz="4" w:space="0" w:color="000000"/>
-            </w:tcBorders>
-            <w:vAlign w:val="center"/>
-          </w:tcPr>
-          <w:p>
-            <w:pPr>
-              <w:rPr>
-                <w:rFonts w:ascii="Times New Roman" w:hAnsi="Times New Roman" w:cs="Times New Roman"/>
-                <w:sz w:val="26"/>
-                <w:szCs w:val="26"/>
-              </w:rPr>
-            </w:pPr>
-            <w:r>
-              <w:rPr>
-                <w:rFonts w:ascii="Times New Roman" w:hAnsi="Times New Roman" w:cs="Times New Roman"/>
-                <w:sz w:val="26"/>
-                <w:szCs w:val="26"/>
-              </w:rPr>
-              <w:t>Tin - Robotics</w:t>
-            </w:r>
-          </w:p>
-        </w:tc>
-        <w:tc>
-          <w:tcPr>
-            <w:tcW w:w="708" w:type="dxa"/>
-            <w:tcBorders>
-              <w:top w:val="single" w:sz="4" w:space="0" w:color="000000"/>
-              <w:left w:val="single" w:sz="4" w:space="0" w:color="000000"/>
-              <w:bottom w:val="single" w:sz="4" w:space="0" w:color="000000"/>
-              <w:right w:val="single" w:sz="4" w:space="0" w:color="000000"/>
-            </w:tcBorders>
-            <w:vAlign w:val="center"/>
-          </w:tcPr>
-          <w:p>
-            <w:pPr>
-              <w:rPr>
-                <w:rFonts w:ascii="Times New Roman" w:hAnsi="Times New Roman" w:cs="Times New Roman"/>
-                <w:sz w:val="26"/>
-                <w:szCs w:val="26"/>
-              </w:rPr>
-            </w:pPr>
-            <w:r>
-              <w:rPr>
-                <w:rFonts w:ascii="Times New Roman" w:hAnsi="Times New Roman" w:cs="Times New Roman"/>
-                <w:sz w:val="26"/>
-                <w:szCs w:val="26"/>
-              </w:rPr>
               <w:t>5C1</w:t>
             </w:r>
           </w:p>
         </w:tc>
         <w:tc>
           <w:tcPr>
-            <w:tcW w:w="3544" w:type="dxa"/>
+            <w:tcW w:w="3260" w:type="dxa"/>
             <w:tcBorders>
               <w:top w:val="single" w:sz="4" w:space="0" w:color="000000"/>
               <w:left w:val="single" w:sz="4" w:space="0" w:color="000000"/>
@@ -1774,7 +1904,7 @@
         </w:trPr>
         <w:tc>
           <w:tcPr>
-            <w:tcW w:w="1096" w:type="dxa"/>
+            <w:tcW w:w="1237" w:type="dxa"/>
             <w:vMerge/>
             <w:tcBorders>
               <w:left w:val="single" w:sz="4" w:space="0" w:color="000000"/>
@@ -1798,7 +1928,7 @@
         </w:tc>
         <w:tc>
           <w:tcPr>
-            <w:tcW w:w="850" w:type="dxa"/>
+            <w:tcW w:w="846" w:type="dxa"/>
             <w:tcBorders>
               <w:top w:val="single" w:sz="4" w:space="0" w:color="000000"/>
               <w:left w:val="single" w:sz="4" w:space="0" w:color="000000"/>
@@ -1827,6 +1957,64 @@
         </w:tc>
         <w:tc>
           <w:tcPr>
+            <w:tcW w:w="987" w:type="dxa"/>
+            <w:tcBorders>
+              <w:top w:val="single" w:sz="4" w:space="0" w:color="000000"/>
+              <w:left w:val="single" w:sz="4" w:space="0" w:color="000000"/>
+              <w:bottom w:val="single" w:sz="4" w:space="0" w:color="000000"/>
+              <w:right w:val="single" w:sz="4" w:space="0" w:color="000000"/>
+            </w:tcBorders>
+            <w:vAlign w:val="center"/>
+          </w:tcPr>
+          <w:p>
+            <w:pPr>
+              <w:rPr>
+                <w:rFonts w:ascii="Times New Roman" w:hAnsi="Times New Roman" w:cs="Times New Roman"/>
+                <w:sz w:val="26"/>
+                <w:szCs w:val="26"/>
+              </w:rPr>
+            </w:pPr>
+            <w:r>
+              <w:rPr>
+                <w:rFonts w:ascii="Times New Roman" w:hAnsi="Times New Roman" w:cs="Times New Roman"/>
+                <w:sz w:val="26"/>
+                <w:szCs w:val="26"/>
+              </w:rPr>
+              <w:t>6</w:t>
+            </w:r>
+          </w:p>
+        </w:tc>
+        <w:tc>
+          <w:tcPr>
+            <w:tcW w:w="1144" w:type="dxa"/>
+            <w:tcBorders>
+              <w:top w:val="single" w:sz="4" w:space="0" w:color="000000"/>
+              <w:left w:val="single" w:sz="4" w:space="0" w:color="000000"/>
+              <w:bottom w:val="single" w:sz="4" w:space="0" w:color="000000"/>
+              <w:right w:val="single" w:sz="4" w:space="0" w:color="000000"/>
+            </w:tcBorders>
+            <w:vAlign w:val="center"/>
+          </w:tcPr>
+          <w:p>
+            <w:pPr>
+              <w:rPr>
+                <w:rFonts w:ascii="Times New Roman" w:hAnsi="Times New Roman" w:cs="Times New Roman"/>
+                <w:sz w:val="26"/>
+                <w:szCs w:val="26"/>
+              </w:rPr>
+            </w:pPr>
+            <w:r>
+              <w:rPr>
+                <w:rFonts w:ascii="Times New Roman" w:hAnsi="Times New Roman" w:cs="Times New Roman"/>
+                <w:sz w:val="26"/>
+                <w:szCs w:val="26"/>
+              </w:rPr>
+              <w:t>Tin - Robotics</w:t>
+            </w:r>
+          </w:p>
+        </w:tc>
+        <w:tc>
+          <w:tcPr>
             <w:tcW w:w="709" w:type="dxa"/>
             <w:tcBorders>
               <w:top w:val="single" w:sz="4" w:space="0" w:color="000000"/>
@@ -1850,71 +2038,13 @@
                 <w:sz w:val="26"/>
                 <w:szCs w:val="26"/>
               </w:rPr>
-              <w:t>6</w:t>
-            </w:r>
-          </w:p>
-        </w:tc>
-        <w:tc>
-          <w:tcPr>
-            <w:tcW w:w="1276" w:type="dxa"/>
-            <w:tcBorders>
-              <w:top w:val="single" w:sz="4" w:space="0" w:color="000000"/>
-              <w:left w:val="single" w:sz="4" w:space="0" w:color="000000"/>
-              <w:bottom w:val="single" w:sz="4" w:space="0" w:color="000000"/>
-              <w:right w:val="single" w:sz="4" w:space="0" w:color="000000"/>
-            </w:tcBorders>
-            <w:vAlign w:val="center"/>
-          </w:tcPr>
-          <w:p>
-            <w:pPr>
-              <w:rPr>
-                <w:rFonts w:ascii="Times New Roman" w:hAnsi="Times New Roman" w:cs="Times New Roman"/>
-                <w:sz w:val="26"/>
-                <w:szCs w:val="26"/>
-              </w:rPr>
-            </w:pPr>
-            <w:r>
-              <w:rPr>
-                <w:rFonts w:ascii="Times New Roman" w:hAnsi="Times New Roman" w:cs="Times New Roman"/>
-                <w:sz w:val="26"/>
-                <w:szCs w:val="26"/>
-              </w:rPr>
-              <w:t>Tin - Robotics</w:t>
-            </w:r>
-          </w:p>
-        </w:tc>
-        <w:tc>
-          <w:tcPr>
-            <w:tcW w:w="708" w:type="dxa"/>
-            <w:tcBorders>
-              <w:top w:val="single" w:sz="4" w:space="0" w:color="000000"/>
-              <w:left w:val="single" w:sz="4" w:space="0" w:color="000000"/>
-              <w:bottom w:val="single" w:sz="4" w:space="0" w:color="000000"/>
-              <w:right w:val="single" w:sz="4" w:space="0" w:color="000000"/>
-            </w:tcBorders>
-            <w:vAlign w:val="center"/>
-          </w:tcPr>
-          <w:p>
-            <w:pPr>
-              <w:rPr>
-                <w:rFonts w:ascii="Times New Roman" w:hAnsi="Times New Roman" w:cs="Times New Roman"/>
-                <w:sz w:val="26"/>
-                <w:szCs w:val="26"/>
-              </w:rPr>
-            </w:pPr>
-            <w:r>
-              <w:rPr>
-                <w:rFonts w:ascii="Times New Roman" w:hAnsi="Times New Roman" w:cs="Times New Roman"/>
-                <w:sz w:val="26"/>
-                <w:szCs w:val="26"/>
-              </w:rPr>
               <w:t>5C1</w:t>
             </w:r>
           </w:p>
         </w:tc>
         <w:tc>
           <w:tcPr>
-            <w:tcW w:w="3544" w:type="dxa"/>
+            <w:tcW w:w="3260" w:type="dxa"/>
             <w:tcBorders>
               <w:top w:val="single" w:sz="4" w:space="0" w:color="000000"/>
               <w:left w:val="single" w:sz="4" w:space="0" w:color="000000"/>
@@ -1977,7 +2107,7 @@
         </w:trPr>
         <w:tc>
           <w:tcPr>
-            <w:tcW w:w="1096" w:type="dxa"/>
+            <w:tcW w:w="1237" w:type="dxa"/>
             <w:vMerge/>
             <w:tcBorders>
               <w:left w:val="single" w:sz="4" w:space="0" w:color="000000"/>
@@ -2001,7 +2131,7 @@
         </w:tc>
         <w:tc>
           <w:tcPr>
-            <w:tcW w:w="850" w:type="dxa"/>
+            <w:tcW w:w="846" w:type="dxa"/>
             <w:tcBorders>
               <w:top w:val="single" w:sz="4" w:space="0" w:color="000000"/>
               <w:left w:val="single" w:sz="4" w:space="0" w:color="000000"/>
@@ -2030,6 +2160,60 @@
         </w:tc>
         <w:tc>
           <w:tcPr>
+            <w:tcW w:w="987" w:type="dxa"/>
+            <w:tcBorders>
+              <w:top w:val="single" w:sz="4" w:space="0" w:color="000000"/>
+              <w:left w:val="single" w:sz="4" w:space="0" w:color="000000"/>
+              <w:bottom w:val="single" w:sz="4" w:space="0" w:color="000000"/>
+              <w:right w:val="single" w:sz="4" w:space="0" w:color="000000"/>
+            </w:tcBorders>
+            <w:vAlign w:val="center"/>
+          </w:tcPr>
+          <w:p>
+            <w:pPr>
+              <w:rPr>
+                <w:rFonts w:ascii="Times New Roman" w:hAnsi="Times New Roman" w:cs="Times New Roman"/>
+                <w:sz w:val="26"/>
+                <w:szCs w:val="26"/>
+              </w:rPr>
+            </w:pPr>
+            <w:r>
+              <w:rPr>
+                <w:rFonts w:ascii="Times New Roman" w:hAnsi="Times New Roman"/>
+                <w:sz w:val="26"/>
+              </w:rPr>
+            </w:r>
+          </w:p>
+        </w:tc>
+        <w:tc>
+          <w:tcPr>
+            <w:tcW w:w="1144" w:type="dxa"/>
+            <w:tcBorders>
+              <w:top w:val="single" w:sz="4" w:space="0" w:color="000000"/>
+              <w:left w:val="single" w:sz="4" w:space="0" w:color="000000"/>
+              <w:bottom w:val="single" w:sz="4" w:space="0" w:color="000000"/>
+              <w:right w:val="single" w:sz="4" w:space="0" w:color="000000"/>
+            </w:tcBorders>
+            <w:vAlign w:val="center"/>
+          </w:tcPr>
+          <w:p>
+            <w:pPr>
+              <w:rPr>
+                <w:rFonts w:ascii="Times New Roman" w:hAnsi="Times New Roman" w:cs="Times New Roman"/>
+                <w:sz w:val="26"/>
+                <w:szCs w:val="26"/>
+              </w:rPr>
+            </w:pPr>
+            <w:r>
+              <w:rPr>
+                <w:rFonts w:ascii="Times New Roman" w:hAnsi="Times New Roman"/>
+                <w:sz w:val="26"/>
+              </w:rPr>
+            </w:r>
+          </w:p>
+        </w:tc>
+        <w:tc>
+          <w:tcPr>
             <w:tcW w:w="709" w:type="dxa"/>
             <w:tcBorders>
               <w:top w:val="single" w:sz="4" w:space="0" w:color="000000"/>
@@ -2047,69 +2231,39 @@
                 <w:szCs w:val="26"/>
               </w:rPr>
             </w:pPr>
-          </w:p>
-        </w:tc>
-        <w:tc>
-          <w:tcPr>
-            <w:tcW w:w="1276" w:type="dxa"/>
-            <w:tcBorders>
-              <w:top w:val="single" w:sz="4" w:space="0" w:color="000000"/>
-              <w:left w:val="single" w:sz="4" w:space="0" w:color="000000"/>
-              <w:bottom w:val="single" w:sz="4" w:space="0" w:color="000000"/>
-              <w:right w:val="single" w:sz="4" w:space="0" w:color="000000"/>
-            </w:tcBorders>
-            <w:vAlign w:val="center"/>
-          </w:tcPr>
-          <w:p>
-            <w:pPr>
-              <w:rPr>
-                <w:rFonts w:ascii="Times New Roman" w:hAnsi="Times New Roman" w:cs="Times New Roman"/>
-                <w:sz w:val="26"/>
-                <w:szCs w:val="26"/>
-              </w:rPr>
-            </w:pPr>
-          </w:p>
-        </w:tc>
-        <w:tc>
-          <w:tcPr>
-            <w:tcW w:w="708" w:type="dxa"/>
-            <w:tcBorders>
-              <w:top w:val="single" w:sz="4" w:space="0" w:color="000000"/>
-              <w:left w:val="single" w:sz="4" w:space="0" w:color="000000"/>
-              <w:bottom w:val="single" w:sz="4" w:space="0" w:color="000000"/>
-              <w:right w:val="single" w:sz="4" w:space="0" w:color="000000"/>
-            </w:tcBorders>
-            <w:vAlign w:val="center"/>
-          </w:tcPr>
-          <w:p>
-            <w:pPr>
-              <w:rPr>
-                <w:rFonts w:ascii="Times New Roman" w:hAnsi="Times New Roman" w:cs="Times New Roman"/>
-                <w:sz w:val="26"/>
-                <w:szCs w:val="26"/>
-              </w:rPr>
-            </w:pPr>
-          </w:p>
-        </w:tc>
-        <w:tc>
-          <w:tcPr>
-            <w:tcW w:w="3544" w:type="dxa"/>
-            <w:tcBorders>
-              <w:top w:val="single" w:sz="4" w:space="0" w:color="000000"/>
-              <w:left w:val="single" w:sz="4" w:space="0" w:color="000000"/>
-              <w:bottom w:val="single" w:sz="4" w:space="0" w:color="000000"/>
-              <w:right w:val="single" w:sz="4" w:space="0" w:color="000000"/>
-            </w:tcBorders>
-            <w:vAlign w:val="center"/>
-          </w:tcPr>
-          <w:p>
-            <w:pPr>
-              <w:rPr>
-                <w:rFonts w:ascii="Times New Roman" w:hAnsi="Times New Roman" w:cs="Times New Roman"/>
-                <w:sz w:val="26"/>
-                <w:szCs w:val="26"/>
-              </w:rPr>
-            </w:pPr>
+            <w:r>
+              <w:rPr>
+                <w:rFonts w:ascii="Times New Roman" w:hAnsi="Times New Roman"/>
+                <w:sz w:val="26"/>
+              </w:rPr>
+            </w:r>
+          </w:p>
+        </w:tc>
+        <w:tc>
+          <w:tcPr>
+            <w:tcW w:w="3260" w:type="dxa"/>
+            <w:tcBorders>
+              <w:top w:val="single" w:sz="4" w:space="0" w:color="000000"/>
+              <w:left w:val="single" w:sz="4" w:space="0" w:color="000000"/>
+              <w:bottom w:val="single" w:sz="4" w:space="0" w:color="000000"/>
+              <w:right w:val="single" w:sz="4" w:space="0" w:color="000000"/>
+            </w:tcBorders>
+            <w:vAlign w:val="center"/>
+          </w:tcPr>
+          <w:p>
+            <w:pPr>
+              <w:rPr>
+                <w:rFonts w:ascii="Times New Roman" w:hAnsi="Times New Roman" w:cs="Times New Roman"/>
+                <w:sz w:val="26"/>
+                <w:szCs w:val="26"/>
+              </w:rPr>
+            </w:pPr>
+            <w:r>
+              <w:rPr>
+                <w:rFonts w:ascii="Times New Roman" w:hAnsi="Times New Roman"/>
+                <w:sz w:val="26"/>
+              </w:rPr>
+            </w:r>
           </w:p>
         </w:tc>
         <w:tc>
@@ -2131,6 +2285,12 @@
                 <w:szCs w:val="26"/>
               </w:rPr>
             </w:pPr>
+            <w:r>
+              <w:rPr>
+                <w:rFonts w:ascii="Times New Roman" w:hAnsi="Times New Roman"/>
+                <w:sz w:val="26"/>
+              </w:rPr>
+            </w:r>
           </w:p>
         </w:tc>
       </w:tr>
@@ -2140,7 +2300,7 @@
         </w:trPr>
         <w:tc>
           <w:tcPr>
-            <w:tcW w:w="1096" w:type="dxa"/>
+            <w:tcW w:w="1237" w:type="dxa"/>
             <w:vMerge w:val="restart"/>
             <w:tcBorders>
               <w:left w:val="single" w:sz="4" w:space="0" w:color="000000"/>
@@ -2168,7 +2328,7 @@
         </w:tc>
         <w:tc>
           <w:tcPr>
-            <w:tcW w:w="850" w:type="dxa"/>
+            <w:tcW w:w="846" w:type="dxa"/>
             <w:tcBorders>
               <w:top w:val="single" w:sz="4" w:space="0" w:color="000000"/>
               <w:left w:val="single" w:sz="4" w:space="0" w:color="000000"/>
@@ -2197,6 +2357,60 @@
         </w:tc>
         <w:tc>
           <w:tcPr>
+            <w:tcW w:w="987" w:type="dxa"/>
+            <w:tcBorders>
+              <w:top w:val="single" w:sz="4" w:space="0" w:color="000000"/>
+              <w:left w:val="single" w:sz="4" w:space="0" w:color="000000"/>
+              <w:bottom w:val="single" w:sz="4" w:space="0" w:color="000000"/>
+              <w:right w:val="single" w:sz="4" w:space="0" w:color="000000"/>
+            </w:tcBorders>
+            <w:vAlign w:val="center"/>
+          </w:tcPr>
+          <w:p>
+            <w:pPr>
+              <w:rPr>
+                <w:rFonts w:ascii="Times New Roman" w:hAnsi="Times New Roman" w:cs="Times New Roman"/>
+                <w:sz w:val="26"/>
+                <w:szCs w:val="26"/>
+              </w:rPr>
+            </w:pPr>
+            <w:r>
+              <w:rPr>
+                <w:rFonts w:ascii="Times New Roman" w:hAnsi="Times New Roman"/>
+                <w:sz w:val="26"/>
+              </w:rPr>
+            </w:r>
+          </w:p>
+        </w:tc>
+        <w:tc>
+          <w:tcPr>
+            <w:tcW w:w="1144" w:type="dxa"/>
+            <w:tcBorders>
+              <w:top w:val="single" w:sz="4" w:space="0" w:color="000000"/>
+              <w:left w:val="single" w:sz="4" w:space="0" w:color="000000"/>
+              <w:bottom w:val="single" w:sz="4" w:space="0" w:color="000000"/>
+              <w:right w:val="single" w:sz="4" w:space="0" w:color="000000"/>
+            </w:tcBorders>
+            <w:vAlign w:val="center"/>
+          </w:tcPr>
+          <w:p>
+            <w:pPr>
+              <w:rPr>
+                <w:rFonts w:ascii="Times New Roman" w:hAnsi="Times New Roman" w:cs="Times New Roman"/>
+                <w:sz w:val="26"/>
+                <w:szCs w:val="26"/>
+              </w:rPr>
+            </w:pPr>
+            <w:r>
+              <w:rPr>
+                <w:rFonts w:ascii="Times New Roman" w:hAnsi="Times New Roman"/>
+                <w:sz w:val="26"/>
+              </w:rPr>
+            </w:r>
+          </w:p>
+        </w:tc>
+        <w:tc>
+          <w:tcPr>
             <w:tcW w:w="709" w:type="dxa"/>
             <w:tcBorders>
               <w:top w:val="single" w:sz="4" w:space="0" w:color="000000"/>
@@ -2214,69 +2428,39 @@
                 <w:szCs w:val="26"/>
               </w:rPr>
             </w:pPr>
-          </w:p>
-        </w:tc>
-        <w:tc>
-          <w:tcPr>
-            <w:tcW w:w="1276" w:type="dxa"/>
-            <w:tcBorders>
-              <w:top w:val="single" w:sz="4" w:space="0" w:color="000000"/>
-              <w:left w:val="single" w:sz="4" w:space="0" w:color="000000"/>
-              <w:bottom w:val="single" w:sz="4" w:space="0" w:color="000000"/>
-              <w:right w:val="single" w:sz="4" w:space="0" w:color="000000"/>
-            </w:tcBorders>
-            <w:vAlign w:val="center"/>
-          </w:tcPr>
-          <w:p>
-            <w:pPr>
-              <w:rPr>
-                <w:rFonts w:ascii="Times New Roman" w:hAnsi="Times New Roman" w:cs="Times New Roman"/>
-                <w:sz w:val="26"/>
-                <w:szCs w:val="26"/>
-              </w:rPr>
-            </w:pPr>
-          </w:p>
-        </w:tc>
-        <w:tc>
-          <w:tcPr>
-            <w:tcW w:w="708" w:type="dxa"/>
-            <w:tcBorders>
-              <w:top w:val="single" w:sz="4" w:space="0" w:color="000000"/>
-              <w:left w:val="single" w:sz="4" w:space="0" w:color="000000"/>
-              <w:bottom w:val="single" w:sz="4" w:space="0" w:color="000000"/>
-              <w:right w:val="single" w:sz="4" w:space="0" w:color="000000"/>
-            </w:tcBorders>
-            <w:vAlign w:val="center"/>
-          </w:tcPr>
-          <w:p>
-            <w:pPr>
-              <w:rPr>
-                <w:rFonts w:ascii="Times New Roman" w:hAnsi="Times New Roman" w:cs="Times New Roman"/>
-                <w:sz w:val="26"/>
-                <w:szCs w:val="26"/>
-              </w:rPr>
-            </w:pPr>
-          </w:p>
-        </w:tc>
-        <w:tc>
-          <w:tcPr>
-            <w:tcW w:w="3544" w:type="dxa"/>
-            <w:tcBorders>
-              <w:top w:val="single" w:sz="4" w:space="0" w:color="000000"/>
-              <w:left w:val="single" w:sz="4" w:space="0" w:color="000000"/>
-              <w:bottom w:val="single" w:sz="4" w:space="0" w:color="000000"/>
-              <w:right w:val="single" w:sz="4" w:space="0" w:color="000000"/>
-            </w:tcBorders>
-            <w:vAlign w:val="center"/>
-          </w:tcPr>
-          <w:p>
-            <w:pPr>
-              <w:rPr>
-                <w:rFonts w:ascii="Times New Roman" w:hAnsi="Times New Roman" w:cs="Times New Roman"/>
-                <w:sz w:val="26"/>
-                <w:szCs w:val="26"/>
-              </w:rPr>
-            </w:pPr>
+            <w:r>
+              <w:rPr>
+                <w:rFonts w:ascii="Times New Roman" w:hAnsi="Times New Roman"/>
+                <w:sz w:val="26"/>
+              </w:rPr>
+            </w:r>
+          </w:p>
+        </w:tc>
+        <w:tc>
+          <w:tcPr>
+            <w:tcW w:w="3260" w:type="dxa"/>
+            <w:tcBorders>
+              <w:top w:val="single" w:sz="4" w:space="0" w:color="000000"/>
+              <w:left w:val="single" w:sz="4" w:space="0" w:color="000000"/>
+              <w:bottom w:val="single" w:sz="4" w:space="0" w:color="000000"/>
+              <w:right w:val="single" w:sz="4" w:space="0" w:color="000000"/>
+            </w:tcBorders>
+            <w:vAlign w:val="center"/>
+          </w:tcPr>
+          <w:p>
+            <w:pPr>
+              <w:rPr>
+                <w:rFonts w:ascii="Times New Roman" w:hAnsi="Times New Roman" w:cs="Times New Roman"/>
+                <w:sz w:val="26"/>
+                <w:szCs w:val="26"/>
+              </w:rPr>
+            </w:pPr>
+            <w:r>
+              <w:rPr>
+                <w:rFonts w:ascii="Times New Roman" w:hAnsi="Times New Roman"/>
+                <w:sz w:val="26"/>
+              </w:rPr>
+            </w:r>
           </w:p>
         </w:tc>
         <w:tc>
@@ -2298,6 +2482,12 @@
                 <w:szCs w:val="26"/>
               </w:rPr>
             </w:pPr>
+            <w:r>
+              <w:rPr>
+                <w:rFonts w:ascii="Times New Roman" w:hAnsi="Times New Roman"/>
+                <w:sz w:val="26"/>
+              </w:rPr>
+            </w:r>
           </w:p>
         </w:tc>
       </w:tr>
@@ -2307,7 +2497,7 @@
         </w:trPr>
         <w:tc>
           <w:tcPr>
-            <w:tcW w:w="1096" w:type="dxa"/>
+            <w:tcW w:w="1237" w:type="dxa"/>
             <w:vMerge/>
             <w:tcBorders>
               <w:left w:val="single" w:sz="4" w:space="0" w:color="000000"/>
@@ -2331,7 +2521,7 @@
         </w:tc>
         <w:tc>
           <w:tcPr>
-            <w:tcW w:w="850" w:type="dxa"/>
+            <w:tcW w:w="846" w:type="dxa"/>
             <w:tcBorders>
               <w:top w:val="single" w:sz="4" w:space="0" w:color="000000"/>
               <w:left w:val="single" w:sz="4" w:space="0" w:color="000000"/>
@@ -2360,6 +2550,64 @@
         </w:tc>
         <w:tc>
           <w:tcPr>
+            <w:tcW w:w="987" w:type="dxa"/>
+            <w:tcBorders>
+              <w:top w:val="single" w:sz="4" w:space="0" w:color="000000"/>
+              <w:left w:val="single" w:sz="4" w:space="0" w:color="000000"/>
+              <w:bottom w:val="single" w:sz="4" w:space="0" w:color="000000"/>
+              <w:right w:val="single" w:sz="4" w:space="0" w:color="000000"/>
+            </w:tcBorders>
+            <w:vAlign w:val="center"/>
+          </w:tcPr>
+          <w:p>
+            <w:pPr>
+              <w:rPr>
+                <w:rFonts w:ascii="Times New Roman" w:hAnsi="Times New Roman" w:cs="Times New Roman"/>
+                <w:sz w:val="26"/>
+                <w:szCs w:val="26"/>
+              </w:rPr>
+            </w:pPr>
+            <w:r>
+              <w:rPr>
+                <w:rFonts w:ascii="Times New Roman" w:hAnsi="Times New Roman" w:cs="Times New Roman"/>
+                <w:sz w:val="26"/>
+                <w:szCs w:val="26"/>
+              </w:rPr>
+              <w:t>5</w:t>
+            </w:r>
+          </w:p>
+        </w:tc>
+        <w:tc>
+          <w:tcPr>
+            <w:tcW w:w="1144" w:type="dxa"/>
+            <w:tcBorders>
+              <w:top w:val="single" w:sz="4" w:space="0" w:color="000000"/>
+              <w:left w:val="single" w:sz="4" w:space="0" w:color="000000"/>
+              <w:bottom w:val="single" w:sz="4" w:space="0" w:color="000000"/>
+              <w:right w:val="single" w:sz="4" w:space="0" w:color="000000"/>
+            </w:tcBorders>
+            <w:vAlign w:val="center"/>
+          </w:tcPr>
+          <w:p>
+            <w:pPr>
+              <w:rPr>
+                <w:rFonts w:ascii="Times New Roman" w:hAnsi="Times New Roman" w:cs="Times New Roman"/>
+                <w:sz w:val="26"/>
+                <w:szCs w:val="26"/>
+              </w:rPr>
+            </w:pPr>
+            <w:r>
+              <w:rPr>
+                <w:rFonts w:ascii="Times New Roman" w:hAnsi="Times New Roman" w:cs="Times New Roman"/>
+                <w:sz w:val="26"/>
+                <w:szCs w:val="26"/>
+              </w:rPr>
+              <w:t>Robotics</w:t>
+            </w:r>
+          </w:p>
+        </w:tc>
+        <w:tc>
+          <w:tcPr>
             <w:tcW w:w="709" w:type="dxa"/>
             <w:tcBorders>
               <w:top w:val="single" w:sz="4" w:space="0" w:color="000000"/>
@@ -2383,71 +2631,13 @@
                 <w:sz w:val="26"/>
                 <w:szCs w:val="26"/>
               </w:rPr>
-              <w:t>5</w:t>
-            </w:r>
-          </w:p>
-        </w:tc>
-        <w:tc>
-          <w:tcPr>
-            <w:tcW w:w="1276" w:type="dxa"/>
-            <w:tcBorders>
-              <w:top w:val="single" w:sz="4" w:space="0" w:color="000000"/>
-              <w:left w:val="single" w:sz="4" w:space="0" w:color="000000"/>
-              <w:bottom w:val="single" w:sz="4" w:space="0" w:color="000000"/>
-              <w:right w:val="single" w:sz="4" w:space="0" w:color="000000"/>
-            </w:tcBorders>
-            <w:vAlign w:val="center"/>
-          </w:tcPr>
-          <w:p>
-            <w:pPr>
-              <w:rPr>
-                <w:rFonts w:ascii="Times New Roman" w:hAnsi="Times New Roman" w:cs="Times New Roman"/>
-                <w:sz w:val="26"/>
-                <w:szCs w:val="26"/>
-              </w:rPr>
-            </w:pPr>
-            <w:r>
-              <w:rPr>
-                <w:rFonts w:ascii="Times New Roman" w:hAnsi="Times New Roman" w:cs="Times New Roman"/>
-                <w:sz w:val="26"/>
-                <w:szCs w:val="26"/>
-              </w:rPr>
-              <w:t>Robotics</w:t>
-            </w:r>
-          </w:p>
-        </w:tc>
-        <w:tc>
-          <w:tcPr>
-            <w:tcW w:w="708" w:type="dxa"/>
-            <w:tcBorders>
-              <w:top w:val="single" w:sz="4" w:space="0" w:color="000000"/>
-              <w:left w:val="single" w:sz="4" w:space="0" w:color="000000"/>
-              <w:bottom w:val="single" w:sz="4" w:space="0" w:color="000000"/>
-              <w:right w:val="single" w:sz="4" w:space="0" w:color="000000"/>
-            </w:tcBorders>
-            <w:vAlign w:val="center"/>
-          </w:tcPr>
-          <w:p>
-            <w:pPr>
-              <w:rPr>
-                <w:rFonts w:ascii="Times New Roman" w:hAnsi="Times New Roman" w:cs="Times New Roman"/>
-                <w:sz w:val="26"/>
-                <w:szCs w:val="26"/>
-              </w:rPr>
-            </w:pPr>
-            <w:r>
-              <w:rPr>
-                <w:rFonts w:ascii="Times New Roman" w:hAnsi="Times New Roman" w:cs="Times New Roman"/>
-                <w:sz w:val="26"/>
-                <w:szCs w:val="26"/>
-              </w:rPr>
               <w:t>3A1</w:t>
             </w:r>
           </w:p>
         </w:tc>
         <w:tc>
           <w:tcPr>
-            <w:tcW w:w="3544" w:type="dxa"/>
+            <w:tcW w:w="3260" w:type="dxa"/>
             <w:tcBorders>
               <w:top w:val="single" w:sz="4" w:space="0" w:color="000000"/>
               <w:left w:val="single" w:sz="4" w:space="0" w:color="000000"/>
@@ -2510,7 +2700,7 @@
         </w:trPr>
         <w:tc>
           <w:tcPr>
-            <w:tcW w:w="1096" w:type="dxa"/>
+            <w:tcW w:w="1237" w:type="dxa"/>
             <w:vMerge/>
             <w:tcBorders>
               <w:left w:val="single" w:sz="4" w:space="0" w:color="000000"/>
@@ -2534,7 +2724,7 @@
         </w:tc>
         <w:tc>
           <w:tcPr>
-            <w:tcW w:w="850" w:type="dxa"/>
+            <w:tcW w:w="846" w:type="dxa"/>
             <w:tcBorders>
               <w:top w:val="single" w:sz="4" w:space="0" w:color="000000"/>
               <w:left w:val="single" w:sz="4" w:space="0" w:color="000000"/>
@@ -2563,6 +2753,60 @@
         </w:tc>
         <w:tc>
           <w:tcPr>
+            <w:tcW w:w="987" w:type="dxa"/>
+            <w:tcBorders>
+              <w:top w:val="single" w:sz="4" w:space="0" w:color="000000"/>
+              <w:left w:val="single" w:sz="4" w:space="0" w:color="000000"/>
+              <w:bottom w:val="single" w:sz="4" w:space="0" w:color="000000"/>
+              <w:right w:val="single" w:sz="4" w:space="0" w:color="000000"/>
+            </w:tcBorders>
+            <w:vAlign w:val="center"/>
+          </w:tcPr>
+          <w:p>
+            <w:pPr>
+              <w:rPr>
+                <w:rFonts w:ascii="Times New Roman" w:hAnsi="Times New Roman" w:cs="Times New Roman"/>
+                <w:sz w:val="26"/>
+                <w:szCs w:val="26"/>
+              </w:rPr>
+            </w:pPr>
+            <w:r>
+              <w:rPr>
+                <w:rFonts w:ascii="Times New Roman" w:hAnsi="Times New Roman"/>
+                <w:sz w:val="26"/>
+              </w:rPr>
+            </w:r>
+          </w:p>
+        </w:tc>
+        <w:tc>
+          <w:tcPr>
+            <w:tcW w:w="1144" w:type="dxa"/>
+            <w:tcBorders>
+              <w:top w:val="single" w:sz="4" w:space="0" w:color="000000"/>
+              <w:left w:val="single" w:sz="4" w:space="0" w:color="000000"/>
+              <w:bottom w:val="single" w:sz="4" w:space="0" w:color="000000"/>
+              <w:right w:val="single" w:sz="4" w:space="0" w:color="000000"/>
+            </w:tcBorders>
+            <w:vAlign w:val="center"/>
+          </w:tcPr>
+          <w:p>
+            <w:pPr>
+              <w:rPr>
+                <w:rFonts w:ascii="Times New Roman" w:hAnsi="Times New Roman" w:cs="Times New Roman"/>
+                <w:sz w:val="26"/>
+                <w:szCs w:val="26"/>
+              </w:rPr>
+            </w:pPr>
+            <w:r>
+              <w:rPr>
+                <w:rFonts w:ascii="Times New Roman" w:hAnsi="Times New Roman"/>
+                <w:sz w:val="26"/>
+              </w:rPr>
+            </w:r>
+          </w:p>
+        </w:tc>
+        <w:tc>
+          <w:tcPr>
             <w:tcW w:w="709" w:type="dxa"/>
             <w:tcBorders>
               <w:top w:val="single" w:sz="4" w:space="0" w:color="000000"/>
@@ -2580,69 +2824,39 @@
                 <w:szCs w:val="26"/>
               </w:rPr>
             </w:pPr>
-          </w:p>
-        </w:tc>
-        <w:tc>
-          <w:tcPr>
-            <w:tcW w:w="1276" w:type="dxa"/>
-            <w:tcBorders>
-              <w:top w:val="single" w:sz="4" w:space="0" w:color="000000"/>
-              <w:left w:val="single" w:sz="4" w:space="0" w:color="000000"/>
-              <w:bottom w:val="single" w:sz="4" w:space="0" w:color="000000"/>
-              <w:right w:val="single" w:sz="4" w:space="0" w:color="000000"/>
-            </w:tcBorders>
-            <w:vAlign w:val="center"/>
-          </w:tcPr>
-          <w:p>
-            <w:pPr>
-              <w:rPr>
-                <w:rFonts w:ascii="Times New Roman" w:hAnsi="Times New Roman" w:cs="Times New Roman"/>
-                <w:sz w:val="26"/>
-                <w:szCs w:val="26"/>
-              </w:rPr>
-            </w:pPr>
-          </w:p>
-        </w:tc>
-        <w:tc>
-          <w:tcPr>
-            <w:tcW w:w="708" w:type="dxa"/>
-            <w:tcBorders>
-              <w:top w:val="single" w:sz="4" w:space="0" w:color="000000"/>
-              <w:left w:val="single" w:sz="4" w:space="0" w:color="000000"/>
-              <w:bottom w:val="single" w:sz="4" w:space="0" w:color="000000"/>
-              <w:right w:val="single" w:sz="4" w:space="0" w:color="000000"/>
-            </w:tcBorders>
-            <w:vAlign w:val="center"/>
-          </w:tcPr>
-          <w:p>
-            <w:pPr>
-              <w:rPr>
-                <w:rFonts w:ascii="Times New Roman" w:hAnsi="Times New Roman" w:cs="Times New Roman"/>
-                <w:sz w:val="26"/>
-                <w:szCs w:val="26"/>
-              </w:rPr>
-            </w:pPr>
-          </w:p>
-        </w:tc>
-        <w:tc>
-          <w:tcPr>
-            <w:tcW w:w="3544" w:type="dxa"/>
-            <w:tcBorders>
-              <w:top w:val="single" w:sz="4" w:space="0" w:color="000000"/>
-              <w:left w:val="single" w:sz="4" w:space="0" w:color="000000"/>
-              <w:bottom w:val="single" w:sz="4" w:space="0" w:color="000000"/>
-              <w:right w:val="single" w:sz="4" w:space="0" w:color="000000"/>
-            </w:tcBorders>
-            <w:vAlign w:val="center"/>
-          </w:tcPr>
-          <w:p>
-            <w:pPr>
-              <w:rPr>
-                <w:rFonts w:ascii="Times New Roman" w:hAnsi="Times New Roman" w:cs="Times New Roman"/>
-                <w:sz w:val="26"/>
-                <w:szCs w:val="26"/>
-              </w:rPr>
-            </w:pPr>
+            <w:r>
+              <w:rPr>
+                <w:rFonts w:ascii="Times New Roman" w:hAnsi="Times New Roman"/>
+                <w:sz w:val="26"/>
+              </w:rPr>
+            </w:r>
+          </w:p>
+        </w:tc>
+        <w:tc>
+          <w:tcPr>
+            <w:tcW w:w="3260" w:type="dxa"/>
+            <w:tcBorders>
+              <w:top w:val="single" w:sz="4" w:space="0" w:color="000000"/>
+              <w:left w:val="single" w:sz="4" w:space="0" w:color="000000"/>
+              <w:bottom w:val="single" w:sz="4" w:space="0" w:color="000000"/>
+              <w:right w:val="single" w:sz="4" w:space="0" w:color="000000"/>
+            </w:tcBorders>
+            <w:vAlign w:val="center"/>
+          </w:tcPr>
+          <w:p>
+            <w:pPr>
+              <w:rPr>
+                <w:rFonts w:ascii="Times New Roman" w:hAnsi="Times New Roman" w:cs="Times New Roman"/>
+                <w:sz w:val="26"/>
+                <w:szCs w:val="26"/>
+              </w:rPr>
+            </w:pPr>
+            <w:r>
+              <w:rPr>
+                <w:rFonts w:ascii="Times New Roman" w:hAnsi="Times New Roman"/>
+                <w:sz w:val="26"/>
+              </w:rPr>
+            </w:r>
           </w:p>
         </w:tc>
         <w:tc>
@@ -2664,6 +2878,12 @@
                 <w:szCs w:val="26"/>
               </w:rPr>
             </w:pPr>
+            <w:r>
+              <w:rPr>
+                <w:rFonts w:ascii="Times New Roman" w:hAnsi="Times New Roman"/>
+                <w:sz w:val="26"/>
+              </w:rPr>
+            </w:r>
           </w:p>
         </w:tc>
       </w:tr>
@@ -2673,7 +2893,7 @@
         </w:trPr>
         <w:tc>
           <w:tcPr>
-            <w:tcW w:w="1096" w:type="dxa"/>
+            <w:tcW w:w="1237" w:type="dxa"/>
             <w:vMerge/>
             <w:tcBorders>
               <w:left w:val="single" w:sz="4" w:space="0" w:color="000000"/>
@@ -2697,7 +2917,7 @@
         </w:tc>
         <w:tc>
           <w:tcPr>
-            <w:tcW w:w="850" w:type="dxa"/>
+            <w:tcW w:w="846" w:type="dxa"/>
             <w:tcBorders>
               <w:top w:val="single" w:sz="4" w:space="0" w:color="000000"/>
               <w:left w:val="single" w:sz="4" w:space="0" w:color="000000"/>
@@ -2726,6 +2946,64 @@
         </w:tc>
         <w:tc>
           <w:tcPr>
+            <w:tcW w:w="987" w:type="dxa"/>
+            <w:tcBorders>
+              <w:top w:val="single" w:sz="4" w:space="0" w:color="000000"/>
+              <w:left w:val="single" w:sz="4" w:space="0" w:color="000000"/>
+              <w:bottom w:val="single" w:sz="4" w:space="0" w:color="000000"/>
+              <w:right w:val="single" w:sz="4" w:space="0" w:color="000000"/>
+            </w:tcBorders>
+            <w:vAlign w:val="center"/>
+          </w:tcPr>
+          <w:p>
+            <w:pPr>
+              <w:rPr>
+                <w:rFonts w:ascii="Times New Roman" w:hAnsi="Times New Roman" w:cs="Times New Roman"/>
+                <w:sz w:val="26"/>
+                <w:szCs w:val="26"/>
+              </w:rPr>
+            </w:pPr>
+            <w:r>
+              <w:rPr>
+                <w:rFonts w:ascii="Times New Roman" w:hAnsi="Times New Roman" w:cs="Times New Roman"/>
+                <w:sz w:val="26"/>
+                <w:szCs w:val="26"/>
+              </w:rPr>
+              <w:t>5</w:t>
+            </w:r>
+          </w:p>
+        </w:tc>
+        <w:tc>
+          <w:tcPr>
+            <w:tcW w:w="1144" w:type="dxa"/>
+            <w:tcBorders>
+              <w:top w:val="single" w:sz="4" w:space="0" w:color="000000"/>
+              <w:left w:val="single" w:sz="4" w:space="0" w:color="000000"/>
+              <w:bottom w:val="single" w:sz="4" w:space="0" w:color="000000"/>
+              <w:right w:val="single" w:sz="4" w:space="0" w:color="000000"/>
+            </w:tcBorders>
+            <w:vAlign w:val="center"/>
+          </w:tcPr>
+          <w:p>
+            <w:pPr>
+              <w:rPr>
+                <w:rFonts w:ascii="Times New Roman" w:hAnsi="Times New Roman" w:cs="Times New Roman"/>
+                <w:sz w:val="26"/>
+                <w:szCs w:val="26"/>
+              </w:rPr>
+            </w:pPr>
+            <w:r>
+              <w:rPr>
+                <w:rFonts w:ascii="Times New Roman" w:hAnsi="Times New Roman" w:cs="Times New Roman"/>
+                <w:sz w:val="26"/>
+                <w:szCs w:val="26"/>
+              </w:rPr>
+              <w:t>Tin học</w:t>
+            </w:r>
+          </w:p>
+        </w:tc>
+        <w:tc>
+          <w:tcPr>
             <w:tcW w:w="709" w:type="dxa"/>
             <w:tcBorders>
               <w:top w:val="single" w:sz="4" w:space="0" w:color="000000"/>
@@ -2749,71 +3027,13 @@
                 <w:sz w:val="26"/>
                 <w:szCs w:val="26"/>
               </w:rPr>
-              <w:t>5</w:t>
-            </w:r>
-          </w:p>
-        </w:tc>
-        <w:tc>
-          <w:tcPr>
-            <w:tcW w:w="1276" w:type="dxa"/>
-            <w:tcBorders>
-              <w:top w:val="single" w:sz="4" w:space="0" w:color="000000"/>
-              <w:left w:val="single" w:sz="4" w:space="0" w:color="000000"/>
-              <w:bottom w:val="single" w:sz="4" w:space="0" w:color="000000"/>
-              <w:right w:val="single" w:sz="4" w:space="0" w:color="000000"/>
-            </w:tcBorders>
-            <w:vAlign w:val="center"/>
-          </w:tcPr>
-          <w:p>
-            <w:pPr>
-              <w:rPr>
-                <w:rFonts w:ascii="Times New Roman" w:hAnsi="Times New Roman" w:cs="Times New Roman"/>
-                <w:sz w:val="26"/>
-                <w:szCs w:val="26"/>
-              </w:rPr>
-            </w:pPr>
-            <w:r>
-              <w:rPr>
-                <w:rFonts w:ascii="Times New Roman" w:hAnsi="Times New Roman" w:cs="Times New Roman"/>
-                <w:sz w:val="26"/>
-                <w:szCs w:val="26"/>
-              </w:rPr>
-              <w:t>Tin học</w:t>
-            </w:r>
-          </w:p>
-        </w:tc>
-        <w:tc>
-          <w:tcPr>
-            <w:tcW w:w="708" w:type="dxa"/>
-            <w:tcBorders>
-              <w:top w:val="single" w:sz="4" w:space="0" w:color="000000"/>
-              <w:left w:val="single" w:sz="4" w:space="0" w:color="000000"/>
-              <w:bottom w:val="single" w:sz="4" w:space="0" w:color="000000"/>
-              <w:right w:val="single" w:sz="4" w:space="0" w:color="000000"/>
-            </w:tcBorders>
-            <w:vAlign w:val="center"/>
-          </w:tcPr>
-          <w:p>
-            <w:pPr>
-              <w:rPr>
-                <w:rFonts w:ascii="Times New Roman" w:hAnsi="Times New Roman" w:cs="Times New Roman"/>
-                <w:sz w:val="26"/>
-                <w:szCs w:val="26"/>
-              </w:rPr>
-            </w:pPr>
-            <w:r>
-              <w:rPr>
-                <w:rFonts w:ascii="Times New Roman" w:hAnsi="Times New Roman" w:cs="Times New Roman"/>
-                <w:sz w:val="26"/>
-                <w:szCs w:val="26"/>
-              </w:rPr>
               <w:t>3C1</w:t>
             </w:r>
           </w:p>
         </w:tc>
         <w:tc>
           <w:tcPr>
-            <w:tcW w:w="3544" w:type="dxa"/>
+            <w:tcW w:w="3260" w:type="dxa"/>
             <w:tcBorders>
               <w:top w:val="single" w:sz="4" w:space="0" w:color="000000"/>
               <w:left w:val="single" w:sz="4" w:space="0" w:color="000000"/>
@@ -2876,7 +3096,7 @@
         </w:trPr>
         <w:tc>
           <w:tcPr>
-            <w:tcW w:w="1096" w:type="dxa"/>
+            <w:tcW w:w="1237" w:type="dxa"/>
             <w:vMerge/>
             <w:tcBorders>
               <w:left w:val="single" w:sz="4" w:space="0" w:color="000000"/>
@@ -2900,7 +3120,7 @@
         </w:tc>
         <w:tc>
           <w:tcPr>
-            <w:tcW w:w="850" w:type="dxa"/>
+            <w:tcW w:w="846" w:type="dxa"/>
             <w:tcBorders>
               <w:top w:val="single" w:sz="4" w:space="0" w:color="000000"/>
               <w:left w:val="single" w:sz="4" w:space="0" w:color="000000"/>
@@ -2929,6 +3149,60 @@
         </w:tc>
         <w:tc>
           <w:tcPr>
+            <w:tcW w:w="987" w:type="dxa"/>
+            <w:tcBorders>
+              <w:top w:val="single" w:sz="4" w:space="0" w:color="000000"/>
+              <w:left w:val="single" w:sz="4" w:space="0" w:color="000000"/>
+              <w:bottom w:val="single" w:sz="4" w:space="0" w:color="000000"/>
+              <w:right w:val="single" w:sz="4" w:space="0" w:color="000000"/>
+            </w:tcBorders>
+            <w:vAlign w:val="center"/>
+          </w:tcPr>
+          <w:p>
+            <w:pPr>
+              <w:rPr>
+                <w:rFonts w:ascii="Times New Roman" w:hAnsi="Times New Roman" w:cs="Times New Roman"/>
+                <w:sz w:val="26"/>
+                <w:szCs w:val="26"/>
+              </w:rPr>
+            </w:pPr>
+            <w:r>
+              <w:rPr>
+                <w:rFonts w:ascii="Times New Roman" w:hAnsi="Times New Roman"/>
+                <w:sz w:val="26"/>
+              </w:rPr>
+            </w:r>
+          </w:p>
+        </w:tc>
+        <w:tc>
+          <w:tcPr>
+            <w:tcW w:w="1144" w:type="dxa"/>
+            <w:tcBorders>
+              <w:top w:val="single" w:sz="4" w:space="0" w:color="000000"/>
+              <w:left w:val="single" w:sz="4" w:space="0" w:color="000000"/>
+              <w:bottom w:val="single" w:sz="4" w:space="0" w:color="000000"/>
+              <w:right w:val="single" w:sz="4" w:space="0" w:color="000000"/>
+            </w:tcBorders>
+            <w:vAlign w:val="center"/>
+          </w:tcPr>
+          <w:p>
+            <w:pPr>
+              <w:rPr>
+                <w:rFonts w:ascii="Times New Roman" w:hAnsi="Times New Roman" w:cs="Times New Roman"/>
+                <w:sz w:val="26"/>
+                <w:szCs w:val="26"/>
+              </w:rPr>
+            </w:pPr>
+            <w:r>
+              <w:rPr>
+                <w:rFonts w:ascii="Times New Roman" w:hAnsi="Times New Roman"/>
+                <w:sz w:val="26"/>
+              </w:rPr>
+            </w:r>
+          </w:p>
+        </w:tc>
+        <w:tc>
+          <w:tcPr>
             <w:tcW w:w="709" w:type="dxa"/>
             <w:tcBorders>
               <w:top w:val="single" w:sz="4" w:space="0" w:color="000000"/>
@@ -2946,69 +3220,39 @@
                 <w:szCs w:val="26"/>
               </w:rPr>
             </w:pPr>
-          </w:p>
-        </w:tc>
-        <w:tc>
-          <w:tcPr>
-            <w:tcW w:w="1276" w:type="dxa"/>
-            <w:tcBorders>
-              <w:top w:val="single" w:sz="4" w:space="0" w:color="000000"/>
-              <w:left w:val="single" w:sz="4" w:space="0" w:color="000000"/>
-              <w:bottom w:val="single" w:sz="4" w:space="0" w:color="000000"/>
-              <w:right w:val="single" w:sz="4" w:space="0" w:color="000000"/>
-            </w:tcBorders>
-            <w:vAlign w:val="center"/>
-          </w:tcPr>
-          <w:p>
-            <w:pPr>
-              <w:rPr>
-                <w:rFonts w:ascii="Times New Roman" w:hAnsi="Times New Roman" w:cs="Times New Roman"/>
-                <w:sz w:val="26"/>
-                <w:szCs w:val="26"/>
-              </w:rPr>
-            </w:pPr>
-          </w:p>
-        </w:tc>
-        <w:tc>
-          <w:tcPr>
-            <w:tcW w:w="708" w:type="dxa"/>
-            <w:tcBorders>
-              <w:top w:val="single" w:sz="4" w:space="0" w:color="000000"/>
-              <w:left w:val="single" w:sz="4" w:space="0" w:color="000000"/>
-              <w:bottom w:val="single" w:sz="4" w:space="0" w:color="000000"/>
-              <w:right w:val="single" w:sz="4" w:space="0" w:color="000000"/>
-            </w:tcBorders>
-            <w:vAlign w:val="center"/>
-          </w:tcPr>
-          <w:p>
-            <w:pPr>
-              <w:rPr>
-                <w:rFonts w:ascii="Times New Roman" w:hAnsi="Times New Roman" w:cs="Times New Roman"/>
-                <w:sz w:val="26"/>
-                <w:szCs w:val="26"/>
-              </w:rPr>
-            </w:pPr>
-          </w:p>
-        </w:tc>
-        <w:tc>
-          <w:tcPr>
-            <w:tcW w:w="3544" w:type="dxa"/>
-            <w:tcBorders>
-              <w:top w:val="single" w:sz="4" w:space="0" w:color="000000"/>
-              <w:left w:val="single" w:sz="4" w:space="0" w:color="000000"/>
-              <w:bottom w:val="single" w:sz="4" w:space="0" w:color="000000"/>
-              <w:right w:val="single" w:sz="4" w:space="0" w:color="000000"/>
-            </w:tcBorders>
-            <w:vAlign w:val="center"/>
-          </w:tcPr>
-          <w:p>
-            <w:pPr>
-              <w:rPr>
-                <w:rFonts w:ascii="Times New Roman" w:hAnsi="Times New Roman" w:cs="Times New Roman"/>
-                <w:sz w:val="26"/>
-                <w:szCs w:val="26"/>
-              </w:rPr>
-            </w:pPr>
+            <w:r>
+              <w:rPr>
+                <w:rFonts w:ascii="Times New Roman" w:hAnsi="Times New Roman"/>
+                <w:sz w:val="26"/>
+              </w:rPr>
+            </w:r>
+          </w:p>
+        </w:tc>
+        <w:tc>
+          <w:tcPr>
+            <w:tcW w:w="3260" w:type="dxa"/>
+            <w:tcBorders>
+              <w:top w:val="single" w:sz="4" w:space="0" w:color="000000"/>
+              <w:left w:val="single" w:sz="4" w:space="0" w:color="000000"/>
+              <w:bottom w:val="single" w:sz="4" w:space="0" w:color="000000"/>
+              <w:right w:val="single" w:sz="4" w:space="0" w:color="000000"/>
+            </w:tcBorders>
+            <w:vAlign w:val="center"/>
+          </w:tcPr>
+          <w:p>
+            <w:pPr>
+              <w:rPr>
+                <w:rFonts w:ascii="Times New Roman" w:hAnsi="Times New Roman" w:cs="Times New Roman"/>
+                <w:sz w:val="26"/>
+                <w:szCs w:val="26"/>
+              </w:rPr>
+            </w:pPr>
+            <w:r>
+              <w:rPr>
+                <w:rFonts w:ascii="Times New Roman" w:hAnsi="Times New Roman"/>
+                <w:sz w:val="26"/>
+              </w:rPr>
+            </w:r>
           </w:p>
         </w:tc>
         <w:tc>
@@ -3030,6 +3274,12 @@
                 <w:szCs w:val="26"/>
               </w:rPr>
             </w:pPr>
+            <w:r>
+              <w:rPr>
+                <w:rFonts w:ascii="Times New Roman" w:hAnsi="Times New Roman"/>
+                <w:sz w:val="26"/>
+              </w:rPr>
+            </w:r>
           </w:p>
         </w:tc>
       </w:tr>
@@ -3039,7 +3289,7 @@
         </w:trPr>
         <w:tc>
           <w:tcPr>
-            <w:tcW w:w="1096" w:type="dxa"/>
+            <w:tcW w:w="1237" w:type="dxa"/>
             <w:vMerge w:val="restart"/>
             <w:tcBorders>
               <w:left w:val="single" w:sz="4" w:space="0" w:color="000000"/>
@@ -3067,7 +3317,7 @@
         </w:tc>
         <w:tc>
           <w:tcPr>
-            <w:tcW w:w="850" w:type="dxa"/>
+            <w:tcW w:w="846" w:type="dxa"/>
             <w:tcBorders>
               <w:top w:val="single" w:sz="4" w:space="0" w:color="000000"/>
               <w:left w:val="single" w:sz="4" w:space="0" w:color="000000"/>
@@ -3096,6 +3346,64 @@
         </w:tc>
         <w:tc>
           <w:tcPr>
+            <w:tcW w:w="987" w:type="dxa"/>
+            <w:tcBorders>
+              <w:top w:val="single" w:sz="4" w:space="0" w:color="000000"/>
+              <w:left w:val="single" w:sz="4" w:space="0" w:color="000000"/>
+              <w:bottom w:val="single" w:sz="4" w:space="0" w:color="000000"/>
+              <w:right w:val="single" w:sz="4" w:space="0" w:color="000000"/>
+            </w:tcBorders>
+            <w:vAlign w:val="center"/>
+          </w:tcPr>
+          <w:p>
+            <w:pPr>
+              <w:rPr>
+                <w:rFonts w:ascii="Times New Roman" w:hAnsi="Times New Roman" w:cs="Times New Roman"/>
+                <w:sz w:val="26"/>
+                <w:szCs w:val="26"/>
+              </w:rPr>
+            </w:pPr>
+            <w:r>
+              <w:rPr>
+                <w:rFonts w:ascii="Times New Roman" w:hAnsi="Times New Roman" w:cs="Times New Roman"/>
+                <w:sz w:val="26"/>
+                <w:szCs w:val="26"/>
+              </w:rPr>
+              <w:t>5</w:t>
+            </w:r>
+          </w:p>
+        </w:tc>
+        <w:tc>
+          <w:tcPr>
+            <w:tcW w:w="1144" w:type="dxa"/>
+            <w:tcBorders>
+              <w:top w:val="single" w:sz="4" w:space="0" w:color="000000"/>
+              <w:left w:val="single" w:sz="4" w:space="0" w:color="000000"/>
+              <w:bottom w:val="single" w:sz="4" w:space="0" w:color="000000"/>
+              <w:right w:val="single" w:sz="4" w:space="0" w:color="000000"/>
+            </w:tcBorders>
+            <w:vAlign w:val="center"/>
+          </w:tcPr>
+          <w:p>
+            <w:pPr>
+              <w:rPr>
+                <w:rFonts w:ascii="Times New Roman" w:hAnsi="Times New Roman" w:cs="Times New Roman"/>
+                <w:sz w:val="26"/>
+                <w:szCs w:val="26"/>
+              </w:rPr>
+            </w:pPr>
+            <w:r>
+              <w:rPr>
+                <w:rFonts w:ascii="Times New Roman" w:hAnsi="Times New Roman" w:cs="Times New Roman"/>
+                <w:sz w:val="26"/>
+                <w:szCs w:val="26"/>
+              </w:rPr>
+              <w:t>Tin học</w:t>
+            </w:r>
+          </w:p>
+        </w:tc>
+        <w:tc>
+          <w:tcPr>
             <w:tcW w:w="709" w:type="dxa"/>
             <w:tcBorders>
               <w:top w:val="single" w:sz="4" w:space="0" w:color="000000"/>
@@ -3119,71 +3427,13 @@
                 <w:sz w:val="26"/>
                 <w:szCs w:val="26"/>
               </w:rPr>
-              <w:t>5</w:t>
-            </w:r>
-          </w:p>
-        </w:tc>
-        <w:tc>
-          <w:tcPr>
-            <w:tcW w:w="1276" w:type="dxa"/>
-            <w:tcBorders>
-              <w:top w:val="single" w:sz="4" w:space="0" w:color="000000"/>
-              <w:left w:val="single" w:sz="4" w:space="0" w:color="000000"/>
-              <w:bottom w:val="single" w:sz="4" w:space="0" w:color="000000"/>
-              <w:right w:val="single" w:sz="4" w:space="0" w:color="000000"/>
-            </w:tcBorders>
-            <w:vAlign w:val="center"/>
-          </w:tcPr>
-          <w:p>
-            <w:pPr>
-              <w:rPr>
-                <w:rFonts w:ascii="Times New Roman" w:hAnsi="Times New Roman" w:cs="Times New Roman"/>
-                <w:sz w:val="26"/>
-                <w:szCs w:val="26"/>
-              </w:rPr>
-            </w:pPr>
-            <w:r>
-              <w:rPr>
-                <w:rFonts w:ascii="Times New Roman" w:hAnsi="Times New Roman" w:cs="Times New Roman"/>
-                <w:sz w:val="26"/>
-                <w:szCs w:val="26"/>
-              </w:rPr>
-              <w:t>Tin học</w:t>
-            </w:r>
-          </w:p>
-        </w:tc>
-        <w:tc>
-          <w:tcPr>
-            <w:tcW w:w="708" w:type="dxa"/>
-            <w:tcBorders>
-              <w:top w:val="single" w:sz="4" w:space="0" w:color="000000"/>
-              <w:left w:val="single" w:sz="4" w:space="0" w:color="000000"/>
-              <w:bottom w:val="single" w:sz="4" w:space="0" w:color="000000"/>
-              <w:right w:val="single" w:sz="4" w:space="0" w:color="000000"/>
-            </w:tcBorders>
-            <w:vAlign w:val="center"/>
-          </w:tcPr>
-          <w:p>
-            <w:pPr>
-              <w:rPr>
-                <w:rFonts w:ascii="Times New Roman" w:hAnsi="Times New Roman" w:cs="Times New Roman"/>
-                <w:sz w:val="26"/>
-                <w:szCs w:val="26"/>
-              </w:rPr>
-            </w:pPr>
-            <w:r>
-              <w:rPr>
-                <w:rFonts w:ascii="Times New Roman" w:hAnsi="Times New Roman" w:cs="Times New Roman"/>
-                <w:sz w:val="26"/>
-                <w:szCs w:val="26"/>
-              </w:rPr>
               <w:t>TT3</w:t>
             </w:r>
           </w:p>
         </w:tc>
         <w:tc>
           <w:tcPr>
-            <w:tcW w:w="3544" w:type="dxa"/>
+            <w:tcW w:w="3260" w:type="dxa"/>
             <w:tcBorders>
               <w:top w:val="single" w:sz="4" w:space="0" w:color="000000"/>
               <w:left w:val="single" w:sz="4" w:space="0" w:color="000000"/>
@@ -3246,7 +3496,7 @@
         </w:trPr>
         <w:tc>
           <w:tcPr>
-            <w:tcW w:w="1096" w:type="dxa"/>
+            <w:tcW w:w="1237" w:type="dxa"/>
             <w:vMerge/>
             <w:tcBorders>
               <w:left w:val="single" w:sz="4" w:space="0" w:color="000000"/>
@@ -3270,7 +3520,7 @@
         </w:tc>
         <w:tc>
           <w:tcPr>
-            <w:tcW w:w="850" w:type="dxa"/>
+            <w:tcW w:w="846" w:type="dxa"/>
             <w:tcBorders>
               <w:top w:val="single" w:sz="4" w:space="0" w:color="000000"/>
               <w:left w:val="single" w:sz="4" w:space="0" w:color="000000"/>
@@ -3299,6 +3549,64 @@
         </w:tc>
         <w:tc>
           <w:tcPr>
+            <w:tcW w:w="987" w:type="dxa"/>
+            <w:tcBorders>
+              <w:top w:val="single" w:sz="4" w:space="0" w:color="000000"/>
+              <w:left w:val="single" w:sz="4" w:space="0" w:color="000000"/>
+              <w:bottom w:val="single" w:sz="4" w:space="0" w:color="000000"/>
+              <w:right w:val="single" w:sz="4" w:space="0" w:color="000000"/>
+            </w:tcBorders>
+            <w:vAlign w:val="center"/>
+          </w:tcPr>
+          <w:p>
+            <w:pPr>
+              <w:rPr>
+                <w:rFonts w:ascii="Times New Roman" w:hAnsi="Times New Roman" w:cs="Times New Roman"/>
+                <w:sz w:val="26"/>
+                <w:szCs w:val="26"/>
+              </w:rPr>
+            </w:pPr>
+            <w:r>
+              <w:rPr>
+                <w:rFonts w:ascii="Times New Roman" w:hAnsi="Times New Roman" w:cs="Times New Roman"/>
+                <w:sz w:val="26"/>
+                <w:szCs w:val="26"/>
+              </w:rPr>
+              <w:t>5</w:t>
+            </w:r>
+          </w:p>
+        </w:tc>
+        <w:tc>
+          <w:tcPr>
+            <w:tcW w:w="1144" w:type="dxa"/>
+            <w:tcBorders>
+              <w:top w:val="single" w:sz="4" w:space="0" w:color="000000"/>
+              <w:left w:val="single" w:sz="4" w:space="0" w:color="000000"/>
+              <w:bottom w:val="single" w:sz="4" w:space="0" w:color="000000"/>
+              <w:right w:val="single" w:sz="4" w:space="0" w:color="000000"/>
+            </w:tcBorders>
+            <w:vAlign w:val="center"/>
+          </w:tcPr>
+          <w:p>
+            <w:pPr>
+              <w:rPr>
+                <w:rFonts w:ascii="Times New Roman" w:hAnsi="Times New Roman" w:cs="Times New Roman"/>
+                <w:sz w:val="26"/>
+                <w:szCs w:val="26"/>
+              </w:rPr>
+            </w:pPr>
+            <w:r>
+              <w:rPr>
+                <w:rFonts w:ascii="Times New Roman" w:hAnsi="Times New Roman" w:cs="Times New Roman"/>
+                <w:sz w:val="26"/>
+                <w:szCs w:val="26"/>
+              </w:rPr>
+              <w:t>Robotics</w:t>
+            </w:r>
+          </w:p>
+        </w:tc>
+        <w:tc>
+          <w:tcPr>
             <w:tcW w:w="709" w:type="dxa"/>
             <w:tcBorders>
               <w:top w:val="single" w:sz="4" w:space="0" w:color="000000"/>
@@ -3322,71 +3630,13 @@
                 <w:sz w:val="26"/>
                 <w:szCs w:val="26"/>
               </w:rPr>
-              <w:t>5</w:t>
-            </w:r>
-          </w:p>
-        </w:tc>
-        <w:tc>
-          <w:tcPr>
-            <w:tcW w:w="1276" w:type="dxa"/>
-            <w:tcBorders>
-              <w:top w:val="single" w:sz="4" w:space="0" w:color="000000"/>
-              <w:left w:val="single" w:sz="4" w:space="0" w:color="000000"/>
-              <w:bottom w:val="single" w:sz="4" w:space="0" w:color="000000"/>
-              <w:right w:val="single" w:sz="4" w:space="0" w:color="000000"/>
-            </w:tcBorders>
-            <w:vAlign w:val="center"/>
-          </w:tcPr>
-          <w:p>
-            <w:pPr>
-              <w:rPr>
-                <w:rFonts w:ascii="Times New Roman" w:hAnsi="Times New Roman" w:cs="Times New Roman"/>
-                <w:sz w:val="26"/>
-                <w:szCs w:val="26"/>
-              </w:rPr>
-            </w:pPr>
-            <w:r>
-              <w:rPr>
-                <w:rFonts w:ascii="Times New Roman" w:hAnsi="Times New Roman" w:cs="Times New Roman"/>
-                <w:sz w:val="26"/>
-                <w:szCs w:val="26"/>
-              </w:rPr>
-              <w:t>Robotics</w:t>
-            </w:r>
-          </w:p>
-        </w:tc>
-        <w:tc>
-          <w:tcPr>
-            <w:tcW w:w="708" w:type="dxa"/>
-            <w:tcBorders>
-              <w:top w:val="single" w:sz="4" w:space="0" w:color="000000"/>
-              <w:left w:val="single" w:sz="4" w:space="0" w:color="000000"/>
-              <w:bottom w:val="single" w:sz="4" w:space="0" w:color="000000"/>
-              <w:right w:val="single" w:sz="4" w:space="0" w:color="000000"/>
-            </w:tcBorders>
-            <w:vAlign w:val="center"/>
-          </w:tcPr>
-          <w:p>
-            <w:pPr>
-              <w:rPr>
-                <w:rFonts w:ascii="Times New Roman" w:hAnsi="Times New Roman" w:cs="Times New Roman"/>
-                <w:sz w:val="26"/>
-                <w:szCs w:val="26"/>
-              </w:rPr>
-            </w:pPr>
-            <w:r>
-              <w:rPr>
-                <w:rFonts w:ascii="Times New Roman" w:hAnsi="Times New Roman" w:cs="Times New Roman"/>
-                <w:sz w:val="26"/>
-                <w:szCs w:val="26"/>
-              </w:rPr>
               <w:t>1A1</w:t>
             </w:r>
           </w:p>
         </w:tc>
         <w:tc>
           <w:tcPr>
-            <w:tcW w:w="3544" w:type="dxa"/>
+            <w:tcW w:w="3260" w:type="dxa"/>
             <w:tcBorders>
               <w:top w:val="single" w:sz="4" w:space="0" w:color="000000"/>
               <w:left w:val="single" w:sz="4" w:space="0" w:color="000000"/>
@@ -3449,7 +3699,7 @@
         </w:trPr>
         <w:tc>
           <w:tcPr>
-            <w:tcW w:w="1096" w:type="dxa"/>
+            <w:tcW w:w="1237" w:type="dxa"/>
             <w:vMerge/>
             <w:tcBorders>
               <w:left w:val="single" w:sz="4" w:space="0" w:color="000000"/>
@@ -3473,7 +3723,7 @@
         </w:tc>
         <w:tc>
           <w:tcPr>
-            <w:tcW w:w="850" w:type="dxa"/>
+            <w:tcW w:w="846" w:type="dxa"/>
             <w:tcBorders>
               <w:top w:val="single" w:sz="4" w:space="0" w:color="000000"/>
               <w:left w:val="single" w:sz="4" w:space="0" w:color="000000"/>
@@ -3502,6 +3752,60 @@
         </w:tc>
         <w:tc>
           <w:tcPr>
+            <w:tcW w:w="987" w:type="dxa"/>
+            <w:tcBorders>
+              <w:top w:val="single" w:sz="4" w:space="0" w:color="000000"/>
+              <w:left w:val="single" w:sz="4" w:space="0" w:color="000000"/>
+              <w:bottom w:val="single" w:sz="4" w:space="0" w:color="000000"/>
+              <w:right w:val="single" w:sz="4" w:space="0" w:color="000000"/>
+            </w:tcBorders>
+            <w:vAlign w:val="center"/>
+          </w:tcPr>
+          <w:p>
+            <w:pPr>
+              <w:rPr>
+                <w:rFonts w:ascii="Times New Roman" w:hAnsi="Times New Roman" w:cs="Times New Roman"/>
+                <w:sz w:val="26"/>
+                <w:szCs w:val="26"/>
+              </w:rPr>
+            </w:pPr>
+            <w:r>
+              <w:rPr>
+                <w:rFonts w:ascii="Times New Roman" w:hAnsi="Times New Roman"/>
+                <w:sz w:val="26"/>
+              </w:rPr>
+            </w:r>
+          </w:p>
+        </w:tc>
+        <w:tc>
+          <w:tcPr>
+            <w:tcW w:w="1144" w:type="dxa"/>
+            <w:tcBorders>
+              <w:top w:val="single" w:sz="4" w:space="0" w:color="000000"/>
+              <w:left w:val="single" w:sz="4" w:space="0" w:color="000000"/>
+              <w:bottom w:val="single" w:sz="4" w:space="0" w:color="000000"/>
+              <w:right w:val="single" w:sz="4" w:space="0" w:color="000000"/>
+            </w:tcBorders>
+            <w:vAlign w:val="center"/>
+          </w:tcPr>
+          <w:p>
+            <w:pPr>
+              <w:rPr>
+                <w:rFonts w:ascii="Times New Roman" w:hAnsi="Times New Roman" w:cs="Times New Roman"/>
+                <w:sz w:val="26"/>
+                <w:szCs w:val="26"/>
+              </w:rPr>
+            </w:pPr>
+            <w:r>
+              <w:rPr>
+                <w:rFonts w:ascii="Times New Roman" w:hAnsi="Times New Roman"/>
+                <w:sz w:val="26"/>
+              </w:rPr>
+            </w:r>
+          </w:p>
+        </w:tc>
+        <w:tc>
+          <w:tcPr>
             <w:tcW w:w="709" w:type="dxa"/>
             <w:tcBorders>
               <w:top w:val="single" w:sz="4" w:space="0" w:color="000000"/>
@@ -3519,69 +3823,39 @@
                 <w:szCs w:val="26"/>
               </w:rPr>
             </w:pPr>
-          </w:p>
-        </w:tc>
-        <w:tc>
-          <w:tcPr>
-            <w:tcW w:w="1276" w:type="dxa"/>
-            <w:tcBorders>
-              <w:top w:val="single" w:sz="4" w:space="0" w:color="000000"/>
-              <w:left w:val="single" w:sz="4" w:space="0" w:color="000000"/>
-              <w:bottom w:val="single" w:sz="4" w:space="0" w:color="000000"/>
-              <w:right w:val="single" w:sz="4" w:space="0" w:color="000000"/>
-            </w:tcBorders>
-            <w:vAlign w:val="center"/>
-          </w:tcPr>
-          <w:p>
-            <w:pPr>
-              <w:rPr>
-                <w:rFonts w:ascii="Times New Roman" w:hAnsi="Times New Roman" w:cs="Times New Roman"/>
-                <w:sz w:val="26"/>
-                <w:szCs w:val="26"/>
-              </w:rPr>
-            </w:pPr>
-          </w:p>
-        </w:tc>
-        <w:tc>
-          <w:tcPr>
-            <w:tcW w:w="708" w:type="dxa"/>
-            <w:tcBorders>
-              <w:top w:val="single" w:sz="4" w:space="0" w:color="000000"/>
-              <w:left w:val="single" w:sz="4" w:space="0" w:color="000000"/>
-              <w:bottom w:val="single" w:sz="4" w:space="0" w:color="000000"/>
-              <w:right w:val="single" w:sz="4" w:space="0" w:color="000000"/>
-            </w:tcBorders>
-            <w:vAlign w:val="center"/>
-          </w:tcPr>
-          <w:p>
-            <w:pPr>
-              <w:rPr>
-                <w:rFonts w:ascii="Times New Roman" w:hAnsi="Times New Roman" w:cs="Times New Roman"/>
-                <w:sz w:val="26"/>
-                <w:szCs w:val="26"/>
-              </w:rPr>
-            </w:pPr>
-          </w:p>
-        </w:tc>
-        <w:tc>
-          <w:tcPr>
-            <w:tcW w:w="3544" w:type="dxa"/>
-            <w:tcBorders>
-              <w:top w:val="single" w:sz="4" w:space="0" w:color="000000"/>
-              <w:left w:val="single" w:sz="4" w:space="0" w:color="000000"/>
-              <w:bottom w:val="single" w:sz="4" w:space="0" w:color="000000"/>
-              <w:right w:val="single" w:sz="4" w:space="0" w:color="000000"/>
-            </w:tcBorders>
-            <w:vAlign w:val="center"/>
-          </w:tcPr>
-          <w:p>
-            <w:pPr>
-              <w:rPr>
-                <w:rFonts w:ascii="Times New Roman" w:hAnsi="Times New Roman" w:cs="Times New Roman"/>
-                <w:sz w:val="26"/>
-                <w:szCs w:val="26"/>
-              </w:rPr>
-            </w:pPr>
+            <w:r>
+              <w:rPr>
+                <w:rFonts w:ascii="Times New Roman" w:hAnsi="Times New Roman"/>
+                <w:sz w:val="26"/>
+              </w:rPr>
+            </w:r>
+          </w:p>
+        </w:tc>
+        <w:tc>
+          <w:tcPr>
+            <w:tcW w:w="3260" w:type="dxa"/>
+            <w:tcBorders>
+              <w:top w:val="single" w:sz="4" w:space="0" w:color="000000"/>
+              <w:left w:val="single" w:sz="4" w:space="0" w:color="000000"/>
+              <w:bottom w:val="single" w:sz="4" w:space="0" w:color="000000"/>
+              <w:right w:val="single" w:sz="4" w:space="0" w:color="000000"/>
+            </w:tcBorders>
+            <w:vAlign w:val="center"/>
+          </w:tcPr>
+          <w:p>
+            <w:pPr>
+              <w:rPr>
+                <w:rFonts w:ascii="Times New Roman" w:hAnsi="Times New Roman" w:cs="Times New Roman"/>
+                <w:sz w:val="26"/>
+                <w:szCs w:val="26"/>
+              </w:rPr>
+            </w:pPr>
+            <w:r>
+              <w:rPr>
+                <w:rFonts w:ascii="Times New Roman" w:hAnsi="Times New Roman"/>
+                <w:sz w:val="26"/>
+              </w:rPr>
+            </w:r>
           </w:p>
         </w:tc>
         <w:tc>
@@ -3603,6 +3877,12 @@
                 <w:szCs w:val="26"/>
               </w:rPr>
             </w:pPr>
+            <w:r>
+              <w:rPr>
+                <w:rFonts w:ascii="Times New Roman" w:hAnsi="Times New Roman"/>
+                <w:sz w:val="26"/>
+              </w:rPr>
+            </w:r>
           </w:p>
         </w:tc>
       </w:tr>
@@ -3612,7 +3892,7 @@
         </w:trPr>
         <w:tc>
           <w:tcPr>
-            <w:tcW w:w="1096" w:type="dxa"/>
+            <w:tcW w:w="1237" w:type="dxa"/>
             <w:vMerge/>
             <w:tcBorders>
               <w:left w:val="single" w:sz="4" w:space="0" w:color="000000"/>
@@ -3636,7 +3916,7 @@
         </w:tc>
         <w:tc>
           <w:tcPr>
-            <w:tcW w:w="850" w:type="dxa"/>
+            <w:tcW w:w="846" w:type="dxa"/>
             <w:tcBorders>
               <w:top w:val="single" w:sz="4" w:space="0" w:color="000000"/>
               <w:left w:val="single" w:sz="4" w:space="0" w:color="000000"/>
@@ -3665,6 +3945,64 @@
         </w:tc>
         <w:tc>
           <w:tcPr>
+            <w:tcW w:w="987" w:type="dxa"/>
+            <w:tcBorders>
+              <w:top w:val="single" w:sz="4" w:space="0" w:color="000000"/>
+              <w:left w:val="single" w:sz="4" w:space="0" w:color="000000"/>
+              <w:bottom w:val="single" w:sz="4" w:space="0" w:color="000000"/>
+              <w:right w:val="single" w:sz="4" w:space="0" w:color="000000"/>
+            </w:tcBorders>
+            <w:vAlign w:val="center"/>
+          </w:tcPr>
+          <w:p>
+            <w:pPr>
+              <w:rPr>
+                <w:rFonts w:ascii="Times New Roman" w:hAnsi="Times New Roman" w:cs="Times New Roman"/>
+                <w:sz w:val="26"/>
+                <w:szCs w:val="26"/>
+              </w:rPr>
+            </w:pPr>
+            <w:r>
+              <w:rPr>
+                <w:rFonts w:ascii="Times New Roman" w:hAnsi="Times New Roman" w:cs="Times New Roman"/>
+                <w:sz w:val="26"/>
+                <w:szCs w:val="26"/>
+              </w:rPr>
+              <w:t>5</w:t>
+            </w:r>
+          </w:p>
+        </w:tc>
+        <w:tc>
+          <w:tcPr>
+            <w:tcW w:w="1144" w:type="dxa"/>
+            <w:tcBorders>
+              <w:top w:val="single" w:sz="4" w:space="0" w:color="000000"/>
+              <w:left w:val="single" w:sz="4" w:space="0" w:color="000000"/>
+              <w:bottom w:val="single" w:sz="4" w:space="0" w:color="000000"/>
+              <w:right w:val="single" w:sz="4" w:space="0" w:color="000000"/>
+            </w:tcBorders>
+            <w:vAlign w:val="center"/>
+          </w:tcPr>
+          <w:p>
+            <w:pPr>
+              <w:rPr>
+                <w:rFonts w:ascii="Times New Roman" w:hAnsi="Times New Roman" w:cs="Times New Roman"/>
+                <w:sz w:val="26"/>
+                <w:szCs w:val="26"/>
+              </w:rPr>
+            </w:pPr>
+            <w:r>
+              <w:rPr>
+                <w:rFonts w:ascii="Times New Roman" w:hAnsi="Times New Roman" w:cs="Times New Roman"/>
+                <w:sz w:val="26"/>
+                <w:szCs w:val="26"/>
+              </w:rPr>
+              <w:t>Robotics</w:t>
+            </w:r>
+          </w:p>
+        </w:tc>
+        <w:tc>
+          <w:tcPr>
             <w:tcW w:w="709" w:type="dxa"/>
             <w:tcBorders>
               <w:top w:val="single" w:sz="4" w:space="0" w:color="000000"/>
@@ -3688,71 +4026,13 @@
                 <w:sz w:val="26"/>
                 <w:szCs w:val="26"/>
               </w:rPr>
-              <w:t>5</w:t>
-            </w:r>
-          </w:p>
-        </w:tc>
-        <w:tc>
-          <w:tcPr>
-            <w:tcW w:w="1276" w:type="dxa"/>
-            <w:tcBorders>
-              <w:top w:val="single" w:sz="4" w:space="0" w:color="000000"/>
-              <w:left w:val="single" w:sz="4" w:space="0" w:color="000000"/>
-              <w:bottom w:val="single" w:sz="4" w:space="0" w:color="000000"/>
-              <w:right w:val="single" w:sz="4" w:space="0" w:color="000000"/>
-            </w:tcBorders>
-            <w:vAlign w:val="center"/>
-          </w:tcPr>
-          <w:p>
-            <w:pPr>
-              <w:rPr>
-                <w:rFonts w:ascii="Times New Roman" w:hAnsi="Times New Roman" w:cs="Times New Roman"/>
-                <w:sz w:val="26"/>
-                <w:szCs w:val="26"/>
-              </w:rPr>
-            </w:pPr>
-            <w:r>
-              <w:rPr>
-                <w:rFonts w:ascii="Times New Roman" w:hAnsi="Times New Roman" w:cs="Times New Roman"/>
-                <w:sz w:val="26"/>
-                <w:szCs w:val="26"/>
-              </w:rPr>
-              <w:t>Robotics</w:t>
-            </w:r>
-          </w:p>
-        </w:tc>
-        <w:tc>
-          <w:tcPr>
-            <w:tcW w:w="708" w:type="dxa"/>
-            <w:tcBorders>
-              <w:top w:val="single" w:sz="4" w:space="0" w:color="000000"/>
-              <w:left w:val="single" w:sz="4" w:space="0" w:color="000000"/>
-              <w:bottom w:val="single" w:sz="4" w:space="0" w:color="000000"/>
-              <w:right w:val="single" w:sz="4" w:space="0" w:color="000000"/>
-            </w:tcBorders>
-            <w:vAlign w:val="center"/>
-          </w:tcPr>
-          <w:p>
-            <w:pPr>
-              <w:rPr>
-                <w:rFonts w:ascii="Times New Roman" w:hAnsi="Times New Roman" w:cs="Times New Roman"/>
-                <w:sz w:val="26"/>
-                <w:szCs w:val="26"/>
-              </w:rPr>
-            </w:pPr>
-            <w:r>
-              <w:rPr>
-                <w:rFonts w:ascii="Times New Roman" w:hAnsi="Times New Roman" w:cs="Times New Roman"/>
-                <w:sz w:val="26"/>
-                <w:szCs w:val="26"/>
-              </w:rPr>
               <w:t>2C1</w:t>
             </w:r>
           </w:p>
         </w:tc>
         <w:tc>
           <w:tcPr>
-            <w:tcW w:w="3544" w:type="dxa"/>
+            <w:tcW w:w="3260" w:type="dxa"/>
             <w:tcBorders>
               <w:top w:val="single" w:sz="4" w:space="0" w:color="000000"/>
               <w:left w:val="single" w:sz="4" w:space="0" w:color="000000"/>
@@ -3815,7 +4095,7 @@
         </w:trPr>
         <w:tc>
           <w:tcPr>
-            <w:tcW w:w="1096" w:type="dxa"/>
+            <w:tcW w:w="1237" w:type="dxa"/>
             <w:vMerge/>
             <w:tcBorders>
               <w:left w:val="single" w:sz="4" w:space="0" w:color="000000"/>
@@ -3839,7 +4119,7 @@
         </w:tc>
         <w:tc>
           <w:tcPr>
-            <w:tcW w:w="850" w:type="dxa"/>
+            <w:tcW w:w="846" w:type="dxa"/>
             <w:tcBorders>
               <w:top w:val="single" w:sz="4" w:space="0" w:color="000000"/>
               <w:left w:val="single" w:sz="4" w:space="0" w:color="000000"/>
@@ -3868,6 +4148,60 @@
         </w:tc>
         <w:tc>
           <w:tcPr>
+            <w:tcW w:w="987" w:type="dxa"/>
+            <w:tcBorders>
+              <w:top w:val="single" w:sz="4" w:space="0" w:color="000000"/>
+              <w:left w:val="single" w:sz="4" w:space="0" w:color="000000"/>
+              <w:bottom w:val="single" w:sz="4" w:space="0" w:color="000000"/>
+              <w:right w:val="single" w:sz="4" w:space="0" w:color="000000"/>
+            </w:tcBorders>
+            <w:vAlign w:val="center"/>
+          </w:tcPr>
+          <w:p>
+            <w:pPr>
+              <w:rPr>
+                <w:rFonts w:ascii="Times New Roman" w:hAnsi="Times New Roman" w:cs="Times New Roman"/>
+                <w:sz w:val="26"/>
+                <w:szCs w:val="26"/>
+              </w:rPr>
+            </w:pPr>
+            <w:r>
+              <w:rPr>
+                <w:rFonts w:ascii="Times New Roman" w:hAnsi="Times New Roman"/>
+                <w:sz w:val="26"/>
+              </w:rPr>
+            </w:r>
+          </w:p>
+        </w:tc>
+        <w:tc>
+          <w:tcPr>
+            <w:tcW w:w="1144" w:type="dxa"/>
+            <w:tcBorders>
+              <w:top w:val="single" w:sz="4" w:space="0" w:color="000000"/>
+              <w:left w:val="single" w:sz="4" w:space="0" w:color="000000"/>
+              <w:bottom w:val="single" w:sz="4" w:space="0" w:color="000000"/>
+              <w:right w:val="single" w:sz="4" w:space="0" w:color="000000"/>
+            </w:tcBorders>
+            <w:vAlign w:val="center"/>
+          </w:tcPr>
+          <w:p>
+            <w:pPr>
+              <w:rPr>
+                <w:rFonts w:ascii="Times New Roman" w:hAnsi="Times New Roman" w:cs="Times New Roman"/>
+                <w:sz w:val="26"/>
+                <w:szCs w:val="26"/>
+              </w:rPr>
+            </w:pPr>
+            <w:r>
+              <w:rPr>
+                <w:rFonts w:ascii="Times New Roman" w:hAnsi="Times New Roman"/>
+                <w:sz w:val="26"/>
+              </w:rPr>
+            </w:r>
+          </w:p>
+        </w:tc>
+        <w:tc>
+          <w:tcPr>
             <w:tcW w:w="709" w:type="dxa"/>
             <w:tcBorders>
               <w:top w:val="single" w:sz="4" w:space="0" w:color="000000"/>
@@ -3885,69 +4219,39 @@
                 <w:szCs w:val="26"/>
               </w:rPr>
             </w:pPr>
-          </w:p>
-        </w:tc>
-        <w:tc>
-          <w:tcPr>
-            <w:tcW w:w="1276" w:type="dxa"/>
-            <w:tcBorders>
-              <w:top w:val="single" w:sz="4" w:space="0" w:color="000000"/>
-              <w:left w:val="single" w:sz="4" w:space="0" w:color="000000"/>
-              <w:bottom w:val="single" w:sz="4" w:space="0" w:color="000000"/>
-              <w:right w:val="single" w:sz="4" w:space="0" w:color="000000"/>
-            </w:tcBorders>
-            <w:vAlign w:val="center"/>
-          </w:tcPr>
-          <w:p>
-            <w:pPr>
-              <w:rPr>
-                <w:rFonts w:ascii="Times New Roman" w:hAnsi="Times New Roman" w:cs="Times New Roman"/>
-                <w:sz w:val="26"/>
-                <w:szCs w:val="26"/>
-              </w:rPr>
-            </w:pPr>
-          </w:p>
-        </w:tc>
-        <w:tc>
-          <w:tcPr>
-            <w:tcW w:w="708" w:type="dxa"/>
-            <w:tcBorders>
-              <w:top w:val="single" w:sz="4" w:space="0" w:color="000000"/>
-              <w:left w:val="single" w:sz="4" w:space="0" w:color="000000"/>
-              <w:bottom w:val="single" w:sz="4" w:space="0" w:color="000000"/>
-              <w:right w:val="single" w:sz="4" w:space="0" w:color="000000"/>
-            </w:tcBorders>
-            <w:vAlign w:val="center"/>
-          </w:tcPr>
-          <w:p>
-            <w:pPr>
-              <w:rPr>
-                <w:rFonts w:ascii="Times New Roman" w:hAnsi="Times New Roman" w:cs="Times New Roman"/>
-                <w:sz w:val="26"/>
-                <w:szCs w:val="26"/>
-              </w:rPr>
-            </w:pPr>
-          </w:p>
-        </w:tc>
-        <w:tc>
-          <w:tcPr>
-            <w:tcW w:w="3544" w:type="dxa"/>
-            <w:tcBorders>
-              <w:top w:val="single" w:sz="4" w:space="0" w:color="000000"/>
-              <w:left w:val="single" w:sz="4" w:space="0" w:color="000000"/>
-              <w:bottom w:val="single" w:sz="4" w:space="0" w:color="000000"/>
-              <w:right w:val="single" w:sz="4" w:space="0" w:color="000000"/>
-            </w:tcBorders>
-            <w:vAlign w:val="center"/>
-          </w:tcPr>
-          <w:p>
-            <w:pPr>
-              <w:rPr>
-                <w:rFonts w:ascii="Times New Roman" w:hAnsi="Times New Roman" w:cs="Times New Roman"/>
-                <w:sz w:val="26"/>
-                <w:szCs w:val="26"/>
-              </w:rPr>
-            </w:pPr>
+            <w:r>
+              <w:rPr>
+                <w:rFonts w:ascii="Times New Roman" w:hAnsi="Times New Roman"/>
+                <w:sz w:val="26"/>
+              </w:rPr>
+            </w:r>
+          </w:p>
+        </w:tc>
+        <w:tc>
+          <w:tcPr>
+            <w:tcW w:w="3260" w:type="dxa"/>
+            <w:tcBorders>
+              <w:top w:val="single" w:sz="4" w:space="0" w:color="000000"/>
+              <w:left w:val="single" w:sz="4" w:space="0" w:color="000000"/>
+              <w:bottom w:val="single" w:sz="4" w:space="0" w:color="000000"/>
+              <w:right w:val="single" w:sz="4" w:space="0" w:color="000000"/>
+            </w:tcBorders>
+            <w:vAlign w:val="center"/>
+          </w:tcPr>
+          <w:p>
+            <w:pPr>
+              <w:rPr>
+                <w:rFonts w:ascii="Times New Roman" w:hAnsi="Times New Roman" w:cs="Times New Roman"/>
+                <w:sz w:val="26"/>
+                <w:szCs w:val="26"/>
+              </w:rPr>
+            </w:pPr>
+            <w:r>
+              <w:rPr>
+                <w:rFonts w:ascii="Times New Roman" w:hAnsi="Times New Roman"/>
+                <w:sz w:val="26"/>
+              </w:rPr>
+            </w:r>
           </w:p>
         </w:tc>
         <w:tc>
@@ -3969,6 +4273,12 @@
                 <w:szCs w:val="26"/>
               </w:rPr>
             </w:pPr>
+            <w:r>
+              <w:rPr>
+                <w:rFonts w:ascii="Times New Roman" w:hAnsi="Times New Roman"/>
+                <w:sz w:val="26"/>
+              </w:rPr>
+            </w:r>
           </w:p>
         </w:tc>
       </w:tr>
@@ -3978,7 +4288,7 @@
         </w:trPr>
         <w:tc>
           <w:tcPr>
-            <w:tcW w:w="1096" w:type="dxa"/>
+            <w:tcW w:w="1237" w:type="dxa"/>
             <w:vMerge w:val="restart"/>
             <w:tcBorders>
               <w:left w:val="single" w:sz="4" w:space="0" w:color="000000"/>
@@ -4006,7 +4316,7 @@
         </w:tc>
         <w:tc>
           <w:tcPr>
-            <w:tcW w:w="850" w:type="dxa"/>
+            <w:tcW w:w="846" w:type="dxa"/>
             <w:tcBorders>
               <w:top w:val="single" w:sz="4" w:space="0" w:color="000000"/>
               <w:left w:val="single" w:sz="4" w:space="0" w:color="000000"/>
@@ -4035,6 +4345,62 @@
         </w:tc>
         <w:tc>
           <w:tcPr>
+            <w:tcW w:w="987" w:type="dxa"/>
+            <w:tcBorders>
+              <w:top w:val="single" w:sz="4" w:space="0" w:color="000000"/>
+              <w:left w:val="single" w:sz="4" w:space="0" w:color="000000"/>
+              <w:bottom w:val="single" w:sz="4" w:space="0" w:color="000000"/>
+              <w:right w:val="single" w:sz="4" w:space="0" w:color="000000"/>
+            </w:tcBorders>
+            <w:vAlign w:val="center"/>
+          </w:tcPr>
+          <w:p>
+            <w:pPr>
+              <w:rPr>
+                <w:rFonts w:ascii="Times New Roman" w:hAnsi="Times New Roman" w:cs="Times New Roman"/>
+                <w:sz w:val="26"/>
+                <w:szCs w:val="26"/>
+              </w:rPr>
+            </w:pPr>
+            <w:r>
+              <w:rPr>
+                <w:rFonts w:ascii="Times New Roman" w:hAnsi="Times New Roman"/>
+                <w:sz w:val="26"/>
+              </w:rPr>
+              <w:t>5</w:t>
+            </w:r>
+          </w:p>
+        </w:tc>
+        <w:tc>
+          <w:tcPr>
+            <w:tcW w:w="1144" w:type="dxa"/>
+            <w:tcBorders>
+              <w:top w:val="single" w:sz="4" w:space="0" w:color="000000"/>
+              <w:left w:val="single" w:sz="4" w:space="0" w:color="000000"/>
+              <w:bottom w:val="single" w:sz="4" w:space="0" w:color="000000"/>
+              <w:right w:val="single" w:sz="4" w:space="0" w:color="000000"/>
+            </w:tcBorders>
+            <w:vAlign w:val="center"/>
+          </w:tcPr>
+          <w:p>
+            <w:pPr>
+              <w:rPr>
+                <w:rFonts w:ascii="Times New Roman" w:hAnsi="Times New Roman" w:cs="Times New Roman"/>
+                <w:sz w:val="26"/>
+                <w:szCs w:val="26"/>
+              </w:rPr>
+            </w:pPr>
+            <w:r>
+              <w:rPr>
+                <w:rFonts w:ascii="Times New Roman" w:hAnsi="Times New Roman"/>
+                <w:sz w:val="26"/>
+              </w:rPr>
+              <w:t>Tin học</w:t>
+            </w:r>
+          </w:p>
+        </w:tc>
+        <w:tc>
+          <w:tcPr>
             <w:tcW w:w="709" w:type="dxa"/>
             <w:tcBorders>
               <w:top w:val="single" w:sz="4" w:space="0" w:color="000000"/>
@@ -4057,69 +4423,13 @@
                 <w:rFonts w:ascii="Times New Roman" w:hAnsi="Times New Roman"/>
                 <w:sz w:val="26"/>
               </w:rPr>
-              <w:t>5</w:t>
-            </w:r>
-          </w:p>
-        </w:tc>
-        <w:tc>
-          <w:tcPr>
-            <w:tcW w:w="1276" w:type="dxa"/>
-            <w:tcBorders>
-              <w:top w:val="single" w:sz="4" w:space="0" w:color="000000"/>
-              <w:left w:val="single" w:sz="4" w:space="0" w:color="000000"/>
-              <w:bottom w:val="single" w:sz="4" w:space="0" w:color="000000"/>
-              <w:right w:val="single" w:sz="4" w:space="0" w:color="000000"/>
-            </w:tcBorders>
-            <w:vAlign w:val="center"/>
-          </w:tcPr>
-          <w:p>
-            <w:pPr>
-              <w:rPr>
-                <w:rFonts w:ascii="Times New Roman" w:hAnsi="Times New Roman" w:cs="Times New Roman"/>
-                <w:sz w:val="26"/>
-                <w:szCs w:val="26"/>
-              </w:rPr>
-            </w:pPr>
-            <w:r>
-              <w:rPr>
-                <w:rFonts w:ascii="Times New Roman" w:hAnsi="Times New Roman"/>
-                <w:sz w:val="26"/>
-              </w:rPr>
-              <w:t>Tin học</w:t>
-            </w:r>
-          </w:p>
-        </w:tc>
-        <w:tc>
-          <w:tcPr>
-            <w:tcW w:w="708" w:type="dxa"/>
-            <w:tcBorders>
-              <w:top w:val="single" w:sz="4" w:space="0" w:color="000000"/>
-              <w:left w:val="single" w:sz="4" w:space="0" w:color="000000"/>
-              <w:bottom w:val="single" w:sz="4" w:space="0" w:color="000000"/>
-              <w:right w:val="single" w:sz="4" w:space="0" w:color="000000"/>
-            </w:tcBorders>
-            <w:vAlign w:val="center"/>
-          </w:tcPr>
-          <w:p>
-            <w:pPr>
-              <w:rPr>
-                <w:rFonts w:ascii="Times New Roman" w:hAnsi="Times New Roman" w:cs="Times New Roman"/>
-                <w:sz w:val="26"/>
-                <w:szCs w:val="26"/>
-              </w:rPr>
-            </w:pPr>
-            <w:r>
-              <w:rPr>
-                <w:rFonts w:ascii="Times New Roman" w:hAnsi="Times New Roman"/>
-                <w:sz w:val="26"/>
-              </w:rPr>
               <w:t>2A1</w:t>
             </w:r>
           </w:p>
         </w:tc>
         <w:tc>
           <w:tcPr>
-            <w:tcW w:w="3544" w:type="dxa"/>
+            <w:tcW w:w="3260" w:type="dxa"/>
             <w:tcBorders>
               <w:top w:val="single" w:sz="4" w:space="0" w:color="000000"/>
               <w:left w:val="single" w:sz="4" w:space="0" w:color="000000"/>
@@ -4180,7 +4490,7 @@
         </w:trPr>
         <w:tc>
           <w:tcPr>
-            <w:tcW w:w="1096" w:type="dxa"/>
+            <w:tcW w:w="1237" w:type="dxa"/>
             <w:vMerge/>
             <w:tcBorders>
               <w:left w:val="single" w:sz="4" w:space="0" w:color="000000"/>
@@ -4201,7 +4511,7 @@
         </w:tc>
         <w:tc>
           <w:tcPr>
-            <w:tcW w:w="850" w:type="dxa"/>
+            <w:tcW w:w="846" w:type="dxa"/>
             <w:tcBorders>
               <w:top w:val="single" w:sz="4" w:space="0" w:color="000000"/>
               <w:left w:val="single" w:sz="4" w:space="0" w:color="000000"/>
@@ -4230,6 +4540,64 @@
         </w:tc>
         <w:tc>
           <w:tcPr>
+            <w:tcW w:w="987" w:type="dxa"/>
+            <w:tcBorders>
+              <w:top w:val="single" w:sz="4" w:space="0" w:color="000000"/>
+              <w:left w:val="single" w:sz="4" w:space="0" w:color="000000"/>
+              <w:bottom w:val="single" w:sz="4" w:space="0" w:color="000000"/>
+              <w:right w:val="single" w:sz="4" w:space="0" w:color="000000"/>
+            </w:tcBorders>
+            <w:vAlign w:val="center"/>
+          </w:tcPr>
+          <w:p>
+            <w:pPr>
+              <w:rPr>
+                <w:rFonts w:ascii="Times New Roman" w:hAnsi="Times New Roman" w:cs="Times New Roman"/>
+                <w:sz w:val="26"/>
+                <w:szCs w:val="26"/>
+              </w:rPr>
+            </w:pPr>
+            <w:r>
+              <w:rPr>
+                <w:rFonts w:ascii="Times New Roman" w:hAnsi="Times New Roman" w:cs="Times New Roman"/>
+                <w:sz w:val="26"/>
+                <w:szCs w:val="26"/>
+              </w:rPr>
+              <w:t>5</w:t>
+            </w:r>
+          </w:p>
+        </w:tc>
+        <w:tc>
+          <w:tcPr>
+            <w:tcW w:w="1144" w:type="dxa"/>
+            <w:tcBorders>
+              <w:top w:val="single" w:sz="4" w:space="0" w:color="000000"/>
+              <w:left w:val="single" w:sz="4" w:space="0" w:color="000000"/>
+              <w:bottom w:val="single" w:sz="4" w:space="0" w:color="000000"/>
+              <w:right w:val="single" w:sz="4" w:space="0" w:color="000000"/>
+            </w:tcBorders>
+            <w:vAlign w:val="center"/>
+          </w:tcPr>
+          <w:p>
+            <w:pPr>
+              <w:rPr>
+                <w:rFonts w:ascii="Times New Roman" w:hAnsi="Times New Roman" w:cs="Times New Roman"/>
+                <w:sz w:val="26"/>
+                <w:szCs w:val="26"/>
+              </w:rPr>
+            </w:pPr>
+            <w:r>
+              <w:rPr>
+                <w:rFonts w:ascii="Times New Roman" w:hAnsi="Times New Roman" w:cs="Times New Roman"/>
+                <w:sz w:val="26"/>
+                <w:szCs w:val="26"/>
+              </w:rPr>
+              <w:t>Robotics</w:t>
+            </w:r>
+          </w:p>
+        </w:tc>
+        <w:tc>
+          <w:tcPr>
             <w:tcW w:w="709" w:type="dxa"/>
             <w:tcBorders>
               <w:top w:val="single" w:sz="4" w:space="0" w:color="000000"/>
@@ -4253,71 +4621,13 @@
                 <w:sz w:val="26"/>
                 <w:szCs w:val="26"/>
               </w:rPr>
-              <w:t>5</w:t>
-            </w:r>
-          </w:p>
-        </w:tc>
-        <w:tc>
-          <w:tcPr>
-            <w:tcW w:w="1276" w:type="dxa"/>
-            <w:tcBorders>
-              <w:top w:val="single" w:sz="4" w:space="0" w:color="000000"/>
-              <w:left w:val="single" w:sz="4" w:space="0" w:color="000000"/>
-              <w:bottom w:val="single" w:sz="4" w:space="0" w:color="000000"/>
-              <w:right w:val="single" w:sz="4" w:space="0" w:color="000000"/>
-            </w:tcBorders>
-            <w:vAlign w:val="center"/>
-          </w:tcPr>
-          <w:p>
-            <w:pPr>
-              <w:rPr>
-                <w:rFonts w:ascii="Times New Roman" w:hAnsi="Times New Roman" w:cs="Times New Roman"/>
-                <w:sz w:val="26"/>
-                <w:szCs w:val="26"/>
-              </w:rPr>
-            </w:pPr>
-            <w:r>
-              <w:rPr>
-                <w:rFonts w:ascii="Times New Roman" w:hAnsi="Times New Roman" w:cs="Times New Roman"/>
-                <w:sz w:val="26"/>
-                <w:szCs w:val="26"/>
-              </w:rPr>
-              <w:t>Robotics</w:t>
-            </w:r>
-          </w:p>
-        </w:tc>
-        <w:tc>
-          <w:tcPr>
-            <w:tcW w:w="708" w:type="dxa"/>
-            <w:tcBorders>
-              <w:top w:val="single" w:sz="4" w:space="0" w:color="000000"/>
-              <w:left w:val="single" w:sz="4" w:space="0" w:color="000000"/>
-              <w:bottom w:val="single" w:sz="4" w:space="0" w:color="000000"/>
-              <w:right w:val="single" w:sz="4" w:space="0" w:color="000000"/>
-            </w:tcBorders>
-            <w:vAlign w:val="center"/>
-          </w:tcPr>
-          <w:p>
-            <w:pPr>
-              <w:rPr>
-                <w:rFonts w:ascii="Times New Roman" w:hAnsi="Times New Roman" w:cs="Times New Roman"/>
-                <w:sz w:val="26"/>
-                <w:szCs w:val="26"/>
-              </w:rPr>
-            </w:pPr>
-            <w:r>
-              <w:rPr>
-                <w:rFonts w:ascii="Times New Roman" w:hAnsi="Times New Roman" w:cs="Times New Roman"/>
-                <w:sz w:val="26"/>
-                <w:szCs w:val="26"/>
-              </w:rPr>
               <w:t>3C1</w:t>
             </w:r>
           </w:p>
         </w:tc>
         <w:tc>
           <w:tcPr>
-            <w:tcW w:w="3544" w:type="dxa"/>
+            <w:tcW w:w="3260" w:type="dxa"/>
             <w:tcBorders>
               <w:top w:val="single" w:sz="4" w:space="0" w:color="000000"/>
               <w:left w:val="single" w:sz="4" w:space="0" w:color="000000"/>
@@ -4380,7 +4690,7 @@
         </w:trPr>
         <w:tc>
           <w:tcPr>
-            <w:tcW w:w="1096" w:type="dxa"/>
+            <w:tcW w:w="1237" w:type="dxa"/>
             <w:vMerge/>
             <w:tcBorders>
               <w:left w:val="single" w:sz="4" w:space="0" w:color="000000"/>
@@ -4401,7 +4711,7 @@
         </w:tc>
         <w:tc>
           <w:tcPr>
-            <w:tcW w:w="850" w:type="dxa"/>
+            <w:tcW w:w="846" w:type="dxa"/>
             <w:tcBorders>
               <w:top w:val="single" w:sz="4" w:space="0" w:color="000000"/>
               <w:left w:val="single" w:sz="4" w:space="0" w:color="000000"/>
@@ -4430,6 +4740,62 @@
         </w:tc>
         <w:tc>
           <w:tcPr>
+            <w:tcW w:w="987" w:type="dxa"/>
+            <w:tcBorders>
+              <w:top w:val="single" w:sz="4" w:space="0" w:color="000000"/>
+              <w:left w:val="single" w:sz="4" w:space="0" w:color="000000"/>
+              <w:bottom w:val="single" w:sz="4" w:space="0" w:color="000000"/>
+              <w:right w:val="single" w:sz="4" w:space="0" w:color="000000"/>
+            </w:tcBorders>
+            <w:vAlign w:val="center"/>
+          </w:tcPr>
+          <w:p>
+            <w:pPr>
+              <w:rPr>
+                <w:rFonts w:ascii="Times New Roman" w:hAnsi="Times New Roman" w:cs="Times New Roman"/>
+                <w:sz w:val="26"/>
+                <w:szCs w:val="26"/>
+              </w:rPr>
+            </w:pPr>
+            <w:r>
+              <w:rPr>
+                <w:rFonts w:ascii="Times New Roman" w:hAnsi="Times New Roman" w:cs="Times New Roman"/>
+                <w:sz w:val="26"/>
+                <w:szCs w:val="26"/>
+              </w:rPr>
+            </w:r>
+          </w:p>
+        </w:tc>
+        <w:tc>
+          <w:tcPr>
+            <w:tcW w:w="1144" w:type="dxa"/>
+            <w:tcBorders>
+              <w:top w:val="single" w:sz="4" w:space="0" w:color="000000"/>
+              <w:left w:val="single" w:sz="4" w:space="0" w:color="000000"/>
+              <w:bottom w:val="single" w:sz="4" w:space="0" w:color="000000"/>
+              <w:right w:val="single" w:sz="4" w:space="0" w:color="000000"/>
+            </w:tcBorders>
+            <w:vAlign w:val="center"/>
+          </w:tcPr>
+          <w:p>
+            <w:pPr>
+              <w:rPr>
+                <w:rFonts w:ascii="Times New Roman" w:hAnsi="Times New Roman" w:cs="Times New Roman"/>
+                <w:sz w:val="26"/>
+                <w:szCs w:val="26"/>
+              </w:rPr>
+            </w:pPr>
+            <w:r>
+              <w:rPr>
+                <w:rFonts w:ascii="Times New Roman" w:hAnsi="Times New Roman" w:cs="Times New Roman"/>
+                <w:sz w:val="26"/>
+                <w:szCs w:val="26"/>
+              </w:rPr>
+            </w:r>
+          </w:p>
+        </w:tc>
+        <w:tc>
+          <w:tcPr>
             <w:tcW w:w="709" w:type="dxa"/>
             <w:tcBorders>
               <w:top w:val="single" w:sz="4" w:space="0" w:color="000000"/>
@@ -4447,69 +4813,41 @@
                 <w:szCs w:val="26"/>
               </w:rPr>
             </w:pPr>
-          </w:p>
-        </w:tc>
-        <w:tc>
-          <w:tcPr>
-            <w:tcW w:w="1276" w:type="dxa"/>
-            <w:tcBorders>
-              <w:top w:val="single" w:sz="4" w:space="0" w:color="000000"/>
-              <w:left w:val="single" w:sz="4" w:space="0" w:color="000000"/>
-              <w:bottom w:val="single" w:sz="4" w:space="0" w:color="000000"/>
-              <w:right w:val="single" w:sz="4" w:space="0" w:color="000000"/>
-            </w:tcBorders>
-            <w:vAlign w:val="center"/>
-          </w:tcPr>
-          <w:p>
-            <w:pPr>
-              <w:rPr>
-                <w:rFonts w:ascii="Times New Roman" w:hAnsi="Times New Roman" w:cs="Times New Roman"/>
-                <w:sz w:val="26"/>
-                <w:szCs w:val="26"/>
-              </w:rPr>
-            </w:pPr>
-          </w:p>
-        </w:tc>
-        <w:tc>
-          <w:tcPr>
-            <w:tcW w:w="708" w:type="dxa"/>
-            <w:tcBorders>
-              <w:top w:val="single" w:sz="4" w:space="0" w:color="000000"/>
-              <w:left w:val="single" w:sz="4" w:space="0" w:color="000000"/>
-              <w:bottom w:val="single" w:sz="4" w:space="0" w:color="000000"/>
-              <w:right w:val="single" w:sz="4" w:space="0" w:color="000000"/>
-            </w:tcBorders>
-            <w:vAlign w:val="center"/>
-          </w:tcPr>
-          <w:p>
-            <w:pPr>
-              <w:rPr>
-                <w:rFonts w:ascii="Times New Roman" w:hAnsi="Times New Roman" w:cs="Times New Roman"/>
-                <w:sz w:val="26"/>
-                <w:szCs w:val="26"/>
-              </w:rPr>
-            </w:pPr>
-          </w:p>
-        </w:tc>
-        <w:tc>
-          <w:tcPr>
-            <w:tcW w:w="3544" w:type="dxa"/>
-            <w:tcBorders>
-              <w:top w:val="single" w:sz="4" w:space="0" w:color="000000"/>
-              <w:left w:val="single" w:sz="4" w:space="0" w:color="000000"/>
-              <w:bottom w:val="single" w:sz="4" w:space="0" w:color="000000"/>
-              <w:right w:val="single" w:sz="4" w:space="0" w:color="000000"/>
-            </w:tcBorders>
-            <w:vAlign w:val="center"/>
-          </w:tcPr>
-          <w:p>
-            <w:pPr>
-              <w:rPr>
-                <w:rFonts w:ascii="Times New Roman" w:hAnsi="Times New Roman" w:cs="Times New Roman"/>
-                <w:sz w:val="26"/>
-                <w:szCs w:val="26"/>
-              </w:rPr>
-            </w:pPr>
+            <w:r>
+              <w:rPr>
+                <w:rFonts w:ascii="Times New Roman" w:hAnsi="Times New Roman" w:cs="Times New Roman"/>
+                <w:sz w:val="26"/>
+                <w:szCs w:val="26"/>
+              </w:rPr>
+            </w:r>
+          </w:p>
+        </w:tc>
+        <w:tc>
+          <w:tcPr>
+            <w:tcW w:w="3260" w:type="dxa"/>
+            <w:tcBorders>
+              <w:top w:val="single" w:sz="4" w:space="0" w:color="000000"/>
+              <w:left w:val="single" w:sz="4" w:space="0" w:color="000000"/>
+              <w:bottom w:val="single" w:sz="4" w:space="0" w:color="000000"/>
+              <w:right w:val="single" w:sz="4" w:space="0" w:color="000000"/>
+            </w:tcBorders>
+            <w:vAlign w:val="center"/>
+          </w:tcPr>
+          <w:p>
+            <w:pPr>
+              <w:rPr>
+                <w:rFonts w:ascii="Times New Roman" w:hAnsi="Times New Roman" w:cs="Times New Roman"/>
+                <w:sz w:val="26"/>
+                <w:szCs w:val="26"/>
+              </w:rPr>
+            </w:pPr>
+            <w:r>
+              <w:rPr>
+                <w:rFonts w:ascii="Times New Roman" w:hAnsi="Times New Roman" w:cs="Times New Roman"/>
+                <w:sz w:val="26"/>
+                <w:szCs w:val="26"/>
+              </w:rPr>
+            </w:r>
           </w:p>
         </w:tc>
         <w:tc>
@@ -4531,6 +4869,13 @@
                 <w:szCs w:val="26"/>
               </w:rPr>
             </w:pPr>
+            <w:r>
+              <w:rPr>
+                <w:rFonts w:ascii="Times New Roman" w:hAnsi="Times New Roman" w:cs="Times New Roman"/>
+                <w:sz w:val="26"/>
+                <w:szCs w:val="26"/>
+              </w:rPr>
+            </w:r>
           </w:p>
         </w:tc>
       </w:tr>
@@ -4540,7 +4885,7 @@
         </w:trPr>
         <w:tc>
           <w:tcPr>
-            <w:tcW w:w="1096" w:type="dxa"/>
+            <w:tcW w:w="1237" w:type="dxa"/>
             <w:vMerge/>
             <w:tcBorders>
               <w:left w:val="single" w:sz="4" w:space="0" w:color="000000"/>
@@ -4561,7 +4906,7 @@
         </w:tc>
         <w:tc>
           <w:tcPr>
-            <w:tcW w:w="850" w:type="dxa"/>
+            <w:tcW w:w="846" w:type="dxa"/>
             <w:tcBorders>
               <w:top w:val="single" w:sz="4" w:space="0" w:color="000000"/>
               <w:left w:val="single" w:sz="4" w:space="0" w:color="000000"/>
@@ -4590,6 +4935,62 @@
         </w:tc>
         <w:tc>
           <w:tcPr>
+            <w:tcW w:w="987" w:type="dxa"/>
+            <w:tcBorders>
+              <w:top w:val="single" w:sz="4" w:space="0" w:color="000000"/>
+              <w:left w:val="single" w:sz="4" w:space="0" w:color="000000"/>
+              <w:bottom w:val="single" w:sz="4" w:space="0" w:color="000000"/>
+              <w:right w:val="single" w:sz="4" w:space="0" w:color="000000"/>
+            </w:tcBorders>
+            <w:vAlign w:val="center"/>
+          </w:tcPr>
+          <w:p>
+            <w:pPr>
+              <w:rPr>
+                <w:rFonts w:ascii="Times New Roman" w:hAnsi="Times New Roman" w:cs="Times New Roman"/>
+                <w:sz w:val="26"/>
+                <w:szCs w:val="26"/>
+              </w:rPr>
+            </w:pPr>
+            <w:r>
+              <w:rPr>
+                <w:rFonts w:ascii="Times New Roman" w:hAnsi="Times New Roman" w:cs="Times New Roman"/>
+                <w:sz w:val="26"/>
+                <w:szCs w:val="26"/>
+              </w:rPr>
+            </w:r>
+          </w:p>
+        </w:tc>
+        <w:tc>
+          <w:tcPr>
+            <w:tcW w:w="1144" w:type="dxa"/>
+            <w:tcBorders>
+              <w:top w:val="single" w:sz="4" w:space="0" w:color="000000"/>
+              <w:left w:val="single" w:sz="4" w:space="0" w:color="000000"/>
+              <w:bottom w:val="single" w:sz="4" w:space="0" w:color="000000"/>
+              <w:right w:val="single" w:sz="4" w:space="0" w:color="000000"/>
+            </w:tcBorders>
+            <w:vAlign w:val="center"/>
+          </w:tcPr>
+          <w:p>
+            <w:pPr>
+              <w:rPr>
+                <w:rFonts w:ascii="Times New Roman" w:hAnsi="Times New Roman" w:cs="Times New Roman"/>
+                <w:sz w:val="26"/>
+                <w:szCs w:val="26"/>
+              </w:rPr>
+            </w:pPr>
+            <w:r>
+              <w:rPr>
+                <w:rFonts w:ascii="Times New Roman" w:hAnsi="Times New Roman" w:cs="Times New Roman"/>
+                <w:sz w:val="26"/>
+                <w:szCs w:val="26"/>
+              </w:rPr>
+            </w:r>
+          </w:p>
+        </w:tc>
+        <w:tc>
+          <w:tcPr>
             <w:tcW w:w="709" w:type="dxa"/>
             <w:tcBorders>
               <w:top w:val="single" w:sz="4" w:space="0" w:color="000000"/>
@@ -4607,69 +5008,41 @@
                 <w:szCs w:val="26"/>
               </w:rPr>
             </w:pPr>
-          </w:p>
-        </w:tc>
-        <w:tc>
-          <w:tcPr>
-            <w:tcW w:w="1276" w:type="dxa"/>
-            <w:tcBorders>
-              <w:top w:val="single" w:sz="4" w:space="0" w:color="000000"/>
-              <w:left w:val="single" w:sz="4" w:space="0" w:color="000000"/>
-              <w:bottom w:val="single" w:sz="4" w:space="0" w:color="000000"/>
-              <w:right w:val="single" w:sz="4" w:space="0" w:color="000000"/>
-            </w:tcBorders>
-            <w:vAlign w:val="center"/>
-          </w:tcPr>
-          <w:p>
-            <w:pPr>
-              <w:rPr>
-                <w:rFonts w:ascii="Times New Roman" w:hAnsi="Times New Roman" w:cs="Times New Roman"/>
-                <w:sz w:val="26"/>
-                <w:szCs w:val="26"/>
-              </w:rPr>
-            </w:pPr>
-          </w:p>
-        </w:tc>
-        <w:tc>
-          <w:tcPr>
-            <w:tcW w:w="708" w:type="dxa"/>
-            <w:tcBorders>
-              <w:top w:val="single" w:sz="4" w:space="0" w:color="000000"/>
-              <w:left w:val="single" w:sz="4" w:space="0" w:color="000000"/>
-              <w:bottom w:val="single" w:sz="4" w:space="0" w:color="000000"/>
-              <w:right w:val="single" w:sz="4" w:space="0" w:color="000000"/>
-            </w:tcBorders>
-            <w:vAlign w:val="center"/>
-          </w:tcPr>
-          <w:p>
-            <w:pPr>
-              <w:rPr>
-                <w:rFonts w:ascii="Times New Roman" w:hAnsi="Times New Roman" w:cs="Times New Roman"/>
-                <w:sz w:val="26"/>
-                <w:szCs w:val="26"/>
-              </w:rPr>
-            </w:pPr>
-          </w:p>
-        </w:tc>
-        <w:tc>
-          <w:tcPr>
-            <w:tcW w:w="3544" w:type="dxa"/>
-            <w:tcBorders>
-              <w:top w:val="single" w:sz="4" w:space="0" w:color="000000"/>
-              <w:left w:val="single" w:sz="4" w:space="0" w:color="000000"/>
-              <w:bottom w:val="single" w:sz="4" w:space="0" w:color="000000"/>
-              <w:right w:val="single" w:sz="4" w:space="0" w:color="000000"/>
-            </w:tcBorders>
-            <w:vAlign w:val="center"/>
-          </w:tcPr>
-          <w:p>
-            <w:pPr>
-              <w:rPr>
-                <w:rFonts w:ascii="Times New Roman" w:hAnsi="Times New Roman" w:cs="Times New Roman"/>
-                <w:sz w:val="26"/>
-                <w:szCs w:val="26"/>
-              </w:rPr>
-            </w:pPr>
+            <w:r>
+              <w:rPr>
+                <w:rFonts w:ascii="Times New Roman" w:hAnsi="Times New Roman" w:cs="Times New Roman"/>
+                <w:sz w:val="26"/>
+                <w:szCs w:val="26"/>
+              </w:rPr>
+            </w:r>
+          </w:p>
+        </w:tc>
+        <w:tc>
+          <w:tcPr>
+            <w:tcW w:w="3260" w:type="dxa"/>
+            <w:tcBorders>
+              <w:top w:val="single" w:sz="4" w:space="0" w:color="000000"/>
+              <w:left w:val="single" w:sz="4" w:space="0" w:color="000000"/>
+              <w:bottom w:val="single" w:sz="4" w:space="0" w:color="000000"/>
+              <w:right w:val="single" w:sz="4" w:space="0" w:color="000000"/>
+            </w:tcBorders>
+            <w:vAlign w:val="center"/>
+          </w:tcPr>
+          <w:p>
+            <w:pPr>
+              <w:rPr>
+                <w:rFonts w:ascii="Times New Roman" w:hAnsi="Times New Roman" w:cs="Times New Roman"/>
+                <w:sz w:val="26"/>
+                <w:szCs w:val="26"/>
+              </w:rPr>
+            </w:pPr>
+            <w:r>
+              <w:rPr>
+                <w:rFonts w:ascii="Times New Roman" w:hAnsi="Times New Roman" w:cs="Times New Roman"/>
+                <w:sz w:val="26"/>
+                <w:szCs w:val="26"/>
+              </w:rPr>
+            </w:r>
           </w:p>
         </w:tc>
         <w:tc>
@@ -4691,6 +5064,13 @@
                 <w:szCs w:val="26"/>
               </w:rPr>
             </w:pPr>
+            <w:r>
+              <w:rPr>
+                <w:rFonts w:ascii="Times New Roman" w:hAnsi="Times New Roman" w:cs="Times New Roman"/>
+                <w:sz w:val="26"/>
+                <w:szCs w:val="26"/>
+              </w:rPr>
+            </w:r>
           </w:p>
         </w:tc>
       </w:tr>
@@ -4700,7 +5080,7 @@
         </w:trPr>
         <w:tc>
           <w:tcPr>
-            <w:tcW w:w="1096" w:type="dxa"/>
+            <w:tcW w:w="1237" w:type="dxa"/>
             <w:vMerge/>
             <w:tcBorders>
               <w:left w:val="single" w:sz="4" w:space="0" w:color="000000"/>
@@ -4721,7 +5101,7 @@
         </w:tc>
         <w:tc>
           <w:tcPr>
-            <w:tcW w:w="850" w:type="dxa"/>
+            <w:tcW w:w="846" w:type="dxa"/>
             <w:tcBorders>
               <w:top w:val="single" w:sz="4" w:space="0" w:color="000000"/>
               <w:left w:val="single" w:sz="4" w:space="0" w:color="000000"/>
@@ -4750,6 +5130,62 @@
         </w:tc>
         <w:tc>
           <w:tcPr>
+            <w:tcW w:w="987" w:type="dxa"/>
+            <w:tcBorders>
+              <w:top w:val="single" w:sz="4" w:space="0" w:color="000000"/>
+              <w:left w:val="single" w:sz="4" w:space="0" w:color="000000"/>
+              <w:bottom w:val="single" w:sz="4" w:space="0" w:color="000000"/>
+              <w:right w:val="single" w:sz="4" w:space="0" w:color="000000"/>
+            </w:tcBorders>
+            <w:vAlign w:val="center"/>
+          </w:tcPr>
+          <w:p>
+            <w:pPr>
+              <w:rPr>
+                <w:rFonts w:ascii="Times New Roman" w:hAnsi="Times New Roman" w:cs="Times New Roman"/>
+                <w:sz w:val="26"/>
+                <w:szCs w:val="26"/>
+              </w:rPr>
+            </w:pPr>
+            <w:r>
+              <w:rPr>
+                <w:rFonts w:ascii="Times New Roman" w:hAnsi="Times New Roman" w:cs="Times New Roman"/>
+                <w:sz w:val="26"/>
+                <w:szCs w:val="26"/>
+              </w:rPr>
+            </w:r>
+          </w:p>
+        </w:tc>
+        <w:tc>
+          <w:tcPr>
+            <w:tcW w:w="1144" w:type="dxa"/>
+            <w:tcBorders>
+              <w:top w:val="single" w:sz="4" w:space="0" w:color="000000"/>
+              <w:left w:val="single" w:sz="4" w:space="0" w:color="000000"/>
+              <w:bottom w:val="single" w:sz="4" w:space="0" w:color="000000"/>
+              <w:right w:val="single" w:sz="4" w:space="0" w:color="000000"/>
+            </w:tcBorders>
+            <w:vAlign w:val="center"/>
+          </w:tcPr>
+          <w:p>
+            <w:pPr>
+              <w:rPr>
+                <w:rFonts w:ascii="Times New Roman" w:hAnsi="Times New Roman" w:cs="Times New Roman"/>
+                <w:sz w:val="26"/>
+                <w:szCs w:val="26"/>
+              </w:rPr>
+            </w:pPr>
+            <w:r>
+              <w:rPr>
+                <w:rFonts w:ascii="Times New Roman" w:hAnsi="Times New Roman" w:cs="Times New Roman"/>
+                <w:sz w:val="26"/>
+                <w:szCs w:val="26"/>
+              </w:rPr>
+            </w:r>
+          </w:p>
+        </w:tc>
+        <w:tc>
+          <w:tcPr>
             <w:tcW w:w="709" w:type="dxa"/>
             <w:tcBorders>
               <w:top w:val="single" w:sz="4" w:space="0" w:color="000000"/>
@@ -4767,69 +5203,41 @@
                 <w:szCs w:val="26"/>
               </w:rPr>
             </w:pPr>
-          </w:p>
-        </w:tc>
-        <w:tc>
-          <w:tcPr>
-            <w:tcW w:w="1276" w:type="dxa"/>
-            <w:tcBorders>
-              <w:top w:val="single" w:sz="4" w:space="0" w:color="000000"/>
-              <w:left w:val="single" w:sz="4" w:space="0" w:color="000000"/>
-              <w:bottom w:val="single" w:sz="4" w:space="0" w:color="000000"/>
-              <w:right w:val="single" w:sz="4" w:space="0" w:color="000000"/>
-            </w:tcBorders>
-            <w:vAlign w:val="center"/>
-          </w:tcPr>
-          <w:p>
-            <w:pPr>
-              <w:rPr>
-                <w:rFonts w:ascii="Times New Roman" w:hAnsi="Times New Roman" w:cs="Times New Roman"/>
-                <w:sz w:val="26"/>
-                <w:szCs w:val="26"/>
-              </w:rPr>
-            </w:pPr>
-          </w:p>
-        </w:tc>
-        <w:tc>
-          <w:tcPr>
-            <w:tcW w:w="708" w:type="dxa"/>
-            <w:tcBorders>
-              <w:top w:val="single" w:sz="4" w:space="0" w:color="000000"/>
-              <w:left w:val="single" w:sz="4" w:space="0" w:color="000000"/>
-              <w:bottom w:val="single" w:sz="4" w:space="0" w:color="000000"/>
-              <w:right w:val="single" w:sz="4" w:space="0" w:color="000000"/>
-            </w:tcBorders>
-            <w:vAlign w:val="center"/>
-          </w:tcPr>
-          <w:p>
-            <w:pPr>
-              <w:rPr>
-                <w:rFonts w:ascii="Times New Roman" w:hAnsi="Times New Roman" w:cs="Times New Roman"/>
-                <w:sz w:val="26"/>
-                <w:szCs w:val="26"/>
-              </w:rPr>
-            </w:pPr>
-          </w:p>
-        </w:tc>
-        <w:tc>
-          <w:tcPr>
-            <w:tcW w:w="3544" w:type="dxa"/>
-            <w:tcBorders>
-              <w:top w:val="single" w:sz="4" w:space="0" w:color="000000"/>
-              <w:left w:val="single" w:sz="4" w:space="0" w:color="000000"/>
-              <w:bottom w:val="single" w:sz="4" w:space="0" w:color="000000"/>
-              <w:right w:val="single" w:sz="4" w:space="0" w:color="000000"/>
-            </w:tcBorders>
-            <w:vAlign w:val="center"/>
-          </w:tcPr>
-          <w:p>
-            <w:pPr>
-              <w:rPr>
-                <w:rFonts w:ascii="Times New Roman" w:hAnsi="Times New Roman" w:cs="Times New Roman"/>
-                <w:sz w:val="26"/>
-                <w:szCs w:val="26"/>
-              </w:rPr>
-            </w:pPr>
+            <w:r>
+              <w:rPr>
+                <w:rFonts w:ascii="Times New Roman" w:hAnsi="Times New Roman" w:cs="Times New Roman"/>
+                <w:sz w:val="26"/>
+                <w:szCs w:val="26"/>
+              </w:rPr>
+            </w:r>
+          </w:p>
+        </w:tc>
+        <w:tc>
+          <w:tcPr>
+            <w:tcW w:w="3260" w:type="dxa"/>
+            <w:tcBorders>
+              <w:top w:val="single" w:sz="4" w:space="0" w:color="000000"/>
+              <w:left w:val="single" w:sz="4" w:space="0" w:color="000000"/>
+              <w:bottom w:val="single" w:sz="4" w:space="0" w:color="000000"/>
+              <w:right w:val="single" w:sz="4" w:space="0" w:color="000000"/>
+            </w:tcBorders>
+            <w:vAlign w:val="center"/>
+          </w:tcPr>
+          <w:p>
+            <w:pPr>
+              <w:rPr>
+                <w:rFonts w:ascii="Times New Roman" w:hAnsi="Times New Roman" w:cs="Times New Roman"/>
+                <w:sz w:val="26"/>
+                <w:szCs w:val="26"/>
+              </w:rPr>
+            </w:pPr>
+            <w:r>
+              <w:rPr>
+                <w:rFonts w:ascii="Times New Roman" w:hAnsi="Times New Roman" w:cs="Times New Roman"/>
+                <w:sz w:val="26"/>
+                <w:szCs w:val="26"/>
+              </w:rPr>
+            </w:r>
           </w:p>
         </w:tc>
         <w:tc>
@@ -4851,173 +5259,21 @@
                 <w:szCs w:val="26"/>
               </w:rPr>
             </w:pPr>
+            <w:r>
+              <w:rPr>
+                <w:rFonts w:ascii="Times New Roman" w:hAnsi="Times New Roman" w:cs="Times New Roman"/>
+                <w:sz w:val="26"/>
+                <w:szCs w:val="26"/>
+              </w:rPr>
+            </w:r>
           </w:p>
         </w:tc>
       </w:tr>
     </w:tbl>
     <w:p>
       <w:pPr>
-        <w:spacing w:after="0" w:line="240" w:lineRule="auto"/>
-        <w:jc w:val="center"/>
-        <w:rPr>
-          <w:i/>
-        </w:rPr>
+        <w:spacing w:before="0" w:after="0"/>
       </w:pPr>
-      <w:r>
-        <w:rPr>
-          <w:i/>
-        </w:rPr>
-        <w:t xml:space="preserve"> </w:t>
-      </w:r>
-    </w:p>
-    <w:p>
-      <w:pPr>
-        <w:spacing w:after="0" w:line="240" w:lineRule="auto"/>
-        <w:jc w:val="center"/>
-        <w:rPr>
-          <w:i/>
-        </w:rPr>
-      </w:pPr>
-    </w:p>
-    <w:tbl>
-      <w:tblPr>
-        <w:tblStyle w:val="TableGrid"/>
-        <w:tblW w:w="0" w:type="auto"/>
-        <w:tblBorders>
-          <w:top w:val="none" w:sz="0" w:space="0" w:color="auto"/>
-          <w:left w:val="none" w:sz="0" w:space="0" w:color="auto"/>
-          <w:bottom w:val="none" w:sz="0" w:space="0" w:color="auto"/>
-          <w:right w:val="none" w:sz="0" w:space="0" w:color="auto"/>
-          <w:insideH w:val="none" w:sz="0" w:space="0" w:color="auto"/>
-          <w:insideV w:val="none" w:sz="0" w:space="0" w:color="auto"/>
-        </w:tblBorders>
-        <w:tblLook w:val="04A0" w:firstRow="1" w:lastRow="0" w:firstColumn="1" w:lastColumn="0" w:noHBand="0" w:noVBand="1"/>
-      </w:tblPr>
-      <w:tblGrid>
-        <w:gridCol w:w="6716"/>
-        <w:gridCol w:w="3294"/>
-      </w:tblGrid>
-      <w:tr>
-        <w:tc>
-          <w:tcPr>
-            <w:tcW w:w="6091" w:type="dxa"/>
-          </w:tcPr>
-          <w:p>
-            <w:pPr>
-              <w:rPr>
-                <w:rFonts w:ascii="Times New Roman" w:hAnsi="Times New Roman" w:cs="Times New Roman"/>
-                <w:sz w:val="26"/>
-                <w:szCs w:val="26"/>
-              </w:rPr>
-            </w:pPr>
-            <w:r>
-              <w:rPr>
-                <w:rFonts w:ascii="Times New Roman" w:hAnsi="Times New Roman" w:cs="Times New Roman"/>
-                <w:sz w:val="26"/>
-                <w:szCs w:val="26"/>
-              </w:rPr>
-              <w:t>Kiểm tra, nhận xét</w:t>
-            </w:r>
-            <w:r>
-              <w:rPr>
-                <w:rFonts w:ascii="Times New Roman" w:hAnsi="Times New Roman" w:cs="Times New Roman"/>
-                <w:sz w:val="26"/>
-                <w:szCs w:val="26"/>
-              </w:rPr>
-              <w:br/>
-              <w:t>…………………………………………………………………</w:t>
-            </w:r>
-            <w:r>
-              <w:rPr>
-                <w:rFonts w:ascii="Times New Roman" w:hAnsi="Times New Roman" w:cs="Times New Roman"/>
-                <w:sz w:val="26"/>
-                <w:szCs w:val="26"/>
-              </w:rPr>
-              <w:br/>
-              <w:t>…………………………………………………………………</w:t>
-            </w:r>
-            <w:r>
-              <w:rPr>
-                <w:rFonts w:ascii="Times New Roman" w:hAnsi="Times New Roman" w:cs="Times New Roman"/>
-                <w:sz w:val="26"/>
-                <w:szCs w:val="26"/>
-              </w:rPr>
-              <w:br/>
-              <w:t>…………………………………………………………………</w:t>
-            </w:r>
-            <w:r>
-              <w:rPr>
-                <w:rFonts w:ascii="Times New Roman" w:hAnsi="Times New Roman" w:cs="Times New Roman"/>
-                <w:sz w:val="26"/>
-                <w:szCs w:val="26"/>
-              </w:rPr>
-              <w:br/>
-              <w:t>…………………………………………………………………</w:t>
-            </w:r>
-          </w:p>
-        </w:tc>
-        <w:tc>
-          <w:tcPr>
-            <w:tcW w:w="3909" w:type="dxa"/>
-          </w:tcPr>
-          <w:p>
-            <w:pPr>
-              <w:jc w:val="center"/>
-              <w:rPr>
-                <w:rFonts w:ascii="Times New Roman" w:hAnsi="Times New Roman" w:cs="Times New Roman"/>
-                <w:sz w:val="26"/>
-                <w:szCs w:val="26"/>
-              </w:rPr>
-            </w:pPr>
-            <w:r>
-              <w:rPr>
-                <w:rFonts w:ascii="Times New Roman" w:hAnsi="Times New Roman"/>
-                <w:sz w:val="26"/>
-              </w:rPr>
-              <w:t>Ngày 4 tháng 9 năm 2026</w:t>
-            </w:r>
-            <w:r>
-              <w:rPr>
-                <w:rFonts w:ascii="Times New Roman" w:hAnsi="Times New Roman"/>
-                <w:sz w:val="26"/>
-              </w:rPr>
-              <w:br/>
-              <w:t>Tổ trưởng</w:t>
-            </w:r>
-            <w:r>
-              <w:rPr>
-                <w:rFonts w:ascii="Times New Roman" w:hAnsi="Times New Roman"/>
-                <w:sz w:val="26"/>
-              </w:rPr>
-              <w:br/>
-            </w:r>
-            <w:r>
-              <w:rPr>
-                <w:rFonts w:ascii="Times New Roman" w:hAnsi="Times New Roman"/>
-                <w:sz w:val="26"/>
-              </w:rPr>
-              <w:br/>
-            </w:r>
-            <w:r>
-              <w:rPr>
-                <w:rFonts w:ascii="Times New Roman" w:hAnsi="Times New Roman"/>
-                <w:sz w:val="26"/>
-              </w:rPr>
-              <w:br/>
-            </w:r>
-            <w:r>
-              <w:rPr>
-                <w:rFonts w:ascii="Times New Roman" w:hAnsi="Times New Roman"/>
-                <w:sz w:val="26"/>
-              </w:rPr>
-              <w:br/>
-              <w:t>Nguyễn Thị Ngọc</w:t>
-            </w:r>
-          </w:p>
-        </w:tc>
-      </w:tr>
-    </w:tbl>
-    <w:p>
       <w:r>
         <w:br w:type="page"/>
       </w:r>
@@ -5031,10 +5287,11 @@
       </w:pPr>
       <w:r>
         <w:rPr>
+          <w:rFonts w:ascii="Times New Roman" w:hAnsi="Times New Roman"/>
           <w:i/>
+          <w:sz w:val="26"/>
         </w:rPr>
-        <w:lastRenderedPageBreak/>
-        <w:t>Buổi…chiều…..Tuần…06…(Từ ngày…07/09/2026…đến ngày:… 11/09/2026….)</w:t>
+        <w:t>Buổi chiều    Tuần 06 (Từ ngày 07/09/2026 đến ngày 11/09/2026)</w:t>
       </w:r>
     </w:p>
     <w:tbl>
@@ -5392,6 +5649,12 @@
                 <w:szCs w:val="26"/>
               </w:rPr>
             </w:pPr>
+            <w:r>
+              <w:rPr>
+                <w:rFonts w:ascii="Times New Roman" w:hAnsi="Times New Roman"/>
+                <w:sz w:val="26"/>
+              </w:rPr>
+            </w:r>
           </w:p>
         </w:tc>
         <w:tc>
@@ -5413,6 +5676,12 @@
                 <w:szCs w:val="26"/>
               </w:rPr>
             </w:pPr>
+            <w:r>
+              <w:rPr>
+                <w:rFonts w:ascii="Times New Roman" w:hAnsi="Times New Roman"/>
+                <w:sz w:val="26"/>
+              </w:rPr>
+            </w:r>
           </w:p>
         </w:tc>
         <w:tc>
@@ -5434,6 +5703,12 @@
                 <w:szCs w:val="26"/>
               </w:rPr>
             </w:pPr>
+            <w:r>
+              <w:rPr>
+                <w:rFonts w:ascii="Times New Roman" w:hAnsi="Times New Roman"/>
+                <w:sz w:val="26"/>
+              </w:rPr>
+            </w:r>
           </w:p>
         </w:tc>
         <w:tc>
@@ -5455,6 +5730,12 @@
                 <w:szCs w:val="26"/>
               </w:rPr>
             </w:pPr>
+            <w:r>
+              <w:rPr>
+                <w:rFonts w:ascii="Times New Roman" w:hAnsi="Times New Roman"/>
+                <w:sz w:val="26"/>
+              </w:rPr>
+            </w:r>
           </w:p>
         </w:tc>
         <w:tc>
@@ -5476,6 +5757,12 @@
                 <w:szCs w:val="26"/>
               </w:rPr>
             </w:pPr>
+            <w:r>
+              <w:rPr>
+                <w:rFonts w:ascii="Times New Roman" w:hAnsi="Times New Roman"/>
+                <w:sz w:val="26"/>
+              </w:rPr>
+            </w:r>
           </w:p>
         </w:tc>
       </w:tr>
@@ -5553,6 +5840,12 @@
                 <w:szCs w:val="26"/>
               </w:rPr>
             </w:pPr>
+            <w:r>
+              <w:rPr>
+                <w:rFonts w:ascii="Times New Roman" w:hAnsi="Times New Roman"/>
+                <w:sz w:val="26"/>
+              </w:rPr>
+            </w:r>
           </w:p>
         </w:tc>
         <w:tc>
@@ -5574,6 +5867,12 @@
                 <w:szCs w:val="26"/>
               </w:rPr>
             </w:pPr>
+            <w:r>
+              <w:rPr>
+                <w:rFonts w:ascii="Times New Roman" w:hAnsi="Times New Roman"/>
+                <w:sz w:val="26"/>
+              </w:rPr>
+            </w:r>
           </w:p>
         </w:tc>
         <w:tc>
@@ -5595,6 +5894,12 @@
                 <w:szCs w:val="26"/>
               </w:rPr>
             </w:pPr>
+            <w:r>
+              <w:rPr>
+                <w:rFonts w:ascii="Times New Roman" w:hAnsi="Times New Roman"/>
+                <w:sz w:val="26"/>
+              </w:rPr>
+            </w:r>
           </w:p>
         </w:tc>
         <w:tc>
@@ -5616,6 +5921,12 @@
                 <w:szCs w:val="26"/>
               </w:rPr>
             </w:pPr>
+            <w:r>
+              <w:rPr>
+                <w:rFonts w:ascii="Times New Roman" w:hAnsi="Times New Roman"/>
+                <w:sz w:val="26"/>
+              </w:rPr>
+            </w:r>
           </w:p>
         </w:tc>
         <w:tc>
@@ -5637,6 +5948,12 @@
                 <w:szCs w:val="26"/>
               </w:rPr>
             </w:pPr>
+            <w:r>
+              <w:rPr>
+                <w:rFonts w:ascii="Times New Roman" w:hAnsi="Times New Roman"/>
+                <w:sz w:val="26"/>
+              </w:rPr>
+            </w:r>
           </w:p>
         </w:tc>
       </w:tr>
@@ -5910,6 +6227,12 @@
                 <w:szCs w:val="26"/>
               </w:rPr>
             </w:pPr>
+            <w:r>
+              <w:rPr>
+                <w:rFonts w:ascii="Times New Roman" w:hAnsi="Times New Roman"/>
+                <w:sz w:val="26"/>
+              </w:rPr>
+            </w:r>
           </w:p>
         </w:tc>
         <w:tc>
@@ -5931,6 +6254,12 @@
                 <w:szCs w:val="26"/>
               </w:rPr>
             </w:pPr>
+            <w:r>
+              <w:rPr>
+                <w:rFonts w:ascii="Times New Roman" w:hAnsi="Times New Roman"/>
+                <w:sz w:val="26"/>
+              </w:rPr>
+            </w:r>
           </w:p>
         </w:tc>
         <w:tc>
@@ -5952,6 +6281,12 @@
                 <w:szCs w:val="26"/>
               </w:rPr>
             </w:pPr>
+            <w:r>
+              <w:rPr>
+                <w:rFonts w:ascii="Times New Roman" w:hAnsi="Times New Roman"/>
+                <w:sz w:val="26"/>
+              </w:rPr>
+            </w:r>
           </w:p>
         </w:tc>
         <w:tc>
@@ -5973,6 +6308,12 @@
                 <w:szCs w:val="26"/>
               </w:rPr>
             </w:pPr>
+            <w:r>
+              <w:rPr>
+                <w:rFonts w:ascii="Times New Roman" w:hAnsi="Times New Roman"/>
+                <w:sz w:val="26"/>
+              </w:rPr>
+            </w:r>
           </w:p>
         </w:tc>
         <w:tc>
@@ -5994,6 +6335,12 @@
                 <w:szCs w:val="26"/>
               </w:rPr>
             </w:pPr>
+            <w:r>
+              <w:rPr>
+                <w:rFonts w:ascii="Times New Roman" w:hAnsi="Times New Roman"/>
+                <w:sz w:val="26"/>
+              </w:rPr>
+            </w:r>
           </w:p>
         </w:tc>
       </w:tr>
@@ -6071,6 +6418,12 @@
                 <w:szCs w:val="26"/>
               </w:rPr>
             </w:pPr>
+            <w:r>
+              <w:rPr>
+                <w:rFonts w:ascii="Times New Roman" w:hAnsi="Times New Roman"/>
+                <w:sz w:val="26"/>
+              </w:rPr>
+            </w:r>
           </w:p>
         </w:tc>
         <w:tc>
@@ -6092,6 +6445,12 @@
                 <w:szCs w:val="26"/>
               </w:rPr>
             </w:pPr>
+            <w:r>
+              <w:rPr>
+                <w:rFonts w:ascii="Times New Roman" w:hAnsi="Times New Roman"/>
+                <w:sz w:val="26"/>
+              </w:rPr>
+            </w:r>
           </w:p>
         </w:tc>
         <w:tc>
@@ -6113,6 +6472,12 @@
                 <w:szCs w:val="26"/>
               </w:rPr>
             </w:pPr>
+            <w:r>
+              <w:rPr>
+                <w:rFonts w:ascii="Times New Roman" w:hAnsi="Times New Roman"/>
+                <w:sz w:val="26"/>
+              </w:rPr>
+            </w:r>
           </w:p>
         </w:tc>
         <w:tc>
@@ -6134,6 +6499,12 @@
                 <w:szCs w:val="26"/>
               </w:rPr>
             </w:pPr>
+            <w:r>
+              <w:rPr>
+                <w:rFonts w:ascii="Times New Roman" w:hAnsi="Times New Roman"/>
+                <w:sz w:val="26"/>
+              </w:rPr>
+            </w:r>
           </w:p>
         </w:tc>
         <w:tc>
@@ -6155,6 +6526,12 @@
                 <w:szCs w:val="26"/>
               </w:rPr>
             </w:pPr>
+            <w:r>
+              <w:rPr>
+                <w:rFonts w:ascii="Times New Roman" w:hAnsi="Times New Roman"/>
+                <w:sz w:val="26"/>
+              </w:rPr>
+            </w:r>
           </w:p>
         </w:tc>
       </w:tr>
@@ -6238,6 +6615,13 @@
                 <w:szCs w:val="26"/>
               </w:rPr>
             </w:pPr>
+            <w:r>
+              <w:rPr>
+                <w:rFonts w:ascii="Times New Roman" w:hAnsi="Times New Roman" w:cs="Times New Roman"/>
+                <w:sz w:val="26"/>
+                <w:szCs w:val="26"/>
+              </w:rPr>
+            </w:r>
           </w:p>
         </w:tc>
         <w:tc>
@@ -6259,6 +6643,13 @@
                 <w:szCs w:val="26"/>
               </w:rPr>
             </w:pPr>
+            <w:r>
+              <w:rPr>
+                <w:rFonts w:ascii="Times New Roman" w:hAnsi="Times New Roman" w:cs="Times New Roman"/>
+                <w:sz w:val="26"/>
+                <w:szCs w:val="26"/>
+              </w:rPr>
+            </w:r>
           </w:p>
         </w:tc>
         <w:tc>
@@ -6280,6 +6671,13 @@
                 <w:szCs w:val="26"/>
               </w:rPr>
             </w:pPr>
+            <w:r>
+              <w:rPr>
+                <w:rFonts w:ascii="Times New Roman" w:hAnsi="Times New Roman" w:cs="Times New Roman"/>
+                <w:sz w:val="26"/>
+                <w:szCs w:val="26"/>
+              </w:rPr>
+            </w:r>
           </w:p>
         </w:tc>
         <w:tc>
@@ -6301,6 +6699,13 @@
                 <w:szCs w:val="26"/>
               </w:rPr>
             </w:pPr>
+            <w:r>
+              <w:rPr>
+                <w:rFonts w:ascii="Times New Roman" w:hAnsi="Times New Roman" w:cs="Times New Roman"/>
+                <w:sz w:val="26"/>
+                <w:szCs w:val="26"/>
+              </w:rPr>
+            </w:r>
           </w:p>
         </w:tc>
         <w:tc>
@@ -6322,6 +6727,13 @@
                 <w:szCs w:val="26"/>
               </w:rPr>
             </w:pPr>
+            <w:r>
+              <w:rPr>
+                <w:rFonts w:ascii="Times New Roman" w:hAnsi="Times New Roman" w:cs="Times New Roman"/>
+                <w:sz w:val="26"/>
+                <w:szCs w:val="26"/>
+              </w:rPr>
+            </w:r>
           </w:p>
         </w:tc>
       </w:tr>
@@ -6401,6 +6813,13 @@
                 <w:szCs w:val="26"/>
               </w:rPr>
             </w:pPr>
+            <w:r>
+              <w:rPr>
+                <w:rFonts w:ascii="Times New Roman" w:hAnsi="Times New Roman" w:cs="Times New Roman"/>
+                <w:sz w:val="26"/>
+                <w:szCs w:val="26"/>
+              </w:rPr>
+            </w:r>
           </w:p>
         </w:tc>
         <w:tc>
@@ -6422,6 +6841,13 @@
                 <w:szCs w:val="26"/>
               </w:rPr>
             </w:pPr>
+            <w:r>
+              <w:rPr>
+                <w:rFonts w:ascii="Times New Roman" w:hAnsi="Times New Roman" w:cs="Times New Roman"/>
+                <w:sz w:val="26"/>
+                <w:szCs w:val="26"/>
+              </w:rPr>
+            </w:r>
           </w:p>
         </w:tc>
         <w:tc>
@@ -6443,6 +6869,13 @@
                 <w:szCs w:val="26"/>
               </w:rPr>
             </w:pPr>
+            <w:r>
+              <w:rPr>
+                <w:rFonts w:ascii="Times New Roman" w:hAnsi="Times New Roman" w:cs="Times New Roman"/>
+                <w:sz w:val="26"/>
+                <w:szCs w:val="26"/>
+              </w:rPr>
+            </w:r>
           </w:p>
         </w:tc>
         <w:tc>
@@ -6464,6 +6897,13 @@
                 <w:szCs w:val="26"/>
               </w:rPr>
             </w:pPr>
+            <w:r>
+              <w:rPr>
+                <w:rFonts w:ascii="Times New Roman" w:hAnsi="Times New Roman" w:cs="Times New Roman"/>
+                <w:sz w:val="26"/>
+                <w:szCs w:val="26"/>
+              </w:rPr>
+            </w:r>
           </w:p>
         </w:tc>
         <w:tc>
@@ -6485,6 +6925,13 @@
                 <w:szCs w:val="26"/>
               </w:rPr>
             </w:pPr>
+            <w:r>
+              <w:rPr>
+                <w:rFonts w:ascii="Times New Roman" w:hAnsi="Times New Roman" w:cs="Times New Roman"/>
+                <w:sz w:val="26"/>
+                <w:szCs w:val="26"/>
+              </w:rPr>
+            </w:r>
           </w:p>
         </w:tc>
       </w:tr>
@@ -6564,6 +7011,13 @@
                 <w:szCs w:val="26"/>
               </w:rPr>
             </w:pPr>
+            <w:r>
+              <w:rPr>
+                <w:rFonts w:ascii="Times New Roman" w:hAnsi="Times New Roman" w:cs="Times New Roman"/>
+                <w:sz w:val="26"/>
+                <w:szCs w:val="26"/>
+              </w:rPr>
+            </w:r>
           </w:p>
         </w:tc>
         <w:tc>
@@ -6585,6 +7039,13 @@
                 <w:szCs w:val="26"/>
               </w:rPr>
             </w:pPr>
+            <w:r>
+              <w:rPr>
+                <w:rFonts w:ascii="Times New Roman" w:hAnsi="Times New Roman" w:cs="Times New Roman"/>
+                <w:sz w:val="26"/>
+                <w:szCs w:val="26"/>
+              </w:rPr>
+            </w:r>
           </w:p>
         </w:tc>
         <w:tc>
@@ -6606,6 +7067,13 @@
                 <w:szCs w:val="26"/>
               </w:rPr>
             </w:pPr>
+            <w:r>
+              <w:rPr>
+                <w:rFonts w:ascii="Times New Roman" w:hAnsi="Times New Roman" w:cs="Times New Roman"/>
+                <w:sz w:val="26"/>
+                <w:szCs w:val="26"/>
+              </w:rPr>
+            </w:r>
           </w:p>
         </w:tc>
         <w:tc>
@@ -6627,6 +7095,13 @@
                 <w:szCs w:val="26"/>
               </w:rPr>
             </w:pPr>
+            <w:r>
+              <w:rPr>
+                <w:rFonts w:ascii="Times New Roman" w:hAnsi="Times New Roman" w:cs="Times New Roman"/>
+                <w:sz w:val="26"/>
+                <w:szCs w:val="26"/>
+              </w:rPr>
+            </w:r>
           </w:p>
         </w:tc>
         <w:tc>
@@ -6648,6 +7123,13 @@
                 <w:szCs w:val="26"/>
               </w:rPr>
             </w:pPr>
+            <w:r>
+              <w:rPr>
+                <w:rFonts w:ascii="Times New Roman" w:hAnsi="Times New Roman" w:cs="Times New Roman"/>
+                <w:sz w:val="26"/>
+                <w:szCs w:val="26"/>
+              </w:rPr>
+            </w:r>
           </w:p>
         </w:tc>
       </w:tr>
@@ -6727,6 +7209,13 @@
                 <w:szCs w:val="26"/>
               </w:rPr>
             </w:pPr>
+            <w:r>
+              <w:rPr>
+                <w:rFonts w:ascii="Times New Roman" w:hAnsi="Times New Roman" w:cs="Times New Roman"/>
+                <w:sz w:val="26"/>
+                <w:szCs w:val="26"/>
+              </w:rPr>
+            </w:r>
           </w:p>
         </w:tc>
         <w:tc>
@@ -6748,6 +7237,13 @@
                 <w:szCs w:val="26"/>
               </w:rPr>
             </w:pPr>
+            <w:r>
+              <w:rPr>
+                <w:rFonts w:ascii="Times New Roman" w:hAnsi="Times New Roman" w:cs="Times New Roman"/>
+                <w:sz w:val="26"/>
+                <w:szCs w:val="26"/>
+              </w:rPr>
+            </w:r>
           </w:p>
         </w:tc>
         <w:tc>
@@ -6769,6 +7265,13 @@
                 <w:szCs w:val="26"/>
               </w:rPr>
             </w:pPr>
+            <w:r>
+              <w:rPr>
+                <w:rFonts w:ascii="Times New Roman" w:hAnsi="Times New Roman" w:cs="Times New Roman"/>
+                <w:sz w:val="26"/>
+                <w:szCs w:val="26"/>
+              </w:rPr>
+            </w:r>
           </w:p>
         </w:tc>
         <w:tc>
@@ -6790,6 +7293,13 @@
                 <w:szCs w:val="26"/>
               </w:rPr>
             </w:pPr>
+            <w:r>
+              <w:rPr>
+                <w:rFonts w:ascii="Times New Roman" w:hAnsi="Times New Roman" w:cs="Times New Roman"/>
+                <w:sz w:val="26"/>
+                <w:szCs w:val="26"/>
+              </w:rPr>
+            </w:r>
           </w:p>
         </w:tc>
         <w:tc>
@@ -6811,6 +7321,13 @@
                 <w:szCs w:val="26"/>
               </w:rPr>
             </w:pPr>
+            <w:r>
+              <w:rPr>
+                <w:rFonts w:ascii="Times New Roman" w:hAnsi="Times New Roman" w:cs="Times New Roman"/>
+                <w:sz w:val="26"/>
+                <w:szCs w:val="26"/>
+              </w:rPr>
+            </w:r>
           </w:p>
         </w:tc>
       </w:tr>
@@ -6890,6 +7407,12 @@
                 <w:szCs w:val="26"/>
               </w:rPr>
             </w:pPr>
+            <w:r>
+              <w:rPr>
+                <w:rFonts w:ascii="Times New Roman" w:hAnsi="Times New Roman"/>
+                <w:sz w:val="26"/>
+              </w:rPr>
+            </w:r>
           </w:p>
         </w:tc>
         <w:tc>
@@ -6911,6 +7434,12 @@
                 <w:szCs w:val="26"/>
               </w:rPr>
             </w:pPr>
+            <w:r>
+              <w:rPr>
+                <w:rFonts w:ascii="Times New Roman" w:hAnsi="Times New Roman"/>
+                <w:sz w:val="26"/>
+              </w:rPr>
+            </w:r>
           </w:p>
         </w:tc>
         <w:tc>
@@ -6932,6 +7461,12 @@
                 <w:szCs w:val="26"/>
               </w:rPr>
             </w:pPr>
+            <w:r>
+              <w:rPr>
+                <w:rFonts w:ascii="Times New Roman" w:hAnsi="Times New Roman"/>
+                <w:sz w:val="26"/>
+              </w:rPr>
+            </w:r>
           </w:p>
         </w:tc>
         <w:tc>
@@ -6953,6 +7488,12 @@
                 <w:szCs w:val="26"/>
               </w:rPr>
             </w:pPr>
+            <w:r>
+              <w:rPr>
+                <w:rFonts w:ascii="Times New Roman" w:hAnsi="Times New Roman"/>
+                <w:sz w:val="26"/>
+              </w:rPr>
+            </w:r>
           </w:p>
         </w:tc>
         <w:tc>
@@ -6974,6 +7515,12 @@
                 <w:szCs w:val="26"/>
               </w:rPr>
             </w:pPr>
+            <w:r>
+              <w:rPr>
+                <w:rFonts w:ascii="Times New Roman" w:hAnsi="Times New Roman"/>
+                <w:sz w:val="26"/>
+              </w:rPr>
+            </w:r>
           </w:p>
         </w:tc>
       </w:tr>
@@ -7057,6 +7604,12 @@
                 <w:szCs w:val="26"/>
               </w:rPr>
             </w:pPr>
+            <w:r>
+              <w:rPr>
+                <w:rFonts w:ascii="Times New Roman" w:hAnsi="Times New Roman"/>
+                <w:sz w:val="26"/>
+              </w:rPr>
+            </w:r>
           </w:p>
         </w:tc>
         <w:tc>
@@ -7078,6 +7631,12 @@
                 <w:szCs w:val="26"/>
               </w:rPr>
             </w:pPr>
+            <w:r>
+              <w:rPr>
+                <w:rFonts w:ascii="Times New Roman" w:hAnsi="Times New Roman"/>
+                <w:sz w:val="26"/>
+              </w:rPr>
+            </w:r>
           </w:p>
         </w:tc>
         <w:tc>
@@ -7099,6 +7658,12 @@
                 <w:szCs w:val="26"/>
               </w:rPr>
             </w:pPr>
+            <w:r>
+              <w:rPr>
+                <w:rFonts w:ascii="Times New Roman" w:hAnsi="Times New Roman"/>
+                <w:sz w:val="26"/>
+              </w:rPr>
+            </w:r>
           </w:p>
         </w:tc>
         <w:tc>
@@ -7120,6 +7685,12 @@
                 <w:szCs w:val="26"/>
               </w:rPr>
             </w:pPr>
+            <w:r>
+              <w:rPr>
+                <w:rFonts w:ascii="Times New Roman" w:hAnsi="Times New Roman"/>
+                <w:sz w:val="26"/>
+              </w:rPr>
+            </w:r>
           </w:p>
         </w:tc>
         <w:tc>
@@ -7141,6 +7712,12 @@
                 <w:szCs w:val="26"/>
               </w:rPr>
             </w:pPr>
+            <w:r>
+              <w:rPr>
+                <w:rFonts w:ascii="Times New Roman" w:hAnsi="Times New Roman"/>
+                <w:sz w:val="26"/>
+              </w:rPr>
+            </w:r>
           </w:p>
         </w:tc>
       </w:tr>
@@ -7220,6 +7797,12 @@
                 <w:szCs w:val="26"/>
               </w:rPr>
             </w:pPr>
+            <w:r>
+              <w:rPr>
+                <w:rFonts w:ascii="Times New Roman" w:hAnsi="Times New Roman"/>
+                <w:sz w:val="26"/>
+              </w:rPr>
+            </w:r>
           </w:p>
         </w:tc>
         <w:tc>
@@ -7241,6 +7824,12 @@
                 <w:szCs w:val="26"/>
               </w:rPr>
             </w:pPr>
+            <w:r>
+              <w:rPr>
+                <w:rFonts w:ascii="Times New Roman" w:hAnsi="Times New Roman"/>
+                <w:sz w:val="26"/>
+              </w:rPr>
+            </w:r>
           </w:p>
         </w:tc>
         <w:tc>
@@ -7262,6 +7851,12 @@
                 <w:szCs w:val="26"/>
               </w:rPr>
             </w:pPr>
+            <w:r>
+              <w:rPr>
+                <w:rFonts w:ascii="Times New Roman" w:hAnsi="Times New Roman"/>
+                <w:sz w:val="26"/>
+              </w:rPr>
+            </w:r>
           </w:p>
         </w:tc>
         <w:tc>
@@ -7283,6 +7878,12 @@
                 <w:szCs w:val="26"/>
               </w:rPr>
             </w:pPr>
+            <w:r>
+              <w:rPr>
+                <w:rFonts w:ascii="Times New Roman" w:hAnsi="Times New Roman"/>
+                <w:sz w:val="26"/>
+              </w:rPr>
+            </w:r>
           </w:p>
         </w:tc>
         <w:tc>
@@ -7304,6 +7905,12 @@
                 <w:szCs w:val="26"/>
               </w:rPr>
             </w:pPr>
+            <w:r>
+              <w:rPr>
+                <w:rFonts w:ascii="Times New Roman" w:hAnsi="Times New Roman"/>
+                <w:sz w:val="26"/>
+              </w:rPr>
+            </w:r>
           </w:p>
         </w:tc>
       </w:tr>
@@ -7789,6 +8396,12 @@
                 <w:szCs w:val="26"/>
               </w:rPr>
             </w:pPr>
+            <w:r>
+              <w:rPr>
+                <w:rFonts w:ascii="Times New Roman" w:hAnsi="Times New Roman"/>
+                <w:sz w:val="26"/>
+              </w:rPr>
+            </w:r>
           </w:p>
         </w:tc>
         <w:tc>
@@ -7810,6 +8423,12 @@
                 <w:szCs w:val="26"/>
               </w:rPr>
             </w:pPr>
+            <w:r>
+              <w:rPr>
+                <w:rFonts w:ascii="Times New Roman" w:hAnsi="Times New Roman"/>
+                <w:sz w:val="26"/>
+              </w:rPr>
+            </w:r>
           </w:p>
         </w:tc>
         <w:tc>
@@ -7831,6 +8450,12 @@
                 <w:szCs w:val="26"/>
               </w:rPr>
             </w:pPr>
+            <w:r>
+              <w:rPr>
+                <w:rFonts w:ascii="Times New Roman" w:hAnsi="Times New Roman"/>
+                <w:sz w:val="26"/>
+              </w:rPr>
+            </w:r>
           </w:p>
         </w:tc>
         <w:tc>
@@ -7852,6 +8477,12 @@
                 <w:szCs w:val="26"/>
               </w:rPr>
             </w:pPr>
+            <w:r>
+              <w:rPr>
+                <w:rFonts w:ascii="Times New Roman" w:hAnsi="Times New Roman"/>
+                <w:sz w:val="26"/>
+              </w:rPr>
+            </w:r>
           </w:p>
         </w:tc>
         <w:tc>
@@ -7873,6 +8504,12 @@
                 <w:szCs w:val="26"/>
               </w:rPr>
             </w:pPr>
+            <w:r>
+              <w:rPr>
+                <w:rFonts w:ascii="Times New Roman" w:hAnsi="Times New Roman"/>
+                <w:sz w:val="26"/>
+              </w:rPr>
+            </w:r>
           </w:p>
         </w:tc>
       </w:tr>
@@ -8768,6 +9405,12 @@
                 <w:szCs w:val="26"/>
               </w:rPr>
             </w:pPr>
+            <w:r>
+              <w:rPr>
+                <w:rFonts w:ascii="Times New Roman" w:hAnsi="Times New Roman"/>
+                <w:sz w:val="26"/>
+              </w:rPr>
+            </w:r>
           </w:p>
         </w:tc>
         <w:tc>
@@ -8789,6 +9432,12 @@
                 <w:szCs w:val="26"/>
               </w:rPr>
             </w:pPr>
+            <w:r>
+              <w:rPr>
+                <w:rFonts w:ascii="Times New Roman" w:hAnsi="Times New Roman"/>
+                <w:sz w:val="26"/>
+              </w:rPr>
+            </w:r>
           </w:p>
         </w:tc>
         <w:tc>
@@ -8810,6 +9459,12 @@
                 <w:szCs w:val="26"/>
               </w:rPr>
             </w:pPr>
+            <w:r>
+              <w:rPr>
+                <w:rFonts w:ascii="Times New Roman" w:hAnsi="Times New Roman"/>
+                <w:sz w:val="26"/>
+              </w:rPr>
+            </w:r>
           </w:p>
         </w:tc>
         <w:tc>
@@ -8831,6 +9486,12 @@
                 <w:szCs w:val="26"/>
               </w:rPr>
             </w:pPr>
+            <w:r>
+              <w:rPr>
+                <w:rFonts w:ascii="Times New Roman" w:hAnsi="Times New Roman"/>
+                <w:sz w:val="26"/>
+              </w:rPr>
+            </w:r>
           </w:p>
         </w:tc>
         <w:tc>
@@ -8852,6 +9513,12 @@
                 <w:szCs w:val="26"/>
               </w:rPr>
             </w:pPr>
+            <w:r>
+              <w:rPr>
+                <w:rFonts w:ascii="Times New Roman" w:hAnsi="Times New Roman"/>
+                <w:sz w:val="26"/>
+              </w:rPr>
+            </w:r>
           </w:p>
         </w:tc>
       </w:tr>
@@ -8935,6 +9602,13 @@
                 <w:szCs w:val="26"/>
               </w:rPr>
             </w:pPr>
+            <w:r>
+              <w:rPr>
+                <w:rFonts w:ascii="Times New Roman" w:hAnsi="Times New Roman" w:cs="Times New Roman"/>
+                <w:sz w:val="26"/>
+                <w:szCs w:val="26"/>
+              </w:rPr>
+            </w:r>
           </w:p>
         </w:tc>
         <w:tc>
@@ -8956,6 +9630,13 @@
                 <w:szCs w:val="26"/>
               </w:rPr>
             </w:pPr>
+            <w:r>
+              <w:rPr>
+                <w:rFonts w:ascii="Times New Roman" w:hAnsi="Times New Roman" w:cs="Times New Roman"/>
+                <w:sz w:val="26"/>
+                <w:szCs w:val="26"/>
+              </w:rPr>
+            </w:r>
           </w:p>
         </w:tc>
         <w:tc>
@@ -8977,6 +9658,13 @@
                 <w:szCs w:val="26"/>
               </w:rPr>
             </w:pPr>
+            <w:r>
+              <w:rPr>
+                <w:rFonts w:ascii="Times New Roman" w:hAnsi="Times New Roman" w:cs="Times New Roman"/>
+                <w:sz w:val="26"/>
+                <w:szCs w:val="26"/>
+              </w:rPr>
+            </w:r>
           </w:p>
         </w:tc>
         <w:tc>
@@ -8998,6 +9686,13 @@
                 <w:szCs w:val="26"/>
               </w:rPr>
             </w:pPr>
+            <w:r>
+              <w:rPr>
+                <w:rFonts w:ascii="Times New Roman" w:hAnsi="Times New Roman" w:cs="Times New Roman"/>
+                <w:sz w:val="26"/>
+                <w:szCs w:val="26"/>
+              </w:rPr>
+            </w:r>
           </w:p>
         </w:tc>
         <w:tc>
@@ -9019,6 +9714,13 @@
                 <w:szCs w:val="26"/>
               </w:rPr>
             </w:pPr>
+            <w:r>
+              <w:rPr>
+                <w:rFonts w:ascii="Times New Roman" w:hAnsi="Times New Roman" w:cs="Times New Roman"/>
+                <w:sz w:val="26"/>
+                <w:szCs w:val="26"/>
+              </w:rPr>
+            </w:r>
           </w:p>
         </w:tc>
       </w:tr>
@@ -9095,6 +9797,13 @@
                 <w:szCs w:val="26"/>
               </w:rPr>
             </w:pPr>
+            <w:r>
+              <w:rPr>
+                <w:rFonts w:ascii="Times New Roman" w:hAnsi="Times New Roman" w:cs="Times New Roman"/>
+                <w:sz w:val="26"/>
+                <w:szCs w:val="26"/>
+              </w:rPr>
+            </w:r>
           </w:p>
         </w:tc>
         <w:tc>
@@ -9116,6 +9825,13 @@
                 <w:szCs w:val="26"/>
               </w:rPr>
             </w:pPr>
+            <w:r>
+              <w:rPr>
+                <w:rFonts w:ascii="Times New Roman" w:hAnsi="Times New Roman" w:cs="Times New Roman"/>
+                <w:sz w:val="26"/>
+                <w:szCs w:val="26"/>
+              </w:rPr>
+            </w:r>
           </w:p>
         </w:tc>
         <w:tc>
@@ -9137,6 +9853,13 @@
                 <w:szCs w:val="26"/>
               </w:rPr>
             </w:pPr>
+            <w:r>
+              <w:rPr>
+                <w:rFonts w:ascii="Times New Roman" w:hAnsi="Times New Roman" w:cs="Times New Roman"/>
+                <w:sz w:val="26"/>
+                <w:szCs w:val="26"/>
+              </w:rPr>
+            </w:r>
           </w:p>
         </w:tc>
         <w:tc>
@@ -9158,6 +9881,13 @@
                 <w:szCs w:val="26"/>
               </w:rPr>
             </w:pPr>
+            <w:r>
+              <w:rPr>
+                <w:rFonts w:ascii="Times New Roman" w:hAnsi="Times New Roman" w:cs="Times New Roman"/>
+                <w:sz w:val="26"/>
+                <w:szCs w:val="26"/>
+              </w:rPr>
+            </w:r>
           </w:p>
         </w:tc>
         <w:tc>
@@ -9179,6 +9909,13 @@
                 <w:szCs w:val="26"/>
               </w:rPr>
             </w:pPr>
+            <w:r>
+              <w:rPr>
+                <w:rFonts w:ascii="Times New Roman" w:hAnsi="Times New Roman" w:cs="Times New Roman"/>
+                <w:sz w:val="26"/>
+                <w:szCs w:val="26"/>
+              </w:rPr>
+            </w:r>
           </w:p>
         </w:tc>
       </w:tr>
@@ -9255,6 +9992,13 @@
                 <w:szCs w:val="26"/>
               </w:rPr>
             </w:pPr>
+            <w:r>
+              <w:rPr>
+                <w:rFonts w:ascii="Times New Roman" w:hAnsi="Times New Roman" w:cs="Times New Roman"/>
+                <w:sz w:val="26"/>
+                <w:szCs w:val="26"/>
+              </w:rPr>
+            </w:r>
           </w:p>
         </w:tc>
         <w:tc>
@@ -9276,6 +10020,13 @@
                 <w:szCs w:val="26"/>
               </w:rPr>
             </w:pPr>
+            <w:r>
+              <w:rPr>
+                <w:rFonts w:ascii="Times New Roman" w:hAnsi="Times New Roman" w:cs="Times New Roman"/>
+                <w:sz w:val="26"/>
+                <w:szCs w:val="26"/>
+              </w:rPr>
+            </w:r>
           </w:p>
         </w:tc>
         <w:tc>
@@ -9297,6 +10048,13 @@
                 <w:szCs w:val="26"/>
               </w:rPr>
             </w:pPr>
+            <w:r>
+              <w:rPr>
+                <w:rFonts w:ascii="Times New Roman" w:hAnsi="Times New Roman" w:cs="Times New Roman"/>
+                <w:sz w:val="26"/>
+                <w:szCs w:val="26"/>
+              </w:rPr>
+            </w:r>
           </w:p>
         </w:tc>
         <w:tc>
@@ -9318,6 +10076,13 @@
                 <w:szCs w:val="26"/>
               </w:rPr>
             </w:pPr>
+            <w:r>
+              <w:rPr>
+                <w:rFonts w:ascii="Times New Roman" w:hAnsi="Times New Roman" w:cs="Times New Roman"/>
+                <w:sz w:val="26"/>
+                <w:szCs w:val="26"/>
+              </w:rPr>
+            </w:r>
           </w:p>
         </w:tc>
         <w:tc>
@@ -9339,6 +10104,13 @@
                 <w:szCs w:val="26"/>
               </w:rPr>
             </w:pPr>
+            <w:r>
+              <w:rPr>
+                <w:rFonts w:ascii="Times New Roman" w:hAnsi="Times New Roman" w:cs="Times New Roman"/>
+                <w:sz w:val="26"/>
+                <w:szCs w:val="26"/>
+              </w:rPr>
+            </w:r>
           </w:p>
         </w:tc>
       </w:tr>
@@ -9415,6 +10187,12 @@
                 <w:szCs w:val="26"/>
               </w:rPr>
             </w:pPr>
+            <w:r>
+              <w:rPr>
+                <w:rFonts w:ascii="Times New Roman" w:hAnsi="Times New Roman"/>
+                <w:sz w:val="26"/>
+              </w:rPr>
+            </w:r>
           </w:p>
         </w:tc>
         <w:tc>
@@ -9436,6 +10214,12 @@
                 <w:szCs w:val="26"/>
               </w:rPr>
             </w:pPr>
+            <w:r>
+              <w:rPr>
+                <w:rFonts w:ascii="Times New Roman" w:hAnsi="Times New Roman"/>
+                <w:sz w:val="26"/>
+              </w:rPr>
+            </w:r>
           </w:p>
         </w:tc>
         <w:tc>
@@ -9457,6 +10241,12 @@
                 <w:szCs w:val="26"/>
               </w:rPr>
             </w:pPr>
+            <w:r>
+              <w:rPr>
+                <w:rFonts w:ascii="Times New Roman" w:hAnsi="Times New Roman"/>
+                <w:sz w:val="26"/>
+              </w:rPr>
+            </w:r>
           </w:p>
         </w:tc>
         <w:tc>
@@ -9478,6 +10268,12 @@
                 <w:szCs w:val="26"/>
               </w:rPr>
             </w:pPr>
+            <w:r>
+              <w:rPr>
+                <w:rFonts w:ascii="Times New Roman" w:hAnsi="Times New Roman"/>
+                <w:sz w:val="26"/>
+              </w:rPr>
+            </w:r>
           </w:p>
         </w:tc>
         <w:tc>
@@ -9499,6 +10295,12 @@
                 <w:szCs w:val="26"/>
               </w:rPr>
             </w:pPr>
+            <w:r>
+              <w:rPr>
+                <w:rFonts w:ascii="Times New Roman" w:hAnsi="Times New Roman"/>
+                <w:sz w:val="26"/>
+              </w:rPr>
+            </w:r>
           </w:p>
         </w:tc>
       </w:tr>
@@ -9575,6 +10377,12 @@
                 <w:szCs w:val="26"/>
               </w:rPr>
             </w:pPr>
+            <w:r>
+              <w:rPr>
+                <w:rFonts w:ascii="Times New Roman" w:hAnsi="Times New Roman"/>
+                <w:sz w:val="26"/>
+              </w:rPr>
+            </w:r>
           </w:p>
         </w:tc>
         <w:tc>
@@ -9596,6 +10404,12 @@
                 <w:szCs w:val="26"/>
               </w:rPr>
             </w:pPr>
+            <w:r>
+              <w:rPr>
+                <w:rFonts w:ascii="Times New Roman" w:hAnsi="Times New Roman"/>
+                <w:sz w:val="26"/>
+              </w:rPr>
+            </w:r>
           </w:p>
         </w:tc>
         <w:tc>
@@ -9617,6 +10431,12 @@
                 <w:szCs w:val="26"/>
               </w:rPr>
             </w:pPr>
+            <w:r>
+              <w:rPr>
+                <w:rFonts w:ascii="Times New Roman" w:hAnsi="Times New Roman"/>
+                <w:sz w:val="26"/>
+              </w:rPr>
+            </w:r>
           </w:p>
         </w:tc>
         <w:tc>
@@ -9638,6 +10458,12 @@
                 <w:szCs w:val="26"/>
               </w:rPr>
             </w:pPr>
+            <w:r>
+              <w:rPr>
+                <w:rFonts w:ascii="Times New Roman" w:hAnsi="Times New Roman"/>
+                <w:sz w:val="26"/>
+              </w:rPr>
+            </w:r>
           </w:p>
         </w:tc>
         <w:tc>
@@ -9659,6 +10485,12 @@
                 <w:szCs w:val="26"/>
               </w:rPr>
             </w:pPr>
+            <w:r>
+              <w:rPr>
+                <w:rFonts w:ascii="Times New Roman" w:hAnsi="Times New Roman"/>
+                <w:sz w:val="26"/>
+              </w:rPr>
+            </w:r>
           </w:p>
         </w:tc>
       </w:tr>
@@ -9753,6 +10585,27 @@
               <w:br/>
               <w:t>…………………………………………………………………</w:t>
             </w:r>
+            <w:r>
+              <w:rPr>
+                <w:rFonts w:ascii="Times New Roman" w:hAnsi="Times New Roman" w:cs="Times New Roman"/>
+                <w:sz w:val="26"/>
+                <w:szCs w:val="26"/>
+              </w:rPr>
+            </w:r>
+            <w:r>
+              <w:rPr>
+                <w:rFonts w:ascii="Times New Roman" w:hAnsi="Times New Roman" w:cs="Times New Roman"/>
+                <w:sz w:val="26"/>
+                <w:szCs w:val="26"/>
+              </w:rPr>
+            </w:r>
+            <w:r>
+              <w:rPr>
+                <w:rFonts w:ascii="Times New Roman" w:hAnsi="Times New Roman" w:cs="Times New Roman"/>
+                <w:sz w:val="26"/>
+                <w:szCs w:val="26"/>
+              </w:rPr>
+            </w:r>
           </w:p>
         </w:tc>
         <w:tc>
@@ -9774,49 +10627,30 @@
                 <w:sz w:val="26"/>
               </w:rPr>
               <w:t>Ngày 4 tháng 9 năm 2026</w:t>
-            </w:r>
-            <w:r>
-              <w:rPr>
-                <w:rFonts w:ascii="Times New Roman" w:hAnsi="Times New Roman"/>
-                <w:sz w:val="26"/>
-              </w:rPr>
               <w:br/>
+            </w:r>
+            <w:r>
+              <w:rPr>
+                <w:rFonts w:ascii="Times New Roman" w:hAnsi="Times New Roman"/>
+                <w:sz w:val="26"/>
+              </w:rPr>
               <w:t>Tổ trưởng</w:t>
-            </w:r>
-            <w:r>
-              <w:rPr>
-                <w:rFonts w:ascii="Times New Roman" w:hAnsi="Times New Roman"/>
-                <w:sz w:val="26"/>
-              </w:rPr>
               <w:br/>
-            </w:r>
-            <w:r>
-              <w:rPr>
-                <w:rFonts w:ascii="Times New Roman" w:hAnsi="Times New Roman"/>
-                <w:sz w:val="26"/>
-              </w:rPr>
               <w:br/>
-            </w:r>
-            <w:r>
-              <w:rPr>
-                <w:rFonts w:ascii="Times New Roman" w:hAnsi="Times New Roman"/>
-                <w:sz w:val="26"/>
-              </w:rPr>
               <w:br/>
-            </w:r>
-            <w:r>
-              <w:rPr>
-                <w:rFonts w:ascii="Times New Roman" w:hAnsi="Times New Roman"/>
-                <w:sz w:val="26"/>
-              </w:rPr>
               <w:br/>
+            </w:r>
+            <w:r>
+              <w:rPr>
+                <w:rFonts w:ascii="Times New Roman" w:hAnsi="Times New Roman"/>
+                <w:sz w:val="26"/>
+              </w:rPr>
               <w:t>Nguyễn Thị Ngọc</w:t>
             </w:r>
           </w:p>
         </w:tc>
       </w:tr>
     </w:tbl>
-    <w:p/>
     <w:sectPr>
       <w:headerReference w:type="default" r:id="rId7"/>
       <w:footerReference w:type="default" r:id="rId8"/>
@@ -9831,7 +10665,7 @@
 </file>
 
 <file path=word/endnotes.xml><?xml version="1.0" encoding="utf-8"?>
-<w:endnotes xmlns:wpc="http://schemas.microsoft.com/office/word/2010/wordprocessingCanvas" xmlns:cx="http://schemas.microsoft.com/office/drawing/2014/chartex" xmlns:cx1="http://schemas.microsoft.com/office/drawing/2015/9/8/chartex" xmlns:cx2="http://schemas.microsoft.com/office/drawing/2015/10/21/chartex" xmlns:cx3="http://schemas.microsoft.com/office/drawing/2016/5/9/chartex" xmlns:cx4="http://schemas.microsoft.com/office/drawing/2016/5/10/chartex" xmlns:cx5="http://schemas.microsoft.com/office/drawing/2016/5/11/chartex" xmlns:cx6="http://schemas.microsoft.com/office/drawing/2016/5/12/chartex" xmlns:cx7="http://schemas.microsoft.com/office/drawing/2016/5/13/chartex" xmlns:cx8="http://schemas.microsoft.com/office/drawing/2016/5/14/chartex" xmlns:mc="http://schemas.openxmlformats.org/markup-compatibility/2006" xmlns:aink="http://schemas.microsoft.com/office/drawing/2016/ink" xmlns:am3d="http://schemas.microsoft.com/office/drawing/2017/model3d" xmlns:o="urn:schemas-microsoft-com:office:office" xmlns:oel="http://schemas.microsoft.com/office/2019/extlst" xmlns:r="http://schemas.openxmlformats.org/officeDocument/2006/relationships" xmlns:m="http://schemas.openxmlformats.org/officeDocument/2006/math" xmlns:v="urn:schemas-microsoft-com:vml" xmlns:wp14="http://schemas.microsoft.com/office/word/2010/wordprocessingDrawing" xmlns:wp="http://schemas.openxmlformats.org/drawingml/2006/wordprocessingDrawing" xmlns:w10="urn:schemas-microsoft-com:office:word" xmlns:w="http://schemas.openxmlformats.org/wordprocessingml/2006/main" xmlns:w14="http://schemas.microsoft.com/office/word/2010/wordml" xmlns:w15="http://schemas.microsoft.com/office/word/2012/wordml" xmlns:w16cex="http://schemas.microsoft.com/office/word/2018/wordml/cex" xmlns:w16cid="http://schemas.microsoft.com/office/word/2016/wordml/cid" xmlns:w16="http://schemas.microsoft.com/office/word/2018/wordml" xmlns:w16du="http://schemas.microsoft.com/office/word/2023/wordml/word16du" xmlns:w16sdtdh="http://schemas.microsoft.com/office/word/2020/wordml/sdtdatahash" xmlns:w16sdtfl="http://schemas.microsoft.com/office/word/2024/wordml/sdtformatlock" xmlns:w16se="http://schemas.microsoft.com/office/word/2015/wordml/symex" xmlns:wpg="http://schemas.microsoft.com/office/word/2010/wordprocessingGroup" xmlns:wpi="http://schemas.microsoft.com/office/word/2010/wordprocessingInk" xmlns:wne="http://schemas.microsoft.com/office/word/2006/wordml" xmlns:wps="http://schemas.microsoft.com/office/word/2010/wordprocessingShape" mc:Ignorable="w14 w15 w16se w16cid w16 w16cex w16sdtdh w16sdtfl w16du wp14">
+<w:endnotes xmlns:wpc="http://schemas.microsoft.com/office/word/2010/wordprocessingCanvas" xmlns:cx="http://schemas.microsoft.com/office/drawing/2014/chartex" xmlns:cx1="http://schemas.microsoft.com/office/drawing/2015/9/8/chartex" xmlns:cx2="http://schemas.microsoft.com/office/drawing/2015/10/21/chartex" xmlns:cx3="http://schemas.microsoft.com/office/drawing/2016/5/9/chartex" xmlns:cx4="http://schemas.microsoft.com/office/drawing/2016/5/10/chartex" xmlns:cx5="http://schemas.microsoft.com/office/drawing/2016/5/11/chartex" xmlns:cx6="http://schemas.microsoft.com/office/drawing/2016/5/12/chartex" xmlns:cx7="http://schemas.microsoft.com/office/drawing/2016/5/13/chartex" xmlns:cx8="http://schemas.microsoft.com/office/drawing/2016/5/14/chartex" xmlns:mc="http://schemas.openxmlformats.org/markup-compatibility/2006" xmlns:aink="http://schemas.microsoft.com/office/drawing/2016/ink" xmlns:am3d="http://schemas.microsoft.com/office/drawing/2017/model3d" xmlns:o="urn:schemas-microsoft-com:office:office" xmlns:oel="http://schemas.microsoft.com/office/2019/extlst" xmlns:r="http://schemas.openxmlformats.org/officeDocument/2006/relationships" xmlns:m="http://schemas.openxmlformats.org/officeDocument/2006/math" xmlns:v="urn:schemas-microsoft-com:vml" xmlns:wp14="http://schemas.microsoft.com/office/word/2010/wordprocessingDrawing" xmlns:wp="http://schemas.openxmlformats.org/drawingml/2006/wordprocessingDrawing" xmlns:w10="urn:schemas-microsoft-com:office:word" xmlns:w="http://schemas.openxmlformats.org/wordprocessingml/2006/main" xmlns:w14="http://schemas.microsoft.com/office/word/2010/wordml" xmlns:w15="http://schemas.microsoft.com/office/word/2012/wordml" xmlns:w16cei="http://schemas.microsoft.com/office/word/2026/wordml/cei" xmlns:w16cex="http://schemas.microsoft.com/office/word/2018/wordml/cex" xmlns:w16cid="http://schemas.microsoft.com/office/word/2016/wordml/cid" xmlns:w16="http://schemas.microsoft.com/office/word/2018/wordml" xmlns:w16du="http://schemas.microsoft.com/office/word/2023/wordml/word16du" xmlns:w16sdtdh="http://schemas.microsoft.com/office/word/2020/wordml/sdtdatahash" xmlns:w16sdtfl="http://schemas.microsoft.com/office/word/2024/wordml/sdtformatlock" xmlns:w16se="http://schemas.microsoft.com/office/word/2015/wordml/symex" xmlns:wpg="http://schemas.microsoft.com/office/word/2010/wordprocessingGroup" xmlns:wpi="http://schemas.microsoft.com/office/word/2010/wordprocessingInk" xmlns:wne="http://schemas.microsoft.com/office/word/2006/wordml" xmlns:wps="http://schemas.microsoft.com/office/word/2010/wordprocessingShape" mc:Ignorable="w14 w15 w16se w16cid w16 w16cex w16sdtdh w16sdtfl w16du wp14">
   <w:endnote w:type="separator" w:id="-1">
     <w:p>
       <w:pPr>
@@ -9856,7 +10690,7 @@
 </file>
 
 <file path=word/footer1.xml><?xml version="1.0" encoding="utf-8"?>
-<w:ftr xmlns:wpc="http://schemas.microsoft.com/office/word/2010/wordprocessingCanvas" xmlns:cx="http://schemas.microsoft.com/office/drawing/2014/chartex" xmlns:cx1="http://schemas.microsoft.com/office/drawing/2015/9/8/chartex" xmlns:cx2="http://schemas.microsoft.com/office/drawing/2015/10/21/chartex" xmlns:cx3="http://schemas.microsoft.com/office/drawing/2016/5/9/chartex" xmlns:cx4="http://schemas.microsoft.com/office/drawing/2016/5/10/chartex" xmlns:cx5="http://schemas.microsoft.com/office/drawing/2016/5/11/chartex" xmlns:cx6="http://schemas.microsoft.com/office/drawing/2016/5/12/chartex" xmlns:cx7="http://schemas.microsoft.com/office/drawing/2016/5/13/chartex" xmlns:cx8="http://schemas.microsoft.com/office/drawing/2016/5/14/chartex" xmlns:mc="http://schemas.openxmlformats.org/markup-compatibility/2006" xmlns:aink="http://schemas.microsoft.com/office/drawing/2016/ink" xmlns:am3d="http://schemas.microsoft.com/office/drawing/2017/model3d" xmlns:o="urn:schemas-microsoft-com:office:office" xmlns:oel="http://schemas.microsoft.com/office/2019/extlst" xmlns:r="http://schemas.openxmlformats.org/officeDocument/2006/relationships" xmlns:m="http://schemas.openxmlformats.org/officeDocument/2006/math" xmlns:v="urn:schemas-microsoft-com:vml" xmlns:wp14="http://schemas.microsoft.com/office/word/2010/wordprocessingDrawing" xmlns:wp="http://schemas.openxmlformats.org/drawingml/2006/wordprocessingDrawing" xmlns:w10="urn:schemas-microsoft-com:office:word" xmlns:w="http://schemas.openxmlformats.org/wordprocessingml/2006/main" xmlns:w14="http://schemas.microsoft.com/office/word/2010/wordml" xmlns:w15="http://schemas.microsoft.com/office/word/2012/wordml" xmlns:w16cex="http://schemas.microsoft.com/office/word/2018/wordml/cex" xmlns:w16cid="http://schemas.microsoft.com/office/word/2016/wordml/cid" xmlns:w16="http://schemas.microsoft.com/office/word/2018/wordml" xmlns:w16du="http://schemas.microsoft.com/office/word/2023/wordml/word16du" xmlns:w16sdtdh="http://schemas.microsoft.com/office/word/2020/wordml/sdtdatahash" xmlns:w16sdtfl="http://schemas.microsoft.com/office/word/2024/wordml/sdtformatlock" xmlns:w16se="http://schemas.microsoft.com/office/word/2015/wordml/symex" xmlns:wpg="http://schemas.microsoft.com/office/word/2010/wordprocessingGroup" xmlns:wpi="http://schemas.microsoft.com/office/word/2010/wordprocessingInk" xmlns:wne="http://schemas.microsoft.com/office/word/2006/wordml" xmlns:wps="http://schemas.microsoft.com/office/word/2010/wordprocessingShape" mc:Ignorable="w14 w15 w16se w16cid w16 w16cex w16sdtdh w16sdtfl w16du wp14">
+<w:ftr xmlns:wpc="http://schemas.microsoft.com/office/word/2010/wordprocessingCanvas" xmlns:cx="http://schemas.microsoft.com/office/drawing/2014/chartex" xmlns:cx1="http://schemas.microsoft.com/office/drawing/2015/9/8/chartex" xmlns:cx2="http://schemas.microsoft.com/office/drawing/2015/10/21/chartex" xmlns:cx3="http://schemas.microsoft.com/office/drawing/2016/5/9/chartex" xmlns:cx4="http://schemas.microsoft.com/office/drawing/2016/5/10/chartex" xmlns:cx5="http://schemas.microsoft.com/office/drawing/2016/5/11/chartex" xmlns:cx6="http://schemas.microsoft.com/office/drawing/2016/5/12/chartex" xmlns:cx7="http://schemas.microsoft.com/office/drawing/2016/5/13/chartex" xmlns:cx8="http://schemas.microsoft.com/office/drawing/2016/5/14/chartex" xmlns:mc="http://schemas.openxmlformats.org/markup-compatibility/2006" xmlns:aink="http://schemas.microsoft.com/office/drawing/2016/ink" xmlns:am3d="http://schemas.microsoft.com/office/drawing/2017/model3d" xmlns:o="urn:schemas-microsoft-com:office:office" xmlns:oel="http://schemas.microsoft.com/office/2019/extlst" xmlns:r="http://schemas.openxmlformats.org/officeDocument/2006/relationships" xmlns:m="http://schemas.openxmlformats.org/officeDocument/2006/math" xmlns:v="urn:schemas-microsoft-com:vml" xmlns:wp14="http://schemas.microsoft.com/office/word/2010/wordprocessingDrawing" xmlns:wp="http://schemas.openxmlformats.org/drawingml/2006/wordprocessingDrawing" xmlns:w10="urn:schemas-microsoft-com:office:word" xmlns:w="http://schemas.openxmlformats.org/wordprocessingml/2006/main" xmlns:w14="http://schemas.microsoft.com/office/word/2010/wordml" xmlns:w15="http://schemas.microsoft.com/office/word/2012/wordml" xmlns:w16cei="http://schemas.microsoft.com/office/word/2026/wordml/cei" xmlns:w16cex="http://schemas.microsoft.com/office/word/2018/wordml/cex" xmlns:w16cid="http://schemas.microsoft.com/office/word/2016/wordml/cid" xmlns:w16="http://schemas.microsoft.com/office/word/2018/wordml" xmlns:w16du="http://schemas.microsoft.com/office/word/2023/wordml/word16du" xmlns:w16sdtdh="http://schemas.microsoft.com/office/word/2020/wordml/sdtdatahash" xmlns:w16sdtfl="http://schemas.microsoft.com/office/word/2024/wordml/sdtformatlock" xmlns:w16se="http://schemas.microsoft.com/office/word/2015/wordml/symex" xmlns:wpg="http://schemas.microsoft.com/office/word/2010/wordprocessingGroup" xmlns:wpi="http://schemas.microsoft.com/office/word/2010/wordprocessingInk" xmlns:wne="http://schemas.microsoft.com/office/word/2006/wordml" xmlns:wps="http://schemas.microsoft.com/office/word/2010/wordprocessingShape" mc:Ignorable="w14 w15 w16se w16cid w16 w16cex w16sdtdh w16sdtfl w16du wp14">
   <w:p>
     <w:pPr>
       <w:pBdr>
@@ -9935,7 +10769,7 @@
 </file>
 
 <file path=word/footnotes.xml><?xml version="1.0" encoding="utf-8"?>
-<w:footnotes xmlns:wpc="http://schemas.microsoft.com/office/word/2010/wordprocessingCanvas" xmlns:cx="http://schemas.microsoft.com/office/drawing/2014/chartex" xmlns:cx1="http://schemas.microsoft.com/office/drawing/2015/9/8/chartex" xmlns:cx2="http://schemas.microsoft.com/office/drawing/2015/10/21/chartex" xmlns:cx3="http://schemas.microsoft.com/office/drawing/2016/5/9/chartex" xmlns:cx4="http://schemas.microsoft.com/office/drawing/2016/5/10/chartex" xmlns:cx5="http://schemas.microsoft.com/office/drawing/2016/5/11/chartex" xmlns:cx6="http://schemas.microsoft.com/office/drawing/2016/5/12/chartex" xmlns:cx7="http://schemas.microsoft.com/office/drawing/2016/5/13/chartex" xmlns:cx8="http://schemas.microsoft.com/office/drawing/2016/5/14/chartex" xmlns:mc="http://schemas.openxmlformats.org/markup-compatibility/2006" xmlns:aink="http://schemas.microsoft.com/office/drawing/2016/ink" xmlns:am3d="http://schemas.microsoft.com/office/drawing/2017/model3d" xmlns:o="urn:schemas-microsoft-com:office:office" xmlns:oel="http://schemas.microsoft.com/office/2019/extlst" xmlns:r="http://schemas.openxmlformats.org/officeDocument/2006/relationships" xmlns:m="http://schemas.openxmlformats.org/officeDocument/2006/math" xmlns:v="urn:schemas-microsoft-com:vml" xmlns:wp14="http://schemas.microsoft.com/office/word/2010/wordprocessingDrawing" xmlns:wp="http://schemas.openxmlformats.org/drawingml/2006/wordprocessingDrawing" xmlns:w10="urn:schemas-microsoft-com:office:word" xmlns:w="http://schemas.openxmlformats.org/wordprocessingml/2006/main" xmlns:w14="http://schemas.microsoft.com/office/word/2010/wordml" xmlns:w15="http://schemas.microsoft.com/office/word/2012/wordml" xmlns:w16cex="http://schemas.microsoft.com/office/word/2018/wordml/cex" xmlns:w16cid="http://schemas.microsoft.com/office/word/2016/wordml/cid" xmlns:w16="http://schemas.microsoft.com/office/word/2018/wordml" xmlns:w16du="http://schemas.microsoft.com/office/word/2023/wordml/word16du" xmlns:w16sdtdh="http://schemas.microsoft.com/office/word/2020/wordml/sdtdatahash" xmlns:w16sdtfl="http://schemas.microsoft.com/office/word/2024/wordml/sdtformatlock" xmlns:w16se="http://schemas.microsoft.com/office/word/2015/wordml/symex" xmlns:wpg="http://schemas.microsoft.com/office/word/2010/wordprocessingGroup" xmlns:wpi="http://schemas.microsoft.com/office/word/2010/wordprocessingInk" xmlns:wne="http://schemas.microsoft.com/office/word/2006/wordml" xmlns:wps="http://schemas.microsoft.com/office/word/2010/wordprocessingShape" mc:Ignorable="w14 w15 w16se w16cid w16 w16cex w16sdtdh w16sdtfl w16du wp14">
+<w:footnotes xmlns:wpc="http://schemas.microsoft.com/office/word/2010/wordprocessingCanvas" xmlns:cx="http://schemas.microsoft.com/office/drawing/2014/chartex" xmlns:cx1="http://schemas.microsoft.com/office/drawing/2015/9/8/chartex" xmlns:cx2="http://schemas.microsoft.com/office/drawing/2015/10/21/chartex" xmlns:cx3="http://schemas.microsoft.com/office/drawing/2016/5/9/chartex" xmlns:cx4="http://schemas.microsoft.com/office/drawing/2016/5/10/chartex" xmlns:cx5="http://schemas.microsoft.com/office/drawing/2016/5/11/chartex" xmlns:cx6="http://schemas.microsoft.com/office/drawing/2016/5/12/chartex" xmlns:cx7="http://schemas.microsoft.com/office/drawing/2016/5/13/chartex" xmlns:cx8="http://schemas.microsoft.com/office/drawing/2016/5/14/chartex" xmlns:mc="http://schemas.openxmlformats.org/markup-compatibility/2006" xmlns:aink="http://schemas.microsoft.com/office/drawing/2016/ink" xmlns:am3d="http://schemas.microsoft.com/office/drawing/2017/model3d" xmlns:o="urn:schemas-microsoft-com:office:office" xmlns:oel="http://schemas.microsoft.com/office/2019/extlst" xmlns:r="http://schemas.openxmlformats.org/officeDocument/2006/relationships" xmlns:m="http://schemas.openxmlformats.org/officeDocument/2006/math" xmlns:v="urn:schemas-microsoft-com:vml" xmlns:wp14="http://schemas.microsoft.com/office/word/2010/wordprocessingDrawing" xmlns:wp="http://schemas.openxmlformats.org/drawingml/2006/wordprocessingDrawing" xmlns:w10="urn:schemas-microsoft-com:office:word" xmlns:w="http://schemas.openxmlformats.org/wordprocessingml/2006/main" xmlns:w14="http://schemas.microsoft.com/office/word/2010/wordml" xmlns:w15="http://schemas.microsoft.com/office/word/2012/wordml" xmlns:w16cei="http://schemas.microsoft.com/office/word/2026/wordml/cei" xmlns:w16cex="http://schemas.microsoft.com/office/word/2018/wordml/cex" xmlns:w16cid="http://schemas.microsoft.com/office/word/2016/wordml/cid" xmlns:w16="http://schemas.microsoft.com/office/word/2018/wordml" xmlns:w16du="http://schemas.microsoft.com/office/word/2023/wordml/word16du" xmlns:w16sdtdh="http://schemas.microsoft.com/office/word/2020/wordml/sdtdatahash" xmlns:w16sdtfl="http://schemas.microsoft.com/office/word/2024/wordml/sdtformatlock" xmlns:w16se="http://schemas.microsoft.com/office/word/2015/wordml/symex" xmlns:wpg="http://schemas.microsoft.com/office/word/2010/wordprocessingGroup" xmlns:wpi="http://schemas.microsoft.com/office/word/2010/wordprocessingInk" xmlns:wne="http://schemas.microsoft.com/office/word/2006/wordml" xmlns:wps="http://schemas.microsoft.com/office/word/2010/wordprocessingShape" mc:Ignorable="w14 w15 w16se w16cid w16 w16cex w16sdtdh w16sdtfl w16du wp14">
   <w:footnote w:type="separator" w:id="-1">
     <w:p>
       <w:pPr>
@@ -9960,7 +10794,7 @@
 </file>
 
 <file path=word/header1.xml><?xml version="1.0" encoding="utf-8"?>
-<w:hdr xmlns:wpc="http://schemas.microsoft.com/office/word/2010/wordprocessingCanvas" xmlns:cx="http://schemas.microsoft.com/office/drawing/2014/chartex" xmlns:cx1="http://schemas.microsoft.com/office/drawing/2015/9/8/chartex" xmlns:cx2="http://schemas.microsoft.com/office/drawing/2015/10/21/chartex" xmlns:cx3="http://schemas.microsoft.com/office/drawing/2016/5/9/chartex" xmlns:cx4="http://schemas.microsoft.com/office/drawing/2016/5/10/chartex" xmlns:cx5="http://schemas.microsoft.com/office/drawing/2016/5/11/chartex" xmlns:cx6="http://schemas.microsoft.com/office/drawing/2016/5/12/chartex" xmlns:cx7="http://schemas.microsoft.com/office/drawing/2016/5/13/chartex" xmlns:cx8="http://schemas.microsoft.com/office/drawing/2016/5/14/chartex" xmlns:mc="http://schemas.openxmlformats.org/markup-compatibility/2006" xmlns:aink="http://schemas.microsoft.com/office/drawing/2016/ink" xmlns:am3d="http://schemas.microsoft.com/office/drawing/2017/model3d" xmlns:o="urn:schemas-microsoft-com:office:office" xmlns:oel="http://schemas.microsoft.com/office/2019/extlst" xmlns:r="http://schemas.openxmlformats.org/officeDocument/2006/relationships" xmlns:m="http://schemas.openxmlformats.org/officeDocument/2006/math" xmlns:v="urn:schemas-microsoft-com:vml" xmlns:wp14="http://schemas.microsoft.com/office/word/2010/wordprocessingDrawing" xmlns:wp="http://schemas.openxmlformats.org/drawingml/2006/wordprocessingDrawing" xmlns:w10="urn:schemas-microsoft-com:office:word" xmlns:w="http://schemas.openxmlformats.org/wordprocessingml/2006/main" xmlns:w14="http://schemas.microsoft.com/office/word/2010/wordml" xmlns:w15="http://schemas.microsoft.com/office/word/2012/wordml" xmlns:w16cex="http://schemas.microsoft.com/office/word/2018/wordml/cex" xmlns:w16cid="http://schemas.microsoft.com/office/word/2016/wordml/cid" xmlns:w16="http://schemas.microsoft.com/office/word/2018/wordml" xmlns:w16du="http://schemas.microsoft.com/office/word/2023/wordml/word16du" xmlns:w16sdtdh="http://schemas.microsoft.com/office/word/2020/wordml/sdtdatahash" xmlns:w16sdtfl="http://schemas.microsoft.com/office/word/2024/wordml/sdtformatlock" xmlns:w16se="http://schemas.microsoft.com/office/word/2015/wordml/symex" xmlns:wpg="http://schemas.microsoft.com/office/word/2010/wordprocessingGroup" xmlns:wpi="http://schemas.microsoft.com/office/word/2010/wordprocessingInk" xmlns:wne="http://schemas.microsoft.com/office/word/2006/wordml" xmlns:wps="http://schemas.microsoft.com/office/word/2010/wordprocessingShape" mc:Ignorable="w14 w15 w16se w16cid w16 w16cex w16sdtdh w16sdtfl w16du wp14">
+<w:hdr xmlns:wpc="http://schemas.microsoft.com/office/word/2010/wordprocessingCanvas" xmlns:cx="http://schemas.microsoft.com/office/drawing/2014/chartex" xmlns:cx1="http://schemas.microsoft.com/office/drawing/2015/9/8/chartex" xmlns:cx2="http://schemas.microsoft.com/office/drawing/2015/10/21/chartex" xmlns:cx3="http://schemas.microsoft.com/office/drawing/2016/5/9/chartex" xmlns:cx4="http://schemas.microsoft.com/office/drawing/2016/5/10/chartex" xmlns:cx5="http://schemas.microsoft.com/office/drawing/2016/5/11/chartex" xmlns:cx6="http://schemas.microsoft.com/office/drawing/2016/5/12/chartex" xmlns:cx7="http://schemas.microsoft.com/office/drawing/2016/5/13/chartex" xmlns:cx8="http://schemas.microsoft.com/office/drawing/2016/5/14/chartex" xmlns:mc="http://schemas.openxmlformats.org/markup-compatibility/2006" xmlns:aink="http://schemas.microsoft.com/office/drawing/2016/ink" xmlns:am3d="http://schemas.microsoft.com/office/drawing/2017/model3d" xmlns:o="urn:schemas-microsoft-com:office:office" xmlns:oel="http://schemas.microsoft.com/office/2019/extlst" xmlns:r="http://schemas.openxmlformats.org/officeDocument/2006/relationships" xmlns:m="http://schemas.openxmlformats.org/officeDocument/2006/math" xmlns:v="urn:schemas-microsoft-com:vml" xmlns:wp14="http://schemas.microsoft.com/office/word/2010/wordprocessingDrawing" xmlns:wp="http://schemas.openxmlformats.org/drawingml/2006/wordprocessingDrawing" xmlns:w10="urn:schemas-microsoft-com:office:word" xmlns:w="http://schemas.openxmlformats.org/wordprocessingml/2006/main" xmlns:w14="http://schemas.microsoft.com/office/word/2010/wordml" xmlns:w15="http://schemas.microsoft.com/office/word/2012/wordml" xmlns:w16cei="http://schemas.microsoft.com/office/word/2026/wordml/cei" xmlns:w16cex="http://schemas.microsoft.com/office/word/2018/wordml/cex" xmlns:w16cid="http://schemas.microsoft.com/office/word/2016/wordml/cid" xmlns:w16="http://schemas.microsoft.com/office/word/2018/wordml" xmlns:w16du="http://schemas.microsoft.com/office/word/2023/wordml/word16du" xmlns:w16sdtdh="http://schemas.microsoft.com/office/word/2020/wordml/sdtdatahash" xmlns:w16sdtfl="http://schemas.microsoft.com/office/word/2024/wordml/sdtformatlock" xmlns:w16se="http://schemas.microsoft.com/office/word/2015/wordml/symex" xmlns:wpg="http://schemas.microsoft.com/office/word/2010/wordprocessingGroup" xmlns:wpi="http://schemas.microsoft.com/office/word/2010/wordprocessingInk" xmlns:wne="http://schemas.microsoft.com/office/word/2006/wordml" xmlns:wps="http://schemas.microsoft.com/office/word/2010/wordprocessingShape" mc:Ignorable="w14 w15 w16se w16cid w16 w16cex w16sdtdh w16sdtfl w16du wp14">
   <w:p>
     <w:pPr>
       <w:pStyle w:val="Header"/>
